--- a/strategy/TwinMaq-Marketing-Sales-Strategy.docx
+++ b/strategy/TwinMaq-Marketing-Sales-Strategy.docx
@@ -76,7 +76,7 @@
     </w:p>
     <w:p>
       <w:pPr>
-        <w:spacing w:before="400" w:after="400"/>
+        <w:spacing w:before="80" w:after="80"/>
         <w:ind w:left="1200" w:right="1200"/>
         <w:jc w:val="center"/>
         <w:rPr>
@@ -415,16 +415,7 @@
           <w:sz w:val="19"/>
           <w:szCs w:val="19"/>
         </w:rPr>
-        <w:t xml:space="preserve">Positioning &amp; </w:t>
-      </w:r>
-      <w:r>
-        <w:rPr>
-          <w:rFonts w:ascii="Calibri" w:eastAsia="Times New Roman" w:hAnsi="Calibri" w:cs="Calibri"/>
-          <w:color w:val="1A1A1A"/>
-          <w:sz w:val="19"/>
-          <w:szCs w:val="19"/>
-        </w:rPr>
-        <w:t>Messaging Framework</w:t>
+        <w:t>Positioning &amp; Messaging Framework</w:t>
       </w:r>
     </w:p>
     <w:p>
@@ -843,13 +834,7 @@
         <w:rPr>
           <w:rFonts w:ascii="Calibri" w:eastAsia="Times New Roman" w:hAnsi="Calibri" w:cs="Calibri"/>
         </w:rPr>
-        <w:t xml:space="preserve">01   Strategic Foundation &amp; </w:t>
-      </w:r>
-      <w:r>
-        <w:rPr>
-          <w:rFonts w:ascii="Calibri" w:eastAsia="Times New Roman" w:hAnsi="Calibri" w:cs="Calibri"/>
-        </w:rPr>
-        <w:t>Revenue Targets</w:t>
+        <w:t>01   Strategic Foundation &amp; Revenue Targets</w:t>
       </w:r>
     </w:p>
     <w:p>
@@ -6963,16 +6948,7 @@
                 <w:sz w:val="19"/>
                 <w:szCs w:val="19"/>
               </w:rPr>
-              <w:t xml:space="preserve"> </w:t>
-            </w:r>
-            <w:r>
-              <w:rPr>
-                <w:rFonts w:ascii="Calibri" w:eastAsia="Times New Roman" w:hAnsi="Calibri" w:cs="Calibri"/>
-                <w:color w:val="1A1A1A"/>
-                <w:sz w:val="19"/>
-                <w:szCs w:val="19"/>
-              </w:rPr>
-              <w:t>— local entity, local contracts</w:t>
+              <w:t xml:space="preserve"> — local entity, local contracts</w:t>
             </w:r>
           </w:p>
         </w:tc>
@@ -8217,6 +8193,7 @@
                 <w:sz w:val="19"/>
                 <w:szCs w:val="19"/>
               </w:rPr>
+              <w:lastRenderedPageBreak/>
               <w:t>Trigger Events</w:t>
             </w:r>
           </w:p>
@@ -10111,6 +10088,7 @@
                 <w:rFonts w:ascii="Segoe UI Emoji" w:eastAsia="Times New Roman" w:hAnsi="Segoe UI Emoji" w:cs="Segoe UI Emoji"/>
                 <w:color w:val="1A1A1A"/>
               </w:rPr>
+              <w:lastRenderedPageBreak/>
               <w:t>🟡</w:t>
             </w:r>
             <w:r>
@@ -11125,6 +11103,7 @@
           <w:szCs w:val="20"/>
         </w:rPr>
         <w:br/>
+        <w:t xml:space="preserve">Buyers choose flooring, wall finishes, and fixtures inside the platform — in real time, before signing. No PropTech </w:t>
       </w:r>
       <w:r>
         <w:rPr>
@@ -11133,7 +11112,8 @@
           <w:sz w:val="20"/>
           <w:szCs w:val="20"/>
         </w:rPr>
-        <w:t>Buyers choose flooring, wall finishes, and fixtures inside the platform — in real time, before signing. No PropTech competitor or visualization platform in Saudi Arabia offers this. Creates ownership feeling pre-purchase and shortens the decision cycle.</w:t>
+        <w:lastRenderedPageBreak/>
+        <w:t>competitor or visualization platform in Saudi Arabia offers this. Creates ownership feeling pre-purchase and shortens the decision cycle.</w:t>
       </w:r>
     </w:p>
     <w:p>
@@ -11990,6 +11970,7 @@
                 <w:sz w:val="19"/>
                 <w:szCs w:val="19"/>
               </w:rPr>
+              <w:lastRenderedPageBreak/>
               <w:t>Item</w:t>
             </w:r>
           </w:p>
@@ -13277,6 +13258,7 @@
                 <w:sz w:val="19"/>
                 <w:szCs w:val="19"/>
               </w:rPr>
+              <w:lastRenderedPageBreak/>
               <w:t>Marketing Spend</w:t>
             </w:r>
           </w:p>
@@ -13697,14 +13679,6 @@
           <w:szCs w:val="20"/>
         </w:rPr>
         <w:br/>
-      </w:r>
-      <w:r>
-        <w:rPr>
-          <w:rFonts w:ascii="Calibri" w:eastAsia="Times New Roman" w:hAnsi="Calibri" w:cs="Calibri"/>
-          <w:color w:val="1A1A1A"/>
-          <w:sz w:val="20"/>
-          <w:szCs w:val="20"/>
-        </w:rPr>
         <w:t>Send WA-01 + EMAIL-01 simultaneously on Day 1. Log send date per lead. Schedule Day 3 follow-ups immediately in calendar.</w:t>
       </w:r>
     </w:p>
@@ -13912,6 +13886,7 @@
           <w:sz w:val="21"/>
           <w:szCs w:val="21"/>
         </w:rPr>
+        <w:lastRenderedPageBreak/>
         <w:t>Step 12 — Close first contract and kick off delivery</w:t>
       </w:r>
       <w:r>
@@ -15508,6 +15483,7 @@
                 <w:sz w:val="19"/>
                 <w:szCs w:val="19"/>
               </w:rPr>
+              <w:lastRenderedPageBreak/>
               <w:t>"We already use 3D renders"</w:t>
             </w:r>
           </w:p>
@@ -15875,13 +15851,7 @@
         <w:rPr>
           <w:rFonts w:ascii="Calibri" w:eastAsia="Times New Roman" w:hAnsi="Calibri" w:cs="Calibri"/>
         </w:rPr>
-        <w:t xml:space="preserve">09   </w:t>
-      </w:r>
-      <w:r>
-        <w:rPr>
-          <w:rFonts w:ascii="Calibri" w:eastAsia="Times New Roman" w:hAnsi="Calibri" w:cs="Calibri"/>
-        </w:rPr>
-        <w:t>Outreach Sequences &amp; Call-to-Actions</w:t>
+        <w:t>09   Outreach Sequences &amp; Call-to-Actions</w:t>
       </w:r>
     </w:p>
     <w:p>
@@ -17016,6 +16986,7 @@
           <w:szCs w:val="18"/>
           <w:rtl/>
         </w:rPr>
+        <w:lastRenderedPageBreak/>
         <w:t>مرحباً [الاسم]،</w:t>
       </w:r>
       <w:r>
@@ -17690,16 +17661,16 @@
           <w:sz w:val="18"/>
           <w:szCs w:val="18"/>
         </w:rPr>
-        <w:t xml:space="preserve"> Explore the full project in 3D </w:t>
-      </w:r>
-      <w:r>
-        <w:rPr>
-          <w:rFonts w:ascii="Courier New" w:eastAsia="Times New Roman" w:hAnsi="Courier New" w:cs="Courier New"/>
+        <w:t xml:space="preserve"> Explore the full project in 3D — location, surroundings, amenities </w:t>
+      </w:r>
+      <w:r>
+        <w:rPr>
+          <w:rFonts w:ascii="Segoe UI Emoji" w:eastAsia="Times New Roman" w:hAnsi="Segoe UI Emoji" w:cs="Segoe UI Emoji"/>
           <w:color w:val="1A1A1A"/>
           <w:sz w:val="18"/>
           <w:szCs w:val="18"/>
         </w:rPr>
-        <w:t>—</w:t>
+        <w:t>✅</w:t>
       </w:r>
       <w:r>
         <w:rPr>
@@ -17708,7 +17679,7 @@
           <w:sz w:val="18"/>
           <w:szCs w:val="18"/>
         </w:rPr>
-        <w:t xml:space="preserve"> location, surroundings, amenities </w:t>
+        <w:t xml:space="preserve"> Select and walk through individual unit layouts and floor plans </w:t>
       </w:r>
       <w:r>
         <w:rPr>
@@ -17726,7 +17697,7 @@
           <w:sz w:val="18"/>
           <w:szCs w:val="18"/>
         </w:rPr>
-        <w:t xml:space="preserve"> Select and walk through individual unit layouts and floor plans </w:t>
+        <w:t xml:space="preserve"> Customize materials &amp; finishes in real time (exclusive — no competitor offers this) </w:t>
       </w:r>
       <w:r>
         <w:rPr>
@@ -17744,43 +17715,17 @@
           <w:sz w:val="18"/>
           <w:szCs w:val="18"/>
         </w:rPr>
-        <w:t xml:space="preserve"> Customize materials &amp; finishes in real time (exclusive — no competitor offers this) </w:t>
-      </w:r>
-      <w:r>
-        <w:rPr>
-          <w:rFonts w:ascii="Segoe UI Emoji" w:eastAsia="Times New Roman" w:hAnsi="Segoe UI Emoji" w:cs="Segoe UI Emoji"/>
+        <w:t xml:space="preserve"> Register their interest at the unit level — directly generating sales leads We recently delivered this for a residential project </w:t>
+      </w:r>
+      <w:r>
+        <w:rPr>
+          <w:rFonts w:ascii="Courier New" w:eastAsia="Times New Roman" w:hAnsi="Courier New" w:cs="Courier New"/>
           <w:color w:val="1A1A1A"/>
           <w:sz w:val="18"/>
           <w:szCs w:val="18"/>
         </w:rPr>
-        <w:t>✅</w:t>
-      </w:r>
-      <w:r>
-        <w:rPr>
-          <w:rFonts w:ascii="Courier New" w:eastAsia="Times New Roman" w:hAnsi="Courier New" w:cs="Courier New"/>
-          <w:color w:val="1A1A1A"/>
-          <w:sz w:val="18"/>
-          <w:szCs w:val="18"/>
-        </w:rPr>
-        <w:t xml:space="preserve"> Register their interest at the unit level </w:t>
-      </w:r>
-      <w:r>
-        <w:rPr>
-          <w:rFonts w:ascii="Courier New" w:eastAsia="Times New Roman" w:hAnsi="Courier New" w:cs="Courier New"/>
-          <w:color w:val="1A1A1A"/>
-          <w:sz w:val="18"/>
-          <w:szCs w:val="18"/>
-        </w:rPr>
-        <w:t>—</w:t>
-      </w:r>
-      <w:r>
-        <w:rPr>
-          <w:rFonts w:ascii="Courier New" w:eastAsia="Times New Roman" w:hAnsi="Courier New" w:cs="Courier New"/>
-          <w:color w:val="1A1A1A"/>
-          <w:sz w:val="18"/>
-          <w:szCs w:val="18"/>
-        </w:rPr>
-        <w:t xml:space="preserve"> directly generating sales leads We recently delivered this for a residential project in Khobar (6 floors, 66 units) in 8 weeks. Would a 30-minute live demo be useful for your team? Best regards, [Your Name] | TwinMaq, Design Zone Engineering Solutions </w:t>
+        <w:lastRenderedPageBreak/>
+        <w:t xml:space="preserve">in Khobar (6 floors, 66 units) in 8 weeks. Would a 30-minute live demo be useful for your team? Best regards, [Your Name] | TwinMaq, Design Zone Engineering Solutions </w:t>
       </w:r>
       <w:r>
         <w:rPr>
@@ -17852,16 +17797,7 @@
           <w:sz w:val="18"/>
           <w:szCs w:val="18"/>
         </w:rPr>
-        <w:t>Subject: How a Khobar developer is showcasing 66 units with TwinMaq Dear [Name], We recently delivered TwinMaq for a residential development in Khobar — 6 floors, 66 units. The platform includes full 3D exterior, interactive masterplan, 360° amenity walkthroughs, unit selection with floor plans, interior walkthrough videos, and buyer lead registration. Delivered in 8 weeks. I'd love to show you how a similar solution could work for [Company Name]'s project. Are you available for a quick call this week? Best</w:t>
-      </w:r>
-      <w:r>
-        <w:rPr>
-          <w:rFonts w:ascii="Courier New" w:eastAsia="Times New Roman" w:hAnsi="Courier New" w:cs="Courier New"/>
-          <w:color w:val="1A1A1A"/>
-          <w:sz w:val="18"/>
-          <w:szCs w:val="18"/>
-        </w:rPr>
-        <w:t xml:space="preserve"> regards, [Your Name]</w:t>
+        <w:t>Subject: How a Khobar developer is showcasing 66 units with TwinMaq Dear [Name], We recently delivered TwinMaq for a residential development in Khobar — 6 floors, 66 units. The platform includes full 3D exterior, interactive masterplan, 360° amenity walkthroughs, unit selection with floor plans, interior walkthrough videos, and buyer lead registration. Delivered in 8 weeks. I'd love to show you how a similar solution could work for [Company Name]'s project. Are you available for a quick call this week? Best regards, [Your Name]</w:t>
       </w:r>
     </w:p>
     <w:p>
@@ -18333,6 +18269,7 @@
                 <w:sz w:val="19"/>
                 <w:szCs w:val="19"/>
               </w:rPr>
+              <w:lastRenderedPageBreak/>
               <w:t>LinkedIn</w:t>
             </w:r>
           </w:p>
@@ -20392,6 +20329,7 @@
         <w:rPr>
           <w:rFonts w:ascii="Calibri" w:eastAsia="Times New Roman" w:hAnsi="Calibri" w:cs="Calibri"/>
         </w:rPr>
+        <w:lastRenderedPageBreak/>
         <w:t>11   Paid Advertising Strategy &amp; Budget Allocation</w:t>
       </w:r>
     </w:p>
@@ -22282,16 +22220,7 @@
           <w:sz w:val="19"/>
           <w:szCs w:val="19"/>
         </w:rPr>
-        <w:t xml:space="preserve"> </w:t>
-      </w:r>
-      <w:r>
-        <w:rPr>
-          <w:rFonts w:ascii="Calibri" w:eastAsia="Times New Roman" w:hAnsi="Calibri" w:cs="Calibri"/>
-          <w:color w:val="1A1A1A"/>
-          <w:sz w:val="19"/>
-          <w:szCs w:val="19"/>
-        </w:rPr>
-        <w:t xml:space="preserve">Do not increase ad spend unless cost-per-demo is under SAR 200. If it exceeds SAR 300, pause ads and revise creative. Organic outreach has zero cost — maintain at full volume regardless of ad performance. </w:t>
+        <w:t xml:space="preserve"> Do not increase ad spend unless cost-per-demo is under SAR 200. If it exceeds SAR 300, pause ads and revise creative. Organic outreach has zero cost — maintain at full volume regardless of ad performance. </w:t>
       </w:r>
     </w:p>
     <w:p>
@@ -22584,6 +22513,7 @@
                 <w:sz w:val="19"/>
                 <w:szCs w:val="19"/>
               </w:rPr>
+              <w:lastRenderedPageBreak/>
               <w:t>Education</w:t>
             </w:r>
           </w:p>
@@ -24357,6 +24287,7 @@
         <w:rPr>
           <w:rFonts w:ascii="Calibri" w:eastAsia="Times New Roman" w:hAnsi="Calibri" w:cs="Calibri"/>
         </w:rPr>
+        <w:lastRenderedPageBreak/>
         <w:t>Package Summary</w:t>
       </w:r>
     </w:p>
@@ -26027,6 +25958,7 @@
                 <w:sz w:val="19"/>
                 <w:szCs w:val="19"/>
               </w:rPr>
+              <w:lastRenderedPageBreak/>
               <w:t>M4 — Final</w:t>
             </w:r>
           </w:p>
@@ -26135,16 +26067,7 @@
           <w:sz w:val="20"/>
           <w:szCs w:val="20"/>
         </w:rPr>
-        <w:t xml:space="preserve"> Includes Materials &amp; </w:t>
-      </w:r>
-      <w:r>
-        <w:rPr>
-          <w:rFonts w:ascii="Calibri" w:eastAsia="Times New Roman" w:hAnsi="Calibri" w:cs="Calibri"/>
-          <w:color w:val="1A1A1A"/>
-          <w:sz w:val="20"/>
-          <w:szCs w:val="20"/>
-        </w:rPr>
-        <w:t>Finishes Selector. Anchors value before presenting A as fallback.</w:t>
+        <w:t xml:space="preserve"> Includes Materials &amp; Finishes Selector. Anchors value before presenting A as fallback.</w:t>
       </w:r>
     </w:p>
     <w:p>
@@ -27421,6 +27344,7 @@
           <w:sz w:val="20"/>
           <w:szCs w:val="20"/>
         </w:rPr>
+        <w:lastRenderedPageBreak/>
         <w:t>Agent 1: Outreach Sequence Automation</w:t>
       </w:r>
     </w:p>
@@ -28754,6 +28678,7 @@
                 <w:sz w:val="19"/>
                 <w:szCs w:val="19"/>
               </w:rPr>
+              <w:lastRenderedPageBreak/>
               <w:t>CRM</w:t>
             </w:r>
           </w:p>
@@ -30614,6 +30539,7 @@
                 <w:sz w:val="19"/>
                 <w:szCs w:val="19"/>
               </w:rPr>
+              <w:lastRenderedPageBreak/>
               <w:t>All Leads</w:t>
             </w:r>
           </w:p>
@@ -31903,6 +31829,7 @@
                 <w:sz w:val="19"/>
                 <w:szCs w:val="19"/>
               </w:rPr>
+              <w:lastRenderedPageBreak/>
               <w:t>Proposals sent</w:t>
             </w:r>
           </w:p>
@@ -33089,25 +33016,7 @@
           <w:sz w:val="20"/>
           <w:szCs w:val="20"/>
         </w:rPr>
-        <w:t xml:space="preserve"> Clean and score all 3 Excel lead databases </w:t>
-      </w:r>
-      <w:r>
-        <w:rPr>
-          <w:rFonts w:ascii="Calibri" w:eastAsia="Times New Roman" w:hAnsi="Calibri" w:cs="Calibri"/>
-          <w:color w:val="1A1A1A"/>
-          <w:sz w:val="20"/>
-          <w:szCs w:val="20"/>
-        </w:rPr>
-        <w:t>—</w:t>
-      </w:r>
-      <w:r>
-        <w:rPr>
-          <w:rFonts w:ascii="Calibri" w:eastAsia="Times New Roman" w:hAnsi="Calibri" w:cs="Calibri"/>
-          <w:color w:val="1A1A1A"/>
-          <w:sz w:val="20"/>
-          <w:szCs w:val="20"/>
-        </w:rPr>
-        <w:t xml:space="preserve"> export qualified list</w:t>
+        <w:t xml:space="preserve"> Clean and score all 3 Excel lead databases — export qualified list</w:t>
       </w:r>
     </w:p>
     <w:p>
@@ -33282,25 +33191,7 @@
           <w:sz w:val="20"/>
           <w:szCs w:val="20"/>
         </w:rPr>
-        <w:t xml:space="preserve"> Update LinkedIn company page </w:t>
-      </w:r>
-      <w:r>
-        <w:rPr>
-          <w:rFonts w:ascii="Calibri" w:eastAsia="Times New Roman" w:hAnsi="Calibri" w:cs="Calibri"/>
-          <w:color w:val="1A1A1A"/>
-          <w:sz w:val="20"/>
-          <w:szCs w:val="20"/>
-        </w:rPr>
-        <w:t>—</w:t>
-      </w:r>
-      <w:r>
-        <w:rPr>
-          <w:rFonts w:ascii="Calibri" w:eastAsia="Times New Roman" w:hAnsi="Calibri" w:cs="Calibri"/>
-          <w:color w:val="1A1A1A"/>
-          <w:sz w:val="20"/>
-          <w:szCs w:val="20"/>
-        </w:rPr>
-        <w:t xml:space="preserve"> pinned demo video, TwinMaq bio</w:t>
+        <w:t xml:space="preserve"> Update LinkedIn company page — pinned demo video, TwinMaq bio</w:t>
       </w:r>
     </w:p>
     <w:p>
@@ -33420,25 +33311,7 @@
           <w:sz w:val="20"/>
           <w:szCs w:val="20"/>
         </w:rPr>
-        <w:t xml:space="preserve"> Launch Batch 1: top 20 Hot leads </w:t>
-      </w:r>
-      <w:r>
-        <w:rPr>
-          <w:rFonts w:ascii="Calibri" w:eastAsia="Times New Roman" w:hAnsi="Calibri" w:cs="Calibri"/>
-          <w:color w:val="1A1A1A"/>
-          <w:sz w:val="20"/>
-          <w:szCs w:val="20"/>
-        </w:rPr>
-        <w:t>—</w:t>
-      </w:r>
-      <w:r>
-        <w:rPr>
-          <w:rFonts w:ascii="Calibri" w:eastAsia="Times New Roman" w:hAnsi="Calibri" w:cs="Calibri"/>
-          <w:color w:val="1A1A1A"/>
-          <w:sz w:val="20"/>
-          <w:szCs w:val="20"/>
-        </w:rPr>
-        <w:t xml:space="preserve"> WA-01 + EMAIL-01 simultaneously</w:t>
+        <w:t xml:space="preserve"> Launch Batch 1: top 20 Hot leads — WA-01 + EMAIL-01 simultaneously</w:t>
       </w:r>
     </w:p>
     <w:p>
@@ -33464,6 +33337,7 @@
           <w:sz w:val="20"/>
           <w:szCs w:val="20"/>
         </w:rPr>
+        <w:lastRenderedPageBreak/>
         <w:t>☐</w:t>
       </w:r>
       <w:r>
@@ -33543,25 +33417,7 @@
           <w:sz w:val="20"/>
           <w:szCs w:val="20"/>
         </w:rPr>
-        <w:t xml:space="preserve"> Launch Phase 1 LinkedIn Sponsored Post (SAR 2,500 </w:t>
-      </w:r>
-      <w:r>
-        <w:rPr>
-          <w:rFonts w:ascii="Calibri" w:eastAsia="Times New Roman" w:hAnsi="Calibri" w:cs="Calibri"/>
-          <w:color w:val="1A1A1A"/>
-          <w:sz w:val="20"/>
-          <w:szCs w:val="20"/>
-        </w:rPr>
-        <w:t>—</w:t>
-      </w:r>
-      <w:r>
-        <w:rPr>
-          <w:rFonts w:ascii="Calibri" w:eastAsia="Times New Roman" w:hAnsi="Calibri" w:cs="Calibri"/>
-          <w:color w:val="1A1A1A"/>
-          <w:sz w:val="20"/>
-          <w:szCs w:val="20"/>
-        </w:rPr>
-        <w:t xml:space="preserve"> Jeddah geo-targeted)</w:t>
+        <w:t xml:space="preserve"> Launch Phase 1 LinkedIn Sponsored Post (SAR 2,500 — Jeddah geo-targeted)</w:t>
       </w:r>
     </w:p>
     <w:p>
@@ -33681,25 +33537,7 @@
           <w:sz w:val="20"/>
           <w:szCs w:val="20"/>
         </w:rPr>
-        <w:t xml:space="preserve"> Launch Batch 2: 20 Warm leads </w:t>
-      </w:r>
-      <w:r>
-        <w:rPr>
-          <w:rFonts w:ascii="Calibri" w:eastAsia="Times New Roman" w:hAnsi="Calibri" w:cs="Calibri"/>
-          <w:color w:val="1A1A1A"/>
-          <w:sz w:val="20"/>
-          <w:szCs w:val="20"/>
-        </w:rPr>
-        <w:t>—</w:t>
-      </w:r>
-      <w:r>
-        <w:rPr>
-          <w:rFonts w:ascii="Calibri" w:eastAsia="Times New Roman" w:hAnsi="Calibri" w:cs="Calibri"/>
-          <w:color w:val="1A1A1A"/>
-          <w:sz w:val="20"/>
-          <w:szCs w:val="20"/>
-        </w:rPr>
-        <w:t xml:space="preserve"> EMAIL-01 first, WA follow-up Day 3</w:t>
+        <w:t xml:space="preserve"> Launch Batch 2: 20 Warm leads — EMAIL-01 first, WA follow-up Day 3</w:t>
       </w:r>
     </w:p>
     <w:p>
@@ -33734,25 +33572,7 @@
           <w:sz w:val="20"/>
           <w:szCs w:val="20"/>
         </w:rPr>
-        <w:t xml:space="preserve"> Hold first demo sessions </w:t>
-      </w:r>
-      <w:r>
-        <w:rPr>
-          <w:rFonts w:ascii="Calibri" w:eastAsia="Times New Roman" w:hAnsi="Calibri" w:cs="Calibri"/>
-          <w:color w:val="1A1A1A"/>
-          <w:sz w:val="20"/>
-          <w:szCs w:val="20"/>
-        </w:rPr>
-        <w:t>—</w:t>
-      </w:r>
-      <w:r>
-        <w:rPr>
-          <w:rFonts w:ascii="Calibri" w:eastAsia="Times New Roman" w:hAnsi="Calibri" w:cs="Calibri"/>
-          <w:color w:val="1A1A1A"/>
-          <w:sz w:val="20"/>
-          <w:szCs w:val="20"/>
-        </w:rPr>
-        <w:t xml:space="preserve"> log feedback, refine demo flow</w:t>
+        <w:t xml:space="preserve"> Hold first demo sessions — log feedback, refine demo flow</w:t>
       </w:r>
     </w:p>
     <w:p>
@@ -33837,25 +33657,7 @@
           <w:sz w:val="20"/>
           <w:szCs w:val="20"/>
         </w:rPr>
-        <w:t xml:space="preserve"> Send Day 7 follow-ups (EMAIL-02 </w:t>
-      </w:r>
-      <w:r>
-        <w:rPr>
-          <w:rFonts w:ascii="Calibri" w:eastAsia="Times New Roman" w:hAnsi="Calibri" w:cs="Calibri"/>
-          <w:color w:val="1A1A1A"/>
-          <w:sz w:val="20"/>
-          <w:szCs w:val="20"/>
-        </w:rPr>
-        <w:t>—</w:t>
-      </w:r>
-      <w:r>
-        <w:rPr>
-          <w:rFonts w:ascii="Calibri" w:eastAsia="Times New Roman" w:hAnsi="Calibri" w:cs="Calibri"/>
-          <w:color w:val="1A1A1A"/>
-          <w:sz w:val="20"/>
-          <w:szCs w:val="20"/>
-        </w:rPr>
-        <w:t xml:space="preserve"> case study) for Batch 1</w:t>
+        <w:t xml:space="preserve"> Send Day 7 follow-ups (EMAIL-02 — case study) for Batch 1</w:t>
       </w:r>
     </w:p>
     <w:p>
@@ -33890,25 +33692,7 @@
           <w:sz w:val="20"/>
           <w:szCs w:val="20"/>
         </w:rPr>
-        <w:t xml:space="preserve"> Review conversion rates </w:t>
-      </w:r>
-      <w:r>
-        <w:rPr>
-          <w:rFonts w:ascii="Calibri" w:eastAsia="Times New Roman" w:hAnsi="Calibri" w:cs="Calibri"/>
-          <w:color w:val="1A1A1A"/>
-          <w:sz w:val="20"/>
-          <w:szCs w:val="20"/>
-        </w:rPr>
-        <w:t>—</w:t>
-      </w:r>
-      <w:r>
-        <w:rPr>
-          <w:rFonts w:ascii="Calibri" w:eastAsia="Times New Roman" w:hAnsi="Calibri" w:cs="Calibri"/>
-          <w:color w:val="1A1A1A"/>
-          <w:sz w:val="20"/>
-          <w:szCs w:val="20"/>
-        </w:rPr>
-        <w:t xml:space="preserve"> adjust messaging if response rate &lt; 25%</w:t>
+        <w:t xml:space="preserve"> Review conversion rates — adjust messaging if response rate &lt; 25%</w:t>
       </w:r>
     </w:p>
     <w:p>
@@ -34038,25 +33822,7 @@
           <w:sz w:val="20"/>
           <w:szCs w:val="20"/>
         </w:rPr>
-        <w:t xml:space="preserve"> Launch Batch 3: 20 Cool leads </w:t>
-      </w:r>
-      <w:r>
-        <w:rPr>
-          <w:rFonts w:ascii="Calibri" w:eastAsia="Times New Roman" w:hAnsi="Calibri" w:cs="Calibri"/>
-          <w:color w:val="1A1A1A"/>
-          <w:sz w:val="20"/>
-          <w:szCs w:val="20"/>
-        </w:rPr>
-        <w:t>—</w:t>
-      </w:r>
-      <w:r>
-        <w:rPr>
-          <w:rFonts w:ascii="Calibri" w:eastAsia="Times New Roman" w:hAnsi="Calibri" w:cs="Calibri"/>
-          <w:color w:val="1A1A1A"/>
-          <w:sz w:val="20"/>
-          <w:szCs w:val="20"/>
-        </w:rPr>
-        <w:t xml:space="preserve"> EMAIL-01 only, monthly touchpoint</w:t>
+        <w:t xml:space="preserve"> Launch Batch 3: 20 Cool leads — EMAIL-01 only, monthly touchpoint</w:t>
       </w:r>
     </w:p>
     <w:p>
@@ -34126,43 +33892,7 @@
           <w:sz w:val="20"/>
           <w:szCs w:val="20"/>
         </w:rPr>
-        <w:t xml:space="preserve"> Hold 6</w:t>
-      </w:r>
-      <w:r>
-        <w:rPr>
-          <w:rFonts w:ascii="Calibri" w:eastAsia="Times New Roman" w:hAnsi="Calibri" w:cs="Calibri"/>
-          <w:color w:val="1A1A1A"/>
-          <w:sz w:val="20"/>
-          <w:szCs w:val="20"/>
-        </w:rPr>
-        <w:t>–</w:t>
-      </w:r>
-      <w:r>
-        <w:rPr>
-          <w:rFonts w:ascii="Calibri" w:eastAsia="Times New Roman" w:hAnsi="Calibri" w:cs="Calibri"/>
-          <w:color w:val="1A1A1A"/>
-          <w:sz w:val="20"/>
-          <w:szCs w:val="20"/>
-        </w:rPr>
-        <w:t>8 demos; send 4</w:t>
-      </w:r>
-      <w:r>
-        <w:rPr>
-          <w:rFonts w:ascii="Calibri" w:eastAsia="Times New Roman" w:hAnsi="Calibri" w:cs="Calibri"/>
-          <w:color w:val="1A1A1A"/>
-          <w:sz w:val="20"/>
-          <w:szCs w:val="20"/>
-        </w:rPr>
-        <w:t>–</w:t>
-      </w:r>
-      <w:r>
-        <w:rPr>
-          <w:rFonts w:ascii="Calibri" w:eastAsia="Times New Roman" w:hAnsi="Calibri" w:cs="Calibri"/>
-          <w:color w:val="1A1A1A"/>
-          <w:sz w:val="20"/>
-          <w:szCs w:val="20"/>
-        </w:rPr>
-        <w:t>5 proposals</w:t>
+        <w:t xml:space="preserve"> Hold 6–8 demos; send 4–5 proposals</w:t>
       </w:r>
     </w:p>
     <w:p>
@@ -34197,25 +33927,7 @@
           <w:sz w:val="20"/>
           <w:szCs w:val="20"/>
         </w:rPr>
-        <w:t xml:space="preserve"> Close first Jeddah contract </w:t>
-      </w:r>
-      <w:r>
-        <w:rPr>
-          <w:rFonts w:ascii="Calibri" w:eastAsia="Times New Roman" w:hAnsi="Calibri" w:cs="Calibri"/>
-          <w:color w:val="1A1A1A"/>
-          <w:sz w:val="20"/>
-          <w:szCs w:val="20"/>
-        </w:rPr>
-        <w:t>—</w:t>
-      </w:r>
-      <w:r>
-        <w:rPr>
-          <w:rFonts w:ascii="Calibri" w:eastAsia="Times New Roman" w:hAnsi="Calibri" w:cs="Calibri"/>
-          <w:color w:val="1A1A1A"/>
-          <w:sz w:val="20"/>
-          <w:szCs w:val="20"/>
-        </w:rPr>
-        <w:t xml:space="preserve"> collect 40% Milestone 1 payment</w:t>
+        <w:t xml:space="preserve"> Close first Jeddah contract — collect 40% Milestone 1 payment</w:t>
       </w:r>
     </w:p>
     <w:p>
@@ -34485,25 +34197,7 @@
           <w:sz w:val="20"/>
           <w:szCs w:val="20"/>
         </w:rPr>
-        <w:t xml:space="preserve"> Systemize outreach with Make.com templates </w:t>
-      </w:r>
-      <w:r>
-        <w:rPr>
-          <w:rFonts w:ascii="Calibri" w:eastAsia="Times New Roman" w:hAnsi="Calibri" w:cs="Calibri"/>
-          <w:color w:val="1A1A1A"/>
-          <w:sz w:val="20"/>
-          <w:szCs w:val="20"/>
-        </w:rPr>
-        <w:t>—</w:t>
-      </w:r>
-      <w:r>
-        <w:rPr>
-          <w:rFonts w:ascii="Calibri" w:eastAsia="Times New Roman" w:hAnsi="Calibri" w:cs="Calibri"/>
-          <w:color w:val="1A1A1A"/>
-          <w:sz w:val="20"/>
-          <w:szCs w:val="20"/>
-        </w:rPr>
-        <w:t xml:space="preserve"> reduce manual time by 50%</w:t>
+        <w:t xml:space="preserve"> Systemize outreach with Make.com templates — reduce manual time by 50%</w:t>
       </w:r>
     </w:p>
     <w:p>
@@ -34713,25 +34407,7 @@
           <w:sz w:val="20"/>
           <w:szCs w:val="20"/>
         </w:rPr>
-        <w:t xml:space="preserve"> Plan Month 4</w:t>
-      </w:r>
-      <w:r>
-        <w:rPr>
-          <w:rFonts w:ascii="Calibri" w:eastAsia="Times New Roman" w:hAnsi="Calibri" w:cs="Calibri"/>
-          <w:color w:val="1A1A1A"/>
-          <w:sz w:val="20"/>
-          <w:szCs w:val="20"/>
-        </w:rPr>
-        <w:t>–</w:t>
-      </w:r>
-      <w:r>
-        <w:rPr>
-          <w:rFonts w:ascii="Calibri" w:eastAsia="Times New Roman" w:hAnsi="Calibri" w:cs="Calibri"/>
-          <w:color w:val="1A1A1A"/>
-          <w:sz w:val="20"/>
-          <w:szCs w:val="20"/>
-        </w:rPr>
-        <w:t>6 Riyadh activation: lead list, ad budget increase, hire decision</w:t>
+        <w:t xml:space="preserve"> Plan Month 4–6 Riyadh activation: lead list, ad budget increase, hire decision</w:t>
       </w:r>
     </w:p>
     <w:p>
@@ -34766,25 +34442,7 @@
           <w:sz w:val="20"/>
           <w:szCs w:val="20"/>
         </w:rPr>
-        <w:t xml:space="preserve"> Update CRM </w:t>
-      </w:r>
-      <w:r>
-        <w:rPr>
-          <w:rFonts w:ascii="Calibri" w:eastAsia="Times New Roman" w:hAnsi="Calibri" w:cs="Calibri"/>
-          <w:color w:val="1A1A1A"/>
-          <w:sz w:val="20"/>
-          <w:szCs w:val="20"/>
-        </w:rPr>
-        <w:t>—</w:t>
-      </w:r>
-      <w:r>
-        <w:rPr>
-          <w:rFonts w:ascii="Calibri" w:eastAsia="Times New Roman" w:hAnsi="Calibri" w:cs="Calibri"/>
-          <w:color w:val="1A1A1A"/>
-          <w:sz w:val="20"/>
-          <w:szCs w:val="20"/>
-        </w:rPr>
-        <w:t xml:space="preserve"> set 90-day re-engage dates for all archived leads</w:t>
+        <w:t xml:space="preserve"> Update CRM — set 90-day re-engage dates for all archived leads</w:t>
       </w:r>
     </w:p>
     <w:p>
@@ -34806,6 +34464,7 @@
           <w:sz w:val="19"/>
           <w:szCs w:val="19"/>
         </w:rPr>
+        <w:lastRenderedPageBreak/>
         <w:t>End of Month 3 Success Milestone:</w:t>
       </w:r>
       <w:r>

--- a/strategy/TwinMaq-Marketing-Sales-Strategy.docx
+++ b/strategy/TwinMaq-Marketing-Sales-Strategy.docx
@@ -4,41 +4,119 @@
   <w:body>
     <w:p>
       <w:pPr>
+        <w:shd w:val="clear" w:color="auto" w:fill="1A3C5E"/>
         <w:jc w:val="center"/>
+        <w:divId w:val="68382228"/>
+        <w:rPr>
+          <w:rFonts w:ascii="Calibri" w:eastAsia="Times New Roman" w:hAnsi="Calibri" w:cs="Calibri"/>
+          <w:color w:val="1A1A1A"/>
+          <w:sz w:val="20"/>
+          <w:szCs w:val="20"/>
+        </w:rPr>
+      </w:pPr>
+      <w:r>
+        <w:rPr>
+          <w:rFonts w:ascii="Calibri" w:eastAsia="Times New Roman" w:hAnsi="Calibri" w:cs="Calibri"/>
+          <w:noProof/>
+          <w:color w:val="1A1A1A"/>
+          <w:sz w:val="20"/>
+          <w:szCs w:val="20"/>
+        </w:rPr>
+        <w:drawing>
+          <wp:inline distT="0" distB="0" distL="0" distR="0" wp14:anchorId="53565D1B" wp14:editId="333EC953">
+            <wp:extent cx="7981950" cy="4695825"/>
+            <wp:effectExtent l="0" t="0" r="0" b="9525"/>
+            <wp:docPr id="1" name="Picture 1" descr="TwinMaq"/>
+            <wp:cNvGraphicFramePr>
+              <a:graphicFrameLocks xmlns:a="http://schemas.openxmlformats.org/drawingml/2006/main" noChangeAspect="1"/>
+            </wp:cNvGraphicFramePr>
+            <a:graphic xmlns:a="http://schemas.openxmlformats.org/drawingml/2006/main">
+              <a:graphicData uri="http://schemas.openxmlformats.org/drawingml/2006/picture">
+                <pic:pic xmlns:pic="http://schemas.openxmlformats.org/drawingml/2006/picture">
+                  <pic:nvPicPr>
+                    <pic:cNvPr id="0" name="Picture 1" descr="TwinMaq"/>
+                    <pic:cNvPicPr>
+                      <a:picLocks noChangeAspect="1" noChangeArrowheads="1"/>
+                    </pic:cNvPicPr>
+                  </pic:nvPicPr>
+                  <pic:blipFill>
+                    <a:blip r:embed="rId5">
+                      <a:extLst>
+                        <a:ext uri="{28A0092B-C50C-407E-A947-70E740481C1C}">
+                          <a14:useLocalDpi xmlns:a14="http://schemas.microsoft.com/office/drawing/2010/main" val="0"/>
+                        </a:ext>
+                      </a:extLst>
+                    </a:blip>
+                    <a:srcRect/>
+                    <a:stretch>
+                      <a:fillRect/>
+                    </a:stretch>
+                  </pic:blipFill>
+                  <pic:spPr bwMode="auto">
+                    <a:xfrm>
+                      <a:off x="0" y="0"/>
+                      <a:ext cx="7981950" cy="4695825"/>
+                    </a:xfrm>
+                    <a:prstGeom prst="rect">
+                      <a:avLst/>
+                    </a:prstGeom>
+                    <a:noFill/>
+                    <a:ln>
+                      <a:noFill/>
+                    </a:ln>
+                  </pic:spPr>
+                </pic:pic>
+              </a:graphicData>
+            </a:graphic>
+          </wp:inline>
+        </w:drawing>
+      </w:r>
+    </w:p>
+    <w:p>
+      <w:pPr>
+        <w:shd w:val="clear" w:color="auto" w:fill="1A3C5E"/>
+        <w:jc w:val="right"/>
+        <w:divId w:val="68382228"/>
+        <w:rPr>
+          <w:rFonts w:ascii="Calibri" w:eastAsia="Times New Roman" w:hAnsi="Calibri" w:cs="Calibri"/>
+          <w:color w:val="1A1A1A"/>
+          <w:sz w:val="18"/>
+          <w:szCs w:val="18"/>
+        </w:rPr>
+      </w:pPr>
+      <w:r>
         <w:rPr>
           <w:rFonts w:ascii="Calibri" w:eastAsia="Times New Roman" w:hAnsi="Calibri" w:cs="Calibri"/>
           <w:b/>
           <w:bCs/>
-          <w:color w:val="1A3C5E"/>
-          <w:spacing w:val="40"/>
-          <w:sz w:val="52"/>
-          <w:szCs w:val="52"/>
-        </w:rPr>
-      </w:pPr>
-      <w:r>
-        <w:rPr>
-          <w:rFonts w:ascii="Calibri" w:eastAsia="Times New Roman" w:hAnsi="Calibri" w:cs="Calibri"/>
-          <w:b/>
-          <w:bCs/>
-          <w:color w:val="1A3C5E"/>
-          <w:spacing w:val="40"/>
-          <w:sz w:val="52"/>
-          <w:szCs w:val="52"/>
-        </w:rPr>
-        <w:t>TwinMaq</w:t>
+          <w:color w:val="FFFFFF"/>
+          <w:sz w:val="20"/>
+          <w:szCs w:val="20"/>
+        </w:rPr>
+        <w:t>Design Zone Engineering Solutions</w:t>
+      </w:r>
+      <w:r>
+        <w:rPr>
+          <w:rFonts w:ascii="Calibri" w:eastAsia="Times New Roman" w:hAnsi="Calibri" w:cs="Calibri"/>
+          <w:color w:val="1A1A1A"/>
+          <w:sz w:val="18"/>
+          <w:szCs w:val="18"/>
+        </w:rPr>
+        <w:t xml:space="preserve"> www.designzone.com.sa </w:t>
       </w:r>
     </w:p>
     <w:p>
       <w:pPr>
         <w:jc w:val="center"/>
-        <w:divId w:val="699277278"/>
+        <w:divId w:val="238751991"/>
         <w:rPr>
           <w:rFonts w:ascii="Calibri" w:eastAsia="Times New Roman" w:hAnsi="Calibri" w:cs="Calibri"/>
           <w:b/>
           <w:bCs/>
           <w:color w:val="1A3C5E"/>
-          <w:sz w:val="56"/>
-          <w:szCs w:val="56"/>
+          <w:spacing w:val="-10"/>
+          <w:sz w:val="60"/>
+          <w:szCs w:val="60"/>
         </w:rPr>
       </w:pPr>
       <w:r>
@@ -47,8 +125,9 @@
           <w:b/>
           <w:bCs/>
           <w:color w:val="1A3C5E"/>
-          <w:sz w:val="56"/>
-          <w:szCs w:val="56"/>
+          <w:spacing w:val="-10"/>
+          <w:sz w:val="60"/>
+          <w:szCs w:val="60"/>
         </w:rPr>
         <w:t>Marketing &amp; Sales Strategy</w:t>
       </w:r>
@@ -56,20 +135,24 @@
     <w:p>
       <w:pPr>
         <w:jc w:val="center"/>
-        <w:divId w:val="740953709"/>
-        <w:rPr>
-          <w:rFonts w:ascii="Calibri" w:eastAsia="Times New Roman" w:hAnsi="Calibri" w:cs="Calibri"/>
+        <w:divId w:val="1802648243"/>
+        <w:rPr>
+          <w:rFonts w:ascii="Calibri" w:eastAsia="Times New Roman" w:hAnsi="Calibri" w:cs="Calibri"/>
+          <w:b/>
+          <w:bCs/>
           <w:color w:val="2E6DA4"/>
-          <w:sz w:val="28"/>
-          <w:szCs w:val="28"/>
+          <w:sz w:val="26"/>
+          <w:szCs w:val="26"/>
         </w:rPr>
       </w:pPr>
       <w:r>
         <w:rPr>
           <w:rFonts w:ascii="Calibri" w:eastAsia="Times New Roman" w:hAnsi="Calibri" w:cs="Calibri"/>
+          <w:b/>
+          <w:bCs/>
           <w:color w:val="2E6DA4"/>
-          <w:sz w:val="28"/>
-          <w:szCs w:val="28"/>
+          <w:sz w:val="26"/>
+          <w:szCs w:val="26"/>
         </w:rPr>
         <w:t>Complete Execution Plan — Saudi Arabia &amp; MENA Expansion</w:t>
       </w:r>
@@ -77,8 +160,9 @@
     <w:p>
       <w:pPr>
         <w:spacing w:before="80" w:after="80"/>
-        <w:ind w:left="1200" w:right="1200"/>
+        <w:ind w:left="800" w:right="800"/>
         <w:jc w:val="center"/>
+        <w:divId w:val="1155679708"/>
         <w:rPr>
           <w:rFonts w:ascii="Calibri" w:eastAsia="Times New Roman" w:hAnsi="Calibri" w:cs="Calibri"/>
           <w:color w:val="1A1A1A"/>
@@ -93,61 +177,50 @@
           <w:sz w:val="20"/>
           <w:szCs w:val="20"/>
         </w:rPr>
-        <w:pict w14:anchorId="769A02ED">
-          <v:rect id="_x0000_i1025" style="width:0;height:1.5pt" o:hralign="center" o:hrstd="t" o:hr="t" fillcolor="#a0a0a0" stroked="f"/>
+        <w:pict w14:anchorId="0ABE39F1">
+          <v:rect id="_x0000_i1025" style="width:327.6pt;height:1.5pt" o:hrpct="700" o:hralign="center" o:hrstd="t" o:hr="t" fillcolor="#a0a0a0" stroked="f"/>
         </w:pict>
-      </w:r>
-    </w:p>
-    <w:p>
-      <w:pPr>
-        <w:pStyle w:val="NormalWeb"/>
-        <w:jc w:val="center"/>
-        <w:rPr>
-          <w:rFonts w:ascii="Calibri" w:hAnsi="Calibri" w:cs="Calibri"/>
-          <w:color w:val="444444"/>
-          <w:sz w:val="20"/>
-          <w:szCs w:val="20"/>
-        </w:rPr>
-      </w:pPr>
-      <w:r>
-        <w:rPr>
-          <w:rFonts w:ascii="Calibri" w:hAnsi="Calibri" w:cs="Calibri"/>
-          <w:color w:val="444444"/>
-          <w:sz w:val="20"/>
-          <w:szCs w:val="20"/>
-        </w:rPr>
-        <w:t xml:space="preserve">Powered by </w:t>
-      </w:r>
-      <w:r>
-        <w:rPr>
-          <w:rStyle w:val="Strong"/>
-          <w:rFonts w:ascii="Calibri" w:hAnsi="Calibri" w:cs="Calibri"/>
-          <w:color w:val="444444"/>
-          <w:sz w:val="20"/>
-          <w:szCs w:val="20"/>
-        </w:rPr>
-        <w:t>Design Zone Engineering Solutions</w:t>
       </w:r>
     </w:p>
     <w:p>
       <w:pPr>
         <w:pStyle w:val="cover-meta"/>
         <w:jc w:val="center"/>
+        <w:divId w:val="1155679708"/>
         <w:rPr>
           <w:rFonts w:ascii="Calibri" w:hAnsi="Calibri" w:cs="Calibri"/>
         </w:rPr>
       </w:pPr>
       <w:r>
         <w:rPr>
+          <w:rStyle w:val="Strong"/>
           <w:rFonts w:ascii="Calibri" w:hAnsi="Calibri" w:cs="Calibri"/>
         </w:rPr>
-        <w:t>www.designzone.com.sa  |  Jeddah · Riyadh · Amman · Cairo</w:t>
+        <w:t>Design Zone Engineering Solutions</w:t>
       </w:r>
     </w:p>
     <w:p>
       <w:pPr>
         <w:pStyle w:val="cover-meta"/>
         <w:jc w:val="center"/>
+        <w:divId w:val="1155679708"/>
+        <w:rPr>
+          <w:rFonts w:ascii="Calibri" w:hAnsi="Calibri" w:cs="Calibri"/>
+        </w:rPr>
+      </w:pPr>
+      <w:r>
+        <w:rPr>
+          <w:rFonts w:ascii="Calibri" w:hAnsi="Calibri" w:cs="Calibri"/>
+        </w:rPr>
+        <w:t>Jeddah  ·  Riyadh  ·  Amman  ·  Cairo</w:t>
+      </w:r>
+    </w:p>
+    <w:p>
+      <w:pPr>
+        <w:pStyle w:val="cover-meta"/>
+        <w:spacing w:before="120"/>
+        <w:jc w:val="center"/>
+        <w:divId w:val="1155679708"/>
         <w:rPr>
           <w:rFonts w:ascii="Calibri" w:hAnsi="Calibri" w:cs="Calibri"/>
         </w:rPr>
@@ -162,7 +235,7 @@
     <w:p>
       <w:pPr>
         <w:jc w:val="center"/>
-        <w:divId w:val="57678839"/>
+        <w:divId w:val="2015306082"/>
         <w:rPr>
           <w:rFonts w:ascii="Calibri" w:eastAsia="Times New Roman" w:hAnsi="Calibri" w:cs="Calibri"/>
           <w:color w:val="1A1A1A"/>
@@ -173,9 +246,16 @@
       <w:r>
         <w:rPr>
           <w:rStyle w:val="cover-badge1"/>
-          <w:rFonts w:ascii="Calibri" w:eastAsia="Times New Roman" w:hAnsi="Calibri" w:cs="Calibri"/>
-        </w:rPr>
-        <w:t>Jeddah Launch</w:t>
+          <w:rFonts w:ascii="Segoe UI Emoji" w:eastAsia="Times New Roman" w:hAnsi="Segoe UI Emoji" w:cs="Segoe UI Emoji"/>
+        </w:rPr>
+        <w:t>🇸🇦</w:t>
+      </w:r>
+      <w:r>
+        <w:rPr>
+          <w:rStyle w:val="cover-badge1"/>
+          <w:rFonts w:ascii="Calibri" w:eastAsia="Times New Roman" w:hAnsi="Calibri" w:cs="Calibri"/>
+        </w:rPr>
+        <w:t xml:space="preserve"> Jeddah Launch</w:t>
       </w:r>
       <w:r>
         <w:rPr>
@@ -224,6 +304,117 @@
           <w:rFonts w:ascii="Calibri" w:eastAsia="Times New Roman" w:hAnsi="Calibri" w:cs="Calibri"/>
         </w:rPr>
         <w:t>Jordan &amp; Egypt</w:t>
+      </w:r>
+      <w:r>
+        <w:rPr>
+          <w:rFonts w:ascii="Calibri" w:eastAsia="Times New Roman" w:hAnsi="Calibri" w:cs="Calibri"/>
+          <w:color w:val="1A1A1A"/>
+          <w:sz w:val="20"/>
+          <w:szCs w:val="20"/>
+        </w:rPr>
+        <w:t xml:space="preserve"> </w:t>
+      </w:r>
+    </w:p>
+    <w:p>
+      <w:pPr>
+        <w:shd w:val="clear" w:color="auto" w:fill="1A3C5E"/>
+        <w:divId w:val="431046936"/>
+        <w:rPr>
+          <w:rFonts w:ascii="Calibri" w:eastAsia="Times New Roman" w:hAnsi="Calibri" w:cs="Calibri"/>
+          <w:color w:val="1A1A1A"/>
+          <w:sz w:val="17"/>
+          <w:szCs w:val="17"/>
+        </w:rPr>
+      </w:pPr>
+      <w:r>
+        <w:rPr>
+          <w:rFonts w:ascii="Calibri" w:eastAsia="Times New Roman" w:hAnsi="Calibri" w:cs="Calibri"/>
+          <w:b/>
+          <w:bCs/>
+          <w:color w:val="FFFFFF"/>
+          <w:sz w:val="17"/>
+          <w:szCs w:val="17"/>
+        </w:rPr>
+        <w:t>Prepared by Design Zone</w:t>
+      </w:r>
+      <w:r>
+        <w:rPr>
+          <w:rFonts w:ascii="Calibri" w:eastAsia="Times New Roman" w:hAnsi="Calibri" w:cs="Calibri"/>
+          <w:color w:val="1A1A1A"/>
+          <w:sz w:val="17"/>
+          <w:szCs w:val="17"/>
+        </w:rPr>
+        <w:br/>
+        <w:t xml:space="preserve">TwinMaq Product Team · 2026 </w:t>
+      </w:r>
+    </w:p>
+    <w:p>
+      <w:pPr>
+        <w:shd w:val="clear" w:color="auto" w:fill="1A3C5E"/>
+        <w:jc w:val="right"/>
+        <w:divId w:val="431046936"/>
+        <w:rPr>
+          <w:rFonts w:ascii="Calibri" w:eastAsia="Times New Roman" w:hAnsi="Calibri" w:cs="Calibri"/>
+          <w:color w:val="1A1A1A"/>
+          <w:sz w:val="17"/>
+          <w:szCs w:val="17"/>
+        </w:rPr>
+      </w:pPr>
+      <w:r>
+        <w:rPr>
+          <w:rFonts w:ascii="Calibri" w:eastAsia="Times New Roman" w:hAnsi="Calibri" w:cs="Calibri"/>
+          <w:color w:val="1A1A1A"/>
+          <w:sz w:val="17"/>
+          <w:szCs w:val="17"/>
+        </w:rPr>
+        <w:t>Internal Use — Confidential</w:t>
+      </w:r>
+      <w:r>
+        <w:rPr>
+          <w:rFonts w:ascii="Calibri" w:eastAsia="Times New Roman" w:hAnsi="Calibri" w:cs="Calibri"/>
+          <w:color w:val="1A1A1A"/>
+          <w:sz w:val="17"/>
+          <w:szCs w:val="17"/>
+        </w:rPr>
+        <w:br/>
+      </w:r>
+      <w:r>
+        <w:rPr>
+          <w:rFonts w:ascii="Calibri" w:eastAsia="Times New Roman" w:hAnsi="Calibri" w:cs="Calibri"/>
+          <w:b/>
+          <w:bCs/>
+          <w:color w:val="FFFFFF"/>
+          <w:sz w:val="17"/>
+          <w:szCs w:val="17"/>
+        </w:rPr>
+        <w:t>Not for external distribution</w:t>
+      </w:r>
+      <w:r>
+        <w:rPr>
+          <w:rFonts w:ascii="Calibri" w:eastAsia="Times New Roman" w:hAnsi="Calibri" w:cs="Calibri"/>
+          <w:color w:val="1A1A1A"/>
+          <w:sz w:val="17"/>
+          <w:szCs w:val="17"/>
+        </w:rPr>
+        <w:t xml:space="preserve"> </w:t>
+      </w:r>
+    </w:p>
+    <w:p>
+      <w:pPr>
+        <w:divId w:val="1483237477"/>
+        <w:rPr>
+          <w:rFonts w:ascii="Calibri" w:eastAsia="Times New Roman" w:hAnsi="Calibri" w:cs="Calibri"/>
+          <w:color w:val="1A1A1A"/>
+          <w:sz w:val="20"/>
+          <w:szCs w:val="20"/>
+        </w:rPr>
+      </w:pPr>
+      <w:r>
+        <w:rPr>
+          <w:rStyle w:val="sec-label1"/>
+          <w:rFonts w:ascii="Calibri" w:eastAsia="Times New Roman" w:hAnsi="Calibri" w:cs="Calibri"/>
+        </w:rPr>
+        <w:t>CONTENTS</w:t>
       </w:r>
       <w:r>
         <w:rPr>
@@ -238,7 +429,8 @@
     <w:p>
       <w:pPr>
         <w:pStyle w:val="Heading1"/>
-        <w:divId w:val="119424278"/>
+        <w:spacing w:after="0"/>
+        <w:divId w:val="1483237477"/>
         <w:rPr>
           <w:rFonts w:ascii="Calibri" w:eastAsia="Times New Roman" w:hAnsi="Calibri" w:cs="Calibri"/>
         </w:rPr>
@@ -248,12 +440,81 @@
           <w:rFonts w:ascii="Calibri" w:eastAsia="Times New Roman" w:hAnsi="Calibri" w:cs="Calibri"/>
         </w:rPr>
         <w:t>Table of Contents</w:t>
+      </w:r>
+    </w:p>
+    <w:p>
+      <w:pPr>
+        <w:divId w:val="374476004"/>
+        <w:rPr>
+          <w:rFonts w:ascii="Calibri" w:eastAsia="Times New Roman" w:hAnsi="Calibri" w:cs="Calibri"/>
+          <w:color w:val="1A1A1A"/>
+          <w:sz w:val="20"/>
+          <w:szCs w:val="20"/>
+        </w:rPr>
+      </w:pPr>
+      <w:r>
+        <w:rPr>
+          <w:rFonts w:ascii="Calibri" w:eastAsia="Times New Roman" w:hAnsi="Calibri" w:cs="Calibri"/>
+          <w:noProof/>
+          <w:color w:val="1A1A1A"/>
+          <w:sz w:val="20"/>
+          <w:szCs w:val="20"/>
+        </w:rPr>
+        <w:lastRenderedPageBreak/>
+        <w:drawing>
+          <wp:inline distT="0" distB="0" distL="0" distR="0" wp14:anchorId="3EC17C49" wp14:editId="1FC9DD08">
+            <wp:extent cx="7981950" cy="4695825"/>
+            <wp:effectExtent l="0" t="0" r="0" b="9525"/>
+            <wp:docPr id="3" name="Picture 3" descr="TwinMaq"/>
+            <wp:cNvGraphicFramePr>
+              <a:graphicFrameLocks xmlns:a="http://schemas.openxmlformats.org/drawingml/2006/main" noChangeAspect="1"/>
+            </wp:cNvGraphicFramePr>
+            <a:graphic xmlns:a="http://schemas.openxmlformats.org/drawingml/2006/main">
+              <a:graphicData uri="http://schemas.openxmlformats.org/drawingml/2006/picture">
+                <pic:pic xmlns:pic="http://schemas.openxmlformats.org/drawingml/2006/picture">
+                  <pic:nvPicPr>
+                    <pic:cNvPr id="0" name="Picture 3" descr="TwinMaq"/>
+                    <pic:cNvPicPr>
+                      <a:picLocks noChangeAspect="1" noChangeArrowheads="1"/>
+                    </pic:cNvPicPr>
+                  </pic:nvPicPr>
+                  <pic:blipFill>
+                    <a:blip r:embed="rId5">
+                      <a:extLst>
+                        <a:ext uri="{28A0092B-C50C-407E-A947-70E740481C1C}">
+                          <a14:useLocalDpi xmlns:a14="http://schemas.microsoft.com/office/drawing/2010/main" val="0"/>
+                        </a:ext>
+                      </a:extLst>
+                    </a:blip>
+                    <a:srcRect/>
+                    <a:stretch>
+                      <a:fillRect/>
+                    </a:stretch>
+                  </pic:blipFill>
+                  <pic:spPr bwMode="auto">
+                    <a:xfrm>
+                      <a:off x="0" y="0"/>
+                      <a:ext cx="7981950" cy="4695825"/>
+                    </a:xfrm>
+                    <a:prstGeom prst="rect">
+                      <a:avLst/>
+                    </a:prstGeom>
+                    <a:noFill/>
+                    <a:ln>
+                      <a:noFill/>
+                    </a:ln>
+                  </pic:spPr>
+                </pic:pic>
+              </a:graphicData>
+            </a:graphic>
+          </wp:inline>
+        </w:drawing>
       </w:r>
     </w:p>
     <w:p>
       <w:pPr>
         <w:spacing w:before="200" w:after="200"/>
-        <w:divId w:val="119424278"/>
+        <w:divId w:val="285082879"/>
         <w:rPr>
           <w:rFonts w:ascii="Calibri" w:eastAsia="Times New Roman" w:hAnsi="Calibri" w:cs="Calibri"/>
           <w:color w:val="1A1A1A"/>
@@ -268,14 +529,14 @@
           <w:sz w:val="20"/>
           <w:szCs w:val="20"/>
         </w:rPr>
-        <w:pict w14:anchorId="0D6F3862">
+        <w:pict w14:anchorId="1E312D96">
           <v:rect id="_x0000_i1026" style="width:0;height:1.5pt" o:hralign="center" o:hrstd="t" o:hr="t" fillcolor="#a0a0a0" stroked="f"/>
         </w:pict>
       </w:r>
     </w:p>
     <w:p>
       <w:pPr>
-        <w:divId w:val="1848907403"/>
+        <w:divId w:val="148062067"/>
         <w:rPr>
           <w:rFonts w:ascii="Calibri" w:eastAsia="Times New Roman" w:hAnsi="Calibri" w:cs="Calibri"/>
           <w:color w:val="1A1A1A"/>
@@ -304,7 +565,7 @@
     </w:p>
     <w:p>
       <w:pPr>
-        <w:divId w:val="1479956573"/>
+        <w:divId w:val="1168710723"/>
         <w:rPr>
           <w:rFonts w:ascii="Calibri" w:eastAsia="Times New Roman" w:hAnsi="Calibri" w:cs="Calibri"/>
           <w:color w:val="1A1A1A"/>
@@ -333,7 +594,7 @@
     </w:p>
     <w:p>
       <w:pPr>
-        <w:divId w:val="332950333"/>
+        <w:divId w:val="1060859375"/>
         <w:rPr>
           <w:rFonts w:ascii="Calibri" w:eastAsia="Times New Roman" w:hAnsi="Calibri" w:cs="Calibri"/>
           <w:color w:val="1A1A1A"/>
@@ -362,7 +623,7 @@
     </w:p>
     <w:p>
       <w:pPr>
-        <w:divId w:val="762336896"/>
+        <w:divId w:val="509762123"/>
         <w:rPr>
           <w:rFonts w:ascii="Calibri" w:eastAsia="Times New Roman" w:hAnsi="Calibri" w:cs="Calibri"/>
           <w:color w:val="1A1A1A"/>
@@ -391,7 +652,7 @@
     </w:p>
     <w:p>
       <w:pPr>
-        <w:divId w:val="464154143"/>
+        <w:divId w:val="5637633"/>
         <w:rPr>
           <w:rFonts w:ascii="Calibri" w:eastAsia="Times New Roman" w:hAnsi="Calibri" w:cs="Calibri"/>
           <w:color w:val="1A1A1A"/>
@@ -420,7 +681,7 @@
     </w:p>
     <w:p>
       <w:pPr>
-        <w:divId w:val="990985575"/>
+        <w:divId w:val="1501701168"/>
         <w:rPr>
           <w:rFonts w:ascii="Calibri" w:eastAsia="Times New Roman" w:hAnsi="Calibri" w:cs="Calibri"/>
           <w:color w:val="1A1A1A"/>
@@ -449,7 +710,7 @@
     </w:p>
     <w:p>
       <w:pPr>
-        <w:divId w:val="985090719"/>
+        <w:divId w:val="1692954798"/>
         <w:rPr>
           <w:rFonts w:ascii="Calibri" w:eastAsia="Times New Roman" w:hAnsi="Calibri" w:cs="Calibri"/>
           <w:color w:val="1A1A1A"/>
@@ -478,7 +739,7 @@
     </w:p>
     <w:p>
       <w:pPr>
-        <w:divId w:val="1553926836"/>
+        <w:divId w:val="1743603065"/>
         <w:rPr>
           <w:rFonts w:ascii="Calibri" w:eastAsia="Times New Roman" w:hAnsi="Calibri" w:cs="Calibri"/>
           <w:color w:val="1A1A1A"/>
@@ -507,7 +768,7 @@
     </w:p>
     <w:p>
       <w:pPr>
-        <w:divId w:val="365955406"/>
+        <w:divId w:val="1361248640"/>
         <w:rPr>
           <w:rFonts w:ascii="Calibri" w:eastAsia="Times New Roman" w:hAnsi="Calibri" w:cs="Calibri"/>
           <w:color w:val="1A1A1A"/>
@@ -536,7 +797,7 @@
     </w:p>
     <w:p>
       <w:pPr>
-        <w:divId w:val="2075464543"/>
+        <w:divId w:val="532957895"/>
         <w:rPr>
           <w:rFonts w:ascii="Calibri" w:eastAsia="Times New Roman" w:hAnsi="Calibri" w:cs="Calibri"/>
           <w:color w:val="1A1A1A"/>
@@ -565,7 +826,7 @@
     </w:p>
     <w:p>
       <w:pPr>
-        <w:divId w:val="1073357870"/>
+        <w:divId w:val="1449083759"/>
         <w:rPr>
           <w:rFonts w:ascii="Calibri" w:eastAsia="Times New Roman" w:hAnsi="Calibri" w:cs="Calibri"/>
           <w:color w:val="1A1A1A"/>
@@ -594,7 +855,7 @@
     </w:p>
     <w:p>
       <w:pPr>
-        <w:divId w:val="443578515"/>
+        <w:divId w:val="130055370"/>
         <w:rPr>
           <w:rFonts w:ascii="Calibri" w:eastAsia="Times New Roman" w:hAnsi="Calibri" w:cs="Calibri"/>
           <w:color w:val="1A1A1A"/>
@@ -623,7 +884,7 @@
     </w:p>
     <w:p>
       <w:pPr>
-        <w:divId w:val="1347172363"/>
+        <w:divId w:val="1829056907"/>
         <w:rPr>
           <w:rFonts w:ascii="Calibri" w:eastAsia="Times New Roman" w:hAnsi="Calibri" w:cs="Calibri"/>
           <w:color w:val="1A1A1A"/>
@@ -652,7 +913,7 @@
     </w:p>
     <w:p>
       <w:pPr>
-        <w:divId w:val="410858152"/>
+        <w:divId w:val="654799581"/>
         <w:rPr>
           <w:rFonts w:ascii="Calibri" w:eastAsia="Times New Roman" w:hAnsi="Calibri" w:cs="Calibri"/>
           <w:color w:val="1A1A1A"/>
@@ -681,7 +942,7 @@
     </w:p>
     <w:p>
       <w:pPr>
-        <w:divId w:val="1866819656"/>
+        <w:divId w:val="701711618"/>
         <w:rPr>
           <w:rFonts w:ascii="Calibri" w:eastAsia="Times New Roman" w:hAnsi="Calibri" w:cs="Calibri"/>
           <w:color w:val="1A1A1A"/>
@@ -710,7 +971,7 @@
     </w:p>
     <w:p>
       <w:pPr>
-        <w:divId w:val="1158960802"/>
+        <w:divId w:val="47151358"/>
         <w:rPr>
           <w:rFonts w:ascii="Calibri" w:eastAsia="Times New Roman" w:hAnsi="Calibri" w:cs="Calibri"/>
           <w:color w:val="1A1A1A"/>
@@ -725,6 +986,7 @@
           <w:sz w:val="19"/>
           <w:szCs w:val="19"/>
         </w:rPr>
+        <w:lastRenderedPageBreak/>
         <w:t>16</w:t>
       </w:r>
       <w:r>
@@ -739,7 +1001,7 @@
     </w:p>
     <w:p>
       <w:pPr>
-        <w:divId w:val="925577979"/>
+        <w:divId w:val="1289584525"/>
         <w:rPr>
           <w:rFonts w:ascii="Calibri" w:eastAsia="Times New Roman" w:hAnsi="Calibri" w:cs="Calibri"/>
           <w:color w:val="1A1A1A"/>
@@ -768,7 +1030,7 @@
     </w:p>
     <w:p>
       <w:pPr>
-        <w:divId w:val="1574855957"/>
+        <w:divId w:val="1629359747"/>
         <w:rPr>
           <w:rFonts w:ascii="Calibri" w:eastAsia="Times New Roman" w:hAnsi="Calibri" w:cs="Calibri"/>
           <w:color w:val="1A1A1A"/>
@@ -797,7 +1059,28 @@
     </w:p>
     <w:p>
       <w:pPr>
-        <w:divId w:val="1791708832"/>
+        <w:shd w:val="clear" w:color="auto" w:fill="F0F5FB"/>
+        <w:divId w:val="1269504899"/>
+        <w:rPr>
+          <w:rFonts w:ascii="Calibri" w:eastAsia="Times New Roman" w:hAnsi="Calibri" w:cs="Calibri"/>
+          <w:color w:val="444444"/>
+          <w:sz w:val="17"/>
+          <w:szCs w:val="17"/>
+        </w:rPr>
+      </w:pPr>
+      <w:r>
+        <w:rPr>
+          <w:rFonts w:ascii="Calibri" w:eastAsia="Times New Roman" w:hAnsi="Calibri" w:cs="Calibri"/>
+          <w:color w:val="444444"/>
+          <w:sz w:val="17"/>
+          <w:szCs w:val="17"/>
+        </w:rPr>
+        <w:t xml:space="preserve">This strategy covers the full 90-day go-to-market plan for TwinMaq — from Jeddah launch through MENA expansion — including outreach sequences, pricing, digital campaigns, KPIs, and execution checklists. </w:t>
+      </w:r>
+    </w:p>
+    <w:p>
+      <w:pPr>
+        <w:divId w:val="808208902"/>
         <w:rPr>
           <w:rFonts w:ascii="Calibri" w:eastAsia="Times New Roman" w:hAnsi="Calibri" w:cs="Calibri"/>
           <w:color w:val="1A1A1A"/>
@@ -825,7 +1108,7 @@
     <w:p>
       <w:pPr>
         <w:pStyle w:val="Heading1"/>
-        <w:divId w:val="1791708832"/>
+        <w:divId w:val="808208902"/>
         <w:rPr>
           <w:rFonts w:ascii="Calibri" w:eastAsia="Times New Roman" w:hAnsi="Calibri" w:cs="Calibri"/>
         </w:rPr>
@@ -840,7 +1123,7 @@
     <w:p>
       <w:pPr>
         <w:spacing w:before="200" w:after="200"/>
-        <w:divId w:val="1791708832"/>
+        <w:divId w:val="808208902"/>
         <w:rPr>
           <w:rFonts w:ascii="Calibri" w:eastAsia="Times New Roman" w:hAnsi="Calibri" w:cs="Calibri"/>
           <w:color w:val="1A1A1A"/>
@@ -855,7 +1138,7 @@
           <w:sz w:val="20"/>
           <w:szCs w:val="20"/>
         </w:rPr>
-        <w:pict w14:anchorId="7ED2CBDC">
+        <w:pict w14:anchorId="5FAE9760">
           <v:rect id="_x0000_i1027" style="width:0;height:1.5pt" o:hralign="center" o:hrstd="t" o:hr="t" fillcolor="#a0a0a0" stroked="f"/>
         </w:pict>
       </w:r>
@@ -863,7 +1146,7 @@
     <w:p>
       <w:pPr>
         <w:pStyle w:val="Heading3"/>
-        <w:divId w:val="2830147"/>
+        <w:divId w:val="1835879572"/>
         <w:rPr>
           <w:rFonts w:ascii="Calibri" w:eastAsia="Times New Roman" w:hAnsi="Calibri" w:cs="Calibri"/>
         </w:rPr>
@@ -878,7 +1161,7 @@
     <w:p>
       <w:pPr>
         <w:pStyle w:val="NormalWeb"/>
-        <w:divId w:val="2830147"/>
+        <w:divId w:val="1835879572"/>
         <w:rPr>
           <w:rFonts w:ascii="Calibri" w:hAnsi="Calibri" w:cs="Calibri"/>
           <w:color w:val="1A1A1A"/>
@@ -893,7 +1176,6 @@
           <w:sz w:val="20"/>
           <w:szCs w:val="20"/>
         </w:rPr>
-        <w:lastRenderedPageBreak/>
         <w:t xml:space="preserve">Position TwinMaq as the </w:t>
       </w:r>
       <w:r>
@@ -919,7 +1201,7 @@
     <w:p>
       <w:pPr>
         <w:pStyle w:val="Heading3"/>
-        <w:divId w:val="2830147"/>
+        <w:divId w:val="1835879572"/>
         <w:rPr>
           <w:rFonts w:ascii="Calibri" w:eastAsia="Times New Roman" w:hAnsi="Calibri" w:cs="Calibri"/>
         </w:rPr>
@@ -934,7 +1216,7 @@
     <w:p>
       <w:pPr>
         <w:pStyle w:val="NormalWeb"/>
-        <w:divId w:val="2830147"/>
+        <w:divId w:val="1835879572"/>
         <w:rPr>
           <w:rFonts w:ascii="Calibri" w:hAnsi="Calibri" w:cs="Calibri"/>
           <w:color w:val="1A1A1A"/>
@@ -955,7 +1237,7 @@
     <w:p>
       <w:pPr>
         <w:pStyle w:val="Heading3"/>
-        <w:divId w:val="776561241"/>
+        <w:divId w:val="1479688514"/>
         <w:rPr>
           <w:rFonts w:ascii="Calibri" w:eastAsia="Times New Roman" w:hAnsi="Calibri" w:cs="Calibri"/>
         </w:rPr>
@@ -986,7 +1268,7 @@
       </w:tblGrid>
       <w:tr>
         <w:trPr>
-          <w:divId w:val="776561241"/>
+          <w:divId w:val="1479688514"/>
         </w:trPr>
         <w:tc>
           <w:tcPr>
@@ -1143,7 +1425,7 @@
       </w:tr>
       <w:tr>
         <w:trPr>
-          <w:divId w:val="776561241"/>
+          <w:divId w:val="1479688514"/>
         </w:trPr>
         <w:tc>
           <w:tcPr>
@@ -1288,7 +1570,7 @@
       </w:tr>
       <w:tr>
         <w:trPr>
-          <w:divId w:val="776561241"/>
+          <w:divId w:val="1479688514"/>
         </w:trPr>
         <w:tc>
           <w:tcPr>
@@ -1433,7 +1715,7 @@
       </w:tr>
       <w:tr>
         <w:trPr>
-          <w:divId w:val="776561241"/>
+          <w:divId w:val="1479688514"/>
         </w:trPr>
         <w:tc>
           <w:tcPr>
@@ -1578,7 +1860,7 @@
       </w:tr>
       <w:tr>
         <w:trPr>
-          <w:divId w:val="776561241"/>
+          <w:divId w:val="1479688514"/>
         </w:trPr>
         <w:tc>
           <w:tcPr>
@@ -1728,7 +2010,7 @@
     <w:p>
       <w:pPr>
         <w:pStyle w:val="Heading3"/>
-        <w:divId w:val="629749607"/>
+        <w:divId w:val="1193417087"/>
         <w:rPr>
           <w:rFonts w:ascii="Calibri" w:eastAsia="Times New Roman" w:hAnsi="Calibri" w:cs="Calibri"/>
         </w:rPr>
@@ -1758,7 +2040,7 @@
       </w:tblGrid>
       <w:tr>
         <w:trPr>
-          <w:divId w:val="629749607"/>
+          <w:divId w:val="1193417087"/>
         </w:trPr>
         <w:tc>
           <w:tcPr>
@@ -1877,7 +2159,7 @@
       </w:tr>
       <w:tr>
         <w:trPr>
-          <w:divId w:val="629749607"/>
+          <w:divId w:val="1193417087"/>
         </w:trPr>
         <w:tc>
           <w:tcPr>
@@ -1987,7 +2269,7 @@
       </w:tr>
       <w:tr>
         <w:trPr>
-          <w:divId w:val="629749607"/>
+          <w:divId w:val="1193417087"/>
         </w:trPr>
         <w:tc>
           <w:tcPr>
@@ -2097,7 +2379,7 @@
       </w:tr>
       <w:tr>
         <w:trPr>
-          <w:divId w:val="629749607"/>
+          <w:divId w:val="1193417087"/>
         </w:trPr>
         <w:tc>
           <w:tcPr>
@@ -2207,7 +2489,7 @@
       </w:tr>
       <w:tr>
         <w:trPr>
-          <w:divId w:val="629749607"/>
+          <w:divId w:val="1193417087"/>
         </w:trPr>
         <w:tc>
           <w:tcPr>
@@ -2240,6 +2522,7 @@
                 <w:sz w:val="19"/>
                 <w:szCs w:val="19"/>
               </w:rPr>
+              <w:lastRenderedPageBreak/>
               <w:t>Contracts signed</w:t>
             </w:r>
           </w:p>
@@ -2317,7 +2600,7 @@
       </w:tr>
       <w:tr>
         <w:trPr>
-          <w:divId w:val="629749607"/>
+          <w:divId w:val="1193417087"/>
         </w:trPr>
         <w:tc>
           <w:tcPr>
@@ -2427,7 +2710,7 @@
       </w:tr>
       <w:tr>
         <w:trPr>
-          <w:divId w:val="629749607"/>
+          <w:divId w:val="1193417087"/>
         </w:trPr>
         <w:tc>
           <w:tcPr>
@@ -2538,7 +2821,7 @@
     </w:tbl>
     <w:p>
       <w:pPr>
-        <w:divId w:val="1652245831"/>
+        <w:divId w:val="932585783"/>
         <w:rPr>
           <w:rFonts w:ascii="Calibri" w:eastAsia="Times New Roman" w:hAnsi="Calibri" w:cs="Calibri"/>
           <w:color w:val="1A1A1A"/>
@@ -2566,7 +2849,7 @@
     <w:p>
       <w:pPr>
         <w:pStyle w:val="Heading1"/>
-        <w:divId w:val="1652245831"/>
+        <w:divId w:val="932585783"/>
         <w:rPr>
           <w:rFonts w:ascii="Calibri" w:eastAsia="Times New Roman" w:hAnsi="Calibri" w:cs="Calibri"/>
         </w:rPr>
@@ -2581,7 +2864,7 @@
     <w:p>
       <w:pPr>
         <w:spacing w:before="200" w:after="200"/>
-        <w:divId w:val="1652245831"/>
+        <w:divId w:val="932585783"/>
         <w:rPr>
           <w:rFonts w:ascii="Calibri" w:eastAsia="Times New Roman" w:hAnsi="Calibri" w:cs="Calibri"/>
           <w:color w:val="1A1A1A"/>
@@ -2596,7 +2879,7 @@
           <w:sz w:val="20"/>
           <w:szCs w:val="20"/>
         </w:rPr>
-        <w:pict w14:anchorId="77E3A2F7">
+        <w:pict w14:anchorId="47F22D71">
           <v:rect id="_x0000_i1028" style="width:0;height:1.5pt" o:hralign="center" o:hrstd="t" o:hr="t" fillcolor="#a0a0a0" stroked="f"/>
         </w:pict>
       </w:r>
@@ -2604,7 +2887,7 @@
     <w:p>
       <w:pPr>
         <w:pStyle w:val="NormalWeb"/>
-        <w:divId w:val="1378969703"/>
+        <w:divId w:val="1355577504"/>
         <w:rPr>
           <w:rFonts w:ascii="Calibri" w:hAnsi="Calibri" w:cs="Calibri"/>
           <w:color w:val="1A1A1A"/>
@@ -2619,14 +2902,13 @@
           <w:sz w:val="20"/>
           <w:szCs w:val="20"/>
         </w:rPr>
-        <w:lastRenderedPageBreak/>
         <w:t>Saudi Arabia's real estate sector is the primary growth engine of Vision 2030, with over SAR 1.7 trillion in planned projects through 2030. The convergence of mega-projects (NEOM, Red Sea, Diriyah, Qiddiya), private residential development in Riyadh and Jeddah, and rapidly digitizing buyer expectations creates an exceptional window for TwinMaq.</w:t>
       </w:r>
     </w:p>
     <w:p>
       <w:pPr>
         <w:pStyle w:val="Heading3"/>
-        <w:divId w:val="1035496130"/>
+        <w:divId w:val="1913270754"/>
         <w:rPr>
           <w:rFonts w:ascii="Calibri" w:eastAsia="Times New Roman" w:hAnsi="Calibri" w:cs="Calibri"/>
         </w:rPr>
@@ -2655,7 +2937,7 @@
       </w:tblGrid>
       <w:tr>
         <w:trPr>
-          <w:divId w:val="1035496130"/>
+          <w:divId w:val="1913270754"/>
         </w:trPr>
         <w:tc>
           <w:tcPr>
@@ -2736,7 +3018,7 @@
       </w:tr>
       <w:tr>
         <w:trPr>
-          <w:divId w:val="1035496130"/>
+          <w:divId w:val="1913270754"/>
         </w:trPr>
         <w:tc>
           <w:tcPr>
@@ -2811,7 +3093,7 @@
       </w:tr>
       <w:tr>
         <w:trPr>
-          <w:divId w:val="1035496130"/>
+          <w:divId w:val="1913270754"/>
         </w:trPr>
         <w:tc>
           <w:tcPr>
@@ -2886,7 +3168,7 @@
       </w:tr>
       <w:tr>
         <w:trPr>
-          <w:divId w:val="1035496130"/>
+          <w:divId w:val="1913270754"/>
         </w:trPr>
         <w:tc>
           <w:tcPr>
@@ -2961,7 +3243,7 @@
       </w:tr>
       <w:tr>
         <w:trPr>
-          <w:divId w:val="1035496130"/>
+          <w:divId w:val="1913270754"/>
         </w:trPr>
         <w:tc>
           <w:tcPr>
@@ -3036,7 +3318,7 @@
       </w:tr>
       <w:tr>
         <w:trPr>
-          <w:divId w:val="1035496130"/>
+          <w:divId w:val="1913270754"/>
         </w:trPr>
         <w:tc>
           <w:tcPr>
@@ -3111,7 +3393,7 @@
       </w:tr>
       <w:tr>
         <w:trPr>
-          <w:divId w:val="1035496130"/>
+          <w:divId w:val="1913270754"/>
         </w:trPr>
         <w:tc>
           <w:tcPr>
@@ -3188,7 +3470,7 @@
     <w:p>
       <w:pPr>
         <w:shd w:val="clear" w:color="auto" w:fill="EEF5FB"/>
-        <w:divId w:val="1250575993"/>
+        <w:divId w:val="1422021045"/>
         <w:rPr>
           <w:rFonts w:ascii="Calibri" w:eastAsia="Times New Roman" w:hAnsi="Calibri" w:cs="Calibri"/>
           <w:color w:val="1A1A1A"/>
@@ -3219,7 +3501,7 @@
     <w:p>
       <w:pPr>
         <w:pStyle w:val="Heading3"/>
-        <w:divId w:val="629477998"/>
+        <w:divId w:val="509105191"/>
         <w:rPr>
           <w:rFonts w:ascii="Calibri" w:eastAsia="Times New Roman" w:hAnsi="Calibri" w:cs="Calibri"/>
         </w:rPr>
@@ -3251,7 +3533,7 @@
       </w:tblGrid>
       <w:tr>
         <w:trPr>
-          <w:divId w:val="629477998"/>
+          <w:divId w:val="509105191"/>
         </w:trPr>
         <w:tc>
           <w:tcPr>
@@ -3281,6 +3563,7 @@
                 <w:sz w:val="19"/>
                 <w:szCs w:val="19"/>
               </w:rPr>
+              <w:lastRenderedPageBreak/>
               <w:t>Segment</w:t>
             </w:r>
           </w:p>
@@ -3416,7 +3699,7 @@
       </w:tr>
       <w:tr>
         <w:trPr>
-          <w:divId w:val="629477998"/>
+          <w:divId w:val="509105191"/>
         </w:trPr>
         <w:tc>
           <w:tcPr>
@@ -3556,7 +3839,7 @@
       </w:tr>
       <w:tr>
         <w:trPr>
-          <w:divId w:val="629477998"/>
+          <w:divId w:val="509105191"/>
         </w:trPr>
         <w:tc>
           <w:tcPr>
@@ -3696,7 +3979,7 @@
       </w:tr>
       <w:tr>
         <w:trPr>
-          <w:divId w:val="629477998"/>
+          <w:divId w:val="509105191"/>
         </w:trPr>
         <w:tc>
           <w:tcPr>
@@ -3836,7 +4119,7 @@
       </w:tr>
       <w:tr>
         <w:trPr>
-          <w:divId w:val="629477998"/>
+          <w:divId w:val="509105191"/>
         </w:trPr>
         <w:tc>
           <w:tcPr>
@@ -3862,7 +4145,6 @@
                 <w:sz w:val="19"/>
                 <w:szCs w:val="19"/>
               </w:rPr>
-              <w:lastRenderedPageBreak/>
               <w:t>Total Addressable Market</w:t>
             </w:r>
           </w:p>
@@ -3982,7 +4264,7 @@
     </w:tbl>
     <w:p>
       <w:pPr>
-        <w:divId w:val="477655055"/>
+        <w:divId w:val="1840658631"/>
         <w:rPr>
           <w:rFonts w:ascii="Calibri" w:eastAsia="Times New Roman" w:hAnsi="Calibri" w:cs="Calibri"/>
           <w:color w:val="1A1A1A"/>
@@ -4010,7 +4292,7 @@
     <w:p>
       <w:pPr>
         <w:pStyle w:val="Heading1"/>
-        <w:divId w:val="477655055"/>
+        <w:divId w:val="1840658631"/>
         <w:rPr>
           <w:rFonts w:ascii="Calibri" w:eastAsia="Times New Roman" w:hAnsi="Calibri" w:cs="Calibri"/>
         </w:rPr>
@@ -4025,7 +4307,7 @@
     <w:p>
       <w:pPr>
         <w:spacing w:before="200" w:after="200"/>
-        <w:divId w:val="477655055"/>
+        <w:divId w:val="1840658631"/>
         <w:rPr>
           <w:rFonts w:ascii="Calibri" w:eastAsia="Times New Roman" w:hAnsi="Calibri" w:cs="Calibri"/>
           <w:color w:val="1A1A1A"/>
@@ -4040,7 +4322,7 @@
           <w:sz w:val="20"/>
           <w:szCs w:val="20"/>
         </w:rPr>
-        <w:pict w14:anchorId="72EFDB3C">
+        <w:pict w14:anchorId="30C633A6">
           <v:rect id="_x0000_i1029" style="width:0;height:1.5pt" o:hralign="center" o:hrstd="t" o:hr="t" fillcolor="#a0a0a0" stroked="f"/>
         </w:pict>
       </w:r>
@@ -4048,7 +4330,7 @@
     <w:p>
       <w:pPr>
         <w:pStyle w:val="NormalWeb"/>
-        <w:divId w:val="385834555"/>
+        <w:divId w:val="1135365643"/>
         <w:rPr>
           <w:rFonts w:ascii="Calibri" w:hAnsi="Calibri" w:cs="Calibri"/>
           <w:color w:val="1A1A1A"/>
@@ -4107,7 +4389,7 @@
     <w:p>
       <w:pPr>
         <w:shd w:val="clear" w:color="auto" w:fill="1A3C5E"/>
-        <w:divId w:val="330062272"/>
+        <w:divId w:val="625477329"/>
         <w:rPr>
           <w:rFonts w:ascii="Calibri" w:eastAsia="Times New Roman" w:hAnsi="Calibri" w:cs="Calibri"/>
           <w:b/>
@@ -4132,7 +4414,7 @@
     <w:p>
       <w:pPr>
         <w:pStyle w:val="NormalWeb"/>
-        <w:divId w:val="1393624434"/>
+        <w:divId w:val="177354228"/>
         <w:rPr>
           <w:rFonts w:ascii="Calibri" w:hAnsi="Calibri" w:cs="Calibri"/>
           <w:color w:val="1A1A1A"/>
@@ -4169,7 +4451,7 @@
       </w:tblGrid>
       <w:tr>
         <w:trPr>
-          <w:divId w:val="1393624434"/>
+          <w:divId w:val="177354228"/>
         </w:trPr>
         <w:tc>
           <w:tcPr>
@@ -4302,7 +4584,7 @@
       </w:tr>
       <w:tr>
         <w:trPr>
-          <w:divId w:val="1393624434"/>
+          <w:divId w:val="177354228"/>
         </w:trPr>
         <w:tc>
           <w:tcPr>
@@ -4417,7 +4699,7 @@
       </w:tr>
       <w:tr>
         <w:trPr>
-          <w:divId w:val="1393624434"/>
+          <w:divId w:val="177354228"/>
         </w:trPr>
         <w:tc>
           <w:tcPr>
@@ -4532,7 +4814,7 @@
       </w:tr>
       <w:tr>
         <w:trPr>
-          <w:divId w:val="1393624434"/>
+          <w:divId w:val="177354228"/>
         </w:trPr>
         <w:tc>
           <w:tcPr>
@@ -4647,7 +4929,7 @@
       </w:tr>
       <w:tr>
         <w:trPr>
-          <w:divId w:val="1393624434"/>
+          <w:divId w:val="177354228"/>
         </w:trPr>
         <w:tc>
           <w:tcPr>
@@ -4762,7 +5044,7 @@
       </w:tr>
       <w:tr>
         <w:trPr>
-          <w:divId w:val="1393624434"/>
+          <w:divId w:val="177354228"/>
         </w:trPr>
         <w:tc>
           <w:tcPr>
@@ -4886,7 +5168,7 @@
       </w:tr>
       <w:tr>
         <w:trPr>
-          <w:divId w:val="1393624434"/>
+          <w:divId w:val="177354228"/>
         </w:trPr>
         <w:tc>
           <w:tcPr>
@@ -5002,7 +5284,7 @@
       </w:tr>
       <w:tr>
         <w:trPr>
-          <w:divId w:val="1393624434"/>
+          <w:divId w:val="177354228"/>
         </w:trPr>
         <w:tc>
           <w:tcPr>
@@ -5118,7 +5400,7 @@
       </w:tr>
       <w:tr>
         <w:trPr>
-          <w:divId w:val="1393624434"/>
+          <w:divId w:val="177354228"/>
         </w:trPr>
         <w:tc>
           <w:tcPr>
@@ -5234,7 +5516,7 @@
       </w:tr>
       <w:tr>
         <w:trPr>
-          <w:divId w:val="1393624434"/>
+          <w:divId w:val="177354228"/>
         </w:trPr>
         <w:tc>
           <w:tcPr>
@@ -5351,7 +5633,7 @@
       </w:tr>
       <w:tr>
         <w:trPr>
-          <w:divId w:val="1393624434"/>
+          <w:divId w:val="177354228"/>
         </w:trPr>
         <w:tc>
           <w:tcPr>
@@ -5377,6 +5659,7 @@
                 <w:sz w:val="19"/>
                 <w:szCs w:val="19"/>
               </w:rPr>
+              <w:lastRenderedPageBreak/>
               <w:t>Social Media Marketing Content Package</w:t>
             </w:r>
           </w:p>
@@ -5468,7 +5751,7 @@
       </w:tr>
       <w:tr>
         <w:trPr>
-          <w:divId w:val="1393624434"/>
+          <w:divId w:val="177354228"/>
         </w:trPr>
         <w:tc>
           <w:tcPr>
@@ -5585,7 +5868,7 @@
       </w:tr>
       <w:tr>
         <w:trPr>
-          <w:divId w:val="1393624434"/>
+          <w:divId w:val="177354228"/>
         </w:trPr>
         <w:tc>
           <w:tcPr>
@@ -5701,7 +5984,7 @@
       </w:tr>
       <w:tr>
         <w:trPr>
-          <w:divId w:val="1393624434"/>
+          <w:divId w:val="177354228"/>
         </w:trPr>
         <w:tc>
           <w:tcPr>
@@ -5819,7 +6102,7 @@
     <w:p>
       <w:pPr>
         <w:shd w:val="clear" w:color="auto" w:fill="EEF5FB"/>
-        <w:divId w:val="1232157405"/>
+        <w:divId w:val="1412041976"/>
         <w:rPr>
           <w:rFonts w:ascii="Calibri" w:eastAsia="Times New Roman" w:hAnsi="Calibri" w:cs="Calibri"/>
           <w:color w:val="1A1A1A"/>
@@ -5869,7 +6152,7 @@
     <w:p>
       <w:pPr>
         <w:shd w:val="clear" w:color="auto" w:fill="1A3C5E"/>
-        <w:divId w:val="1855917245"/>
+        <w:divId w:val="1463884019"/>
         <w:rPr>
           <w:rFonts w:ascii="Calibri" w:eastAsia="Times New Roman" w:hAnsi="Calibri" w:cs="Calibri"/>
           <w:b/>
@@ -5888,7 +6171,6 @@
           <w:sz w:val="21"/>
           <w:szCs w:val="21"/>
         </w:rPr>
-        <w:lastRenderedPageBreak/>
         <w:t>Competitive Category — PropTech Companies</w:t>
       </w:r>
     </w:p>
@@ -5910,7 +6192,7 @@
       </w:tblGrid>
       <w:tr>
         <w:trPr>
-          <w:divId w:val="1612468231"/>
+          <w:divId w:val="554200805"/>
         </w:trPr>
         <w:tc>
           <w:tcPr>
@@ -6011,7 +6293,7 @@
       </w:tr>
       <w:tr>
         <w:trPr>
-          <w:divId w:val="1612468231"/>
+          <w:divId w:val="554200805"/>
         </w:trPr>
         <w:tc>
           <w:tcPr>
@@ -6098,7 +6380,7 @@
       </w:tr>
       <w:tr>
         <w:trPr>
-          <w:divId w:val="1612468231"/>
+          <w:divId w:val="554200805"/>
         </w:trPr>
         <w:tc>
           <w:tcPr>
@@ -6185,7 +6467,7 @@
       </w:tr>
       <w:tr>
         <w:trPr>
-          <w:divId w:val="1612468231"/>
+          <w:divId w:val="554200805"/>
         </w:trPr>
         <w:tc>
           <w:tcPr>
@@ -6291,7 +6573,7 @@
       </w:tr>
       <w:tr>
         <w:trPr>
-          <w:divId w:val="1612468231"/>
+          <w:divId w:val="554200805"/>
         </w:trPr>
         <w:tc>
           <w:tcPr>
@@ -6378,7 +6660,7 @@
       </w:tr>
       <w:tr>
         <w:trPr>
-          <w:divId w:val="1612468231"/>
+          <w:divId w:val="554200805"/>
         </w:trPr>
         <w:tc>
           <w:tcPr>
@@ -6467,7 +6749,7 @@
     <w:p>
       <w:pPr>
         <w:pStyle w:val="Heading3"/>
-        <w:divId w:val="712845789"/>
+        <w:divId w:val="748038638"/>
         <w:rPr>
           <w:rFonts w:ascii="Calibri" w:eastAsia="Times New Roman" w:hAnsi="Calibri" w:cs="Calibri"/>
         </w:rPr>
@@ -6497,7 +6779,7 @@
       </w:tblGrid>
       <w:tr>
         <w:trPr>
-          <w:divId w:val="712845789"/>
+          <w:divId w:val="748038638"/>
         </w:trPr>
         <w:tc>
           <w:tcPr>
@@ -6598,7 +6880,7 @@
       </w:tr>
       <w:tr>
         <w:trPr>
-          <w:divId w:val="712845789"/>
+          <w:divId w:val="748038638"/>
         </w:trPr>
         <w:tc>
           <w:tcPr>
@@ -6694,7 +6976,7 @@
       </w:tr>
       <w:tr>
         <w:trPr>
-          <w:divId w:val="712845789"/>
+          <w:divId w:val="748038638"/>
         </w:trPr>
         <w:tc>
           <w:tcPr>
@@ -6790,7 +7072,7 @@
       </w:tr>
       <w:tr>
         <w:trPr>
-          <w:divId w:val="712845789"/>
+          <w:divId w:val="748038638"/>
         </w:trPr>
         <w:tc>
           <w:tcPr>
@@ -6815,6 +7097,7 @@
                 <w:sz w:val="19"/>
                 <w:szCs w:val="19"/>
               </w:rPr>
+              <w:lastRenderedPageBreak/>
               <w:t>3</w:t>
             </w:r>
           </w:p>
@@ -6886,7 +7169,7 @@
       </w:tr>
       <w:tr>
         <w:trPr>
-          <w:divId w:val="712845789"/>
+          <w:divId w:val="748038638"/>
         </w:trPr>
         <w:tc>
           <w:tcPr>
@@ -6982,7 +7265,7 @@
       </w:tr>
       <w:tr>
         <w:trPr>
-          <w:divId w:val="712845789"/>
+          <w:divId w:val="748038638"/>
         </w:trPr>
         <w:tc>
           <w:tcPr>
@@ -7080,7 +7363,7 @@
     <w:p>
       <w:pPr>
         <w:pStyle w:val="Heading3"/>
-        <w:divId w:val="45642055"/>
+        <w:divId w:val="555244873"/>
         <w:rPr>
           <w:rFonts w:ascii="Calibri" w:eastAsia="Times New Roman" w:hAnsi="Calibri" w:cs="Calibri"/>
         </w:rPr>
@@ -7109,7 +7392,7 @@
       </w:tblGrid>
       <w:tr>
         <w:trPr>
-          <w:divId w:val="45642055"/>
+          <w:divId w:val="555244873"/>
         </w:trPr>
         <w:tc>
           <w:tcPr>
@@ -7139,7 +7422,6 @@
                 <w:sz w:val="19"/>
                 <w:szCs w:val="19"/>
               </w:rPr>
-              <w:lastRenderedPageBreak/>
               <w:t>Prospect Says…</w:t>
             </w:r>
           </w:p>
@@ -7179,7 +7461,7 @@
       </w:tr>
       <w:tr>
         <w:trPr>
-          <w:divId w:val="45642055"/>
+          <w:divId w:val="555244873"/>
         </w:trPr>
         <w:tc>
           <w:tcPr>
@@ -7238,7 +7520,7 @@
       </w:tr>
       <w:tr>
         <w:trPr>
-          <w:divId w:val="45642055"/>
+          <w:divId w:val="555244873"/>
         </w:trPr>
         <w:tc>
           <w:tcPr>
@@ -7297,7 +7579,7 @@
       </w:tr>
       <w:tr>
         <w:trPr>
-          <w:divId w:val="45642055"/>
+          <w:divId w:val="555244873"/>
         </w:trPr>
         <w:tc>
           <w:tcPr>
@@ -7356,7 +7638,7 @@
       </w:tr>
       <w:tr>
         <w:trPr>
-          <w:divId w:val="45642055"/>
+          <w:divId w:val="555244873"/>
         </w:trPr>
         <w:tc>
           <w:tcPr>
@@ -7415,7 +7697,7 @@
       </w:tr>
       <w:tr>
         <w:trPr>
-          <w:divId w:val="45642055"/>
+          <w:divId w:val="555244873"/>
         </w:trPr>
         <w:tc>
           <w:tcPr>
@@ -7474,7 +7756,7 @@
       </w:tr>
       <w:tr>
         <w:trPr>
-          <w:divId w:val="45642055"/>
+          <w:divId w:val="555244873"/>
         </w:trPr>
         <w:tc>
           <w:tcPr>
@@ -7534,7 +7816,7 @@
     </w:tbl>
     <w:p>
       <w:pPr>
-        <w:divId w:val="523831635"/>
+        <w:divId w:val="1754087192"/>
         <w:rPr>
           <w:rFonts w:ascii="Calibri" w:eastAsia="Times New Roman" w:hAnsi="Calibri" w:cs="Calibri"/>
           <w:color w:val="1A1A1A"/>
@@ -7562,7 +7844,7 @@
     <w:p>
       <w:pPr>
         <w:pStyle w:val="Heading1"/>
-        <w:divId w:val="523831635"/>
+        <w:divId w:val="1754087192"/>
         <w:rPr>
           <w:rFonts w:ascii="Calibri" w:eastAsia="Times New Roman" w:hAnsi="Calibri" w:cs="Calibri"/>
         </w:rPr>
@@ -7577,7 +7859,7 @@
     <w:p>
       <w:pPr>
         <w:spacing w:before="200" w:after="200"/>
-        <w:divId w:val="523831635"/>
+        <w:divId w:val="1754087192"/>
         <w:rPr>
           <w:rFonts w:ascii="Calibri" w:eastAsia="Times New Roman" w:hAnsi="Calibri" w:cs="Calibri"/>
           <w:color w:val="1A1A1A"/>
@@ -7592,7 +7874,7 @@
           <w:sz w:val="20"/>
           <w:szCs w:val="20"/>
         </w:rPr>
-        <w:pict w14:anchorId="76BA7039">
+        <w:pict w14:anchorId="3EB83ADA">
           <v:rect id="_x0000_i1030" style="width:0;height:1.5pt" o:hralign="center" o:hrstd="t" o:hr="t" fillcolor="#a0a0a0" stroked="f"/>
         </w:pict>
       </w:r>
@@ -7600,7 +7882,7 @@
     <w:p>
       <w:pPr>
         <w:pStyle w:val="Heading3"/>
-        <w:divId w:val="910189031"/>
+        <w:divId w:val="1932931428"/>
         <w:rPr>
           <w:rFonts w:ascii="Calibri" w:eastAsia="Times New Roman" w:hAnsi="Calibri" w:cs="Calibri"/>
         </w:rPr>
@@ -7629,7 +7911,7 @@
       </w:tblGrid>
       <w:tr>
         <w:trPr>
-          <w:divId w:val="910189031"/>
+          <w:divId w:val="1932931428"/>
         </w:trPr>
         <w:tc>
           <w:tcPr>
@@ -7710,7 +7992,7 @@
       </w:tr>
       <w:tr>
         <w:trPr>
-          <w:divId w:val="910189031"/>
+          <w:divId w:val="1932931428"/>
         </w:trPr>
         <w:tc>
           <w:tcPr>
@@ -7785,7 +8067,7 @@
       </w:tr>
       <w:tr>
         <w:trPr>
-          <w:divId w:val="910189031"/>
+          <w:divId w:val="1932931428"/>
         </w:trPr>
         <w:tc>
           <w:tcPr>
@@ -7860,7 +8142,7 @@
       </w:tr>
       <w:tr>
         <w:trPr>
-          <w:divId w:val="910189031"/>
+          <w:divId w:val="1932931428"/>
         </w:trPr>
         <w:tc>
           <w:tcPr>
@@ -7893,6 +8175,7 @@
                 <w:sz w:val="19"/>
                 <w:szCs w:val="19"/>
               </w:rPr>
+              <w:lastRenderedPageBreak/>
               <w:t>Project Scale</w:t>
             </w:r>
           </w:p>
@@ -7935,7 +8218,7 @@
       </w:tr>
       <w:tr>
         <w:trPr>
-          <w:divId w:val="910189031"/>
+          <w:divId w:val="1932931428"/>
         </w:trPr>
         <w:tc>
           <w:tcPr>
@@ -8010,7 +8293,7 @@
       </w:tr>
       <w:tr>
         <w:trPr>
-          <w:divId w:val="910189031"/>
+          <w:divId w:val="1932931428"/>
         </w:trPr>
         <w:tc>
           <w:tcPr>
@@ -8085,7 +8368,7 @@
       </w:tr>
       <w:tr>
         <w:trPr>
-          <w:divId w:val="910189031"/>
+          <w:divId w:val="1932931428"/>
         </w:trPr>
         <w:tc>
           <w:tcPr>
@@ -8160,7 +8443,7 @@
       </w:tr>
       <w:tr>
         <w:trPr>
-          <w:divId w:val="910189031"/>
+          <w:divId w:val="1932931428"/>
         </w:trPr>
         <w:tc>
           <w:tcPr>
@@ -8193,7 +8476,6 @@
                 <w:sz w:val="19"/>
                 <w:szCs w:val="19"/>
               </w:rPr>
-              <w:lastRenderedPageBreak/>
               <w:t>Trigger Events</w:t>
             </w:r>
           </w:p>
@@ -8236,7 +8518,7 @@
       </w:tr>
       <w:tr>
         <w:trPr>
-          <w:divId w:val="910189031"/>
+          <w:divId w:val="1932931428"/>
         </w:trPr>
         <w:tc>
           <w:tcPr>
@@ -8313,7 +8595,7 @@
     <w:p>
       <w:pPr>
         <w:pStyle w:val="Heading3"/>
-        <w:divId w:val="503324834"/>
+        <w:divId w:val="859899158"/>
         <w:rPr>
           <w:rFonts w:ascii="Calibri" w:eastAsia="Times New Roman" w:hAnsi="Calibri" w:cs="Calibri"/>
         </w:rPr>
@@ -8342,7 +8624,7 @@
       </w:tblGrid>
       <w:tr>
         <w:trPr>
-          <w:divId w:val="503324834"/>
+          <w:divId w:val="859899158"/>
         </w:trPr>
         <w:tc>
           <w:tcPr>
@@ -8423,7 +8705,7 @@
       </w:tr>
       <w:tr>
         <w:trPr>
-          <w:divId w:val="503324834"/>
+          <w:divId w:val="859899158"/>
         </w:trPr>
         <w:tc>
           <w:tcPr>
@@ -8498,7 +8780,7 @@
       </w:tr>
       <w:tr>
         <w:trPr>
-          <w:divId w:val="503324834"/>
+          <w:divId w:val="859899158"/>
         </w:trPr>
         <w:tc>
           <w:tcPr>
@@ -8573,7 +8855,7 @@
       </w:tr>
       <w:tr>
         <w:trPr>
-          <w:divId w:val="503324834"/>
+          <w:divId w:val="859899158"/>
         </w:trPr>
         <w:tc>
           <w:tcPr>
@@ -8650,7 +8932,7 @@
     <w:p>
       <w:pPr>
         <w:pStyle w:val="Heading3"/>
-        <w:divId w:val="392898284"/>
+        <w:divId w:val="757209994"/>
         <w:rPr>
           <w:rFonts w:ascii="Calibri" w:eastAsia="Times New Roman" w:hAnsi="Calibri" w:cs="Calibri"/>
         </w:rPr>
@@ -8681,7 +8963,7 @@
       </w:tblGrid>
       <w:tr>
         <w:trPr>
-          <w:divId w:val="392898284"/>
+          <w:divId w:val="757209994"/>
         </w:trPr>
         <w:tc>
           <w:tcPr>
@@ -8838,7 +9120,7 @@
       </w:tr>
       <w:tr>
         <w:trPr>
-          <w:divId w:val="392898284"/>
+          <w:divId w:val="757209994"/>
         </w:trPr>
         <w:tc>
           <w:tcPr>
@@ -8984,7 +9266,7 @@
       </w:tr>
       <w:tr>
         <w:trPr>
-          <w:divId w:val="392898284"/>
+          <w:divId w:val="757209994"/>
         </w:trPr>
         <w:tc>
           <w:tcPr>
@@ -9132,7 +9414,7 @@
     <w:p>
       <w:pPr>
         <w:pStyle w:val="Heading3"/>
-        <w:divId w:val="302851658"/>
+        <w:divId w:val="711461637"/>
         <w:rPr>
           <w:rFonts w:ascii="Calibri" w:eastAsia="Times New Roman" w:hAnsi="Calibri" w:cs="Calibri"/>
         </w:rPr>
@@ -9164,7 +9446,7 @@
       </w:tblGrid>
       <w:tr>
         <w:trPr>
-          <w:divId w:val="302851658"/>
+          <w:divId w:val="711461637"/>
         </w:trPr>
         <w:tc>
           <w:tcPr>
@@ -9329,7 +9611,7 @@
       </w:tr>
       <w:tr>
         <w:trPr>
-          <w:divId w:val="302851658"/>
+          <w:divId w:val="711461637"/>
         </w:trPr>
         <w:tc>
           <w:tcPr>
@@ -9353,6 +9635,7 @@
                 <w:rFonts w:ascii="Segoe UI Emoji" w:eastAsia="Times New Roman" w:hAnsi="Segoe UI Emoji" w:cs="Segoe UI Emoji"/>
                 <w:color w:val="1A1A1A"/>
               </w:rPr>
+              <w:lastRenderedPageBreak/>
               <w:t>🔴</w:t>
             </w:r>
             <w:r>
@@ -9476,7 +9759,7 @@
       </w:tr>
       <w:tr>
         <w:trPr>
-          <w:divId w:val="302851658"/>
+          <w:divId w:val="711461637"/>
         </w:trPr>
         <w:tc>
           <w:tcPr>
@@ -9623,7 +9906,7 @@
       </w:tr>
       <w:tr>
         <w:trPr>
-          <w:divId w:val="302851658"/>
+          <w:divId w:val="711461637"/>
         </w:trPr>
         <w:tc>
           <w:tcPr>
@@ -9770,7 +10053,7 @@
       </w:tr>
       <w:tr>
         <w:trPr>
-          <w:divId w:val="302851658"/>
+          <w:divId w:val="711461637"/>
         </w:trPr>
         <w:tc>
           <w:tcPr>
@@ -9917,7 +10200,7 @@
       </w:tr>
       <w:tr>
         <w:trPr>
-          <w:divId w:val="302851658"/>
+          <w:divId w:val="711461637"/>
         </w:trPr>
         <w:tc>
           <w:tcPr>
@@ -10064,7 +10347,7 @@
       </w:tr>
       <w:tr>
         <w:trPr>
-          <w:divId w:val="302851658"/>
+          <w:divId w:val="711461637"/>
         </w:trPr>
         <w:tc>
           <w:tcPr>
@@ -10088,7 +10371,6 @@
                 <w:rFonts w:ascii="Segoe UI Emoji" w:eastAsia="Times New Roman" w:hAnsi="Segoe UI Emoji" w:cs="Segoe UI Emoji"/>
                 <w:color w:val="1A1A1A"/>
               </w:rPr>
-              <w:lastRenderedPageBreak/>
               <w:t>🟡</w:t>
             </w:r>
             <w:r>
@@ -10213,7 +10495,7 @@
     </w:tbl>
     <w:p>
       <w:pPr>
-        <w:divId w:val="1363021783"/>
+        <w:divId w:val="974601332"/>
         <w:rPr>
           <w:rFonts w:ascii="Calibri" w:eastAsia="Times New Roman" w:hAnsi="Calibri" w:cs="Calibri"/>
           <w:color w:val="1A1A1A"/>
@@ -10241,7 +10523,7 @@
     <w:p>
       <w:pPr>
         <w:pStyle w:val="Heading1"/>
-        <w:divId w:val="1363021783"/>
+        <w:divId w:val="974601332"/>
         <w:rPr>
           <w:rFonts w:ascii="Calibri" w:eastAsia="Times New Roman" w:hAnsi="Calibri" w:cs="Calibri"/>
         </w:rPr>
@@ -10256,7 +10538,7 @@
     <w:p>
       <w:pPr>
         <w:spacing w:before="200" w:after="200"/>
-        <w:divId w:val="1363021783"/>
+        <w:divId w:val="974601332"/>
         <w:rPr>
           <w:rFonts w:ascii="Calibri" w:eastAsia="Times New Roman" w:hAnsi="Calibri" w:cs="Calibri"/>
           <w:color w:val="1A1A1A"/>
@@ -10271,7 +10553,7 @@
           <w:sz w:val="20"/>
           <w:szCs w:val="20"/>
         </w:rPr>
-        <w:pict w14:anchorId="69703C68">
+        <w:pict w14:anchorId="3CB684FA">
           <v:rect id="_x0000_i1031" style="width:0;height:1.5pt" o:hralign="center" o:hrstd="t" o:hr="t" fillcolor="#a0a0a0" stroked="f"/>
         </w:pict>
       </w:r>
@@ -10279,7 +10561,7 @@
     <w:p>
       <w:pPr>
         <w:pStyle w:val="Heading3"/>
-        <w:divId w:val="208538594"/>
+        <w:divId w:val="1604798379"/>
         <w:rPr>
           <w:rFonts w:ascii="Calibri" w:eastAsia="Times New Roman" w:hAnsi="Calibri" w:cs="Calibri"/>
         </w:rPr>
@@ -10294,7 +10576,7 @@
     <w:p>
       <w:pPr>
         <w:shd w:val="clear" w:color="auto" w:fill="EEF5FB"/>
-        <w:divId w:val="806045685"/>
+        <w:divId w:val="1229655183"/>
         <w:rPr>
           <w:rFonts w:ascii="Calibri" w:eastAsia="Times New Roman" w:hAnsi="Calibri" w:cs="Calibri"/>
           <w:color w:val="1A1A1A"/>
@@ -10325,7 +10607,7 @@
     <w:p>
       <w:pPr>
         <w:pStyle w:val="Heading3"/>
-        <w:divId w:val="208538594"/>
+        <w:divId w:val="1604798379"/>
         <w:rPr>
           <w:rFonts w:ascii="Calibri" w:eastAsia="Times New Roman" w:hAnsi="Calibri" w:cs="Calibri"/>
         </w:rPr>
@@ -10340,7 +10622,7 @@
     <w:p>
       <w:pPr>
         <w:pStyle w:val="NormalWeb"/>
-        <w:divId w:val="208538594"/>
+        <w:divId w:val="1604798379"/>
         <w:rPr>
           <w:rFonts w:ascii="Calibri" w:hAnsi="Calibri" w:cs="Calibri"/>
           <w:color w:val="1A1A1A"/>
@@ -10361,7 +10643,7 @@
     <w:p>
       <w:pPr>
         <w:pStyle w:val="Heading3"/>
-        <w:divId w:val="1464812037"/>
+        <w:divId w:val="866065812"/>
         <w:rPr>
           <w:rFonts w:ascii="Calibri" w:eastAsia="Times New Roman" w:hAnsi="Calibri" w:cs="Calibri"/>
         </w:rPr>
@@ -10391,7 +10673,7 @@
       </w:tblGrid>
       <w:tr>
         <w:trPr>
-          <w:divId w:val="1464812037"/>
+          <w:divId w:val="866065812"/>
         </w:trPr>
         <w:tc>
           <w:tcPr>
@@ -10510,7 +10792,7 @@
       </w:tr>
       <w:tr>
         <w:trPr>
-          <w:divId w:val="1464812037"/>
+          <w:divId w:val="866065812"/>
         </w:trPr>
         <w:tc>
           <w:tcPr>
@@ -10620,7 +10902,7 @@
       </w:tr>
       <w:tr>
         <w:trPr>
-          <w:divId w:val="1464812037"/>
+          <w:divId w:val="866065812"/>
         </w:trPr>
         <w:tc>
           <w:tcPr>
@@ -10730,7 +11012,7 @@
       </w:tr>
       <w:tr>
         <w:trPr>
-          <w:divId w:val="1464812037"/>
+          <w:divId w:val="866065812"/>
         </w:trPr>
         <w:tc>
           <w:tcPr>
@@ -10840,7 +11122,7 @@
       </w:tr>
       <w:tr>
         <w:trPr>
-          <w:divId w:val="1464812037"/>
+          <w:divId w:val="866065812"/>
         </w:trPr>
         <w:tc>
           <w:tcPr>
@@ -10873,6 +11155,7 @@
                 <w:sz w:val="19"/>
                 <w:szCs w:val="19"/>
               </w:rPr>
+              <w:lastRenderedPageBreak/>
               <w:t>Investor / Commercial</w:t>
             </w:r>
           </w:p>
@@ -10950,7 +11233,7 @@
       </w:tr>
       <w:tr>
         <w:trPr>
-          <w:divId w:val="1464812037"/>
+          <w:divId w:val="866065812"/>
         </w:trPr>
         <w:tc>
           <w:tcPr>
@@ -11062,7 +11345,7 @@
     <w:p>
       <w:pPr>
         <w:pStyle w:val="Heading3"/>
-        <w:divId w:val="1331254986"/>
+        <w:divId w:val="1894582738"/>
         <w:rPr>
           <w:rFonts w:ascii="Calibri" w:eastAsia="Times New Roman" w:hAnsi="Calibri" w:cs="Calibri"/>
         </w:rPr>
@@ -11076,7 +11359,7 @@
     </w:p>
     <w:p>
       <w:pPr>
-        <w:divId w:val="1619608483"/>
+        <w:divId w:val="1179733494"/>
         <w:rPr>
           <w:rFonts w:ascii="Calibri" w:eastAsia="Times New Roman" w:hAnsi="Calibri" w:cs="Calibri"/>
           <w:color w:val="1A1A1A"/>
@@ -11103,22 +11386,12 @@
           <w:szCs w:val="20"/>
         </w:rPr>
         <w:br/>
-        <w:t xml:space="preserve">Buyers choose flooring, wall finishes, and fixtures inside the platform — in real time, before signing. No PropTech </w:t>
-      </w:r>
-      <w:r>
-        <w:rPr>
-          <w:rFonts w:ascii="Calibri" w:eastAsia="Times New Roman" w:hAnsi="Calibri" w:cs="Calibri"/>
-          <w:color w:val="1A1A1A"/>
-          <w:sz w:val="20"/>
-          <w:szCs w:val="20"/>
-        </w:rPr>
-        <w:lastRenderedPageBreak/>
-        <w:t>competitor or visualization platform in Saudi Arabia offers this. Creates ownership feeling pre-purchase and shortens the decision cycle.</w:t>
+        <w:t>Buyers choose flooring, wall finishes, and fixtures inside the platform — in real time, before signing. No PropTech competitor or visualization platform in Saudi Arabia offers this. Creates ownership feeling pre-purchase and shortens the decision cycle.</w:t>
       </w:r>
     </w:p>
     <w:p>
       <w:pPr>
-        <w:divId w:val="1452629901"/>
+        <w:divId w:val="1861970997"/>
         <w:rPr>
           <w:rFonts w:ascii="Calibri" w:eastAsia="Times New Roman" w:hAnsi="Calibri" w:cs="Calibri"/>
           <w:color w:val="1A1A1A"/>
@@ -11150,7 +11423,7 @@
     </w:p>
     <w:p>
       <w:pPr>
-        <w:divId w:val="1453554209"/>
+        <w:divId w:val="1274634363"/>
         <w:rPr>
           <w:rFonts w:ascii="Calibri" w:eastAsia="Times New Roman" w:hAnsi="Calibri" w:cs="Calibri"/>
           <w:color w:val="1A1A1A"/>
@@ -11182,7 +11455,7 @@
     </w:p>
     <w:p>
       <w:pPr>
-        <w:divId w:val="1740207667"/>
+        <w:divId w:val="2079741451"/>
         <w:rPr>
           <w:rFonts w:ascii="Calibri" w:eastAsia="Times New Roman" w:hAnsi="Calibri" w:cs="Calibri"/>
           <w:color w:val="1A1A1A"/>
@@ -11214,7 +11487,7 @@
     </w:p>
     <w:p>
       <w:pPr>
-        <w:divId w:val="578835497"/>
+        <w:divId w:val="78017634"/>
         <w:rPr>
           <w:rFonts w:ascii="Calibri" w:eastAsia="Times New Roman" w:hAnsi="Calibri" w:cs="Calibri"/>
           <w:color w:val="1A1A1A"/>
@@ -11246,7 +11519,7 @@
     </w:p>
     <w:p>
       <w:pPr>
-        <w:divId w:val="1925257566"/>
+        <w:divId w:val="236674362"/>
         <w:rPr>
           <w:rFonts w:ascii="Calibri" w:eastAsia="Times New Roman" w:hAnsi="Calibri" w:cs="Calibri"/>
           <w:color w:val="1A1A1A"/>
@@ -11274,7 +11547,7 @@
     <w:p>
       <w:pPr>
         <w:pStyle w:val="Heading1"/>
-        <w:divId w:val="1925257566"/>
+        <w:divId w:val="236674362"/>
         <w:rPr>
           <w:rFonts w:ascii="Calibri" w:eastAsia="Times New Roman" w:hAnsi="Calibri" w:cs="Calibri"/>
         </w:rPr>
@@ -11289,7 +11562,7 @@
     <w:p>
       <w:pPr>
         <w:spacing w:before="200" w:after="200"/>
-        <w:divId w:val="1925257566"/>
+        <w:divId w:val="236674362"/>
         <w:rPr>
           <w:rFonts w:ascii="Calibri" w:eastAsia="Times New Roman" w:hAnsi="Calibri" w:cs="Calibri"/>
           <w:color w:val="1A1A1A"/>
@@ -11304,7 +11577,7 @@
           <w:sz w:val="20"/>
           <w:szCs w:val="20"/>
         </w:rPr>
-        <w:pict w14:anchorId="11CA4BCF">
+        <w:pict w14:anchorId="4118451C">
           <v:rect id="_x0000_i1032" style="width:0;height:1.5pt" o:hralign="center" o:hrstd="t" o:hr="t" fillcolor="#a0a0a0" stroked="f"/>
         </w:pict>
       </w:r>
@@ -11312,7 +11585,7 @@
     <w:p>
       <w:pPr>
         <w:pStyle w:val="NormalWeb"/>
-        <w:divId w:val="1154299594"/>
+        <w:divId w:val="578363938"/>
         <w:rPr>
           <w:rFonts w:ascii="Calibri" w:hAnsi="Calibri" w:cs="Calibri"/>
           <w:color w:val="1A1A1A"/>
@@ -11332,7 +11605,7 @@
     </w:p>
     <w:p>
       <w:pPr>
-        <w:divId w:val="226385110"/>
+        <w:divId w:val="6292785"/>
         <w:rPr>
           <w:rFonts w:ascii="Calibri" w:eastAsia="Times New Roman" w:hAnsi="Calibri" w:cs="Calibri"/>
           <w:color w:val="1A1A1A"/>
@@ -11367,7 +11640,7 @@
       </w:tblGrid>
       <w:tr>
         <w:trPr>
-          <w:divId w:val="1855269754"/>
+          <w:divId w:val="197009125"/>
         </w:trPr>
         <w:tc>
           <w:tcPr>
@@ -11448,7 +11721,7 @@
       </w:tr>
       <w:tr>
         <w:trPr>
-          <w:divId w:val="1855269754"/>
+          <w:divId w:val="197009125"/>
         </w:trPr>
         <w:tc>
           <w:tcPr>
@@ -11523,7 +11796,7 @@
       </w:tr>
       <w:tr>
         <w:trPr>
-          <w:divId w:val="1855269754"/>
+          <w:divId w:val="197009125"/>
         </w:trPr>
         <w:tc>
           <w:tcPr>
@@ -11598,7 +11871,7 @@
       </w:tr>
       <w:tr>
         <w:trPr>
-          <w:divId w:val="1855269754"/>
+          <w:divId w:val="197009125"/>
         </w:trPr>
         <w:tc>
           <w:tcPr>
@@ -11673,7 +11946,7 @@
       </w:tr>
       <w:tr>
         <w:trPr>
-          <w:divId w:val="1855269754"/>
+          <w:divId w:val="197009125"/>
         </w:trPr>
         <w:tc>
           <w:tcPr>
@@ -11748,7 +12021,7 @@
       </w:tr>
       <w:tr>
         <w:trPr>
-          <w:divId w:val="1855269754"/>
+          <w:divId w:val="197009125"/>
         </w:trPr>
         <w:tc>
           <w:tcPr>
@@ -11823,7 +12096,7 @@
       </w:tr>
       <w:tr>
         <w:trPr>
-          <w:divId w:val="1855269754"/>
+          <w:divId w:val="197009125"/>
         </w:trPr>
         <w:tc>
           <w:tcPr>
@@ -11899,7 +12172,7 @@
     </w:tbl>
     <w:p>
       <w:pPr>
-        <w:divId w:val="1870292025"/>
+        <w:divId w:val="2078238529"/>
         <w:rPr>
           <w:rFonts w:ascii="Calibri" w:eastAsia="Times New Roman" w:hAnsi="Calibri" w:cs="Calibri"/>
           <w:color w:val="1A1A1A"/>
@@ -11934,7 +12207,7 @@
       </w:tblGrid>
       <w:tr>
         <w:trPr>
-          <w:divId w:val="1313556844"/>
+          <w:divId w:val="43452970"/>
         </w:trPr>
         <w:tc>
           <w:tcPr>
@@ -11970,7 +12243,6 @@
                 <w:sz w:val="19"/>
                 <w:szCs w:val="19"/>
               </w:rPr>
-              <w:lastRenderedPageBreak/>
               <w:t>Item</w:t>
             </w:r>
           </w:p>
@@ -12016,7 +12288,7 @@
       </w:tr>
       <w:tr>
         <w:trPr>
-          <w:divId w:val="1313556844"/>
+          <w:divId w:val="43452970"/>
         </w:trPr>
         <w:tc>
           <w:tcPr>
@@ -12091,7 +12363,7 @@
       </w:tr>
       <w:tr>
         <w:trPr>
-          <w:divId w:val="1313556844"/>
+          <w:divId w:val="43452970"/>
         </w:trPr>
         <w:tc>
           <w:tcPr>
@@ -12166,7 +12438,7 @@
       </w:tr>
       <w:tr>
         <w:trPr>
-          <w:divId w:val="1313556844"/>
+          <w:divId w:val="43452970"/>
         </w:trPr>
         <w:tc>
           <w:tcPr>
@@ -12241,7 +12513,7 @@
       </w:tr>
       <w:tr>
         <w:trPr>
-          <w:divId w:val="1313556844"/>
+          <w:divId w:val="43452970"/>
         </w:trPr>
         <w:tc>
           <w:tcPr>
@@ -12316,7 +12588,7 @@
       </w:tr>
       <w:tr>
         <w:trPr>
-          <w:divId w:val="1313556844"/>
+          <w:divId w:val="43452970"/>
         </w:trPr>
         <w:tc>
           <w:tcPr>
@@ -12392,7 +12664,7 @@
     </w:tbl>
     <w:p>
       <w:pPr>
-        <w:divId w:val="731268672"/>
+        <w:divId w:val="994919852"/>
         <w:rPr>
           <w:rFonts w:ascii="Calibri" w:eastAsia="Times New Roman" w:hAnsi="Calibri" w:cs="Calibri"/>
           <w:color w:val="1A1A1A"/>
@@ -12427,7 +12699,7 @@
       </w:tblGrid>
       <w:tr>
         <w:trPr>
-          <w:divId w:val="1766026862"/>
+          <w:divId w:val="1716201455"/>
         </w:trPr>
         <w:tc>
           <w:tcPr>
@@ -12508,7 +12780,7 @@
       </w:tr>
       <w:tr>
         <w:trPr>
-          <w:divId w:val="1766026862"/>
+          <w:divId w:val="1716201455"/>
         </w:trPr>
         <w:tc>
           <w:tcPr>
@@ -12583,7 +12855,7 @@
       </w:tr>
       <w:tr>
         <w:trPr>
-          <w:divId w:val="1766026862"/>
+          <w:divId w:val="1716201455"/>
         </w:trPr>
         <w:tc>
           <w:tcPr>
@@ -12658,7 +12930,7 @@
       </w:tr>
       <w:tr>
         <w:trPr>
-          <w:divId w:val="1766026862"/>
+          <w:divId w:val="1716201455"/>
         </w:trPr>
         <w:tc>
           <w:tcPr>
@@ -12733,7 +13005,7 @@
       </w:tr>
       <w:tr>
         <w:trPr>
-          <w:divId w:val="1766026862"/>
+          <w:divId w:val="1716201455"/>
         </w:trPr>
         <w:tc>
           <w:tcPr>
@@ -12808,7 +13080,7 @@
       </w:tr>
       <w:tr>
         <w:trPr>
-          <w:divId w:val="1766026862"/>
+          <w:divId w:val="1716201455"/>
         </w:trPr>
         <w:tc>
           <w:tcPr>
@@ -12884,7 +13156,7 @@
     </w:tbl>
     <w:p>
       <w:pPr>
-        <w:divId w:val="165360933"/>
+        <w:divId w:val="1937442137"/>
         <w:rPr>
           <w:rFonts w:ascii="Calibri" w:eastAsia="Times New Roman" w:hAnsi="Calibri" w:cs="Calibri"/>
           <w:color w:val="1A1A1A"/>
@@ -12919,7 +13191,7 @@
       </w:tblGrid>
       <w:tr>
         <w:trPr>
-          <w:divId w:val="110439578"/>
+          <w:divId w:val="67457292"/>
         </w:trPr>
         <w:tc>
           <w:tcPr>
@@ -13000,7 +13272,7 @@
       </w:tr>
       <w:tr>
         <w:trPr>
-          <w:divId w:val="110439578"/>
+          <w:divId w:val="67457292"/>
         </w:trPr>
         <w:tc>
           <w:tcPr>
@@ -13075,7 +13347,7 @@
       </w:tr>
       <w:tr>
         <w:trPr>
-          <w:divId w:val="110439578"/>
+          <w:divId w:val="67457292"/>
         </w:trPr>
         <w:tc>
           <w:tcPr>
@@ -13150,7 +13422,7 @@
       </w:tr>
       <w:tr>
         <w:trPr>
-          <w:divId w:val="110439578"/>
+          <w:divId w:val="67457292"/>
         </w:trPr>
         <w:tc>
           <w:tcPr>
@@ -13225,7 +13497,7 @@
       </w:tr>
       <w:tr>
         <w:trPr>
-          <w:divId w:val="110439578"/>
+          <w:divId w:val="67457292"/>
         </w:trPr>
         <w:tc>
           <w:tcPr>
@@ -13258,7 +13530,6 @@
                 <w:sz w:val="19"/>
                 <w:szCs w:val="19"/>
               </w:rPr>
-              <w:lastRenderedPageBreak/>
               <w:t>Marketing Spend</w:t>
             </w:r>
           </w:p>
@@ -13302,7 +13573,7 @@
     </w:tbl>
     <w:p>
       <w:pPr>
-        <w:divId w:val="706296346"/>
+        <w:divId w:val="1027558018"/>
         <w:rPr>
           <w:rFonts w:ascii="Calibri" w:eastAsia="Times New Roman" w:hAnsi="Calibri" w:cs="Calibri"/>
           <w:color w:val="1A1A1A"/>
@@ -13330,7 +13601,7 @@
     <w:p>
       <w:pPr>
         <w:pStyle w:val="Heading1"/>
-        <w:divId w:val="706296346"/>
+        <w:divId w:val="1027558018"/>
         <w:rPr>
           <w:rFonts w:ascii="Calibri" w:eastAsia="Times New Roman" w:hAnsi="Calibri" w:cs="Calibri"/>
         </w:rPr>
@@ -13345,7 +13616,7 @@
     <w:p>
       <w:pPr>
         <w:spacing w:before="200" w:after="200"/>
-        <w:divId w:val="706296346"/>
+        <w:divId w:val="1027558018"/>
         <w:rPr>
           <w:rFonts w:ascii="Calibri" w:eastAsia="Times New Roman" w:hAnsi="Calibri" w:cs="Calibri"/>
           <w:color w:val="1A1A1A"/>
@@ -13360,7 +13631,7 @@
           <w:sz w:val="20"/>
           <w:szCs w:val="20"/>
         </w:rPr>
-        <w:pict w14:anchorId="18CAF880">
+        <w:pict w14:anchorId="5B20184A">
           <v:rect id="_x0000_i1033" style="width:0;height:1.5pt" o:hralign="center" o:hrstd="t" o:hr="t" fillcolor="#a0a0a0" stroked="f"/>
         </w:pict>
       </w:r>
@@ -13368,7 +13639,7 @@
     <w:p>
       <w:pPr>
         <w:pStyle w:val="NormalWeb"/>
-        <w:divId w:val="256912999"/>
+        <w:divId w:val="1956328970"/>
         <w:rPr>
           <w:rFonts w:ascii="Calibri" w:hAnsi="Calibri" w:cs="Calibri"/>
           <w:color w:val="1A1A1A"/>
@@ -13389,7 +13660,7 @@
     <w:p>
       <w:pPr>
         <w:shd w:val="clear" w:color="auto" w:fill="1A3C5E"/>
-        <w:divId w:val="1298028022"/>
+        <w:divId w:val="753671254"/>
         <w:rPr>
           <w:rFonts w:ascii="Calibri" w:eastAsia="Times New Roman" w:hAnsi="Calibri" w:cs="Calibri"/>
           <w:b/>
@@ -13413,7 +13684,7 @@
     </w:p>
     <w:p>
       <w:pPr>
-        <w:divId w:val="1360160562"/>
+        <w:divId w:val="584267040"/>
         <w:rPr>
           <w:rFonts w:ascii="Calibri" w:eastAsia="Times New Roman" w:hAnsi="Calibri" w:cs="Calibri"/>
           <w:color w:val="1A1A1A"/>
@@ -13499,7 +13770,7 @@
     </w:p>
     <w:p>
       <w:pPr>
-        <w:divId w:val="188491633"/>
+        <w:divId w:val="641346276"/>
         <w:rPr>
           <w:rFonts w:ascii="Calibri" w:eastAsia="Times New Roman" w:hAnsi="Calibri" w:cs="Calibri"/>
           <w:color w:val="1A1A1A"/>
@@ -13531,7 +13802,7 @@
     </w:p>
     <w:p>
       <w:pPr>
-        <w:divId w:val="1002008332"/>
+        <w:divId w:val="2088263226"/>
         <w:rPr>
           <w:rFonts w:ascii="Calibri" w:eastAsia="Times New Roman" w:hAnsi="Calibri" w:cs="Calibri"/>
           <w:color w:val="1A1A1A"/>
@@ -13563,7 +13834,7 @@
     </w:p>
     <w:p>
       <w:pPr>
-        <w:divId w:val="1434083498"/>
+        <w:divId w:val="1795247744"/>
         <w:rPr>
           <w:rFonts w:ascii="Calibri" w:eastAsia="Times New Roman" w:hAnsi="Calibri" w:cs="Calibri"/>
           <w:color w:val="1A1A1A"/>
@@ -13595,7 +13866,7 @@
     </w:p>
     <w:p>
       <w:pPr>
-        <w:divId w:val="1050982"/>
+        <w:divId w:val="724253670"/>
         <w:rPr>
           <w:rFonts w:ascii="Calibri" w:eastAsia="Times New Roman" w:hAnsi="Calibri" w:cs="Calibri"/>
           <w:color w:val="1A1A1A"/>
@@ -13628,7 +13899,7 @@
     <w:p>
       <w:pPr>
         <w:shd w:val="clear" w:color="auto" w:fill="1A3C5E"/>
-        <w:divId w:val="709917676"/>
+        <w:divId w:val="770972503"/>
         <w:rPr>
           <w:rFonts w:ascii="Calibri" w:eastAsia="Times New Roman" w:hAnsi="Calibri" w:cs="Calibri"/>
           <w:b/>
@@ -13652,7 +13923,7 @@
     </w:p>
     <w:p>
       <w:pPr>
-        <w:divId w:val="1172798111"/>
+        <w:divId w:val="1993949672"/>
         <w:rPr>
           <w:rFonts w:ascii="Calibri" w:eastAsia="Times New Roman" w:hAnsi="Calibri" w:cs="Calibri"/>
           <w:color w:val="1A1A1A"/>
@@ -13684,7 +13955,7 @@
     </w:p>
     <w:p>
       <w:pPr>
-        <w:divId w:val="1168209836"/>
+        <w:divId w:val="44180587"/>
         <w:rPr>
           <w:rFonts w:ascii="Calibri" w:eastAsia="Times New Roman" w:hAnsi="Calibri" w:cs="Calibri"/>
           <w:color w:val="1A1A1A"/>
@@ -13716,7 +13987,7 @@
     </w:p>
     <w:p>
       <w:pPr>
-        <w:divId w:val="572467833"/>
+        <w:divId w:val="744686473"/>
         <w:rPr>
           <w:rFonts w:ascii="Calibri" w:eastAsia="Times New Roman" w:hAnsi="Calibri" w:cs="Calibri"/>
           <w:color w:val="1A1A1A"/>
@@ -13748,7 +14019,7 @@
     </w:p>
     <w:p>
       <w:pPr>
-        <w:divId w:val="2026591849"/>
+        <w:divId w:val="843711922"/>
         <w:rPr>
           <w:rFonts w:ascii="Calibri" w:eastAsia="Times New Roman" w:hAnsi="Calibri" w:cs="Calibri"/>
           <w:color w:val="1A1A1A"/>
@@ -13780,7 +14051,7 @@
     </w:p>
     <w:p>
       <w:pPr>
-        <w:divId w:val="223223837"/>
+        <w:divId w:val="143015205"/>
         <w:rPr>
           <w:rFonts w:ascii="Calibri" w:eastAsia="Times New Roman" w:hAnsi="Calibri" w:cs="Calibri"/>
           <w:color w:val="1A1A1A"/>
@@ -13813,7 +14084,7 @@
     <w:p>
       <w:pPr>
         <w:shd w:val="clear" w:color="auto" w:fill="1A3C5E"/>
-        <w:divId w:val="877201971"/>
+        <w:divId w:val="995694271"/>
         <w:rPr>
           <w:rFonts w:ascii="Calibri" w:eastAsia="Times New Roman" w:hAnsi="Calibri" w:cs="Calibri"/>
           <w:b/>
@@ -13837,7 +14108,7 @@
     </w:p>
     <w:p>
       <w:pPr>
-        <w:divId w:val="1492911898"/>
+        <w:divId w:val="527062556"/>
         <w:rPr>
           <w:rFonts w:ascii="Calibri" w:eastAsia="Times New Roman" w:hAnsi="Calibri" w:cs="Calibri"/>
           <w:color w:val="1A1A1A"/>
@@ -13869,7 +14140,7 @@
     </w:p>
     <w:p>
       <w:pPr>
-        <w:divId w:val="1774207516"/>
+        <w:divId w:val="506331233"/>
         <w:rPr>
           <w:rFonts w:ascii="Calibri" w:eastAsia="Times New Roman" w:hAnsi="Calibri" w:cs="Calibri"/>
           <w:color w:val="1A1A1A"/>
@@ -13886,7 +14157,6 @@
           <w:sz w:val="21"/>
           <w:szCs w:val="21"/>
         </w:rPr>
-        <w:lastRenderedPageBreak/>
         <w:t>Step 12 — Close first contract and kick off delivery</w:t>
       </w:r>
       <w:r>
@@ -13902,7 +14172,7 @@
     </w:p>
     <w:p>
       <w:pPr>
-        <w:divId w:val="1209757131"/>
+        <w:divId w:val="2135322397"/>
         <w:rPr>
           <w:rFonts w:ascii="Calibri" w:eastAsia="Times New Roman" w:hAnsi="Calibri" w:cs="Calibri"/>
           <w:color w:val="1A1A1A"/>
@@ -13934,7 +14204,7 @@
     </w:p>
     <w:p>
       <w:pPr>
-        <w:divId w:val="627514178"/>
+        <w:divId w:val="1471483176"/>
         <w:rPr>
           <w:rFonts w:ascii="Calibri" w:eastAsia="Times New Roman" w:hAnsi="Calibri" w:cs="Calibri"/>
           <w:color w:val="1A1A1A"/>
@@ -13966,7 +14236,7 @@
     </w:p>
     <w:p>
       <w:pPr>
-        <w:divId w:val="1392465105"/>
+        <w:divId w:val="957761637"/>
         <w:rPr>
           <w:rFonts w:ascii="Calibri" w:eastAsia="Times New Roman" w:hAnsi="Calibri" w:cs="Calibri"/>
           <w:color w:val="1A1A1A"/>
@@ -13998,7 +14268,7 @@
     </w:p>
     <w:p>
       <w:pPr>
-        <w:divId w:val="862592773"/>
+        <w:divId w:val="1552110254"/>
         <w:rPr>
           <w:rFonts w:ascii="Calibri" w:eastAsia="Times New Roman" w:hAnsi="Calibri" w:cs="Calibri"/>
           <w:color w:val="1A1A1A"/>
@@ -14026,7 +14296,7 @@
     <w:p>
       <w:pPr>
         <w:pStyle w:val="Heading1"/>
-        <w:divId w:val="862592773"/>
+        <w:divId w:val="1552110254"/>
         <w:rPr>
           <w:rFonts w:ascii="Calibri" w:eastAsia="Times New Roman" w:hAnsi="Calibri" w:cs="Calibri"/>
         </w:rPr>
@@ -14041,7 +14311,7 @@
     <w:p>
       <w:pPr>
         <w:spacing w:before="200" w:after="200"/>
-        <w:divId w:val="862592773"/>
+        <w:divId w:val="1552110254"/>
         <w:rPr>
           <w:rFonts w:ascii="Calibri" w:eastAsia="Times New Roman" w:hAnsi="Calibri" w:cs="Calibri"/>
           <w:color w:val="1A1A1A"/>
@@ -14056,7 +14326,7 @@
           <w:sz w:val="20"/>
           <w:szCs w:val="20"/>
         </w:rPr>
-        <w:pict w14:anchorId="3DAC1819">
+        <w:pict w14:anchorId="7950B5E8">
           <v:rect id="_x0000_i1034" style="width:0;height:1.5pt" o:hralign="center" o:hrstd="t" o:hr="t" fillcolor="#a0a0a0" stroked="f"/>
         </w:pict>
       </w:r>
@@ -14064,7 +14334,7 @@
     <w:p>
       <w:pPr>
         <w:pStyle w:val="Heading3"/>
-        <w:divId w:val="1680038810"/>
+        <w:divId w:val="1749039393"/>
         <w:rPr>
           <w:rFonts w:ascii="Calibri" w:eastAsia="Times New Roman" w:hAnsi="Calibri" w:cs="Calibri"/>
         </w:rPr>
@@ -14095,7 +14365,7 @@
       </w:tblGrid>
       <w:tr>
         <w:trPr>
-          <w:divId w:val="1680038810"/>
+          <w:divId w:val="1749039393"/>
         </w:trPr>
         <w:tc>
           <w:tcPr>
@@ -14228,7 +14498,7 @@
       </w:tr>
       <w:tr>
         <w:trPr>
-          <w:divId w:val="1680038810"/>
+          <w:divId w:val="1749039393"/>
         </w:trPr>
         <w:tc>
           <w:tcPr>
@@ -14341,7 +14611,7 @@
       </w:tr>
       <w:tr>
         <w:trPr>
-          <w:divId w:val="1680038810"/>
+          <w:divId w:val="1749039393"/>
         </w:trPr>
         <w:tc>
           <w:tcPr>
@@ -14454,7 +14724,7 @@
       </w:tr>
       <w:tr>
         <w:trPr>
-          <w:divId w:val="1680038810"/>
+          <w:divId w:val="1749039393"/>
         </w:trPr>
         <w:tc>
           <w:tcPr>
@@ -14567,7 +14837,7 @@
       </w:tr>
       <w:tr>
         <w:trPr>
-          <w:divId w:val="1680038810"/>
+          <w:divId w:val="1749039393"/>
         </w:trPr>
         <w:tc>
           <w:tcPr>
@@ -14680,7 +14950,7 @@
       </w:tr>
       <w:tr>
         <w:trPr>
-          <w:divId w:val="1680038810"/>
+          <w:divId w:val="1749039393"/>
         </w:trPr>
         <w:tc>
           <w:tcPr>
@@ -14793,7 +15063,7 @@
       </w:tr>
       <w:tr>
         <w:trPr>
-          <w:divId w:val="1680038810"/>
+          <w:divId w:val="1749039393"/>
         </w:trPr>
         <w:tc>
           <w:tcPr>
@@ -14906,7 +15176,7 @@
       </w:tr>
       <w:tr>
         <w:trPr>
-          <w:divId w:val="1680038810"/>
+          <w:divId w:val="1749039393"/>
         </w:trPr>
         <w:tc>
           <w:tcPr>
@@ -15019,7 +15289,7 @@
       </w:tr>
       <w:tr>
         <w:trPr>
-          <w:divId w:val="1680038810"/>
+          <w:divId w:val="1749039393"/>
         </w:trPr>
         <w:tc>
           <w:tcPr>
@@ -15132,7 +15402,7 @@
       </w:tr>
       <w:tr>
         <w:trPr>
-          <w:divId w:val="1680038810"/>
+          <w:divId w:val="1749039393"/>
         </w:trPr>
         <w:tc>
           <w:tcPr>
@@ -15245,7 +15515,7 @@
       </w:tr>
       <w:tr>
         <w:trPr>
-          <w:divId w:val="1680038810"/>
+          <w:divId w:val="1749039393"/>
         </w:trPr>
         <w:tc>
           <w:tcPr>
@@ -15360,7 +15630,7 @@
     <w:p>
       <w:pPr>
         <w:pStyle w:val="Heading3"/>
-        <w:divId w:val="476923268"/>
+        <w:divId w:val="221872030"/>
         <w:rPr>
           <w:rFonts w:ascii="Calibri" w:eastAsia="Times New Roman" w:hAnsi="Calibri" w:cs="Calibri"/>
         </w:rPr>
@@ -15389,7 +15659,7 @@
       </w:tblGrid>
       <w:tr>
         <w:trPr>
-          <w:divId w:val="476923268"/>
+          <w:divId w:val="221872030"/>
         </w:trPr>
         <w:tc>
           <w:tcPr>
@@ -15458,7 +15728,7 @@
       </w:tr>
       <w:tr>
         <w:trPr>
-          <w:divId w:val="476923268"/>
+          <w:divId w:val="221872030"/>
         </w:trPr>
         <w:tc>
           <w:tcPr>
@@ -15483,7 +15753,6 @@
                 <w:sz w:val="19"/>
                 <w:szCs w:val="19"/>
               </w:rPr>
-              <w:lastRenderedPageBreak/>
               <w:t>"We already use 3D renders"</w:t>
             </w:r>
           </w:p>
@@ -15518,7 +15787,7 @@
       </w:tr>
       <w:tr>
         <w:trPr>
-          <w:divId w:val="476923268"/>
+          <w:divId w:val="221872030"/>
         </w:trPr>
         <w:tc>
           <w:tcPr>
@@ -15577,7 +15846,7 @@
       </w:tr>
       <w:tr>
         <w:trPr>
-          <w:divId w:val="476923268"/>
+          <w:divId w:val="221872030"/>
         </w:trPr>
         <w:tc>
           <w:tcPr>
@@ -15636,7 +15905,7 @@
       </w:tr>
       <w:tr>
         <w:trPr>
-          <w:divId w:val="476923268"/>
+          <w:divId w:val="221872030"/>
         </w:trPr>
         <w:tc>
           <w:tcPr>
@@ -15695,7 +15964,7 @@
       </w:tr>
       <w:tr>
         <w:trPr>
-          <w:divId w:val="476923268"/>
+          <w:divId w:val="221872030"/>
         </w:trPr>
         <w:tc>
           <w:tcPr>
@@ -15754,7 +16023,7 @@
       </w:tr>
       <w:tr>
         <w:trPr>
-          <w:divId w:val="476923268"/>
+          <w:divId w:val="221872030"/>
         </w:trPr>
         <w:tc>
           <w:tcPr>
@@ -15814,7 +16083,7 @@
     </w:tbl>
     <w:p>
       <w:pPr>
-        <w:divId w:val="1593515765"/>
+        <w:divId w:val="1788040859"/>
         <w:rPr>
           <w:rFonts w:ascii="Calibri" w:eastAsia="Times New Roman" w:hAnsi="Calibri" w:cs="Calibri"/>
           <w:color w:val="1A1A1A"/>
@@ -15842,7 +16111,7 @@
     <w:p>
       <w:pPr>
         <w:pStyle w:val="Heading1"/>
-        <w:divId w:val="1593515765"/>
+        <w:divId w:val="1788040859"/>
         <w:rPr>
           <w:rFonts w:ascii="Calibri" w:eastAsia="Times New Roman" w:hAnsi="Calibri" w:cs="Calibri"/>
         </w:rPr>
@@ -15857,7 +16126,7 @@
     <w:p>
       <w:pPr>
         <w:spacing w:before="200" w:after="200"/>
-        <w:divId w:val="1593515765"/>
+        <w:divId w:val="1788040859"/>
         <w:rPr>
           <w:rFonts w:ascii="Calibri" w:eastAsia="Times New Roman" w:hAnsi="Calibri" w:cs="Calibri"/>
           <w:color w:val="1A1A1A"/>
@@ -15872,7 +16141,7 @@
           <w:sz w:val="20"/>
           <w:szCs w:val="20"/>
         </w:rPr>
-        <w:pict w14:anchorId="0E254982">
+        <w:pict w14:anchorId="285F7C1F">
           <v:rect id="_x0000_i1035" style="width:0;height:1.5pt" o:hralign="center" o:hrstd="t" o:hr="t" fillcolor="#a0a0a0" stroked="f"/>
         </w:pict>
       </w:r>
@@ -15880,7 +16149,7 @@
     <w:p>
       <w:pPr>
         <w:pStyle w:val="Heading3"/>
-        <w:divId w:val="2069452436"/>
+        <w:divId w:val="1996642774"/>
         <w:rPr>
           <w:rFonts w:ascii="Calibri" w:eastAsia="Times New Roman" w:hAnsi="Calibri" w:cs="Calibri"/>
         </w:rPr>
@@ -15911,7 +16180,7 @@
       </w:tblGrid>
       <w:tr>
         <w:trPr>
-          <w:divId w:val="2069452436"/>
+          <w:divId w:val="1996642774"/>
         </w:trPr>
         <w:tc>
           <w:tcPr>
@@ -16068,7 +16337,7 @@
       </w:tr>
       <w:tr>
         <w:trPr>
-          <w:divId w:val="2069452436"/>
+          <w:divId w:val="1996642774"/>
         </w:trPr>
         <w:tc>
           <w:tcPr>
@@ -16213,7 +16482,7 @@
       </w:tr>
       <w:tr>
         <w:trPr>
-          <w:divId w:val="2069452436"/>
+          <w:divId w:val="1996642774"/>
         </w:trPr>
         <w:tc>
           <w:tcPr>
@@ -16358,7 +16627,7 @@
       </w:tr>
       <w:tr>
         <w:trPr>
-          <w:divId w:val="2069452436"/>
+          <w:divId w:val="1996642774"/>
         </w:trPr>
         <w:tc>
           <w:tcPr>
@@ -16503,7 +16772,7 @@
       </w:tr>
       <w:tr>
         <w:trPr>
-          <w:divId w:val="2069452436"/>
+          <w:divId w:val="1996642774"/>
         </w:trPr>
         <w:tc>
           <w:tcPr>
@@ -16648,7 +16917,7 @@
       </w:tr>
       <w:tr>
         <w:trPr>
-          <w:divId w:val="2069452436"/>
+          <w:divId w:val="1996642774"/>
         </w:trPr>
         <w:tc>
           <w:tcPr>
@@ -16793,7 +17062,7 @@
       </w:tr>
       <w:tr>
         <w:trPr>
-          <w:divId w:val="2069452436"/>
+          <w:divId w:val="1996642774"/>
         </w:trPr>
         <w:tc>
           <w:tcPr>
@@ -16940,7 +17209,7 @@
     <w:p>
       <w:pPr>
         <w:pStyle w:val="Heading3"/>
-        <w:divId w:val="569124265"/>
+        <w:divId w:val="1658652775"/>
         <w:rPr>
           <w:rFonts w:ascii="Calibri" w:eastAsia="Times New Roman" w:hAnsi="Calibri" w:cs="Calibri"/>
         </w:rPr>
@@ -16955,7 +17224,7 @@
     <w:p>
       <w:pPr>
         <w:pStyle w:val="Heading4"/>
-        <w:divId w:val="569124265"/>
+        <w:divId w:val="1658652775"/>
         <w:rPr>
           <w:rFonts w:ascii="Calibri" w:eastAsia="Times New Roman" w:hAnsi="Calibri" w:cs="Calibri"/>
         </w:rPr>
@@ -16970,7 +17239,7 @@
     <w:p>
       <w:pPr>
         <w:shd w:val="clear" w:color="auto" w:fill="F8F8F8"/>
-        <w:divId w:val="337849918"/>
+        <w:divId w:val="467628853"/>
         <w:rPr>
           <w:rFonts w:ascii="Courier New" w:eastAsia="Times New Roman" w:hAnsi="Courier New" w:cs="Courier New"/>
           <w:color w:val="1A1A1A"/>
@@ -16986,7 +17255,6 @@
           <w:szCs w:val="18"/>
           <w:rtl/>
         </w:rPr>
-        <w:lastRenderedPageBreak/>
         <w:t>مرحباً [الاسم]،</w:t>
       </w:r>
       <w:r>
@@ -17142,7 +17410,7 @@
     <w:p>
       <w:pPr>
         <w:pStyle w:val="Heading4"/>
-        <w:divId w:val="569124265"/>
+        <w:divId w:val="1658652775"/>
         <w:rPr>
           <w:rFonts w:ascii="Calibri" w:eastAsia="Times New Roman" w:hAnsi="Calibri" w:cs="Calibri"/>
         </w:rPr>
@@ -17157,7 +17425,7 @@
     <w:p>
       <w:pPr>
         <w:shd w:val="clear" w:color="auto" w:fill="F8F8F8"/>
-        <w:divId w:val="609046508"/>
+        <w:divId w:val="1566138854"/>
         <w:rPr>
           <w:rFonts w:ascii="Courier New" w:eastAsia="Times New Roman" w:hAnsi="Courier New" w:cs="Courier New"/>
           <w:color w:val="1A1A1A"/>
@@ -17226,7 +17494,7 @@
     <w:p>
       <w:pPr>
         <w:pStyle w:val="Heading4"/>
-        <w:divId w:val="569124265"/>
+        <w:divId w:val="1658652775"/>
         <w:rPr>
           <w:rFonts w:ascii="Calibri" w:eastAsia="Times New Roman" w:hAnsi="Calibri" w:cs="Calibri"/>
         </w:rPr>
@@ -17241,7 +17509,7 @@
     <w:p>
       <w:pPr>
         <w:shd w:val="clear" w:color="auto" w:fill="F8F8F8"/>
-        <w:divId w:val="1029994114"/>
+        <w:divId w:val="1207715786"/>
         <w:rPr>
           <w:rFonts w:ascii="Courier New" w:eastAsia="Times New Roman" w:hAnsi="Courier New" w:cs="Courier New"/>
           <w:color w:val="1A1A1A"/>
@@ -17310,7 +17578,7 @@
     <w:p>
       <w:pPr>
         <w:pStyle w:val="Heading4"/>
-        <w:divId w:val="569124265"/>
+        <w:divId w:val="1658652775"/>
         <w:rPr>
           <w:rFonts w:ascii="Calibri" w:eastAsia="Times New Roman" w:hAnsi="Calibri" w:cs="Calibri"/>
         </w:rPr>
@@ -17325,7 +17593,7 @@
     <w:p>
       <w:pPr>
         <w:shd w:val="clear" w:color="auto" w:fill="F8F8F8"/>
-        <w:divId w:val="200169949"/>
+        <w:divId w:val="919407061"/>
         <w:rPr>
           <w:rFonts w:ascii="Courier New" w:eastAsia="Times New Roman" w:hAnsi="Courier New" w:cs="Courier New"/>
           <w:color w:val="1A1A1A"/>
@@ -17403,7 +17671,7 @@
     <w:p>
       <w:pPr>
         <w:pStyle w:val="Heading4"/>
-        <w:divId w:val="569124265"/>
+        <w:divId w:val="1658652775"/>
         <w:rPr>
           <w:rFonts w:ascii="Calibri" w:eastAsia="Times New Roman" w:hAnsi="Calibri" w:cs="Calibri"/>
         </w:rPr>
@@ -17418,7 +17686,7 @@
     <w:p>
       <w:pPr>
         <w:shd w:val="clear" w:color="auto" w:fill="F8F8F8"/>
-        <w:divId w:val="241070152"/>
+        <w:divId w:val="781456284"/>
         <w:rPr>
           <w:rFonts w:ascii="Courier New" w:eastAsia="Times New Roman" w:hAnsi="Courier New" w:cs="Courier New"/>
           <w:color w:val="1A1A1A"/>
@@ -17598,7 +17866,7 @@
     <w:p>
       <w:pPr>
         <w:pStyle w:val="Heading3"/>
-        <w:divId w:val="1110902336"/>
+        <w:divId w:val="1691907852"/>
         <w:rPr>
           <w:rFonts w:ascii="Calibri" w:eastAsia="Times New Roman" w:hAnsi="Calibri" w:cs="Calibri"/>
         </w:rPr>
@@ -17613,7 +17881,7 @@
     <w:p>
       <w:pPr>
         <w:pStyle w:val="Heading4"/>
-        <w:divId w:val="1110902336"/>
+        <w:divId w:val="1691907852"/>
         <w:rPr>
           <w:rFonts w:ascii="Calibri" w:eastAsia="Times New Roman" w:hAnsi="Calibri" w:cs="Calibri"/>
         </w:rPr>
@@ -17628,7 +17896,7 @@
     <w:p>
       <w:pPr>
         <w:shd w:val="clear" w:color="auto" w:fill="F8F8F8"/>
-        <w:divId w:val="1260061143"/>
+        <w:divId w:val="1897618249"/>
         <w:rPr>
           <w:rFonts w:ascii="Courier New" w:eastAsia="Times New Roman" w:hAnsi="Courier New" w:cs="Courier New"/>
           <w:color w:val="1A1A1A"/>
@@ -17715,17 +17983,7 @@
           <w:sz w:val="18"/>
           <w:szCs w:val="18"/>
         </w:rPr>
-        <w:t xml:space="preserve"> Register their interest at the unit level — directly generating sales leads We recently delivered this for a residential project </w:t>
-      </w:r>
-      <w:r>
-        <w:rPr>
-          <w:rFonts w:ascii="Courier New" w:eastAsia="Times New Roman" w:hAnsi="Courier New" w:cs="Courier New"/>
-          <w:color w:val="1A1A1A"/>
-          <w:sz w:val="18"/>
-          <w:szCs w:val="18"/>
-        </w:rPr>
-        <w:lastRenderedPageBreak/>
-        <w:t xml:space="preserve">in Khobar (6 floors, 66 units) in 8 weeks. Would a 30-minute live demo be useful for your team? Best regards, [Your Name] | TwinMaq, Design Zone Engineering Solutions </w:t>
+        <w:t xml:space="preserve"> Register their interest at the unit level — directly generating sales leads We recently delivered this for a residential project in Khobar (6 floors, 66 units) in 8 weeks. Would a 30-minute live demo be useful for your team? Best regards, [Your Name] | TwinMaq, Design Zone Engineering Solutions </w:t>
       </w:r>
       <w:r>
         <w:rPr>
@@ -17767,7 +18025,7 @@
     <w:p>
       <w:pPr>
         <w:pStyle w:val="Heading4"/>
-        <w:divId w:val="1110902336"/>
+        <w:divId w:val="1691907852"/>
         <w:rPr>
           <w:rFonts w:ascii="Calibri" w:eastAsia="Times New Roman" w:hAnsi="Calibri" w:cs="Calibri"/>
         </w:rPr>
@@ -17782,7 +18040,7 @@
     <w:p>
       <w:pPr>
         <w:shd w:val="clear" w:color="auto" w:fill="F8F8F8"/>
-        <w:divId w:val="316687575"/>
+        <w:divId w:val="340543836"/>
         <w:rPr>
           <w:rFonts w:ascii="Courier New" w:eastAsia="Times New Roman" w:hAnsi="Courier New" w:cs="Courier New"/>
           <w:color w:val="1A1A1A"/>
@@ -17803,7 +18061,7 @@
     <w:p>
       <w:pPr>
         <w:pStyle w:val="Heading4"/>
-        <w:divId w:val="1110902336"/>
+        <w:divId w:val="1691907852"/>
         <w:rPr>
           <w:rFonts w:ascii="Calibri" w:eastAsia="Times New Roman" w:hAnsi="Calibri" w:cs="Calibri"/>
         </w:rPr>
@@ -17818,7 +18076,7 @@
     <w:p>
       <w:pPr>
         <w:shd w:val="clear" w:color="auto" w:fill="F8F8F8"/>
-        <w:divId w:val="377629410"/>
+        <w:divId w:val="2097629986"/>
         <w:rPr>
           <w:rFonts w:ascii="Courier New" w:eastAsia="Times New Roman" w:hAnsi="Courier New" w:cs="Courier New"/>
           <w:color w:val="1A1A1A"/>
@@ -17839,7 +18097,7 @@
     <w:p>
       <w:pPr>
         <w:pStyle w:val="Heading3"/>
-        <w:divId w:val="380591763"/>
+        <w:divId w:val="1086269452"/>
         <w:rPr>
           <w:rFonts w:ascii="Calibri" w:eastAsia="Times New Roman" w:hAnsi="Calibri" w:cs="Calibri"/>
         </w:rPr>
@@ -17854,7 +18112,7 @@
     <w:p>
       <w:pPr>
         <w:pStyle w:val="Heading4"/>
-        <w:divId w:val="380591763"/>
+        <w:divId w:val="1086269452"/>
         <w:rPr>
           <w:rFonts w:ascii="Calibri" w:eastAsia="Times New Roman" w:hAnsi="Calibri" w:cs="Calibri"/>
         </w:rPr>
@@ -17869,7 +18127,7 @@
     <w:p>
       <w:pPr>
         <w:shd w:val="clear" w:color="auto" w:fill="F8F8F8"/>
-        <w:divId w:val="1106579393"/>
+        <w:divId w:val="689448802"/>
         <w:rPr>
           <w:rFonts w:ascii="Courier New" w:eastAsia="Times New Roman" w:hAnsi="Courier New" w:cs="Courier New"/>
           <w:color w:val="1A1A1A"/>
@@ -17890,7 +18148,7 @@
     <w:p>
       <w:pPr>
         <w:pStyle w:val="Heading4"/>
-        <w:divId w:val="380591763"/>
+        <w:divId w:val="1086269452"/>
         <w:rPr>
           <w:rFonts w:ascii="Calibri" w:eastAsia="Times New Roman" w:hAnsi="Calibri" w:cs="Calibri"/>
         </w:rPr>
@@ -17905,7 +18163,7 @@
     <w:p>
       <w:pPr>
         <w:shd w:val="clear" w:color="auto" w:fill="F8F8F8"/>
-        <w:divId w:val="2000186567"/>
+        <w:divId w:val="1991668631"/>
         <w:rPr>
           <w:rFonts w:ascii="Courier New" w:eastAsia="Times New Roman" w:hAnsi="Courier New" w:cs="Courier New"/>
           <w:color w:val="1A1A1A"/>
@@ -17926,7 +18184,7 @@
     <w:p>
       <w:pPr>
         <w:pStyle w:val="Heading4"/>
-        <w:divId w:val="380591763"/>
+        <w:divId w:val="1086269452"/>
         <w:rPr>
           <w:rFonts w:ascii="Calibri" w:eastAsia="Times New Roman" w:hAnsi="Calibri" w:cs="Calibri"/>
         </w:rPr>
@@ -17941,7 +18199,7 @@
     <w:p>
       <w:pPr>
         <w:shd w:val="clear" w:color="auto" w:fill="F8F8F8"/>
-        <w:divId w:val="1174031266"/>
+        <w:divId w:val="618028230"/>
         <w:rPr>
           <w:rFonts w:ascii="Courier New" w:eastAsia="Times New Roman" w:hAnsi="Courier New" w:cs="Courier New"/>
           <w:color w:val="1A1A1A"/>
@@ -17981,7 +18239,7 @@
     </w:p>
     <w:p>
       <w:pPr>
-        <w:divId w:val="29383874"/>
+        <w:divId w:val="43022298"/>
         <w:rPr>
           <w:rFonts w:ascii="Calibri" w:eastAsia="Times New Roman" w:hAnsi="Calibri" w:cs="Calibri"/>
           <w:color w:val="1A1A1A"/>
@@ -18009,7 +18267,7 @@
     <w:p>
       <w:pPr>
         <w:pStyle w:val="Heading1"/>
-        <w:divId w:val="29383874"/>
+        <w:divId w:val="43022298"/>
         <w:rPr>
           <w:rFonts w:ascii="Calibri" w:eastAsia="Times New Roman" w:hAnsi="Calibri" w:cs="Calibri"/>
         </w:rPr>
@@ -18024,7 +18282,7 @@
     <w:p>
       <w:pPr>
         <w:spacing w:before="200" w:after="200"/>
-        <w:divId w:val="29383874"/>
+        <w:divId w:val="43022298"/>
         <w:rPr>
           <w:rFonts w:ascii="Calibri" w:eastAsia="Times New Roman" w:hAnsi="Calibri" w:cs="Calibri"/>
           <w:color w:val="1A1A1A"/>
@@ -18039,7 +18297,7 @@
           <w:sz w:val="20"/>
           <w:szCs w:val="20"/>
         </w:rPr>
-        <w:pict w14:anchorId="4781AC36">
+        <w:pict w14:anchorId="72296808">
           <v:rect id="_x0000_i1036" style="width:0;height:1.5pt" o:hralign="center" o:hrstd="t" o:hr="t" fillcolor="#a0a0a0" stroked="f"/>
         </w:pict>
       </w:r>
@@ -18047,7 +18305,7 @@
     <w:p>
       <w:pPr>
         <w:pStyle w:val="Heading3"/>
-        <w:divId w:val="377125438"/>
+        <w:divId w:val="761993710"/>
         <w:rPr>
           <w:rFonts w:ascii="Calibri" w:eastAsia="Times New Roman" w:hAnsi="Calibri" w:cs="Calibri"/>
         </w:rPr>
@@ -18078,7 +18336,7 @@
       </w:tblGrid>
       <w:tr>
         <w:trPr>
-          <w:divId w:val="377125438"/>
+          <w:divId w:val="761993710"/>
         </w:trPr>
         <w:tc>
           <w:tcPr>
@@ -18235,7 +18493,7 @@
       </w:tr>
       <w:tr>
         <w:trPr>
-          <w:divId w:val="377125438"/>
+          <w:divId w:val="761993710"/>
         </w:trPr>
         <w:tc>
           <w:tcPr>
@@ -18269,7 +18527,6 @@
                 <w:sz w:val="19"/>
                 <w:szCs w:val="19"/>
               </w:rPr>
-              <w:lastRenderedPageBreak/>
               <w:t>LinkedIn</w:t>
             </w:r>
           </w:p>
@@ -18389,7 +18646,7 @@
       </w:tr>
       <w:tr>
         <w:trPr>
-          <w:divId w:val="377125438"/>
+          <w:divId w:val="761993710"/>
         </w:trPr>
         <w:tc>
           <w:tcPr>
@@ -18542,7 +18799,7 @@
       </w:tr>
       <w:tr>
         <w:trPr>
-          <w:divId w:val="377125438"/>
+          <w:divId w:val="761993710"/>
         </w:trPr>
         <w:tc>
           <w:tcPr>
@@ -18695,7 +18952,7 @@
       </w:tr>
       <w:tr>
         <w:trPr>
-          <w:divId w:val="377125438"/>
+          <w:divId w:val="761993710"/>
         </w:trPr>
         <w:tc>
           <w:tcPr>
@@ -18848,7 +19105,7 @@
       </w:tr>
       <w:tr>
         <w:trPr>
-          <w:divId w:val="377125438"/>
+          <w:divId w:val="761993710"/>
         </w:trPr>
         <w:tc>
           <w:tcPr>
@@ -19001,7 +19258,7 @@
       </w:tr>
       <w:tr>
         <w:trPr>
-          <w:divId w:val="377125438"/>
+          <w:divId w:val="761993710"/>
         </w:trPr>
         <w:tc>
           <w:tcPr>
@@ -19156,7 +19413,7 @@
     <w:p>
       <w:pPr>
         <w:pStyle w:val="Heading3"/>
-        <w:divId w:val="1697923348"/>
+        <w:divId w:val="1558127970"/>
         <w:rPr>
           <w:rFonts w:ascii="Calibri" w:eastAsia="Times New Roman" w:hAnsi="Calibri" w:cs="Calibri"/>
         </w:rPr>
@@ -19186,7 +19443,7 @@
       </w:tblGrid>
       <w:tr>
         <w:trPr>
-          <w:divId w:val="1697923348"/>
+          <w:divId w:val="1558127970"/>
         </w:trPr>
         <w:tc>
           <w:tcPr>
@@ -19305,7 +19562,7 @@
       </w:tr>
       <w:tr>
         <w:trPr>
-          <w:divId w:val="1697923348"/>
+          <w:divId w:val="1558127970"/>
         </w:trPr>
         <w:tc>
           <w:tcPr>
@@ -19415,7 +19672,7 @@
       </w:tr>
       <w:tr>
         <w:trPr>
-          <w:divId w:val="1697923348"/>
+          <w:divId w:val="1558127970"/>
         </w:trPr>
         <w:tc>
           <w:tcPr>
@@ -19525,7 +19782,7 @@
       </w:tr>
       <w:tr>
         <w:trPr>
-          <w:divId w:val="1697923348"/>
+          <w:divId w:val="1558127970"/>
         </w:trPr>
         <w:tc>
           <w:tcPr>
@@ -19637,7 +19894,7 @@
     <w:p>
       <w:pPr>
         <w:pStyle w:val="NormalWeb"/>
-        <w:divId w:val="1697923348"/>
+        <w:divId w:val="1558127970"/>
         <w:rPr>
           <w:rFonts w:ascii="Calibri" w:hAnsi="Calibri" w:cs="Calibri"/>
           <w:color w:val="1A1A1A"/>
@@ -19668,7 +19925,7 @@
     <w:p>
       <w:pPr>
         <w:pStyle w:val="Heading3"/>
-        <w:divId w:val="875385343"/>
+        <w:divId w:val="1118988325"/>
         <w:rPr>
           <w:rFonts w:ascii="Calibri" w:eastAsia="Times New Roman" w:hAnsi="Calibri" w:cs="Calibri"/>
         </w:rPr>
@@ -19699,7 +19956,7 @@
       </w:tblGrid>
       <w:tr>
         <w:trPr>
-          <w:divId w:val="875385343"/>
+          <w:divId w:val="1118988325"/>
         </w:trPr>
         <w:tc>
           <w:tcPr>
@@ -19856,7 +20113,7 @@
       </w:tr>
       <w:tr>
         <w:trPr>
-          <w:divId w:val="875385343"/>
+          <w:divId w:val="1118988325"/>
         </w:trPr>
         <w:tc>
           <w:tcPr>
@@ -20001,7 +20258,7 @@
       </w:tr>
       <w:tr>
         <w:trPr>
-          <w:divId w:val="875385343"/>
+          <w:divId w:val="1118988325"/>
         </w:trPr>
         <w:tc>
           <w:tcPr>
@@ -20146,7 +20403,7 @@
       </w:tr>
       <w:tr>
         <w:trPr>
-          <w:divId w:val="875385343"/>
+          <w:divId w:val="1118988325"/>
         </w:trPr>
         <w:tc>
           <w:tcPr>
@@ -20292,7 +20549,7 @@
     </w:tbl>
     <w:p>
       <w:pPr>
-        <w:divId w:val="400325401"/>
+        <w:divId w:val="1137259374"/>
         <w:rPr>
           <w:rFonts w:ascii="Calibri" w:eastAsia="Times New Roman" w:hAnsi="Calibri" w:cs="Calibri"/>
           <w:color w:val="1A1A1A"/>
@@ -20320,7 +20577,7 @@
     <w:p>
       <w:pPr>
         <w:pStyle w:val="Heading1"/>
-        <w:divId w:val="400325401"/>
+        <w:divId w:val="1137259374"/>
         <w:rPr>
           <w:rFonts w:ascii="Calibri" w:eastAsia="Times New Roman" w:hAnsi="Calibri" w:cs="Calibri"/>
         </w:rPr>
@@ -20329,14 +20586,13 @@
         <w:rPr>
           <w:rFonts w:ascii="Calibri" w:eastAsia="Times New Roman" w:hAnsi="Calibri" w:cs="Calibri"/>
         </w:rPr>
-        <w:lastRenderedPageBreak/>
         <w:t>11   Paid Advertising Strategy &amp; Budget Allocation</w:t>
       </w:r>
     </w:p>
     <w:p>
       <w:pPr>
         <w:spacing w:before="200" w:after="200"/>
-        <w:divId w:val="400325401"/>
+        <w:divId w:val="1137259374"/>
         <w:rPr>
           <w:rFonts w:ascii="Calibri" w:eastAsia="Times New Roman" w:hAnsi="Calibri" w:cs="Calibri"/>
           <w:color w:val="1A1A1A"/>
@@ -20351,7 +20607,7 @@
           <w:sz w:val="20"/>
           <w:szCs w:val="20"/>
         </w:rPr>
-        <w:pict w14:anchorId="54B85EFE">
+        <w:pict w14:anchorId="3988F2A4">
           <v:rect id="_x0000_i1037" style="width:0;height:1.5pt" o:hralign="center" o:hrstd="t" o:hr="t" fillcolor="#a0a0a0" stroked="f"/>
         </w:pict>
       </w:r>
@@ -20359,7 +20615,7 @@
     <w:p>
       <w:pPr>
         <w:pStyle w:val="NormalWeb"/>
-        <w:divId w:val="425660310"/>
+        <w:divId w:val="579632018"/>
         <w:rPr>
           <w:rFonts w:ascii="Calibri" w:hAnsi="Calibri" w:cs="Calibri"/>
           <w:color w:val="1A1A1A"/>
@@ -20380,7 +20636,7 @@
     <w:p>
       <w:pPr>
         <w:pStyle w:val="Heading3"/>
-        <w:divId w:val="909928060"/>
+        <w:divId w:val="2141338859"/>
         <w:rPr>
           <w:rFonts w:ascii="Calibri" w:eastAsia="Times New Roman" w:hAnsi="Calibri" w:cs="Calibri"/>
         </w:rPr>
@@ -20414,7 +20670,7 @@
       </w:tblGrid>
       <w:tr>
         <w:trPr>
-          <w:divId w:val="909928060"/>
+          <w:divId w:val="2141338859"/>
         </w:trPr>
         <w:tc>
           <w:tcPr>
@@ -20643,7 +20899,7 @@
       </w:tr>
       <w:tr>
         <w:trPr>
-          <w:divId w:val="909928060"/>
+          <w:divId w:val="2141338859"/>
         </w:trPr>
         <w:tc>
           <w:tcPr>
@@ -20838,7 +21094,7 @@
       </w:tr>
       <w:tr>
         <w:trPr>
-          <w:divId w:val="909928060"/>
+          <w:divId w:val="2141338859"/>
         </w:trPr>
         <w:tc>
           <w:tcPr>
@@ -21033,7 +21289,7 @@
       </w:tr>
       <w:tr>
         <w:trPr>
-          <w:divId w:val="909928060"/>
+          <w:divId w:val="2141338859"/>
         </w:trPr>
         <w:tc>
           <w:tcPr>
@@ -21228,7 +21484,7 @@
       </w:tr>
       <w:tr>
         <w:trPr>
-          <w:divId w:val="909928060"/>
+          <w:divId w:val="2141338859"/>
         </w:trPr>
         <w:tc>
           <w:tcPr>
@@ -21425,7 +21681,7 @@
     <w:p>
       <w:pPr>
         <w:pStyle w:val="Heading3"/>
-        <w:divId w:val="1138916362"/>
+        <w:divId w:val="678191819"/>
         <w:rPr>
           <w:rFonts w:ascii="Calibri" w:eastAsia="Times New Roman" w:hAnsi="Calibri" w:cs="Calibri"/>
         </w:rPr>
@@ -21456,7 +21712,7 @@
       </w:tblGrid>
       <w:tr>
         <w:trPr>
-          <w:divId w:val="1138916362"/>
+          <w:divId w:val="678191819"/>
         </w:trPr>
         <w:tc>
           <w:tcPr>
@@ -21613,7 +21869,7 @@
       </w:tr>
       <w:tr>
         <w:trPr>
-          <w:divId w:val="1138916362"/>
+          <w:divId w:val="678191819"/>
         </w:trPr>
         <w:tc>
           <w:tcPr>
@@ -21758,7 +22014,7 @@
       </w:tr>
       <w:tr>
         <w:trPr>
-          <w:divId w:val="1138916362"/>
+          <w:divId w:val="678191819"/>
         </w:trPr>
         <w:tc>
           <w:tcPr>
@@ -21903,7 +22159,7 @@
       </w:tr>
       <w:tr>
         <w:trPr>
-          <w:divId w:val="1138916362"/>
+          <w:divId w:val="678191819"/>
         </w:trPr>
         <w:tc>
           <w:tcPr>
@@ -22048,7 +22304,7 @@
       </w:tr>
       <w:tr>
         <w:trPr>
-          <w:divId w:val="1138916362"/>
+          <w:divId w:val="678191819"/>
         </w:trPr>
         <w:tc>
           <w:tcPr>
@@ -22195,7 +22451,7 @@
     <w:p>
       <w:pPr>
         <w:shd w:val="clear" w:color="auto" w:fill="EEF5FB"/>
-        <w:divId w:val="354229171"/>
+        <w:divId w:val="1018703816"/>
         <w:rPr>
           <w:rFonts w:ascii="Calibri" w:eastAsia="Times New Roman" w:hAnsi="Calibri" w:cs="Calibri"/>
           <w:color w:val="1A1A1A"/>
@@ -22225,7 +22481,7 @@
     </w:p>
     <w:p>
       <w:pPr>
-        <w:divId w:val="118107839"/>
+        <w:divId w:val="1080639309"/>
         <w:rPr>
           <w:rFonts w:ascii="Calibri" w:eastAsia="Times New Roman" w:hAnsi="Calibri" w:cs="Calibri"/>
           <w:color w:val="1A1A1A"/>
@@ -22253,7 +22509,7 @@
     <w:p>
       <w:pPr>
         <w:pStyle w:val="Heading1"/>
-        <w:divId w:val="118107839"/>
+        <w:divId w:val="1080639309"/>
         <w:rPr>
           <w:rFonts w:ascii="Calibri" w:eastAsia="Times New Roman" w:hAnsi="Calibri" w:cs="Calibri"/>
         </w:rPr>
@@ -22268,7 +22524,7 @@
     <w:p>
       <w:pPr>
         <w:spacing w:before="200" w:after="200"/>
-        <w:divId w:val="118107839"/>
+        <w:divId w:val="1080639309"/>
         <w:rPr>
           <w:rFonts w:ascii="Calibri" w:eastAsia="Times New Roman" w:hAnsi="Calibri" w:cs="Calibri"/>
           <w:color w:val="1A1A1A"/>
@@ -22283,7 +22539,7 @@
           <w:sz w:val="20"/>
           <w:szCs w:val="20"/>
         </w:rPr>
-        <w:pict w14:anchorId="40212C23">
+        <w:pict w14:anchorId="55D1619B">
           <v:rect id="_x0000_i1038" style="width:0;height:1.5pt" o:hralign="center" o:hrstd="t" o:hr="t" fillcolor="#a0a0a0" stroked="f"/>
         </w:pict>
       </w:r>
@@ -22291,7 +22547,7 @@
     <w:p>
       <w:pPr>
         <w:pStyle w:val="Heading3"/>
-        <w:divId w:val="2083982173"/>
+        <w:divId w:val="1668821954"/>
         <w:rPr>
           <w:rFonts w:ascii="Calibri" w:eastAsia="Times New Roman" w:hAnsi="Calibri" w:cs="Calibri"/>
         </w:rPr>
@@ -22322,7 +22578,7 @@
       </w:tblGrid>
       <w:tr>
         <w:trPr>
-          <w:divId w:val="2083982173"/>
+          <w:divId w:val="1668821954"/>
         </w:trPr>
         <w:tc>
           <w:tcPr>
@@ -22479,7 +22735,7 @@
       </w:tr>
       <w:tr>
         <w:trPr>
-          <w:divId w:val="2083982173"/>
+          <w:divId w:val="1668821954"/>
         </w:trPr>
         <w:tc>
           <w:tcPr>
@@ -22513,7 +22769,6 @@
                 <w:sz w:val="19"/>
                 <w:szCs w:val="19"/>
               </w:rPr>
-              <w:lastRenderedPageBreak/>
               <w:t>Education</w:t>
             </w:r>
           </w:p>
@@ -22626,7 +22881,7 @@
       </w:tr>
       <w:tr>
         <w:trPr>
-          <w:divId w:val="2083982173"/>
+          <w:divId w:val="1668821954"/>
         </w:trPr>
         <w:tc>
           <w:tcPr>
@@ -22772,7 +23027,7 @@
       </w:tr>
       <w:tr>
         <w:trPr>
-          <w:divId w:val="2083982173"/>
+          <w:divId w:val="1668821954"/>
         </w:trPr>
         <w:tc>
           <w:tcPr>
@@ -22918,7 +23173,7 @@
       </w:tr>
       <w:tr>
         <w:trPr>
-          <w:divId w:val="2083982173"/>
+          <w:divId w:val="1668821954"/>
         </w:trPr>
         <w:tc>
           <w:tcPr>
@@ -23066,7 +23321,7 @@
     <w:p>
       <w:pPr>
         <w:pStyle w:val="Heading3"/>
-        <w:divId w:val="2033648960"/>
+        <w:divId w:val="615479166"/>
         <w:rPr>
           <w:rFonts w:ascii="Calibri" w:eastAsia="Times New Roman" w:hAnsi="Calibri" w:cs="Calibri"/>
         </w:rPr>
@@ -23098,7 +23353,7 @@
       </w:tblGrid>
       <w:tr>
         <w:trPr>
-          <w:divId w:val="2033648960"/>
+          <w:divId w:val="615479166"/>
         </w:trPr>
         <w:tc>
           <w:tcPr>
@@ -23263,7 +23518,7 @@
       </w:tr>
       <w:tr>
         <w:trPr>
-          <w:divId w:val="2033648960"/>
+          <w:divId w:val="615479166"/>
         </w:trPr>
         <w:tc>
           <w:tcPr>
@@ -23403,7 +23658,7 @@
       </w:tr>
       <w:tr>
         <w:trPr>
-          <w:divId w:val="2033648960"/>
+          <w:divId w:val="615479166"/>
         </w:trPr>
         <w:tc>
           <w:tcPr>
@@ -23543,7 +23798,7 @@
       </w:tr>
       <w:tr>
         <w:trPr>
-          <w:divId w:val="2033648960"/>
+          <w:divId w:val="615479166"/>
         </w:trPr>
         <w:tc>
           <w:tcPr>
@@ -23683,7 +23938,7 @@
       </w:tr>
       <w:tr>
         <w:trPr>
-          <w:divId w:val="2033648960"/>
+          <w:divId w:val="615479166"/>
         </w:trPr>
         <w:tc>
           <w:tcPr>
@@ -23823,7 +24078,7 @@
       </w:tr>
       <w:tr>
         <w:trPr>
-          <w:divId w:val="2033648960"/>
+          <w:divId w:val="615479166"/>
         </w:trPr>
         <w:tc>
           <w:tcPr>
@@ -23963,7 +24218,7 @@
       </w:tr>
       <w:tr>
         <w:trPr>
-          <w:divId w:val="2033648960"/>
+          <w:divId w:val="615479166"/>
         </w:trPr>
         <w:tc>
           <w:tcPr>
@@ -24105,7 +24360,7 @@
     <w:p>
       <w:pPr>
         <w:pStyle w:val="Heading3"/>
-        <w:divId w:val="2093888018"/>
+        <w:divId w:val="1710952439"/>
         <w:rPr>
           <w:rFonts w:ascii="Calibri" w:eastAsia="Times New Roman" w:hAnsi="Calibri" w:cs="Calibri"/>
         </w:rPr>
@@ -24119,7 +24374,7 @@
     </w:p>
     <w:p>
       <w:pPr>
-        <w:divId w:val="2002000851"/>
+        <w:divId w:val="979071264"/>
         <w:rPr>
           <w:rFonts w:ascii="Calibri" w:eastAsia="Times New Roman" w:hAnsi="Calibri" w:cs="Calibri"/>
           <w:color w:val="1A1A1A"/>
@@ -24150,7 +24405,7 @@
     </w:p>
     <w:p>
       <w:pPr>
-        <w:divId w:val="89590444"/>
+        <w:divId w:val="313225113"/>
         <w:rPr>
           <w:rFonts w:ascii="Calibri" w:eastAsia="Times New Roman" w:hAnsi="Calibri" w:cs="Calibri"/>
           <w:color w:val="1A1A1A"/>
@@ -24181,7 +24436,7 @@
     </w:p>
     <w:p>
       <w:pPr>
-        <w:divId w:val="2045404854"/>
+        <w:divId w:val="1719283291"/>
         <w:rPr>
           <w:rFonts w:ascii="Calibri" w:eastAsia="Times New Roman" w:hAnsi="Calibri" w:cs="Calibri"/>
           <w:color w:val="1A1A1A"/>
@@ -24212,7 +24467,7 @@
     </w:p>
     <w:p>
       <w:pPr>
-        <w:divId w:val="1249656328"/>
+        <w:divId w:val="1338146556"/>
         <w:rPr>
           <w:rFonts w:ascii="Calibri" w:eastAsia="Times New Roman" w:hAnsi="Calibri" w:cs="Calibri"/>
           <w:color w:val="1A1A1A"/>
@@ -24240,7 +24495,7 @@
     <w:p>
       <w:pPr>
         <w:pStyle w:val="Heading1"/>
-        <w:divId w:val="1249656328"/>
+        <w:divId w:val="1338146556"/>
         <w:rPr>
           <w:rFonts w:ascii="Calibri" w:eastAsia="Times New Roman" w:hAnsi="Calibri" w:cs="Calibri"/>
         </w:rPr>
@@ -24255,7 +24510,7 @@
     <w:p>
       <w:pPr>
         <w:spacing w:before="200" w:after="200"/>
-        <w:divId w:val="1249656328"/>
+        <w:divId w:val="1338146556"/>
         <w:rPr>
           <w:rFonts w:ascii="Calibri" w:eastAsia="Times New Roman" w:hAnsi="Calibri" w:cs="Calibri"/>
           <w:color w:val="1A1A1A"/>
@@ -24270,7 +24525,7 @@
           <w:sz w:val="20"/>
           <w:szCs w:val="20"/>
         </w:rPr>
-        <w:pict w14:anchorId="53A709D7">
+        <w:pict w14:anchorId="5C9A63F4">
           <v:rect id="_x0000_i1039" style="width:0;height:1.5pt" o:hralign="center" o:hrstd="t" o:hr="t" fillcolor="#a0a0a0" stroked="f"/>
         </w:pict>
       </w:r>
@@ -24278,7 +24533,7 @@
     <w:p>
       <w:pPr>
         <w:pStyle w:val="Heading3"/>
-        <w:divId w:val="2011715520"/>
+        <w:divId w:val="1139373461"/>
         <w:rPr>
           <w:rFonts w:ascii="Calibri" w:eastAsia="Times New Roman" w:hAnsi="Calibri" w:cs="Calibri"/>
         </w:rPr>
@@ -24287,7 +24542,6 @@
         <w:rPr>
           <w:rFonts w:ascii="Calibri" w:eastAsia="Times New Roman" w:hAnsi="Calibri" w:cs="Calibri"/>
         </w:rPr>
-        <w:lastRenderedPageBreak/>
         <w:t>Package Summary</w:t>
       </w:r>
     </w:p>
@@ -24310,7 +24564,7 @@
       </w:tblGrid>
       <w:tr>
         <w:trPr>
-          <w:divId w:val="2011715520"/>
+          <w:divId w:val="1139373461"/>
         </w:trPr>
         <w:tc>
           <w:tcPr>
@@ -24467,7 +24721,7 @@
       </w:tr>
       <w:tr>
         <w:trPr>
-          <w:divId w:val="2011715520"/>
+          <w:divId w:val="1139373461"/>
         </w:trPr>
         <w:tc>
           <w:tcPr>
@@ -24613,7 +24867,7 @@
       </w:tr>
       <w:tr>
         <w:trPr>
-          <w:divId w:val="2011715520"/>
+          <w:divId w:val="1139373461"/>
         </w:trPr>
         <w:tc>
           <w:tcPr>
@@ -24759,7 +25013,7 @@
       </w:tr>
       <w:tr>
         <w:trPr>
-          <w:divId w:val="2011715520"/>
+          <w:divId w:val="1139373461"/>
         </w:trPr>
         <w:tc>
           <w:tcPr>
@@ -24907,7 +25161,7 @@
     <w:p>
       <w:pPr>
         <w:pStyle w:val="Heading3"/>
-        <w:divId w:val="1885749973"/>
+        <w:divId w:val="1952668975"/>
         <w:rPr>
           <w:rFonts w:ascii="Calibri" w:eastAsia="Times New Roman" w:hAnsi="Calibri" w:cs="Calibri"/>
         </w:rPr>
@@ -24936,7 +25190,7 @@
       </w:tblGrid>
       <w:tr>
         <w:trPr>
-          <w:divId w:val="1885749973"/>
+          <w:divId w:val="1952668975"/>
         </w:trPr>
         <w:tc>
           <w:tcPr>
@@ -25017,7 +25271,7 @@
       </w:tr>
       <w:tr>
         <w:trPr>
-          <w:divId w:val="1885749973"/>
+          <w:divId w:val="1952668975"/>
         </w:trPr>
         <w:tc>
           <w:tcPr>
@@ -25092,7 +25346,7 @@
       </w:tr>
       <w:tr>
         <w:trPr>
-          <w:divId w:val="1885749973"/>
+          <w:divId w:val="1952668975"/>
         </w:trPr>
         <w:tc>
           <w:tcPr>
@@ -25167,7 +25421,7 @@
       </w:tr>
       <w:tr>
         <w:trPr>
-          <w:divId w:val="1885749973"/>
+          <w:divId w:val="1952668975"/>
         </w:trPr>
         <w:tc>
           <w:tcPr>
@@ -25242,7 +25496,7 @@
       </w:tr>
       <w:tr>
         <w:trPr>
-          <w:divId w:val="1885749973"/>
+          <w:divId w:val="1952668975"/>
         </w:trPr>
         <w:tc>
           <w:tcPr>
@@ -25317,7 +25571,7 @@
       </w:tr>
       <w:tr>
         <w:trPr>
-          <w:divId w:val="1885749973"/>
+          <w:divId w:val="1952668975"/>
         </w:trPr>
         <w:tc>
           <w:tcPr>
@@ -25392,7 +25646,7 @@
       </w:tr>
       <w:tr>
         <w:trPr>
-          <w:divId w:val="1885749973"/>
+          <w:divId w:val="1952668975"/>
         </w:trPr>
         <w:tc>
           <w:tcPr>
@@ -25467,7 +25721,7 @@
       </w:tr>
       <w:tr>
         <w:trPr>
-          <w:divId w:val="1885749973"/>
+          <w:divId w:val="1952668975"/>
         </w:trPr>
         <w:tc>
           <w:tcPr>
@@ -25544,7 +25798,7 @@
     <w:p>
       <w:pPr>
         <w:pStyle w:val="Heading3"/>
-        <w:divId w:val="982151946"/>
+        <w:divId w:val="2125271739"/>
         <w:rPr>
           <w:rFonts w:ascii="Calibri" w:eastAsia="Times New Roman" w:hAnsi="Calibri" w:cs="Calibri"/>
         </w:rPr>
@@ -25574,7 +25828,7 @@
       </w:tblGrid>
       <w:tr>
         <w:trPr>
-          <w:divId w:val="982151946"/>
+          <w:divId w:val="2125271739"/>
         </w:trPr>
         <w:tc>
           <w:tcPr>
@@ -25675,7 +25929,7 @@
       </w:tr>
       <w:tr>
         <w:trPr>
-          <w:divId w:val="982151946"/>
+          <w:divId w:val="2125271739"/>
         </w:trPr>
         <w:tc>
           <w:tcPr>
@@ -25761,7 +26015,7 @@
       </w:tr>
       <w:tr>
         <w:trPr>
-          <w:divId w:val="982151946"/>
+          <w:divId w:val="2125271739"/>
         </w:trPr>
         <w:tc>
           <w:tcPr>
@@ -25847,7 +26101,7 @@
       </w:tr>
       <w:tr>
         <w:trPr>
-          <w:divId w:val="982151946"/>
+          <w:divId w:val="2125271739"/>
         </w:trPr>
         <w:tc>
           <w:tcPr>
@@ -25933,7 +26187,7 @@
       </w:tr>
       <w:tr>
         <w:trPr>
-          <w:divId w:val="982151946"/>
+          <w:divId w:val="2125271739"/>
         </w:trPr>
         <w:tc>
           <w:tcPr>
@@ -25958,7 +26212,6 @@
                 <w:sz w:val="19"/>
                 <w:szCs w:val="19"/>
               </w:rPr>
-              <w:lastRenderedPageBreak/>
               <w:t>M4 — Final</w:t>
             </w:r>
           </w:p>
@@ -26022,7 +26275,7 @@
     <w:p>
       <w:pPr>
         <w:pStyle w:val="Heading3"/>
-        <w:divId w:val="130103385"/>
+        <w:divId w:val="1237277044"/>
         <w:rPr>
           <w:rFonts w:ascii="Calibri" w:eastAsia="Times New Roman" w:hAnsi="Calibri" w:cs="Calibri"/>
         </w:rPr>
@@ -26042,7 +26295,7 @@
         </w:numPr>
         <w:spacing w:before="100" w:beforeAutospacing="1" w:after="60"/>
         <w:ind w:left="1080"/>
-        <w:divId w:val="130103385"/>
+        <w:divId w:val="1237277044"/>
         <w:rPr>
           <w:rFonts w:ascii="Calibri" w:eastAsia="Times New Roman" w:hAnsi="Calibri" w:cs="Calibri"/>
           <w:color w:val="1A1A1A"/>
@@ -26078,7 +26331,7 @@
         </w:numPr>
         <w:spacing w:before="100" w:beforeAutospacing="1" w:after="60"/>
         <w:ind w:left="1080"/>
-        <w:divId w:val="130103385"/>
+        <w:divId w:val="1237277044"/>
         <w:rPr>
           <w:rFonts w:ascii="Calibri" w:eastAsia="Times New Roman" w:hAnsi="Calibri" w:cs="Calibri"/>
           <w:color w:val="1A1A1A"/>
@@ -26114,7 +26367,7 @@
         </w:numPr>
         <w:spacing w:before="100" w:beforeAutospacing="1" w:after="60"/>
         <w:ind w:left="1080"/>
-        <w:divId w:val="130103385"/>
+        <w:divId w:val="1237277044"/>
         <w:rPr>
           <w:rFonts w:ascii="Calibri" w:eastAsia="Times New Roman" w:hAnsi="Calibri" w:cs="Calibri"/>
           <w:color w:val="1A1A1A"/>
@@ -26150,7 +26403,7 @@
         </w:numPr>
         <w:spacing w:before="100" w:beforeAutospacing="1" w:after="60"/>
         <w:ind w:left="1080"/>
-        <w:divId w:val="130103385"/>
+        <w:divId w:val="1237277044"/>
         <w:rPr>
           <w:rFonts w:ascii="Calibri" w:eastAsia="Times New Roman" w:hAnsi="Calibri" w:cs="Calibri"/>
           <w:color w:val="1A1A1A"/>
@@ -26180,7 +26433,7 @@
     </w:p>
     <w:p>
       <w:pPr>
-        <w:divId w:val="790318282"/>
+        <w:divId w:val="1120685273"/>
         <w:rPr>
           <w:rFonts w:ascii="Calibri" w:eastAsia="Times New Roman" w:hAnsi="Calibri" w:cs="Calibri"/>
           <w:color w:val="1A1A1A"/>
@@ -26208,7 +26461,7 @@
     <w:p>
       <w:pPr>
         <w:pStyle w:val="Heading1"/>
-        <w:divId w:val="790318282"/>
+        <w:divId w:val="1120685273"/>
         <w:rPr>
           <w:rFonts w:ascii="Calibri" w:eastAsia="Times New Roman" w:hAnsi="Calibri" w:cs="Calibri"/>
         </w:rPr>
@@ -26223,7 +26476,7 @@
     <w:p>
       <w:pPr>
         <w:spacing w:before="200" w:after="200"/>
-        <w:divId w:val="790318282"/>
+        <w:divId w:val="1120685273"/>
         <w:rPr>
           <w:rFonts w:ascii="Calibri" w:eastAsia="Times New Roman" w:hAnsi="Calibri" w:cs="Calibri"/>
           <w:color w:val="1A1A1A"/>
@@ -26238,7 +26491,7 @@
           <w:sz w:val="20"/>
           <w:szCs w:val="20"/>
         </w:rPr>
-        <w:pict w14:anchorId="4A314FC0">
+        <w:pict w14:anchorId="29F97004">
           <v:rect id="_x0000_i1040" style="width:0;height:1.5pt" o:hralign="center" o:hrstd="t" o:hr="t" fillcolor="#a0a0a0" stroked="f"/>
         </w:pict>
       </w:r>
@@ -26246,7 +26499,7 @@
     <w:p>
       <w:pPr>
         <w:pStyle w:val="Heading3"/>
-        <w:divId w:val="750932301"/>
+        <w:divId w:val="1683313692"/>
         <w:rPr>
           <w:rFonts w:ascii="Calibri" w:eastAsia="Times New Roman" w:hAnsi="Calibri" w:cs="Calibri"/>
         </w:rPr>
@@ -26276,7 +26529,7 @@
       </w:tblGrid>
       <w:tr>
         <w:trPr>
-          <w:divId w:val="750932301"/>
+          <w:divId w:val="1683313692"/>
         </w:trPr>
         <w:tc>
           <w:tcPr>
@@ -26395,7 +26648,7 @@
       </w:tr>
       <w:tr>
         <w:trPr>
-          <w:divId w:val="750932301"/>
+          <w:divId w:val="1683313692"/>
         </w:trPr>
         <w:tc>
           <w:tcPr>
@@ -26505,7 +26758,7 @@
       </w:tr>
       <w:tr>
         <w:trPr>
-          <w:divId w:val="750932301"/>
+          <w:divId w:val="1683313692"/>
         </w:trPr>
         <w:tc>
           <w:tcPr>
@@ -26615,7 +26868,7 @@
       </w:tr>
       <w:tr>
         <w:trPr>
-          <w:divId w:val="750932301"/>
+          <w:divId w:val="1683313692"/>
         </w:trPr>
         <w:tc>
           <w:tcPr>
@@ -26725,7 +26978,7 @@
       </w:tr>
       <w:tr>
         <w:trPr>
-          <w:divId w:val="750932301"/>
+          <w:divId w:val="1683313692"/>
         </w:trPr>
         <w:tc>
           <w:tcPr>
@@ -26835,7 +27088,7 @@
       </w:tr>
       <w:tr>
         <w:trPr>
-          <w:divId w:val="750932301"/>
+          <w:divId w:val="1683313692"/>
         </w:trPr>
         <w:tc>
           <w:tcPr>
@@ -26945,7 +27198,7 @@
       </w:tr>
       <w:tr>
         <w:trPr>
-          <w:divId w:val="750932301"/>
+          <w:divId w:val="1683313692"/>
         </w:trPr>
         <w:tc>
           <w:tcPr>
@@ -27055,7 +27308,7 @@
       </w:tr>
       <w:tr>
         <w:trPr>
-          <w:divId w:val="750932301"/>
+          <w:divId w:val="1683313692"/>
         </w:trPr>
         <w:tc>
           <w:tcPr>
@@ -27165,7 +27418,7 @@
       </w:tr>
       <w:tr>
         <w:trPr>
-          <w:divId w:val="750932301"/>
+          <w:divId w:val="1683313692"/>
         </w:trPr>
         <w:tc>
           <w:tcPr>
@@ -27279,7 +27532,7 @@
     <w:p>
       <w:pPr>
         <w:shd w:val="clear" w:color="auto" w:fill="EEF5FB"/>
-        <w:divId w:val="1707942859"/>
+        <w:divId w:val="1949965036"/>
         <w:rPr>
           <w:rFonts w:ascii="Calibri" w:eastAsia="Times New Roman" w:hAnsi="Calibri" w:cs="Calibri"/>
           <w:color w:val="1A1A1A"/>
@@ -27310,7 +27563,7 @@
     <w:p>
       <w:pPr>
         <w:pStyle w:val="Heading3"/>
-        <w:divId w:val="961376296"/>
+        <w:divId w:val="249967084"/>
         <w:rPr>
           <w:rFonts w:ascii="Calibri" w:eastAsia="Times New Roman" w:hAnsi="Calibri" w:cs="Calibri"/>
         </w:rPr>
@@ -27325,7 +27578,7 @@
     <w:p>
       <w:pPr>
         <w:shd w:val="clear" w:color="auto" w:fill="F9FBFD"/>
-        <w:divId w:val="617683758"/>
+        <w:divId w:val="1458796732"/>
         <w:rPr>
           <w:rFonts w:ascii="Calibri" w:eastAsia="Times New Roman" w:hAnsi="Calibri" w:cs="Calibri"/>
           <w:b/>
@@ -27344,7 +27597,6 @@
           <w:sz w:val="20"/>
           <w:szCs w:val="20"/>
         </w:rPr>
-        <w:lastRenderedPageBreak/>
         <w:t>Agent 1: Outreach Sequence Automation</w:t>
       </w:r>
     </w:p>
@@ -27352,7 +27604,7 @@
       <w:pPr>
         <w:pStyle w:val="NormalWeb"/>
         <w:shd w:val="clear" w:color="auto" w:fill="F9FBFD"/>
-        <w:divId w:val="868027343"/>
+        <w:divId w:val="2018531493"/>
         <w:rPr>
           <w:rFonts w:ascii="Calibri" w:hAnsi="Calibri" w:cs="Calibri"/>
           <w:color w:val="1A1A1A"/>
@@ -27402,7 +27654,7 @@
     <w:p>
       <w:pPr>
         <w:shd w:val="clear" w:color="auto" w:fill="F9FBFD"/>
-        <w:divId w:val="128088808"/>
+        <w:divId w:val="1583561129"/>
         <w:rPr>
           <w:rFonts w:ascii="Calibri" w:eastAsia="Times New Roman" w:hAnsi="Calibri" w:cs="Calibri"/>
           <w:b/>
@@ -27428,7 +27680,7 @@
       <w:pPr>
         <w:pStyle w:val="NormalWeb"/>
         <w:shd w:val="clear" w:color="auto" w:fill="F9FBFD"/>
-        <w:divId w:val="1133600891"/>
+        <w:divId w:val="399713373"/>
         <w:rPr>
           <w:rFonts w:ascii="Calibri" w:hAnsi="Calibri" w:cs="Calibri"/>
           <w:color w:val="1A1A1A"/>
@@ -27478,7 +27730,7 @@
     <w:p>
       <w:pPr>
         <w:shd w:val="clear" w:color="auto" w:fill="F9FBFD"/>
-        <w:divId w:val="1911115136"/>
+        <w:divId w:val="513692706"/>
         <w:rPr>
           <w:rFonts w:ascii="Calibri" w:eastAsia="Times New Roman" w:hAnsi="Calibri" w:cs="Calibri"/>
           <w:b/>
@@ -27504,7 +27756,7 @@
       <w:pPr>
         <w:pStyle w:val="NormalWeb"/>
         <w:shd w:val="clear" w:color="auto" w:fill="F9FBFD"/>
-        <w:divId w:val="1170561851"/>
+        <w:divId w:val="1298300916"/>
         <w:rPr>
           <w:rFonts w:ascii="Calibri" w:hAnsi="Calibri" w:cs="Calibri"/>
           <w:color w:val="1A1A1A"/>
@@ -27554,7 +27806,7 @@
     <w:p>
       <w:pPr>
         <w:shd w:val="clear" w:color="auto" w:fill="F9FBFD"/>
-        <w:divId w:val="2024630039"/>
+        <w:divId w:val="1625380960"/>
         <w:rPr>
           <w:rFonts w:ascii="Calibri" w:eastAsia="Times New Roman" w:hAnsi="Calibri" w:cs="Calibri"/>
           <w:b/>
@@ -27580,7 +27832,7 @@
       <w:pPr>
         <w:pStyle w:val="NormalWeb"/>
         <w:shd w:val="clear" w:color="auto" w:fill="F9FBFD"/>
-        <w:divId w:val="213204859"/>
+        <w:divId w:val="2099329439"/>
         <w:rPr>
           <w:rFonts w:ascii="Calibri" w:hAnsi="Calibri" w:cs="Calibri"/>
           <w:color w:val="1A1A1A"/>
@@ -27630,7 +27882,7 @@
     <w:p>
       <w:pPr>
         <w:shd w:val="clear" w:color="auto" w:fill="F9FBFD"/>
-        <w:divId w:val="2007707148"/>
+        <w:divId w:val="254559877"/>
         <w:rPr>
           <w:rFonts w:ascii="Calibri" w:eastAsia="Times New Roman" w:hAnsi="Calibri" w:cs="Calibri"/>
           <w:b/>
@@ -27656,7 +27908,7 @@
       <w:pPr>
         <w:pStyle w:val="NormalWeb"/>
         <w:shd w:val="clear" w:color="auto" w:fill="F9FBFD"/>
-        <w:divId w:val="678846332"/>
+        <w:divId w:val="1719888890"/>
         <w:rPr>
           <w:rFonts w:ascii="Calibri" w:hAnsi="Calibri" w:cs="Calibri"/>
           <w:color w:val="1A1A1A"/>
@@ -27706,7 +27958,7 @@
     <w:p>
       <w:pPr>
         <w:pStyle w:val="Heading3"/>
-        <w:divId w:val="1407454585"/>
+        <w:divId w:val="1586456525"/>
         <w:rPr>
           <w:rFonts w:ascii="Calibri" w:eastAsia="Times New Roman" w:hAnsi="Calibri" w:cs="Calibri"/>
         </w:rPr>
@@ -27737,7 +27989,7 @@
       </w:tblGrid>
       <w:tr>
         <w:trPr>
-          <w:divId w:val="1407454585"/>
+          <w:divId w:val="1586456525"/>
         </w:trPr>
         <w:tc>
           <w:tcPr>
@@ -27870,7 +28122,7 @@
       </w:tr>
       <w:tr>
         <w:trPr>
-          <w:divId w:val="1407454585"/>
+          <w:divId w:val="1586456525"/>
         </w:trPr>
         <w:tc>
           <w:tcPr>
@@ -27983,7 +28235,7 @@
       </w:tr>
       <w:tr>
         <w:trPr>
-          <w:divId w:val="1407454585"/>
+          <w:divId w:val="1586456525"/>
         </w:trPr>
         <w:tc>
           <w:tcPr>
@@ -28096,7 +28348,7 @@
       </w:tr>
       <w:tr>
         <w:trPr>
-          <w:divId w:val="1407454585"/>
+          <w:divId w:val="1586456525"/>
         </w:trPr>
         <w:tc>
           <w:tcPr>
@@ -28209,7 +28461,7 @@
       </w:tr>
       <w:tr>
         <w:trPr>
-          <w:divId w:val="1407454585"/>
+          <w:divId w:val="1586456525"/>
         </w:trPr>
         <w:tc>
           <w:tcPr>
@@ -28322,7 +28574,7 @@
       </w:tr>
       <w:tr>
         <w:trPr>
-          <w:divId w:val="1407454585"/>
+          <w:divId w:val="1586456525"/>
         </w:trPr>
         <w:tc>
           <w:tcPr>
@@ -28436,7 +28688,7 @@
     </w:tbl>
     <w:p>
       <w:pPr>
-        <w:divId w:val="1894850613"/>
+        <w:divId w:val="676659691"/>
         <w:rPr>
           <w:rFonts w:ascii="Calibri" w:eastAsia="Times New Roman" w:hAnsi="Calibri" w:cs="Calibri"/>
           <w:color w:val="1A1A1A"/>
@@ -28464,7 +28716,7 @@
     <w:p>
       <w:pPr>
         <w:pStyle w:val="Heading1"/>
-        <w:divId w:val="1894850613"/>
+        <w:divId w:val="676659691"/>
         <w:rPr>
           <w:rFonts w:ascii="Calibri" w:eastAsia="Times New Roman" w:hAnsi="Calibri" w:cs="Calibri"/>
         </w:rPr>
@@ -28479,7 +28731,7 @@
     <w:p>
       <w:pPr>
         <w:spacing w:before="200" w:after="200"/>
-        <w:divId w:val="1894850613"/>
+        <w:divId w:val="676659691"/>
         <w:rPr>
           <w:rFonts w:ascii="Calibri" w:eastAsia="Times New Roman" w:hAnsi="Calibri" w:cs="Calibri"/>
           <w:color w:val="1A1A1A"/>
@@ -28494,7 +28746,7 @@
           <w:sz w:val="20"/>
           <w:szCs w:val="20"/>
         </w:rPr>
-        <w:pict w14:anchorId="60CD6000">
+        <w:pict w14:anchorId="614B2444">
           <v:rect id="_x0000_i1041" style="width:0;height:1.5pt" o:hralign="center" o:hrstd="t" o:hr="t" fillcolor="#a0a0a0" stroked="f"/>
         </w:pict>
       </w:r>
@@ -28518,7 +28770,7 @@
       </w:tblGrid>
       <w:tr>
         <w:trPr>
-          <w:divId w:val="1100838322"/>
+          <w:divId w:val="1512179011"/>
         </w:trPr>
         <w:tc>
           <w:tcPr>
@@ -28651,7 +28903,7 @@
       </w:tr>
       <w:tr>
         <w:trPr>
-          <w:divId w:val="1100838322"/>
+          <w:divId w:val="1512179011"/>
         </w:trPr>
         <w:tc>
           <w:tcPr>
@@ -28678,7 +28930,6 @@
                 <w:sz w:val="19"/>
                 <w:szCs w:val="19"/>
               </w:rPr>
-              <w:lastRenderedPageBreak/>
               <w:t>CRM</w:t>
             </w:r>
           </w:p>
@@ -28767,7 +29018,7 @@
       </w:tr>
       <w:tr>
         <w:trPr>
-          <w:divId w:val="1100838322"/>
+          <w:divId w:val="1512179011"/>
         </w:trPr>
         <w:tc>
           <w:tcPr>
@@ -28872,7 +29123,7 @@
       </w:tr>
       <w:tr>
         <w:trPr>
-          <w:divId w:val="1100838322"/>
+          <w:divId w:val="1512179011"/>
         </w:trPr>
         <w:tc>
           <w:tcPr>
@@ -28987,7 +29238,7 @@
       </w:tr>
       <w:tr>
         <w:trPr>
-          <w:divId w:val="1100838322"/>
+          <w:divId w:val="1512179011"/>
         </w:trPr>
         <w:tc>
           <w:tcPr>
@@ -29092,7 +29343,7 @@
       </w:tr>
       <w:tr>
         <w:trPr>
-          <w:divId w:val="1100838322"/>
+          <w:divId w:val="1512179011"/>
         </w:trPr>
         <w:tc>
           <w:tcPr>
@@ -29197,7 +29448,7 @@
       </w:tr>
       <w:tr>
         <w:trPr>
-          <w:divId w:val="1100838322"/>
+          <w:divId w:val="1512179011"/>
         </w:trPr>
         <w:tc>
           <w:tcPr>
@@ -29311,7 +29562,7 @@
       </w:tr>
       <w:tr>
         <w:trPr>
-          <w:divId w:val="1100838322"/>
+          <w:divId w:val="1512179011"/>
         </w:trPr>
         <w:tc>
           <w:tcPr>
@@ -29426,7 +29677,7 @@
       </w:tr>
       <w:tr>
         <w:trPr>
-          <w:divId w:val="1100838322"/>
+          <w:divId w:val="1512179011"/>
         </w:trPr>
         <w:tc>
           <w:tcPr>
@@ -29531,7 +29782,7 @@
       </w:tr>
       <w:tr>
         <w:trPr>
-          <w:divId w:val="1100838322"/>
+          <w:divId w:val="1512179011"/>
         </w:trPr>
         <w:tc>
           <w:tcPr>
@@ -29645,7 +29896,7 @@
       </w:tr>
       <w:tr>
         <w:trPr>
-          <w:divId w:val="1100838322"/>
+          <w:divId w:val="1512179011"/>
         </w:trPr>
         <w:tc>
           <w:tcPr>
@@ -29759,7 +30010,7 @@
       </w:tr>
       <w:tr>
         <w:trPr>
-          <w:divId w:val="1100838322"/>
+          <w:divId w:val="1512179011"/>
         </w:trPr>
         <w:tc>
           <w:tcPr>
@@ -29873,7 +30124,7 @@
       </w:tr>
       <w:tr>
         <w:trPr>
-          <w:divId w:val="1100838322"/>
+          <w:divId w:val="1512179011"/>
         </w:trPr>
         <w:tc>
           <w:tcPr>
@@ -29987,7 +30238,7 @@
       </w:tr>
       <w:tr>
         <w:trPr>
-          <w:divId w:val="1100838322"/>
+          <w:divId w:val="1512179011"/>
         </w:trPr>
         <w:tc>
           <w:tcPr>
@@ -30101,7 +30352,7 @@
       </w:tr>
       <w:tr>
         <w:trPr>
-          <w:divId w:val="1100838322"/>
+          <w:divId w:val="1512179011"/>
         </w:trPr>
         <w:tc>
           <w:tcPr>
@@ -30215,7 +30466,7 @@
       </w:tr>
       <w:tr>
         <w:trPr>
-          <w:divId w:val="1100838322"/>
+          <w:divId w:val="1512179011"/>
         </w:trPr>
         <w:tc>
           <w:tcPr>
@@ -30330,7 +30581,7 @@
     </w:tbl>
     <w:p>
       <w:pPr>
-        <w:divId w:val="1484202017"/>
+        <w:divId w:val="176698914"/>
         <w:rPr>
           <w:rFonts w:ascii="Calibri" w:eastAsia="Times New Roman" w:hAnsi="Calibri" w:cs="Calibri"/>
           <w:color w:val="1A1A1A"/>
@@ -30358,7 +30609,7 @@
     <w:p>
       <w:pPr>
         <w:pStyle w:val="Heading1"/>
-        <w:divId w:val="1484202017"/>
+        <w:divId w:val="176698914"/>
         <w:rPr>
           <w:rFonts w:ascii="Calibri" w:eastAsia="Times New Roman" w:hAnsi="Calibri" w:cs="Calibri"/>
         </w:rPr>
@@ -30373,7 +30624,7 @@
     <w:p>
       <w:pPr>
         <w:spacing w:before="200" w:after="200"/>
-        <w:divId w:val="1484202017"/>
+        <w:divId w:val="176698914"/>
         <w:rPr>
           <w:rFonts w:ascii="Calibri" w:eastAsia="Times New Roman" w:hAnsi="Calibri" w:cs="Calibri"/>
           <w:color w:val="1A1A1A"/>
@@ -30388,7 +30639,7 @@
           <w:sz w:val="20"/>
           <w:szCs w:val="20"/>
         </w:rPr>
-        <w:pict w14:anchorId="41E8C561">
+        <w:pict w14:anchorId="1ABB243D">
           <v:rect id="_x0000_i1042" style="width:0;height:1.5pt" o:hralign="center" o:hrstd="t" o:hr="t" fillcolor="#a0a0a0" stroked="f"/>
         </w:pict>
       </w:r>
@@ -30396,7 +30647,7 @@
     <w:p>
       <w:pPr>
         <w:pStyle w:val="Heading3"/>
-        <w:divId w:val="1330405757"/>
+        <w:divId w:val="1440101715"/>
         <w:rPr>
           <w:rFonts w:ascii="Calibri" w:eastAsia="Times New Roman" w:hAnsi="Calibri" w:cs="Calibri"/>
         </w:rPr>
@@ -30425,7 +30676,7 @@
       </w:tblGrid>
       <w:tr>
         <w:trPr>
-          <w:divId w:val="1330405757"/>
+          <w:divId w:val="1440101715"/>
         </w:trPr>
         <w:tc>
           <w:tcPr>
@@ -30506,7 +30757,7 @@
       </w:tr>
       <w:tr>
         <w:trPr>
-          <w:divId w:val="1330405757"/>
+          <w:divId w:val="1440101715"/>
         </w:trPr>
         <w:tc>
           <w:tcPr>
@@ -30539,7 +30790,6 @@
                 <w:sz w:val="19"/>
                 <w:szCs w:val="19"/>
               </w:rPr>
-              <w:lastRenderedPageBreak/>
               <w:t>All Leads</w:t>
             </w:r>
           </w:p>
@@ -30582,7 +30832,7 @@
       </w:tr>
       <w:tr>
         <w:trPr>
-          <w:divId w:val="1330405757"/>
+          <w:divId w:val="1440101715"/>
         </w:trPr>
         <w:tc>
           <w:tcPr>
@@ -30666,7 +30916,7 @@
       </w:tr>
       <w:tr>
         <w:trPr>
-          <w:divId w:val="1330405757"/>
+          <w:divId w:val="1440101715"/>
         </w:trPr>
         <w:tc>
           <w:tcPr>
@@ -30750,7 +31000,7 @@
       </w:tr>
       <w:tr>
         <w:trPr>
-          <w:divId w:val="1330405757"/>
+          <w:divId w:val="1440101715"/>
         </w:trPr>
         <w:tc>
           <w:tcPr>
@@ -30825,7 +31075,7 @@
       </w:tr>
       <w:tr>
         <w:trPr>
-          <w:divId w:val="1330405757"/>
+          <w:divId w:val="1440101715"/>
         </w:trPr>
         <w:tc>
           <w:tcPr>
@@ -30900,7 +31150,7 @@
       </w:tr>
       <w:tr>
         <w:trPr>
-          <w:divId w:val="1330405757"/>
+          <w:divId w:val="1440101715"/>
         </w:trPr>
         <w:tc>
           <w:tcPr>
@@ -30975,7 +31225,7 @@
       </w:tr>
       <w:tr>
         <w:trPr>
-          <w:divId w:val="1330405757"/>
+          <w:divId w:val="1440101715"/>
         </w:trPr>
         <w:tc>
           <w:tcPr>
@@ -31052,7 +31302,7 @@
     <w:p>
       <w:pPr>
         <w:pStyle w:val="Heading3"/>
-        <w:divId w:val="1921789969"/>
+        <w:divId w:val="377245944"/>
         <w:rPr>
           <w:rFonts w:ascii="Calibri" w:eastAsia="Times New Roman" w:hAnsi="Calibri" w:cs="Calibri"/>
         </w:rPr>
@@ -31066,7 +31316,7 @@
     </w:p>
     <w:p>
       <w:pPr>
-        <w:divId w:val="512257312"/>
+        <w:divId w:val="1421027350"/>
         <w:rPr>
           <w:rFonts w:ascii="Calibri" w:eastAsia="Times New Roman" w:hAnsi="Calibri" w:cs="Calibri"/>
           <w:color w:val="1A1A1A"/>
@@ -31115,7 +31365,7 @@
     </w:p>
     <w:p>
       <w:pPr>
-        <w:divId w:val="340207853"/>
+        <w:divId w:val="1874683374"/>
         <w:rPr>
           <w:rFonts w:ascii="Calibri" w:eastAsia="Times New Roman" w:hAnsi="Calibri" w:cs="Calibri"/>
           <w:color w:val="1A1A1A"/>
@@ -31146,7 +31396,7 @@
     </w:p>
     <w:p>
       <w:pPr>
-        <w:divId w:val="415983186"/>
+        <w:divId w:val="57170687"/>
         <w:rPr>
           <w:rFonts w:ascii="Calibri" w:eastAsia="Times New Roman" w:hAnsi="Calibri" w:cs="Calibri"/>
           <w:color w:val="1A1A1A"/>
@@ -31177,7 +31427,7 @@
     </w:p>
     <w:p>
       <w:pPr>
-        <w:divId w:val="693456397"/>
+        <w:divId w:val="793788063"/>
         <w:rPr>
           <w:rFonts w:ascii="Calibri" w:eastAsia="Times New Roman" w:hAnsi="Calibri" w:cs="Calibri"/>
           <w:color w:val="1A1A1A"/>
@@ -31205,7 +31455,7 @@
     <w:p>
       <w:pPr>
         <w:pStyle w:val="Heading1"/>
-        <w:divId w:val="693456397"/>
+        <w:divId w:val="793788063"/>
         <w:rPr>
           <w:rFonts w:ascii="Calibri" w:eastAsia="Times New Roman" w:hAnsi="Calibri" w:cs="Calibri"/>
         </w:rPr>
@@ -31220,7 +31470,7 @@
     <w:p>
       <w:pPr>
         <w:spacing w:before="200" w:after="200"/>
-        <w:divId w:val="693456397"/>
+        <w:divId w:val="793788063"/>
         <w:rPr>
           <w:rFonts w:ascii="Calibri" w:eastAsia="Times New Roman" w:hAnsi="Calibri" w:cs="Calibri"/>
           <w:color w:val="1A1A1A"/>
@@ -31235,7 +31485,7 @@
           <w:sz w:val="20"/>
           <w:szCs w:val="20"/>
         </w:rPr>
-        <w:pict w14:anchorId="19E8EADD">
+        <w:pict w14:anchorId="186A0258">
           <v:rect id="_x0000_i1043" style="width:0;height:1.5pt" o:hralign="center" o:hrstd="t" o:hr="t" fillcolor="#a0a0a0" stroked="f"/>
         </w:pict>
       </w:r>
@@ -31243,7 +31493,7 @@
     <w:p>
       <w:pPr>
         <w:pStyle w:val="Heading3"/>
-        <w:divId w:val="1190265943"/>
+        <w:divId w:val="1354846192"/>
         <w:rPr>
           <w:rFonts w:ascii="Calibri" w:eastAsia="Times New Roman" w:hAnsi="Calibri" w:cs="Calibri"/>
         </w:rPr>
@@ -31273,7 +31523,7 @@
       </w:tblGrid>
       <w:tr>
         <w:trPr>
-          <w:divId w:val="1190265943"/>
+          <w:divId w:val="1354846192"/>
         </w:trPr>
         <w:tc>
           <w:tcPr>
@@ -31374,7 +31624,7 @@
       </w:tr>
       <w:tr>
         <w:trPr>
-          <w:divId w:val="1190265943"/>
+          <w:divId w:val="1354846192"/>
         </w:trPr>
         <w:tc>
           <w:tcPr>
@@ -31460,7 +31710,7 @@
       </w:tr>
       <w:tr>
         <w:trPr>
-          <w:divId w:val="1190265943"/>
+          <w:divId w:val="1354846192"/>
         </w:trPr>
         <w:tc>
           <w:tcPr>
@@ -31546,7 +31796,7 @@
       </w:tr>
       <w:tr>
         <w:trPr>
-          <w:divId w:val="1190265943"/>
+          <w:divId w:val="1354846192"/>
         </w:trPr>
         <w:tc>
           <w:tcPr>
@@ -31632,7 +31882,7 @@
       </w:tr>
       <w:tr>
         <w:trPr>
-          <w:divId w:val="1190265943"/>
+          <w:divId w:val="1354846192"/>
         </w:trPr>
         <w:tc>
           <w:tcPr>
@@ -31718,7 +31968,7 @@
       </w:tr>
       <w:tr>
         <w:trPr>
-          <w:divId w:val="1190265943"/>
+          <w:divId w:val="1354846192"/>
         </w:trPr>
         <w:tc>
           <w:tcPr>
@@ -31804,7 +32054,7 @@
       </w:tr>
       <w:tr>
         <w:trPr>
-          <w:divId w:val="1190265943"/>
+          <w:divId w:val="1354846192"/>
         </w:trPr>
         <w:tc>
           <w:tcPr>
@@ -31829,7 +32079,6 @@
                 <w:sz w:val="19"/>
                 <w:szCs w:val="19"/>
               </w:rPr>
-              <w:lastRenderedPageBreak/>
               <w:t>Proposals sent</w:t>
             </w:r>
           </w:p>
@@ -31891,7 +32140,7 @@
       </w:tr>
       <w:tr>
         <w:trPr>
-          <w:divId w:val="1190265943"/>
+          <w:divId w:val="1354846192"/>
         </w:trPr>
         <w:tc>
           <w:tcPr>
@@ -31977,7 +32226,7 @@
       </w:tr>
       <w:tr>
         <w:trPr>
-          <w:divId w:val="1190265943"/>
+          <w:divId w:val="1354846192"/>
         </w:trPr>
         <w:tc>
           <w:tcPr>
@@ -32063,7 +32312,7 @@
       </w:tr>
       <w:tr>
         <w:trPr>
-          <w:divId w:val="1190265943"/>
+          <w:divId w:val="1354846192"/>
         </w:trPr>
         <w:tc>
           <w:tcPr>
@@ -32151,7 +32400,7 @@
     <w:p>
       <w:pPr>
         <w:pStyle w:val="Heading3"/>
-        <w:divId w:val="504394522"/>
+        <w:divId w:val="1150058349"/>
         <w:rPr>
           <w:rFonts w:ascii="Calibri" w:eastAsia="Times New Roman" w:hAnsi="Calibri" w:cs="Calibri"/>
         </w:rPr>
@@ -32182,7 +32431,7 @@
       </w:tblGrid>
       <w:tr>
         <w:trPr>
-          <w:divId w:val="504394522"/>
+          <w:divId w:val="1150058349"/>
         </w:trPr>
         <w:tc>
           <w:tcPr>
@@ -32315,7 +32564,7 @@
       </w:tr>
       <w:tr>
         <w:trPr>
-          <w:divId w:val="504394522"/>
+          <w:divId w:val="1150058349"/>
         </w:trPr>
         <w:tc>
           <w:tcPr>
@@ -32428,7 +32677,7 @@
       </w:tr>
       <w:tr>
         <w:trPr>
-          <w:divId w:val="504394522"/>
+          <w:divId w:val="1150058349"/>
         </w:trPr>
         <w:tc>
           <w:tcPr>
@@ -32541,7 +32790,7 @@
       </w:tr>
       <w:tr>
         <w:trPr>
-          <w:divId w:val="504394522"/>
+          <w:divId w:val="1150058349"/>
         </w:trPr>
         <w:tc>
           <w:tcPr>
@@ -32654,7 +32903,7 @@
       </w:tr>
       <w:tr>
         <w:trPr>
-          <w:divId w:val="504394522"/>
+          <w:divId w:val="1150058349"/>
         </w:trPr>
         <w:tc>
           <w:tcPr>
@@ -32767,7 +33016,7 @@
       </w:tr>
       <w:tr>
         <w:trPr>
-          <w:divId w:val="504394522"/>
+          <w:divId w:val="1150058349"/>
         </w:trPr>
         <w:tc>
           <w:tcPr>
@@ -32881,7 +33130,7 @@
     </w:tbl>
     <w:p>
       <w:pPr>
-        <w:divId w:val="2127775166"/>
+        <w:divId w:val="555090752"/>
         <w:rPr>
           <w:rFonts w:ascii="Calibri" w:eastAsia="Times New Roman" w:hAnsi="Calibri" w:cs="Calibri"/>
           <w:color w:val="1A1A1A"/>
@@ -32909,7 +33158,7 @@
     <w:p>
       <w:pPr>
         <w:pStyle w:val="Heading1"/>
-        <w:divId w:val="2127775166"/>
+        <w:divId w:val="555090752"/>
         <w:rPr>
           <w:rFonts w:ascii="Calibri" w:eastAsia="Times New Roman" w:hAnsi="Calibri" w:cs="Calibri"/>
         </w:rPr>
@@ -32924,7 +33173,7 @@
     <w:p>
       <w:pPr>
         <w:spacing w:before="200" w:after="200"/>
-        <w:divId w:val="2127775166"/>
+        <w:divId w:val="555090752"/>
         <w:rPr>
           <w:rFonts w:ascii="Calibri" w:eastAsia="Times New Roman" w:hAnsi="Calibri" w:cs="Calibri"/>
           <w:color w:val="1A1A1A"/>
@@ -32939,7 +33188,7 @@
           <w:sz w:val="20"/>
           <w:szCs w:val="20"/>
         </w:rPr>
-        <w:pict w14:anchorId="1786E4D9">
+        <w:pict w14:anchorId="35E896B4">
           <v:rect id="_x0000_i1044" style="width:0;height:1.5pt" o:hralign="center" o:hrstd="t" o:hr="t" fillcolor="#a0a0a0" stroked="f"/>
         </w:pict>
       </w:r>
@@ -32947,7 +33196,7 @@
     <w:p>
       <w:pPr>
         <w:shd w:val="clear" w:color="auto" w:fill="1A3C5E"/>
-        <w:divId w:val="797576681"/>
+        <w:divId w:val="966086175"/>
         <w:rPr>
           <w:rFonts w:ascii="Calibri" w:eastAsia="Times New Roman" w:hAnsi="Calibri" w:cs="Calibri"/>
           <w:b/>
@@ -32972,7 +33221,7 @@
     <w:p>
       <w:pPr>
         <w:pStyle w:val="Heading4"/>
-        <w:divId w:val="1528332040"/>
+        <w:divId w:val="854615052"/>
         <w:rPr>
           <w:rFonts w:ascii="Calibri" w:eastAsia="Times New Roman" w:hAnsi="Calibri" w:cs="Calibri"/>
         </w:rPr>
@@ -32992,7 +33241,7 @@
         </w:numPr>
         <w:spacing w:before="100" w:beforeAutospacing="1" w:after="60"/>
         <w:ind w:left="1080"/>
-        <w:divId w:val="1528332040"/>
+        <w:divId w:val="854615052"/>
         <w:rPr>
           <w:rFonts w:ascii="Calibri" w:eastAsia="Times New Roman" w:hAnsi="Calibri" w:cs="Calibri"/>
           <w:color w:val="1A1A1A"/>
@@ -33027,7 +33276,7 @@
         </w:numPr>
         <w:spacing w:before="100" w:beforeAutospacing="1" w:after="60"/>
         <w:ind w:left="1080"/>
-        <w:divId w:val="1528332040"/>
+        <w:divId w:val="854615052"/>
         <w:rPr>
           <w:rFonts w:ascii="Calibri" w:eastAsia="Times New Roman" w:hAnsi="Calibri" w:cs="Calibri"/>
           <w:color w:val="1A1A1A"/>
@@ -33062,7 +33311,7 @@
         </w:numPr>
         <w:spacing w:before="100" w:beforeAutospacing="1" w:after="60"/>
         <w:ind w:left="1080"/>
-        <w:divId w:val="1528332040"/>
+        <w:divId w:val="854615052"/>
         <w:rPr>
           <w:rFonts w:ascii="Calibri" w:eastAsia="Times New Roman" w:hAnsi="Calibri" w:cs="Calibri"/>
           <w:color w:val="1A1A1A"/>
@@ -33097,7 +33346,7 @@
         </w:numPr>
         <w:spacing w:before="100" w:beforeAutospacing="1" w:after="60"/>
         <w:ind w:left="1080"/>
-        <w:divId w:val="1528332040"/>
+        <w:divId w:val="854615052"/>
         <w:rPr>
           <w:rFonts w:ascii="Calibri" w:eastAsia="Times New Roman" w:hAnsi="Calibri" w:cs="Calibri"/>
           <w:color w:val="1A1A1A"/>
@@ -33132,7 +33381,7 @@
         </w:numPr>
         <w:spacing w:before="100" w:beforeAutospacing="1" w:after="60"/>
         <w:ind w:left="1080"/>
-        <w:divId w:val="1528332040"/>
+        <w:divId w:val="854615052"/>
         <w:rPr>
           <w:rFonts w:ascii="Calibri" w:eastAsia="Times New Roman" w:hAnsi="Calibri" w:cs="Calibri"/>
           <w:color w:val="1A1A1A"/>
@@ -33167,7 +33416,7 @@
         </w:numPr>
         <w:spacing w:before="100" w:beforeAutospacing="1" w:after="60"/>
         <w:ind w:left="1080"/>
-        <w:divId w:val="1528332040"/>
+        <w:divId w:val="854615052"/>
         <w:rPr>
           <w:rFonts w:ascii="Calibri" w:eastAsia="Times New Roman" w:hAnsi="Calibri" w:cs="Calibri"/>
           <w:color w:val="1A1A1A"/>
@@ -33202,7 +33451,7 @@
         </w:numPr>
         <w:spacing w:before="100" w:beforeAutospacing="1" w:after="60"/>
         <w:ind w:left="1080"/>
-        <w:divId w:val="1528332040"/>
+        <w:divId w:val="854615052"/>
         <w:rPr>
           <w:rFonts w:ascii="Calibri" w:eastAsia="Times New Roman" w:hAnsi="Calibri" w:cs="Calibri"/>
           <w:color w:val="1A1A1A"/>
@@ -33237,7 +33486,7 @@
         </w:numPr>
         <w:spacing w:before="100" w:beforeAutospacing="1" w:after="60"/>
         <w:ind w:left="1080"/>
-        <w:divId w:val="1528332040"/>
+        <w:divId w:val="854615052"/>
         <w:rPr>
           <w:rFonts w:ascii="Calibri" w:eastAsia="Times New Roman" w:hAnsi="Calibri" w:cs="Calibri"/>
           <w:color w:val="1A1A1A"/>
@@ -33267,7 +33516,7 @@
     <w:p>
       <w:pPr>
         <w:pStyle w:val="Heading4"/>
-        <w:divId w:val="1528332040"/>
+        <w:divId w:val="854615052"/>
         <w:rPr>
           <w:rFonts w:ascii="Calibri" w:eastAsia="Times New Roman" w:hAnsi="Calibri" w:cs="Calibri"/>
         </w:rPr>
@@ -33287,7 +33536,7 @@
         </w:numPr>
         <w:spacing w:before="100" w:beforeAutospacing="1" w:after="60"/>
         <w:ind w:left="1080"/>
-        <w:divId w:val="1528332040"/>
+        <w:divId w:val="854615052"/>
         <w:rPr>
           <w:rFonts w:ascii="Calibri" w:eastAsia="Times New Roman" w:hAnsi="Calibri" w:cs="Calibri"/>
           <w:color w:val="1A1A1A"/>
@@ -33322,7 +33571,7 @@
         </w:numPr>
         <w:spacing w:before="100" w:beforeAutospacing="1" w:after="60"/>
         <w:ind w:left="1080"/>
-        <w:divId w:val="1528332040"/>
+        <w:divId w:val="854615052"/>
         <w:rPr>
           <w:rFonts w:ascii="Calibri" w:eastAsia="Times New Roman" w:hAnsi="Calibri" w:cs="Calibri"/>
           <w:color w:val="1A1A1A"/>
@@ -33337,7 +33586,6 @@
           <w:sz w:val="20"/>
           <w:szCs w:val="20"/>
         </w:rPr>
-        <w:lastRenderedPageBreak/>
         <w:t>☐</w:t>
       </w:r>
       <w:r>
@@ -33358,7 +33606,7 @@
         </w:numPr>
         <w:spacing w:before="100" w:beforeAutospacing="1" w:after="60"/>
         <w:ind w:left="1080"/>
-        <w:divId w:val="1528332040"/>
+        <w:divId w:val="854615052"/>
         <w:rPr>
           <w:rFonts w:ascii="Calibri" w:eastAsia="Times New Roman" w:hAnsi="Calibri" w:cs="Calibri"/>
           <w:color w:val="1A1A1A"/>
@@ -33393,7 +33641,7 @@
         </w:numPr>
         <w:spacing w:before="100" w:beforeAutospacing="1" w:after="60"/>
         <w:ind w:left="1080"/>
-        <w:divId w:val="1528332040"/>
+        <w:divId w:val="854615052"/>
         <w:rPr>
           <w:rFonts w:ascii="Calibri" w:eastAsia="Times New Roman" w:hAnsi="Calibri" w:cs="Calibri"/>
           <w:color w:val="1A1A1A"/>
@@ -33428,7 +33676,7 @@
         </w:numPr>
         <w:spacing w:before="100" w:beforeAutospacing="1" w:after="60"/>
         <w:ind w:left="1080"/>
-        <w:divId w:val="1528332040"/>
+        <w:divId w:val="854615052"/>
         <w:rPr>
           <w:rFonts w:ascii="Calibri" w:eastAsia="Times New Roman" w:hAnsi="Calibri" w:cs="Calibri"/>
           <w:color w:val="1A1A1A"/>
@@ -33458,7 +33706,7 @@
     <w:p>
       <w:pPr>
         <w:pStyle w:val="Heading4"/>
-        <w:divId w:val="1528332040"/>
+        <w:divId w:val="854615052"/>
         <w:rPr>
           <w:rFonts w:ascii="Calibri" w:eastAsia="Times New Roman" w:hAnsi="Calibri" w:cs="Calibri"/>
         </w:rPr>
@@ -33478,7 +33726,7 @@
         </w:numPr>
         <w:spacing w:before="100" w:beforeAutospacing="1" w:after="60"/>
         <w:ind w:left="1080"/>
-        <w:divId w:val="1528332040"/>
+        <w:divId w:val="854615052"/>
         <w:rPr>
           <w:rFonts w:ascii="Calibri" w:eastAsia="Times New Roman" w:hAnsi="Calibri" w:cs="Calibri"/>
           <w:color w:val="1A1A1A"/>
@@ -33513,7 +33761,7 @@
         </w:numPr>
         <w:spacing w:before="100" w:beforeAutospacing="1" w:after="60"/>
         <w:ind w:left="1080"/>
-        <w:divId w:val="1528332040"/>
+        <w:divId w:val="854615052"/>
         <w:rPr>
           <w:rFonts w:ascii="Calibri" w:eastAsia="Times New Roman" w:hAnsi="Calibri" w:cs="Calibri"/>
           <w:color w:val="1A1A1A"/>
@@ -33548,7 +33796,7 @@
         </w:numPr>
         <w:spacing w:before="100" w:beforeAutospacing="1" w:after="60"/>
         <w:ind w:left="1080"/>
-        <w:divId w:val="1528332040"/>
+        <w:divId w:val="854615052"/>
         <w:rPr>
           <w:rFonts w:ascii="Calibri" w:eastAsia="Times New Roman" w:hAnsi="Calibri" w:cs="Calibri"/>
           <w:color w:val="1A1A1A"/>
@@ -33583,7 +33831,7 @@
         </w:numPr>
         <w:spacing w:before="100" w:beforeAutospacing="1" w:after="60"/>
         <w:ind w:left="1080"/>
-        <w:divId w:val="1528332040"/>
+        <w:divId w:val="854615052"/>
         <w:rPr>
           <w:rFonts w:ascii="Calibri" w:eastAsia="Times New Roman" w:hAnsi="Calibri" w:cs="Calibri"/>
           <w:color w:val="1A1A1A"/>
@@ -33613,7 +33861,7 @@
     <w:p>
       <w:pPr>
         <w:pStyle w:val="Heading4"/>
-        <w:divId w:val="1528332040"/>
+        <w:divId w:val="854615052"/>
         <w:rPr>
           <w:rFonts w:ascii="Calibri" w:eastAsia="Times New Roman" w:hAnsi="Calibri" w:cs="Calibri"/>
         </w:rPr>
@@ -33633,7 +33881,7 @@
         </w:numPr>
         <w:spacing w:before="100" w:beforeAutospacing="1" w:after="60"/>
         <w:ind w:left="1080"/>
-        <w:divId w:val="1528332040"/>
+        <w:divId w:val="854615052"/>
         <w:rPr>
           <w:rFonts w:ascii="Calibri" w:eastAsia="Times New Roman" w:hAnsi="Calibri" w:cs="Calibri"/>
           <w:color w:val="1A1A1A"/>
@@ -33668,7 +33916,7 @@
         </w:numPr>
         <w:spacing w:before="100" w:beforeAutospacing="1" w:after="60"/>
         <w:ind w:left="1080"/>
-        <w:divId w:val="1528332040"/>
+        <w:divId w:val="854615052"/>
         <w:rPr>
           <w:rFonts w:ascii="Calibri" w:eastAsia="Times New Roman" w:hAnsi="Calibri" w:cs="Calibri"/>
           <w:color w:val="1A1A1A"/>
@@ -33703,7 +33951,7 @@
         </w:numPr>
         <w:spacing w:before="100" w:beforeAutospacing="1" w:after="60"/>
         <w:ind w:left="1080"/>
-        <w:divId w:val="1528332040"/>
+        <w:divId w:val="854615052"/>
         <w:rPr>
           <w:rFonts w:ascii="Calibri" w:eastAsia="Times New Roman" w:hAnsi="Calibri" w:cs="Calibri"/>
           <w:color w:val="1A1A1A"/>
@@ -33738,7 +33986,7 @@
         </w:numPr>
         <w:spacing w:before="100" w:beforeAutospacing="1" w:after="60"/>
         <w:ind w:left="1080"/>
-        <w:divId w:val="1528332040"/>
+        <w:divId w:val="854615052"/>
         <w:rPr>
           <w:rFonts w:ascii="Calibri" w:eastAsia="Times New Roman" w:hAnsi="Calibri" w:cs="Calibri"/>
           <w:color w:val="1A1A1A"/>
@@ -33768,7 +34016,7 @@
     <w:p>
       <w:pPr>
         <w:shd w:val="clear" w:color="auto" w:fill="1A3C5E"/>
-        <w:divId w:val="52238499"/>
+        <w:divId w:val="938566792"/>
         <w:rPr>
           <w:rFonts w:ascii="Calibri" w:eastAsia="Times New Roman" w:hAnsi="Calibri" w:cs="Calibri"/>
           <w:b/>
@@ -33798,7 +34046,7 @@
         </w:numPr>
         <w:spacing w:before="100" w:beforeAutospacing="1" w:after="60"/>
         <w:ind w:left="1080"/>
-        <w:divId w:val="1074400041"/>
+        <w:divId w:val="483470699"/>
         <w:rPr>
           <w:rFonts w:ascii="Calibri" w:eastAsia="Times New Roman" w:hAnsi="Calibri" w:cs="Calibri"/>
           <w:color w:val="1A1A1A"/>
@@ -33833,7 +34081,7 @@
         </w:numPr>
         <w:spacing w:before="100" w:beforeAutospacing="1" w:after="60"/>
         <w:ind w:left="1080"/>
-        <w:divId w:val="1074400041"/>
+        <w:divId w:val="483470699"/>
         <w:rPr>
           <w:rFonts w:ascii="Calibri" w:eastAsia="Times New Roman" w:hAnsi="Calibri" w:cs="Calibri"/>
           <w:color w:val="1A1A1A"/>
@@ -33868,7 +34116,7 @@
         </w:numPr>
         <w:spacing w:before="100" w:beforeAutospacing="1" w:after="60"/>
         <w:ind w:left="1080"/>
-        <w:divId w:val="1074400041"/>
+        <w:divId w:val="483470699"/>
         <w:rPr>
           <w:rFonts w:ascii="Calibri" w:eastAsia="Times New Roman" w:hAnsi="Calibri" w:cs="Calibri"/>
           <w:color w:val="1A1A1A"/>
@@ -33903,7 +34151,7 @@
         </w:numPr>
         <w:spacing w:before="100" w:beforeAutospacing="1" w:after="60"/>
         <w:ind w:left="1080"/>
-        <w:divId w:val="1074400041"/>
+        <w:divId w:val="483470699"/>
         <w:rPr>
           <w:rFonts w:ascii="Calibri" w:eastAsia="Times New Roman" w:hAnsi="Calibri" w:cs="Calibri"/>
           <w:color w:val="1A1A1A"/>
@@ -33938,7 +34186,7 @@
         </w:numPr>
         <w:spacing w:before="100" w:beforeAutospacing="1" w:after="60"/>
         <w:ind w:left="1080"/>
-        <w:divId w:val="1074400041"/>
+        <w:divId w:val="483470699"/>
         <w:rPr>
           <w:rFonts w:ascii="Calibri" w:eastAsia="Times New Roman" w:hAnsi="Calibri" w:cs="Calibri"/>
           <w:color w:val="1A1A1A"/>
@@ -33973,7 +34221,7 @@
         </w:numPr>
         <w:spacing w:before="100" w:beforeAutospacing="1" w:after="60"/>
         <w:ind w:left="1080"/>
-        <w:divId w:val="1074400041"/>
+        <w:divId w:val="483470699"/>
         <w:rPr>
           <w:rFonts w:ascii="Calibri" w:eastAsia="Times New Roman" w:hAnsi="Calibri" w:cs="Calibri"/>
           <w:color w:val="1A1A1A"/>
@@ -34008,7 +34256,7 @@
         </w:numPr>
         <w:spacing w:before="100" w:beforeAutospacing="1" w:after="60"/>
         <w:ind w:left="1080"/>
-        <w:divId w:val="1074400041"/>
+        <w:divId w:val="483470699"/>
         <w:rPr>
           <w:rFonts w:ascii="Calibri" w:eastAsia="Times New Roman" w:hAnsi="Calibri" w:cs="Calibri"/>
           <w:color w:val="1A1A1A"/>
@@ -34043,7 +34291,7 @@
         </w:numPr>
         <w:spacing w:before="100" w:beforeAutospacing="1" w:after="60"/>
         <w:ind w:left="1080"/>
-        <w:divId w:val="1074400041"/>
+        <w:divId w:val="483470699"/>
         <w:rPr>
           <w:rFonts w:ascii="Calibri" w:eastAsia="Times New Roman" w:hAnsi="Calibri" w:cs="Calibri"/>
           <w:color w:val="1A1A1A"/>
@@ -34078,7 +34326,7 @@
         </w:numPr>
         <w:spacing w:before="100" w:beforeAutospacing="1" w:after="60"/>
         <w:ind w:left="1080"/>
-        <w:divId w:val="1074400041"/>
+        <w:divId w:val="483470699"/>
         <w:rPr>
           <w:rFonts w:ascii="Calibri" w:eastAsia="Times New Roman" w:hAnsi="Calibri" w:cs="Calibri"/>
           <w:color w:val="1A1A1A"/>
@@ -34113,7 +34361,7 @@
         </w:numPr>
         <w:spacing w:before="100" w:beforeAutospacing="1" w:after="60"/>
         <w:ind w:left="1080"/>
-        <w:divId w:val="1074400041"/>
+        <w:divId w:val="483470699"/>
         <w:rPr>
           <w:rFonts w:ascii="Calibri" w:eastAsia="Times New Roman" w:hAnsi="Calibri" w:cs="Calibri"/>
           <w:color w:val="1A1A1A"/>
@@ -34143,7 +34391,7 @@
     <w:p>
       <w:pPr>
         <w:shd w:val="clear" w:color="auto" w:fill="1A3C5E"/>
-        <w:divId w:val="1075056007"/>
+        <w:divId w:val="86779124"/>
         <w:rPr>
           <w:rFonts w:ascii="Calibri" w:eastAsia="Times New Roman" w:hAnsi="Calibri" w:cs="Calibri"/>
           <w:b/>
@@ -34173,7 +34421,7 @@
         </w:numPr>
         <w:spacing w:before="100" w:beforeAutospacing="1" w:after="60"/>
         <w:ind w:left="1080"/>
-        <w:divId w:val="1133596596"/>
+        <w:divId w:val="1034233250"/>
         <w:rPr>
           <w:rFonts w:ascii="Calibri" w:eastAsia="Times New Roman" w:hAnsi="Calibri" w:cs="Calibri"/>
           <w:color w:val="1A1A1A"/>
@@ -34208,7 +34456,7 @@
         </w:numPr>
         <w:spacing w:before="100" w:beforeAutospacing="1" w:after="60"/>
         <w:ind w:left="1080"/>
-        <w:divId w:val="1133596596"/>
+        <w:divId w:val="1034233250"/>
         <w:rPr>
           <w:rFonts w:ascii="Calibri" w:eastAsia="Times New Roman" w:hAnsi="Calibri" w:cs="Calibri"/>
           <w:color w:val="1A1A1A"/>
@@ -34243,7 +34491,7 @@
         </w:numPr>
         <w:spacing w:before="100" w:beforeAutospacing="1" w:after="60"/>
         <w:ind w:left="1080"/>
-        <w:divId w:val="1133596596"/>
+        <w:divId w:val="1034233250"/>
         <w:rPr>
           <w:rFonts w:ascii="Calibri" w:eastAsia="Times New Roman" w:hAnsi="Calibri" w:cs="Calibri"/>
           <w:color w:val="1A1A1A"/>
@@ -34278,7 +34526,7 @@
         </w:numPr>
         <w:spacing w:before="100" w:beforeAutospacing="1" w:after="60"/>
         <w:ind w:left="1080"/>
-        <w:divId w:val="1133596596"/>
+        <w:divId w:val="1034233250"/>
         <w:rPr>
           <w:rFonts w:ascii="Calibri" w:eastAsia="Times New Roman" w:hAnsi="Calibri" w:cs="Calibri"/>
           <w:color w:val="1A1A1A"/>
@@ -34313,7 +34561,7 @@
         </w:numPr>
         <w:spacing w:before="100" w:beforeAutospacing="1" w:after="60"/>
         <w:ind w:left="1080"/>
-        <w:divId w:val="1133596596"/>
+        <w:divId w:val="1034233250"/>
         <w:rPr>
           <w:rFonts w:ascii="Calibri" w:eastAsia="Times New Roman" w:hAnsi="Calibri" w:cs="Calibri"/>
           <w:color w:val="1A1A1A"/>
@@ -34348,7 +34596,7 @@
         </w:numPr>
         <w:spacing w:before="100" w:beforeAutospacing="1" w:after="60"/>
         <w:ind w:left="1080"/>
-        <w:divId w:val="1133596596"/>
+        <w:divId w:val="1034233250"/>
         <w:rPr>
           <w:rFonts w:ascii="Calibri" w:eastAsia="Times New Roman" w:hAnsi="Calibri" w:cs="Calibri"/>
           <w:color w:val="1A1A1A"/>
@@ -34383,7 +34631,7 @@
         </w:numPr>
         <w:spacing w:before="100" w:beforeAutospacing="1" w:after="60"/>
         <w:ind w:left="1080"/>
-        <w:divId w:val="1133596596"/>
+        <w:divId w:val="1034233250"/>
         <w:rPr>
           <w:rFonts w:ascii="Calibri" w:eastAsia="Times New Roman" w:hAnsi="Calibri" w:cs="Calibri"/>
           <w:color w:val="1A1A1A"/>
@@ -34418,7 +34666,7 @@
         </w:numPr>
         <w:spacing w:before="100" w:beforeAutospacing="1" w:after="60"/>
         <w:ind w:left="1080"/>
-        <w:divId w:val="1133596596"/>
+        <w:divId w:val="1034233250"/>
         <w:rPr>
           <w:rFonts w:ascii="Calibri" w:eastAsia="Times New Roman" w:hAnsi="Calibri" w:cs="Calibri"/>
           <w:color w:val="1A1A1A"/>
@@ -34448,7 +34696,7 @@
     <w:p>
       <w:pPr>
         <w:shd w:val="clear" w:color="auto" w:fill="EEF5FB"/>
-        <w:divId w:val="612446947"/>
+        <w:divId w:val="557591827"/>
         <w:rPr>
           <w:rFonts w:ascii="Calibri" w:eastAsia="Times New Roman" w:hAnsi="Calibri" w:cs="Calibri"/>
           <w:color w:val="1A1A1A"/>
@@ -34464,7 +34712,6 @@
           <w:sz w:val="19"/>
           <w:szCs w:val="19"/>
         </w:rPr>
-        <w:lastRenderedPageBreak/>
         <w:t>End of Month 3 Success Milestone:</w:t>
       </w:r>
       <w:r>
@@ -34490,9 +34737,9 @@
 <file path=word/numbering.xml><?xml version="1.0" encoding="utf-8"?>
 <w:numbering xmlns:wpc="http://schemas.microsoft.com/office/word/2010/wordprocessingCanvas" xmlns:cx="http://schemas.microsoft.com/office/drawing/2014/chartex" xmlns:cx1="http://schemas.microsoft.com/office/drawing/2015/9/8/chartex" xmlns:cx2="http://schemas.microsoft.com/office/drawing/2015/10/21/chartex" xmlns:cx3="http://schemas.microsoft.com/office/drawing/2016/5/9/chartex" xmlns:cx4="http://schemas.microsoft.com/office/drawing/2016/5/10/chartex" xmlns:cx5="http://schemas.microsoft.com/office/drawing/2016/5/11/chartex" xmlns:cx6="http://schemas.microsoft.com/office/drawing/2016/5/12/chartex" xmlns:cx7="http://schemas.microsoft.com/office/drawing/2016/5/13/chartex" xmlns:cx8="http://schemas.microsoft.com/office/drawing/2016/5/14/chartex" xmlns:mc="http://schemas.openxmlformats.org/markup-compatibility/2006" xmlns:aink="http://schemas.microsoft.com/office/drawing/2016/ink" xmlns:am3d="http://schemas.microsoft.com/office/drawing/2017/model3d" xmlns:o="urn:schemas-microsoft-com:office:office" xmlns:oel="http://schemas.microsoft.com/office/2019/extlst" xmlns:r="http://schemas.openxmlformats.org/officeDocument/2006/relationships" xmlns:m="http://schemas.openxmlformats.org/officeDocument/2006/math" xmlns:v="urn:schemas-microsoft-com:vml" xmlns:wp14="http://schemas.microsoft.com/office/word/2010/wordprocessingDrawing" xmlns:wp="http://schemas.openxmlformats.org/drawingml/2006/wordprocessingDrawing" xmlns:w10="urn:schemas-microsoft-com:office:word" xmlns:w="http://schemas.openxmlformats.org/wordprocessingml/2006/main" xmlns:w14="http://schemas.microsoft.com/office/word/2010/wordml" xmlns:w15="http://schemas.microsoft.com/office/word/2012/wordml" xmlns:w16cex="http://schemas.microsoft.com/office/word/2018/wordml/cex" xmlns:w16cid="http://schemas.microsoft.com/office/word/2016/wordml/cid" xmlns:w16="http://schemas.microsoft.com/office/word/2018/wordml" xmlns:w16du="http://schemas.microsoft.com/office/word/2023/wordml/word16du" xmlns:w16sdtdh="http://schemas.microsoft.com/office/word/2020/wordml/sdtdatahash" xmlns:w16sdtfl="http://schemas.microsoft.com/office/word/2024/wordml/sdtformatlock" xmlns:w16se="http://schemas.microsoft.com/office/word/2015/wordml/symex" xmlns:wpg="http://schemas.microsoft.com/office/word/2010/wordprocessingGroup" xmlns:wpi="http://schemas.microsoft.com/office/word/2010/wordprocessingInk" xmlns:wne="http://schemas.microsoft.com/office/word/2006/wordml" xmlns:wps="http://schemas.microsoft.com/office/word/2010/wordprocessingShape" mc:Ignorable="w14 w15 w16se w16cid w16 w16cex w16sdtdh w16sdtfl w16du wp14">
   <w:abstractNum w:abstractNumId="0" w15:restartNumberingAfterBreak="0">
-    <w:nsid w:val="09EF3F69"/>
+    <w:nsid w:val="0D29004A"/>
     <w:multiLevelType w:val="multilevel"/>
-    <w:tmpl w:val="C2E8E128"/>
+    <w:tmpl w:val="36F859CA"/>
     <w:lvl w:ilvl="0">
       <w:start w:val="1"/>
       <w:numFmt w:val="bullet"/>
@@ -34639,9 +34886,9 @@
     </w:lvl>
   </w:abstractNum>
   <w:abstractNum w:abstractNumId="1" w15:restartNumberingAfterBreak="0">
-    <w:nsid w:val="16A01C13"/>
+    <w:nsid w:val="29B84571"/>
     <w:multiLevelType w:val="multilevel"/>
-    <w:tmpl w:val="831E74EE"/>
+    <w:tmpl w:val="9D4C059E"/>
     <w:lvl w:ilvl="0">
       <w:start w:val="1"/>
       <w:numFmt w:val="bullet"/>
@@ -34788,9 +35035,9 @@
     </w:lvl>
   </w:abstractNum>
   <w:abstractNum w:abstractNumId="2" w15:restartNumberingAfterBreak="0">
-    <w:nsid w:val="1F675FB3"/>
+    <w:nsid w:val="478B591E"/>
     <w:multiLevelType w:val="multilevel"/>
-    <w:tmpl w:val="415E0616"/>
+    <w:tmpl w:val="333252A4"/>
     <w:lvl w:ilvl="0">
       <w:start w:val="1"/>
       <w:numFmt w:val="bullet"/>
@@ -34937,9 +35184,9 @@
     </w:lvl>
   </w:abstractNum>
   <w:abstractNum w:abstractNumId="3" w15:restartNumberingAfterBreak="0">
-    <w:nsid w:val="33FE4F78"/>
+    <w:nsid w:val="4B180B38"/>
     <w:multiLevelType w:val="multilevel"/>
-    <w:tmpl w:val="E730C1BA"/>
+    <w:tmpl w:val="3014D1CE"/>
     <w:lvl w:ilvl="0">
       <w:start w:val="1"/>
       <w:numFmt w:val="bullet"/>
@@ -35086,9 +35333,9 @@
     </w:lvl>
   </w:abstractNum>
   <w:abstractNum w:abstractNumId="4" w15:restartNumberingAfterBreak="0">
-    <w:nsid w:val="63447C66"/>
+    <w:nsid w:val="5DB3604C"/>
     <w:multiLevelType w:val="multilevel"/>
-    <w:tmpl w:val="2D1CD412"/>
+    <w:tmpl w:val="3AB0DEE4"/>
     <w:lvl w:ilvl="0">
       <w:start w:val="1"/>
       <w:numFmt w:val="bullet"/>
@@ -35235,9 +35482,9 @@
     </w:lvl>
   </w:abstractNum>
   <w:abstractNum w:abstractNumId="5" w15:restartNumberingAfterBreak="0">
-    <w:nsid w:val="73194F1D"/>
+    <w:nsid w:val="73960EA9"/>
     <w:multiLevelType w:val="multilevel"/>
-    <w:tmpl w:val="9A147936"/>
+    <w:tmpl w:val="1A28F970"/>
     <w:lvl w:ilvl="0">
       <w:start w:val="1"/>
       <w:numFmt w:val="bullet"/>
@@ -35384,9 +35631,9 @@
     </w:lvl>
   </w:abstractNum>
   <w:abstractNum w:abstractNumId="6" w15:restartNumberingAfterBreak="0">
-    <w:nsid w:val="75047C10"/>
+    <w:nsid w:val="7C32521C"/>
     <w:multiLevelType w:val="multilevel"/>
-    <w:tmpl w:val="07246E7C"/>
+    <w:tmpl w:val="A58C6A68"/>
     <w:lvl w:ilvl="0">
       <w:start w:val="1"/>
       <w:numFmt w:val="bullet"/>
@@ -35532,26 +35779,26 @@
       </w:rPr>
     </w:lvl>
   </w:abstractNum>
-  <w:num w:numId="1" w16cid:durableId="1961573836">
+  <w:num w:numId="1" w16cid:durableId="100105342">
+    <w:abstractNumId w:val="0"/>
+  </w:num>
+  <w:num w:numId="2" w16cid:durableId="1934779834">
+    <w:abstractNumId w:val="1"/>
+  </w:num>
+  <w:num w:numId="3" w16cid:durableId="1112747740">
+    <w:abstractNumId w:val="3"/>
+  </w:num>
+  <w:num w:numId="4" w16cid:durableId="2129858720">
+    <w:abstractNumId w:val="5"/>
+  </w:num>
+  <w:num w:numId="5" w16cid:durableId="1415588297">
     <w:abstractNumId w:val="6"/>
   </w:num>
-  <w:num w:numId="2" w16cid:durableId="1804881063">
-    <w:abstractNumId w:val="2"/>
-  </w:num>
-  <w:num w:numId="3" w16cid:durableId="621621074">
+  <w:num w:numId="6" w16cid:durableId="754476019">
     <w:abstractNumId w:val="4"/>
   </w:num>
-  <w:num w:numId="4" w16cid:durableId="869220653">
-    <w:abstractNumId w:val="0"/>
-  </w:num>
-  <w:num w:numId="5" w16cid:durableId="572008529">
-    <w:abstractNumId w:val="1"/>
-  </w:num>
-  <w:num w:numId="6" w16cid:durableId="1163743548">
-    <w:abstractNumId w:val="3"/>
-  </w:num>
-  <w:num w:numId="7" w16cid:durableId="1250695376">
-    <w:abstractNumId w:val="5"/>
+  <w:num w:numId="7" w16cid:durableId="1589582272">
+    <w:abstractNumId w:val="2"/>
   </w:num>
 </w:numbering>
 </file>
@@ -36108,6 +36355,16 @@
       <w:szCs w:val="24"/>
     </w:rPr>
   </w:style>
+  <w:style w:type="character" w:styleId="Strong">
+    <w:name w:val="Strong"/>
+    <w:basedOn w:val="DefaultParagraphFont"/>
+    <w:uiPriority w:val="22"/>
+    <w:qFormat/>
+    <w:rPr>
+      <w:b/>
+      <w:bCs/>
+    </w:rPr>
+  </w:style>
   <w:style w:type="paragraph" w:customStyle="1" w:styleId="msonormal0">
     <w:name w:val="msonormal"/>
     <w:basedOn w:val="Normal"/>
@@ -36133,42 +36390,75 @@
       <w:jc w:val="center"/>
     </w:pPr>
   </w:style>
+  <w:style w:type="paragraph" w:customStyle="1" w:styleId="cover-topbar">
+    <w:name w:val="cover-topbar"/>
+    <w:basedOn w:val="Normal"/>
+    <w:pPr>
+      <w:shd w:val="clear" w:color="auto" w:fill="1A3C5E"/>
+      <w:spacing w:before="100" w:beforeAutospacing="1" w:after="60"/>
+    </w:pPr>
+  </w:style>
+  <w:style w:type="paragraph" w:customStyle="1" w:styleId="cover-topbar-logo">
+    <w:name w:val="cover-topbar-logo"/>
+    <w:basedOn w:val="Normal"/>
+    <w:pPr>
+      <w:spacing w:before="100" w:beforeAutospacing="1" w:after="60"/>
+    </w:pPr>
+  </w:style>
+  <w:style w:type="paragraph" w:customStyle="1" w:styleId="cover-topbar-dz">
+    <w:name w:val="cover-topbar-dz"/>
+    <w:basedOn w:val="Normal"/>
+    <w:pPr>
+      <w:spacing w:before="100" w:beforeAutospacing="1" w:after="60"/>
+      <w:jc w:val="right"/>
+    </w:pPr>
+    <w:rPr>
+      <w:sz w:val="18"/>
+      <w:szCs w:val="18"/>
+    </w:rPr>
+  </w:style>
+  <w:style w:type="paragraph" w:customStyle="1" w:styleId="cover-body">
+    <w:name w:val="cover-body"/>
+    <w:basedOn w:val="Normal"/>
+    <w:pPr>
+      <w:spacing w:before="100" w:beforeAutospacing="1" w:after="60"/>
+    </w:pPr>
+  </w:style>
+  <w:style w:type="paragraph" w:customStyle="1" w:styleId="cover-accent">
+    <w:name w:val="cover-accent"/>
+    <w:basedOn w:val="Normal"/>
+    <w:pPr>
+      <w:shd w:val="clear" w:color="auto" w:fill="2E6DA4"/>
+      <w:spacing w:after="400"/>
+    </w:pPr>
+  </w:style>
   <w:style w:type="paragraph" w:customStyle="1" w:styleId="cover-title">
     <w:name w:val="cover-title"/>
     <w:basedOn w:val="Normal"/>
     <w:pPr>
-      <w:spacing w:before="360" w:after="120"/>
+      <w:spacing w:after="120"/>
     </w:pPr>
     <w:rPr>
       <w:b/>
       <w:bCs/>
       <w:color w:val="1A3C5E"/>
-      <w:sz w:val="56"/>
-      <w:szCs w:val="56"/>
+      <w:spacing w:val="-10"/>
+      <w:sz w:val="60"/>
+      <w:szCs w:val="60"/>
     </w:rPr>
   </w:style>
   <w:style w:type="paragraph" w:customStyle="1" w:styleId="cover-sub">
     <w:name w:val="cover-sub"/>
     <w:basedOn w:val="Normal"/>
     <w:pPr>
-      <w:spacing w:after="480"/>
+      <w:spacing w:after="400"/>
     </w:pPr>
     <w:rPr>
+      <w:b/>
+      <w:bCs/>
       <w:color w:val="2E6DA4"/>
-      <w:sz w:val="28"/>
-      <w:szCs w:val="28"/>
-    </w:rPr>
-  </w:style>
-  <w:style w:type="paragraph" w:customStyle="1" w:styleId="cover-meta">
-    <w:name w:val="cover-meta"/>
-    <w:basedOn w:val="Normal"/>
-    <w:pPr>
-      <w:spacing w:before="80" w:after="80"/>
-    </w:pPr>
-    <w:rPr>
-      <w:color w:val="555555"/>
-      <w:sz w:val="20"/>
-      <w:szCs w:val="20"/>
+      <w:sz w:val="26"/>
+      <w:szCs w:val="26"/>
     </w:rPr>
   </w:style>
   <w:style w:type="paragraph" w:customStyle="1" w:styleId="cover-rule">
@@ -36176,10 +36466,29 @@
     <w:basedOn w:val="Normal"/>
     <w:pPr>
       <w:pBdr>
-        <w:top w:val="single" w:sz="24" w:space="0" w:color="1A3C5E"/>
+        <w:top w:val="single" w:sz="8" w:space="0" w:color="B8D0E8"/>
       </w:pBdr>
-      <w:spacing w:before="400" w:after="400"/>
-      <w:ind w:left="1200" w:right="1200"/>
+      <w:spacing w:before="320" w:after="320"/>
+      <w:ind w:left="800" w:right="800"/>
+    </w:pPr>
+  </w:style>
+  <w:style w:type="paragraph" w:customStyle="1" w:styleId="cover-meta">
+    <w:name w:val="cover-meta"/>
+    <w:basedOn w:val="Normal"/>
+    <w:pPr>
+      <w:spacing w:before="60" w:after="60"/>
+    </w:pPr>
+    <w:rPr>
+      <w:color w:val="666666"/>
+      <w:sz w:val="19"/>
+      <w:szCs w:val="19"/>
+    </w:rPr>
+  </w:style>
+  <w:style w:type="paragraph" w:customStyle="1" w:styleId="cover-badges">
+    <w:name w:val="cover-badges"/>
+    <w:basedOn w:val="Normal"/>
+    <w:pPr>
+      <w:spacing w:before="440" w:after="60"/>
     </w:pPr>
   </w:style>
   <w:style w:type="paragraph" w:customStyle="1" w:styleId="cover-badge">
@@ -36187,13 +36496,45 @@
     <w:basedOn w:val="Normal"/>
     <w:pPr>
       <w:shd w:val="clear" w:color="auto" w:fill="1A3C5E"/>
-      <w:spacing w:before="80" w:after="80"/>
+      <w:spacing w:before="60" w:after="60"/>
       <w:ind w:left="60" w:right="60"/>
     </w:pPr>
     <w:rPr>
       <w:color w:val="FFFFFF"/>
-      <w:sz w:val="18"/>
-      <w:szCs w:val="18"/>
+      <w:spacing w:val="6"/>
+      <w:sz w:val="17"/>
+      <w:szCs w:val="17"/>
+    </w:rPr>
+  </w:style>
+  <w:style w:type="paragraph" w:customStyle="1" w:styleId="cover-footer">
+    <w:name w:val="cover-footer"/>
+    <w:basedOn w:val="Normal"/>
+    <w:pPr>
+      <w:shd w:val="clear" w:color="auto" w:fill="1A3C5E"/>
+      <w:spacing w:before="100" w:beforeAutospacing="1" w:after="60"/>
+    </w:pPr>
+  </w:style>
+  <w:style w:type="paragraph" w:customStyle="1" w:styleId="cover-footer-left">
+    <w:name w:val="cover-footer-left"/>
+    <w:basedOn w:val="Normal"/>
+    <w:pPr>
+      <w:spacing w:before="100" w:beforeAutospacing="1" w:after="60"/>
+    </w:pPr>
+    <w:rPr>
+      <w:sz w:val="17"/>
+      <w:szCs w:val="17"/>
+    </w:rPr>
+  </w:style>
+  <w:style w:type="paragraph" w:customStyle="1" w:styleId="cover-footer-right">
+    <w:name w:val="cover-footer-right"/>
+    <w:basedOn w:val="Normal"/>
+    <w:pPr>
+      <w:spacing w:before="100" w:beforeAutospacing="1" w:after="60"/>
+      <w:jc w:val="right"/>
+    </w:pPr>
+    <w:rPr>
+      <w:sz w:val="17"/>
+      <w:szCs w:val="17"/>
     </w:rPr>
   </w:style>
   <w:style w:type="paragraph" w:customStyle="1" w:styleId="toc-page">
@@ -36401,33 +36742,15 @@
       <w:color w:val="1A3C5E"/>
     </w:rPr>
   </w:style>
-  <w:style w:type="character" w:styleId="Strong">
-    <w:name w:val="Strong"/>
-    <w:basedOn w:val="DefaultParagraphFont"/>
-    <w:uiPriority w:val="22"/>
-    <w:qFormat/>
-    <w:rPr>
-      <w:b/>
-      <w:bCs/>
-    </w:rPr>
-  </w:style>
   <w:style w:type="character" w:customStyle="1" w:styleId="cover-badge1">
     <w:name w:val="cover-badge1"/>
     <w:basedOn w:val="DefaultParagraphFont"/>
     <w:rPr>
       <w:color w:val="FFFFFF"/>
-      <w:sz w:val="18"/>
-      <w:szCs w:val="18"/>
+      <w:spacing w:val="6"/>
+      <w:sz w:val="17"/>
+      <w:szCs w:val="17"/>
       <w:shd w:val="clear" w:color="auto" w:fill="1A3C5E"/>
-    </w:rPr>
-  </w:style>
-  <w:style w:type="character" w:customStyle="1" w:styleId="toc-num1">
-    <w:name w:val="toc-num1"/>
-    <w:basedOn w:val="DefaultParagraphFont"/>
-    <w:rPr>
-      <w:b/>
-      <w:bCs/>
-      <w:color w:val="2E6DA4"/>
     </w:rPr>
   </w:style>
   <w:style w:type="character" w:customStyle="1" w:styleId="sec-label1">
@@ -36441,6 +36764,15 @@
       <w:sz w:val="16"/>
       <w:szCs w:val="16"/>
       <w:shd w:val="clear" w:color="auto" w:fill="1A3C5E"/>
+    </w:rPr>
+  </w:style>
+  <w:style w:type="character" w:customStyle="1" w:styleId="toc-num1">
+    <w:name w:val="toc-num1"/>
+    <w:basedOn w:val="DefaultParagraphFont"/>
+    <w:rPr>
+      <w:b/>
+      <w:bCs/>
+      <w:color w:val="2E6DA4"/>
     </w:rPr>
   </w:style>
   <w:style w:type="character" w:styleId="Emphasis">

--- a/strategy/TwinMaq-Marketing-Sales-Strategy.docx
+++ b/strategy/TwinMaq-Marketing-Sales-Strategy.docx
@@ -6,7 +6,7 @@
       <w:pPr>
         <w:shd w:val="clear" w:color="auto" w:fill="1A3C5E"/>
         <w:jc w:val="center"/>
-        <w:divId w:val="68382228"/>
+        <w:divId w:val="88476758"/>
         <w:rPr>
           <w:rFonts w:ascii="Calibri" w:eastAsia="Times New Roman" w:hAnsi="Calibri" w:cs="Calibri"/>
           <w:color w:val="1A1A1A"/>
@@ -23,7 +23,7 @@
           <w:szCs w:val="20"/>
         </w:rPr>
         <w:drawing>
-          <wp:inline distT="0" distB="0" distL="0" distR="0" wp14:anchorId="53565D1B" wp14:editId="333EC953">
+          <wp:inline distT="0" distB="0" distL="0" distR="0" wp14:anchorId="527DCF00" wp14:editId="3F7B04E6">
             <wp:extent cx="7981950" cy="4695825"/>
             <wp:effectExtent l="0" t="0" r="0" b="9525"/>
             <wp:docPr id="1" name="Picture 1" descr="TwinMaq"/>
@@ -40,7 +40,7 @@
                     </pic:cNvPicPr>
                   </pic:nvPicPr>
                   <pic:blipFill>
-                    <a:blip r:embed="rId5">
+                    <a:blip r:embed="rId7">
                       <a:extLst>
                         <a:ext uri="{28A0092B-C50C-407E-A947-70E740481C1C}">
                           <a14:useLocalDpi xmlns:a14="http://schemas.microsoft.com/office/drawing/2010/main" val="0"/>
@@ -76,7 +76,7 @@
       <w:pPr>
         <w:shd w:val="clear" w:color="auto" w:fill="1A3C5E"/>
         <w:jc w:val="right"/>
-        <w:divId w:val="68382228"/>
+        <w:divId w:val="88476758"/>
         <w:rPr>
           <w:rFonts w:ascii="Calibri" w:eastAsia="Times New Roman" w:hAnsi="Calibri" w:cs="Calibri"/>
           <w:color w:val="1A1A1A"/>
@@ -108,7 +108,7 @@
     <w:p>
       <w:pPr>
         <w:jc w:val="center"/>
-        <w:divId w:val="238751991"/>
+        <w:divId w:val="1457871011"/>
         <w:rPr>
           <w:rFonts w:ascii="Calibri" w:eastAsia="Times New Roman" w:hAnsi="Calibri" w:cs="Calibri"/>
           <w:b/>
@@ -135,7 +135,7 @@
     <w:p>
       <w:pPr>
         <w:jc w:val="center"/>
-        <w:divId w:val="1802648243"/>
+        <w:divId w:val="175927072"/>
         <w:rPr>
           <w:rFonts w:ascii="Calibri" w:eastAsia="Times New Roman" w:hAnsi="Calibri" w:cs="Calibri"/>
           <w:b/>
@@ -159,10 +159,10 @@
     </w:p>
     <w:p>
       <w:pPr>
-        <w:spacing w:before="80" w:after="80"/>
+        <w:spacing w:before="320" w:after="320"/>
         <w:ind w:left="800" w:right="800"/>
         <w:jc w:val="center"/>
-        <w:divId w:val="1155679708"/>
+        <w:divId w:val="2058043886"/>
         <w:rPr>
           <w:rFonts w:ascii="Calibri" w:eastAsia="Times New Roman" w:hAnsi="Calibri" w:cs="Calibri"/>
           <w:color w:val="1A1A1A"/>
@@ -177,7 +177,7 @@
           <w:sz w:val="20"/>
           <w:szCs w:val="20"/>
         </w:rPr>
-        <w:pict w14:anchorId="0ABE39F1">
+        <w:pict w14:anchorId="6D77B37C">
           <v:rect id="_x0000_i1025" style="width:327.6pt;height:1.5pt" o:hrpct="700" o:hralign="center" o:hrstd="t" o:hr="t" fillcolor="#a0a0a0" stroked="f"/>
         </w:pict>
       </w:r>
@@ -186,7 +186,7 @@
       <w:pPr>
         <w:pStyle w:val="cover-meta"/>
         <w:jc w:val="center"/>
-        <w:divId w:val="1155679708"/>
+        <w:divId w:val="2058043886"/>
         <w:rPr>
           <w:rFonts w:ascii="Calibri" w:hAnsi="Calibri" w:cs="Calibri"/>
         </w:rPr>
@@ -203,7 +203,7 @@
       <w:pPr>
         <w:pStyle w:val="cover-meta"/>
         <w:jc w:val="center"/>
-        <w:divId w:val="1155679708"/>
+        <w:divId w:val="2058043886"/>
         <w:rPr>
           <w:rFonts w:ascii="Calibri" w:hAnsi="Calibri" w:cs="Calibri"/>
         </w:rPr>
@@ -220,7 +220,7 @@
         <w:pStyle w:val="cover-meta"/>
         <w:spacing w:before="120"/>
         <w:jc w:val="center"/>
-        <w:divId w:val="1155679708"/>
+        <w:divId w:val="2058043886"/>
         <w:rPr>
           <w:rFonts w:ascii="Calibri" w:hAnsi="Calibri" w:cs="Calibri"/>
         </w:rPr>
@@ -235,7 +235,7 @@
     <w:p>
       <w:pPr>
         <w:jc w:val="center"/>
-        <w:divId w:val="2015306082"/>
+        <w:divId w:val="953557681"/>
         <w:rPr>
           <w:rFonts w:ascii="Calibri" w:eastAsia="Times New Roman" w:hAnsi="Calibri" w:cs="Calibri"/>
           <w:color w:val="1A1A1A"/>
@@ -318,7 +318,7 @@
     <w:p>
       <w:pPr>
         <w:shd w:val="clear" w:color="auto" w:fill="1A3C5E"/>
-        <w:divId w:val="431046936"/>
+        <w:divId w:val="1918712851"/>
         <w:rPr>
           <w:rFonts w:ascii="Calibri" w:eastAsia="Times New Roman" w:hAnsi="Calibri" w:cs="Calibri"/>
           <w:color w:val="1A1A1A"/>
@@ -335,7 +335,7 @@
           <w:sz w:val="17"/>
           <w:szCs w:val="17"/>
         </w:rPr>
-        <w:t>Prepared by Design Zone</w:t>
+        <w:t>Prepared by Sondos Sroor</w:t>
       </w:r>
       <w:r>
         <w:rPr>
@@ -345,14 +345,14 @@
           <w:szCs w:val="17"/>
         </w:rPr>
         <w:br/>
-        <w:t xml:space="preserve">TwinMaq Product Team · 2026 </w:t>
+        <w:t xml:space="preserve">Team Itonek  ·  Design Zone Engineering Solutions </w:t>
       </w:r>
     </w:p>
     <w:p>
       <w:pPr>
         <w:shd w:val="clear" w:color="auto" w:fill="1A3C5E"/>
         <w:jc w:val="right"/>
-        <w:divId w:val="431046936"/>
+        <w:divId w:val="1918712851"/>
         <w:rPr>
           <w:rFonts w:ascii="Calibri" w:eastAsia="Times New Roman" w:hAnsi="Calibri" w:cs="Calibri"/>
           <w:color w:val="1A1A1A"/>
@@ -387,7 +387,7 @@
           <w:sz w:val="17"/>
           <w:szCs w:val="17"/>
         </w:rPr>
-        <w:t>Not for external distribution</w:t>
+        <w:t>May 2026  ·  Version 3.0</w:t>
       </w:r>
       <w:r>
         <w:rPr>
@@ -401,7 +401,7 @@
     </w:p>
     <w:p>
       <w:pPr>
-        <w:divId w:val="1483237477"/>
+        <w:divId w:val="1117214757"/>
         <w:rPr>
           <w:rFonts w:ascii="Calibri" w:eastAsia="Times New Roman" w:hAnsi="Calibri" w:cs="Calibri"/>
           <w:color w:val="1A1A1A"/>
@@ -430,7 +430,7 @@
       <w:pPr>
         <w:pStyle w:val="Heading1"/>
         <w:spacing w:after="0"/>
-        <w:divId w:val="1483237477"/>
+        <w:divId w:val="1117214757"/>
         <w:rPr>
           <w:rFonts w:ascii="Calibri" w:eastAsia="Times New Roman" w:hAnsi="Calibri" w:cs="Calibri"/>
         </w:rPr>
@@ -444,7 +444,7 @@
     </w:p>
     <w:p>
       <w:pPr>
-        <w:divId w:val="374476004"/>
+        <w:divId w:val="1117214757"/>
         <w:rPr>
           <w:rFonts w:ascii="Calibri" w:eastAsia="Times New Roman" w:hAnsi="Calibri" w:cs="Calibri"/>
           <w:color w:val="1A1A1A"/>
@@ -462,7 +462,7 @@
         </w:rPr>
         <w:lastRenderedPageBreak/>
         <w:drawing>
-          <wp:inline distT="0" distB="0" distL="0" distR="0" wp14:anchorId="3EC17C49" wp14:editId="1FC9DD08">
+          <wp:inline distT="0" distB="0" distL="0" distR="0" wp14:anchorId="242D8446" wp14:editId="01383E63">
             <wp:extent cx="7981950" cy="4695825"/>
             <wp:effectExtent l="0" t="0" r="0" b="9525"/>
             <wp:docPr id="3" name="Picture 3" descr="TwinMaq"/>
@@ -479,7 +479,7 @@
                     </pic:cNvPicPr>
                   </pic:nvPicPr>
                   <pic:blipFill>
-                    <a:blip r:embed="rId5">
+                    <a:blip r:embed="rId7">
                       <a:extLst>
                         <a:ext uri="{28A0092B-C50C-407E-A947-70E740481C1C}">
                           <a14:useLocalDpi xmlns:a14="http://schemas.microsoft.com/office/drawing/2010/main" val="0"/>
@@ -513,30 +513,33 @@
     </w:p>
     <w:p>
       <w:pPr>
-        <w:spacing w:before="200" w:after="200"/>
-        <w:divId w:val="285082879"/>
-        <w:rPr>
-          <w:rFonts w:ascii="Calibri" w:eastAsia="Times New Roman" w:hAnsi="Calibri" w:cs="Calibri"/>
-          <w:color w:val="1A1A1A"/>
-          <w:sz w:val="20"/>
-          <w:szCs w:val="20"/>
+        <w:divId w:val="849829428"/>
+        <w:rPr>
+          <w:rFonts w:ascii="Calibri" w:eastAsia="Times New Roman" w:hAnsi="Calibri" w:cs="Calibri"/>
+          <w:b/>
+          <w:bCs/>
+          <w:color w:val="1A3C5E"/>
+          <w:spacing w:val="10"/>
+          <w:sz w:val="16"/>
+          <w:szCs w:val="16"/>
         </w:rPr>
       </w:pPr>
       <w:r>
         <w:rPr>
           <w:rFonts w:ascii="Calibri" w:eastAsia="Times New Roman" w:hAnsi="Calibri" w:cs="Calibri"/>
-          <w:color w:val="1A1A1A"/>
-          <w:sz w:val="20"/>
-          <w:szCs w:val="20"/>
-        </w:rPr>
-        <w:pict w14:anchorId="1E312D96">
-          <v:rect id="_x0000_i1026" style="width:0;height:1.5pt" o:hralign="center" o:hrstd="t" o:hr="t" fillcolor="#a0a0a0" stroked="f"/>
-        </w:pict>
+          <w:b/>
+          <w:bCs/>
+          <w:color w:val="1A3C5E"/>
+          <w:spacing w:val="10"/>
+          <w:sz w:val="16"/>
+          <w:szCs w:val="16"/>
+        </w:rPr>
+        <w:t xml:space="preserve"># Section Title Category </w:t>
       </w:r>
     </w:p>
     <w:p>
       <w:pPr>
-        <w:divId w:val="148062067"/>
+        <w:divId w:val="309332961"/>
         <w:rPr>
           <w:rFonts w:ascii="Calibri" w:eastAsia="Times New Roman" w:hAnsi="Calibri" w:cs="Calibri"/>
           <w:color w:val="1A1A1A"/>
@@ -548,24 +551,56 @@
         <w:rPr>
           <w:rStyle w:val="toc-num1"/>
           <w:rFonts w:ascii="Calibri" w:eastAsia="Times New Roman" w:hAnsi="Calibri" w:cs="Calibri"/>
+        </w:rPr>
+        <w:t>01</w:t>
+      </w:r>
+      <w:r>
+        <w:rPr>
+          <w:rFonts w:ascii="Calibri" w:eastAsia="Times New Roman" w:hAnsi="Calibri" w:cs="Calibri"/>
+          <w:color w:val="1A1A1A"/>
           <w:sz w:val="19"/>
           <w:szCs w:val="19"/>
         </w:rPr>
-        <w:t>01</w:t>
-      </w:r>
-      <w:r>
-        <w:rPr>
-          <w:rFonts w:ascii="Calibri" w:eastAsia="Times New Roman" w:hAnsi="Calibri" w:cs="Calibri"/>
-          <w:color w:val="1A1A1A"/>
+        <w:t xml:space="preserve"> </w:t>
+      </w:r>
+      <w:r>
+        <w:rPr>
+          <w:rStyle w:val="toc-title1"/>
+          <w:rFonts w:ascii="Calibri" w:eastAsia="Times New Roman" w:hAnsi="Calibri" w:cs="Calibri"/>
           <w:sz w:val="19"/>
           <w:szCs w:val="19"/>
         </w:rPr>
         <w:t>Strategic Foundation &amp; Revenue Targets</w:t>
+      </w:r>
+      <w:r>
+        <w:rPr>
+          <w:rFonts w:ascii="Calibri" w:eastAsia="Times New Roman" w:hAnsi="Calibri" w:cs="Calibri"/>
+          <w:color w:val="1A1A1A"/>
+          <w:sz w:val="19"/>
+          <w:szCs w:val="19"/>
+        </w:rPr>
+        <w:t xml:space="preserve"> </w:t>
+      </w:r>
+      <w:r>
+        <w:rPr>
+          <w:rStyle w:val="toc-cat1"/>
+          <w:rFonts w:ascii="Calibri" w:eastAsia="Times New Roman" w:hAnsi="Calibri" w:cs="Calibri"/>
+        </w:rPr>
+        <w:t>Strategy</w:t>
+      </w:r>
+      <w:r>
+        <w:rPr>
+          <w:rFonts w:ascii="Calibri" w:eastAsia="Times New Roman" w:hAnsi="Calibri" w:cs="Calibri"/>
+          <w:color w:val="1A1A1A"/>
+          <w:sz w:val="19"/>
+          <w:szCs w:val="19"/>
+        </w:rPr>
+        <w:t xml:space="preserve"> </w:t>
       </w:r>
     </w:p>
     <w:p>
       <w:pPr>
-        <w:divId w:val="1168710723"/>
+        <w:divId w:val="1324898288"/>
         <w:rPr>
           <w:rFonts w:ascii="Calibri" w:eastAsia="Times New Roman" w:hAnsi="Calibri" w:cs="Calibri"/>
           <w:color w:val="1A1A1A"/>
@@ -577,24 +612,56 @@
         <w:rPr>
           <w:rStyle w:val="toc-num1"/>
           <w:rFonts w:ascii="Calibri" w:eastAsia="Times New Roman" w:hAnsi="Calibri" w:cs="Calibri"/>
+        </w:rPr>
+        <w:t>02</w:t>
+      </w:r>
+      <w:r>
+        <w:rPr>
+          <w:rFonts w:ascii="Calibri" w:eastAsia="Times New Roman" w:hAnsi="Calibri" w:cs="Calibri"/>
+          <w:color w:val="1A1A1A"/>
           <w:sz w:val="19"/>
           <w:szCs w:val="19"/>
         </w:rPr>
-        <w:t>02</w:t>
-      </w:r>
-      <w:r>
-        <w:rPr>
-          <w:rFonts w:ascii="Calibri" w:eastAsia="Times New Roman" w:hAnsi="Calibri" w:cs="Calibri"/>
-          <w:color w:val="1A1A1A"/>
+        <w:t xml:space="preserve"> </w:t>
+      </w:r>
+      <w:r>
+        <w:rPr>
+          <w:rStyle w:val="toc-title1"/>
+          <w:rFonts w:ascii="Calibri" w:eastAsia="Times New Roman" w:hAnsi="Calibri" w:cs="Calibri"/>
           <w:sz w:val="19"/>
           <w:szCs w:val="19"/>
         </w:rPr>
         <w:t>Market Landscape &amp; Vision 2030 Opportunity</w:t>
+      </w:r>
+      <w:r>
+        <w:rPr>
+          <w:rFonts w:ascii="Calibri" w:eastAsia="Times New Roman" w:hAnsi="Calibri" w:cs="Calibri"/>
+          <w:color w:val="1A1A1A"/>
+          <w:sz w:val="19"/>
+          <w:szCs w:val="19"/>
+        </w:rPr>
+        <w:t xml:space="preserve"> </w:t>
+      </w:r>
+      <w:r>
+        <w:rPr>
+          <w:rStyle w:val="toc-cat1"/>
+          <w:rFonts w:ascii="Calibri" w:eastAsia="Times New Roman" w:hAnsi="Calibri" w:cs="Calibri"/>
+        </w:rPr>
+        <w:t>Strategy</w:t>
+      </w:r>
+      <w:r>
+        <w:rPr>
+          <w:rFonts w:ascii="Calibri" w:eastAsia="Times New Roman" w:hAnsi="Calibri" w:cs="Calibri"/>
+          <w:color w:val="1A1A1A"/>
+          <w:sz w:val="19"/>
+          <w:szCs w:val="19"/>
+        </w:rPr>
+        <w:t xml:space="preserve"> </w:t>
       </w:r>
     </w:p>
     <w:p>
       <w:pPr>
-        <w:divId w:val="1060859375"/>
+        <w:divId w:val="627932034"/>
         <w:rPr>
           <w:rFonts w:ascii="Calibri" w:eastAsia="Times New Roman" w:hAnsi="Calibri" w:cs="Calibri"/>
           <w:color w:val="1A1A1A"/>
@@ -606,24 +673,56 @@
         <w:rPr>
           <w:rStyle w:val="toc-num1"/>
           <w:rFonts w:ascii="Calibri" w:eastAsia="Times New Roman" w:hAnsi="Calibri" w:cs="Calibri"/>
+        </w:rPr>
+        <w:t>03</w:t>
+      </w:r>
+      <w:r>
+        <w:rPr>
+          <w:rFonts w:ascii="Calibri" w:eastAsia="Times New Roman" w:hAnsi="Calibri" w:cs="Calibri"/>
+          <w:color w:val="1A1A1A"/>
           <w:sz w:val="19"/>
           <w:szCs w:val="19"/>
         </w:rPr>
-        <w:t>03</w:t>
-      </w:r>
-      <w:r>
-        <w:rPr>
-          <w:rFonts w:ascii="Calibri" w:eastAsia="Times New Roman" w:hAnsi="Calibri" w:cs="Calibri"/>
-          <w:color w:val="1A1A1A"/>
+        <w:t xml:space="preserve"> </w:t>
+      </w:r>
+      <w:r>
+        <w:rPr>
+          <w:rStyle w:val="toc-title1"/>
+          <w:rFonts w:ascii="Calibri" w:eastAsia="Times New Roman" w:hAnsi="Calibri" w:cs="Calibri"/>
           <w:sz w:val="19"/>
           <w:szCs w:val="19"/>
         </w:rPr>
         <w:t>Competitive Landscape — Vancore &amp; PropTech Companies</w:t>
+      </w:r>
+      <w:r>
+        <w:rPr>
+          <w:rFonts w:ascii="Calibri" w:eastAsia="Times New Roman" w:hAnsi="Calibri" w:cs="Calibri"/>
+          <w:color w:val="1A1A1A"/>
+          <w:sz w:val="19"/>
+          <w:szCs w:val="19"/>
+        </w:rPr>
+        <w:t xml:space="preserve"> </w:t>
+      </w:r>
+      <w:r>
+        <w:rPr>
+          <w:rStyle w:val="toc-cat1"/>
+          <w:rFonts w:ascii="Calibri" w:eastAsia="Times New Roman" w:hAnsi="Calibri" w:cs="Calibri"/>
+        </w:rPr>
+        <w:t>Market</w:t>
+      </w:r>
+      <w:r>
+        <w:rPr>
+          <w:rFonts w:ascii="Calibri" w:eastAsia="Times New Roman" w:hAnsi="Calibri" w:cs="Calibri"/>
+          <w:color w:val="1A1A1A"/>
+          <w:sz w:val="19"/>
+          <w:szCs w:val="19"/>
+        </w:rPr>
+        <w:t xml:space="preserve"> </w:t>
       </w:r>
     </w:p>
     <w:p>
       <w:pPr>
-        <w:divId w:val="509762123"/>
+        <w:divId w:val="1767187536"/>
         <w:rPr>
           <w:rFonts w:ascii="Calibri" w:eastAsia="Times New Roman" w:hAnsi="Calibri" w:cs="Calibri"/>
           <w:color w:val="1A1A1A"/>
@@ -635,24 +734,56 @@
         <w:rPr>
           <w:rStyle w:val="toc-num1"/>
           <w:rFonts w:ascii="Calibri" w:eastAsia="Times New Roman" w:hAnsi="Calibri" w:cs="Calibri"/>
+        </w:rPr>
+        <w:t>04</w:t>
+      </w:r>
+      <w:r>
+        <w:rPr>
+          <w:rFonts w:ascii="Calibri" w:eastAsia="Times New Roman" w:hAnsi="Calibri" w:cs="Calibri"/>
+          <w:color w:val="1A1A1A"/>
           <w:sz w:val="19"/>
           <w:szCs w:val="19"/>
         </w:rPr>
-        <w:t>04</w:t>
-      </w:r>
-      <w:r>
-        <w:rPr>
-          <w:rFonts w:ascii="Calibri" w:eastAsia="Times New Roman" w:hAnsi="Calibri" w:cs="Calibri"/>
-          <w:color w:val="1A1A1A"/>
+        <w:t xml:space="preserve"> </w:t>
+      </w:r>
+      <w:r>
+        <w:rPr>
+          <w:rStyle w:val="toc-title1"/>
+          <w:rFonts w:ascii="Calibri" w:eastAsia="Times New Roman" w:hAnsi="Calibri" w:cs="Calibri"/>
           <w:sz w:val="19"/>
           <w:szCs w:val="19"/>
         </w:rPr>
         <w:t>Target Audience &amp; Client Segmentation</w:t>
+      </w:r>
+      <w:r>
+        <w:rPr>
+          <w:rFonts w:ascii="Calibri" w:eastAsia="Times New Roman" w:hAnsi="Calibri" w:cs="Calibri"/>
+          <w:color w:val="1A1A1A"/>
+          <w:sz w:val="19"/>
+          <w:szCs w:val="19"/>
+        </w:rPr>
+        <w:t xml:space="preserve"> </w:t>
+      </w:r>
+      <w:r>
+        <w:rPr>
+          <w:rStyle w:val="toc-cat1"/>
+          <w:rFonts w:ascii="Calibri" w:eastAsia="Times New Roman" w:hAnsi="Calibri" w:cs="Calibri"/>
+        </w:rPr>
+        <w:t>Market</w:t>
+      </w:r>
+      <w:r>
+        <w:rPr>
+          <w:rFonts w:ascii="Calibri" w:eastAsia="Times New Roman" w:hAnsi="Calibri" w:cs="Calibri"/>
+          <w:color w:val="1A1A1A"/>
+          <w:sz w:val="19"/>
+          <w:szCs w:val="19"/>
+        </w:rPr>
+        <w:t xml:space="preserve"> </w:t>
       </w:r>
     </w:p>
     <w:p>
       <w:pPr>
-        <w:divId w:val="5637633"/>
+        <w:divId w:val="839539747"/>
         <w:rPr>
           <w:rFonts w:ascii="Calibri" w:eastAsia="Times New Roman" w:hAnsi="Calibri" w:cs="Calibri"/>
           <w:color w:val="1A1A1A"/>
@@ -664,24 +795,56 @@
         <w:rPr>
           <w:rStyle w:val="toc-num1"/>
           <w:rFonts w:ascii="Calibri" w:eastAsia="Times New Roman" w:hAnsi="Calibri" w:cs="Calibri"/>
+        </w:rPr>
+        <w:t>05</w:t>
+      </w:r>
+      <w:r>
+        <w:rPr>
+          <w:rFonts w:ascii="Calibri" w:eastAsia="Times New Roman" w:hAnsi="Calibri" w:cs="Calibri"/>
+          <w:color w:val="1A1A1A"/>
           <w:sz w:val="19"/>
           <w:szCs w:val="19"/>
         </w:rPr>
-        <w:t>05</w:t>
-      </w:r>
-      <w:r>
-        <w:rPr>
-          <w:rFonts w:ascii="Calibri" w:eastAsia="Times New Roman" w:hAnsi="Calibri" w:cs="Calibri"/>
-          <w:color w:val="1A1A1A"/>
+        <w:t xml:space="preserve"> </w:t>
+      </w:r>
+      <w:r>
+        <w:rPr>
+          <w:rStyle w:val="toc-title1"/>
+          <w:rFonts w:ascii="Calibri" w:eastAsia="Times New Roman" w:hAnsi="Calibri" w:cs="Calibri"/>
           <w:sz w:val="19"/>
           <w:szCs w:val="19"/>
         </w:rPr>
         <w:t>Positioning &amp; Messaging Framework</w:t>
+      </w:r>
+      <w:r>
+        <w:rPr>
+          <w:rFonts w:ascii="Calibri" w:eastAsia="Times New Roman" w:hAnsi="Calibri" w:cs="Calibri"/>
+          <w:color w:val="1A1A1A"/>
+          <w:sz w:val="19"/>
+          <w:szCs w:val="19"/>
+        </w:rPr>
+        <w:t xml:space="preserve"> </w:t>
+      </w:r>
+      <w:r>
+        <w:rPr>
+          <w:rStyle w:val="toc-cat1"/>
+          <w:rFonts w:ascii="Calibri" w:eastAsia="Times New Roman" w:hAnsi="Calibri" w:cs="Calibri"/>
+        </w:rPr>
+        <w:t>Market</w:t>
+      </w:r>
+      <w:r>
+        <w:rPr>
+          <w:rFonts w:ascii="Calibri" w:eastAsia="Times New Roman" w:hAnsi="Calibri" w:cs="Calibri"/>
+          <w:color w:val="1A1A1A"/>
+          <w:sz w:val="19"/>
+          <w:szCs w:val="19"/>
+        </w:rPr>
+        <w:t xml:space="preserve"> </w:t>
       </w:r>
     </w:p>
     <w:p>
       <w:pPr>
-        <w:divId w:val="1501701168"/>
+        <w:divId w:val="1555119000"/>
         <w:rPr>
           <w:rFonts w:ascii="Calibri" w:eastAsia="Times New Roman" w:hAnsi="Calibri" w:cs="Calibri"/>
           <w:color w:val="1A1A1A"/>
@@ -693,24 +856,56 @@
         <w:rPr>
           <w:rStyle w:val="toc-num1"/>
           <w:rFonts w:ascii="Calibri" w:eastAsia="Times New Roman" w:hAnsi="Calibri" w:cs="Calibri"/>
+        </w:rPr>
+        <w:t>06</w:t>
+      </w:r>
+      <w:r>
+        <w:rPr>
+          <w:rFonts w:ascii="Calibri" w:eastAsia="Times New Roman" w:hAnsi="Calibri" w:cs="Calibri"/>
+          <w:color w:val="1A1A1A"/>
           <w:sz w:val="19"/>
           <w:szCs w:val="19"/>
         </w:rPr>
-        <w:t>06</w:t>
-      </w:r>
-      <w:r>
-        <w:rPr>
-          <w:rFonts w:ascii="Calibri" w:eastAsia="Times New Roman" w:hAnsi="Calibri" w:cs="Calibri"/>
-          <w:color w:val="1A1A1A"/>
+        <w:t xml:space="preserve"> </w:t>
+      </w:r>
+      <w:r>
+        <w:rPr>
+          <w:rStyle w:val="toc-title1"/>
+          <w:rFonts w:ascii="Calibri" w:eastAsia="Times New Roman" w:hAnsi="Calibri" w:cs="Calibri"/>
           <w:sz w:val="19"/>
           <w:szCs w:val="19"/>
         </w:rPr>
         <w:t>Geographic Expansion Plan</w:t>
+      </w:r>
+      <w:r>
+        <w:rPr>
+          <w:rFonts w:ascii="Calibri" w:eastAsia="Times New Roman" w:hAnsi="Calibri" w:cs="Calibri"/>
+          <w:color w:val="1A1A1A"/>
+          <w:sz w:val="19"/>
+          <w:szCs w:val="19"/>
+        </w:rPr>
+        <w:t xml:space="preserve"> </w:t>
+      </w:r>
+      <w:r>
+        <w:rPr>
+          <w:rStyle w:val="toc-cat1"/>
+          <w:rFonts w:ascii="Calibri" w:eastAsia="Times New Roman" w:hAnsi="Calibri" w:cs="Calibri"/>
+        </w:rPr>
+        <w:t>Execution</w:t>
+      </w:r>
+      <w:r>
+        <w:rPr>
+          <w:rFonts w:ascii="Calibri" w:eastAsia="Times New Roman" w:hAnsi="Calibri" w:cs="Calibri"/>
+          <w:color w:val="1A1A1A"/>
+          <w:sz w:val="19"/>
+          <w:szCs w:val="19"/>
+        </w:rPr>
+        <w:t xml:space="preserve"> </w:t>
       </w:r>
     </w:p>
     <w:p>
       <w:pPr>
-        <w:divId w:val="1692954798"/>
+        <w:divId w:val="1228878624"/>
         <w:rPr>
           <w:rFonts w:ascii="Calibri" w:eastAsia="Times New Roman" w:hAnsi="Calibri" w:cs="Calibri"/>
           <w:color w:val="1A1A1A"/>
@@ -722,24 +917,56 @@
         <w:rPr>
           <w:rStyle w:val="toc-num1"/>
           <w:rFonts w:ascii="Calibri" w:eastAsia="Times New Roman" w:hAnsi="Calibri" w:cs="Calibri"/>
+        </w:rPr>
+        <w:t>07</w:t>
+      </w:r>
+      <w:r>
+        <w:rPr>
+          <w:rFonts w:ascii="Calibri" w:eastAsia="Times New Roman" w:hAnsi="Calibri" w:cs="Calibri"/>
+          <w:color w:val="1A1A1A"/>
           <w:sz w:val="19"/>
           <w:szCs w:val="19"/>
         </w:rPr>
-        <w:t>07</w:t>
-      </w:r>
-      <w:r>
-        <w:rPr>
-          <w:rFonts w:ascii="Calibri" w:eastAsia="Times New Roman" w:hAnsi="Calibri" w:cs="Calibri"/>
-          <w:color w:val="1A1A1A"/>
+        <w:t xml:space="preserve"> </w:t>
+      </w:r>
+      <w:r>
+        <w:rPr>
+          <w:rStyle w:val="toc-title1"/>
+          <w:rFonts w:ascii="Calibri" w:eastAsia="Times New Roman" w:hAnsi="Calibri" w:cs="Calibri"/>
           <w:sz w:val="19"/>
           <w:szCs w:val="19"/>
         </w:rPr>
         <w:t>Step-by-Step Execution Plan</w:t>
+      </w:r>
+      <w:r>
+        <w:rPr>
+          <w:rFonts w:ascii="Calibri" w:eastAsia="Times New Roman" w:hAnsi="Calibri" w:cs="Calibri"/>
+          <w:color w:val="1A1A1A"/>
+          <w:sz w:val="19"/>
+          <w:szCs w:val="19"/>
+        </w:rPr>
+        <w:t xml:space="preserve"> </w:t>
+      </w:r>
+      <w:r>
+        <w:rPr>
+          <w:rStyle w:val="toc-cat1"/>
+          <w:rFonts w:ascii="Calibri" w:eastAsia="Times New Roman" w:hAnsi="Calibri" w:cs="Calibri"/>
+        </w:rPr>
+        <w:t>Execution</w:t>
+      </w:r>
+      <w:r>
+        <w:rPr>
+          <w:rFonts w:ascii="Calibri" w:eastAsia="Times New Roman" w:hAnsi="Calibri" w:cs="Calibri"/>
+          <w:color w:val="1A1A1A"/>
+          <w:sz w:val="19"/>
+          <w:szCs w:val="19"/>
+        </w:rPr>
+        <w:t xml:space="preserve"> </w:t>
       </w:r>
     </w:p>
     <w:p>
       <w:pPr>
-        <w:divId w:val="1743603065"/>
+        <w:divId w:val="1932738131"/>
         <w:rPr>
           <w:rFonts w:ascii="Calibri" w:eastAsia="Times New Roman" w:hAnsi="Calibri" w:cs="Calibri"/>
           <w:color w:val="1A1A1A"/>
@@ -751,24 +978,56 @@
         <w:rPr>
           <w:rStyle w:val="toc-num1"/>
           <w:rFonts w:ascii="Calibri" w:eastAsia="Times New Roman" w:hAnsi="Calibri" w:cs="Calibri"/>
+        </w:rPr>
+        <w:t>08</w:t>
+      </w:r>
+      <w:r>
+        <w:rPr>
+          <w:rFonts w:ascii="Calibri" w:eastAsia="Times New Roman" w:hAnsi="Calibri" w:cs="Calibri"/>
+          <w:color w:val="1A1A1A"/>
           <w:sz w:val="19"/>
           <w:szCs w:val="19"/>
         </w:rPr>
-        <w:t>08</w:t>
-      </w:r>
-      <w:r>
-        <w:rPr>
-          <w:rFonts w:ascii="Calibri" w:eastAsia="Times New Roman" w:hAnsi="Calibri" w:cs="Calibri"/>
-          <w:color w:val="1A1A1A"/>
+        <w:t xml:space="preserve"> </w:t>
+      </w:r>
+      <w:r>
+        <w:rPr>
+          <w:rStyle w:val="toc-title1"/>
+          <w:rFonts w:ascii="Calibri" w:eastAsia="Times New Roman" w:hAnsi="Calibri" w:cs="Calibri"/>
           <w:sz w:val="19"/>
           <w:szCs w:val="19"/>
         </w:rPr>
         <w:t>Sales Process &amp; Pipeline</w:t>
+      </w:r>
+      <w:r>
+        <w:rPr>
+          <w:rFonts w:ascii="Calibri" w:eastAsia="Times New Roman" w:hAnsi="Calibri" w:cs="Calibri"/>
+          <w:color w:val="1A1A1A"/>
+          <w:sz w:val="19"/>
+          <w:szCs w:val="19"/>
+        </w:rPr>
+        <w:t xml:space="preserve"> </w:t>
+      </w:r>
+      <w:r>
+        <w:rPr>
+          <w:rStyle w:val="toc-cat1"/>
+          <w:rFonts w:ascii="Calibri" w:eastAsia="Times New Roman" w:hAnsi="Calibri" w:cs="Calibri"/>
+        </w:rPr>
+        <w:t>Execution</w:t>
+      </w:r>
+      <w:r>
+        <w:rPr>
+          <w:rFonts w:ascii="Calibri" w:eastAsia="Times New Roman" w:hAnsi="Calibri" w:cs="Calibri"/>
+          <w:color w:val="1A1A1A"/>
+          <w:sz w:val="19"/>
+          <w:szCs w:val="19"/>
+        </w:rPr>
+        <w:t xml:space="preserve"> </w:t>
       </w:r>
     </w:p>
     <w:p>
       <w:pPr>
-        <w:divId w:val="1361248640"/>
+        <w:divId w:val="399595213"/>
         <w:rPr>
           <w:rFonts w:ascii="Calibri" w:eastAsia="Times New Roman" w:hAnsi="Calibri" w:cs="Calibri"/>
           <w:color w:val="1A1A1A"/>
@@ -780,24 +1039,56 @@
         <w:rPr>
           <w:rStyle w:val="toc-num1"/>
           <w:rFonts w:ascii="Calibri" w:eastAsia="Times New Roman" w:hAnsi="Calibri" w:cs="Calibri"/>
+        </w:rPr>
+        <w:t>09</w:t>
+      </w:r>
+      <w:r>
+        <w:rPr>
+          <w:rFonts w:ascii="Calibri" w:eastAsia="Times New Roman" w:hAnsi="Calibri" w:cs="Calibri"/>
+          <w:color w:val="1A1A1A"/>
           <w:sz w:val="19"/>
           <w:szCs w:val="19"/>
         </w:rPr>
-        <w:t>09</w:t>
-      </w:r>
-      <w:r>
-        <w:rPr>
-          <w:rFonts w:ascii="Calibri" w:eastAsia="Times New Roman" w:hAnsi="Calibri" w:cs="Calibri"/>
-          <w:color w:val="1A1A1A"/>
+        <w:t xml:space="preserve"> </w:t>
+      </w:r>
+      <w:r>
+        <w:rPr>
+          <w:rStyle w:val="toc-title1"/>
+          <w:rFonts w:ascii="Calibri" w:eastAsia="Times New Roman" w:hAnsi="Calibri" w:cs="Calibri"/>
           <w:sz w:val="19"/>
           <w:szCs w:val="19"/>
         </w:rPr>
         <w:t>Outreach Sequences &amp; Call-to-Actions</w:t>
+      </w:r>
+      <w:r>
+        <w:rPr>
+          <w:rFonts w:ascii="Calibri" w:eastAsia="Times New Roman" w:hAnsi="Calibri" w:cs="Calibri"/>
+          <w:color w:val="1A1A1A"/>
+          <w:sz w:val="19"/>
+          <w:szCs w:val="19"/>
+        </w:rPr>
+        <w:t xml:space="preserve"> </w:t>
+      </w:r>
+      <w:r>
+        <w:rPr>
+          <w:rStyle w:val="toc-cat1"/>
+          <w:rFonts w:ascii="Calibri" w:eastAsia="Times New Roman" w:hAnsi="Calibri" w:cs="Calibri"/>
+        </w:rPr>
+        <w:t>Execution</w:t>
+      </w:r>
+      <w:r>
+        <w:rPr>
+          <w:rFonts w:ascii="Calibri" w:eastAsia="Times New Roman" w:hAnsi="Calibri" w:cs="Calibri"/>
+          <w:color w:val="1A1A1A"/>
+          <w:sz w:val="19"/>
+          <w:szCs w:val="19"/>
+        </w:rPr>
+        <w:t xml:space="preserve"> </w:t>
       </w:r>
     </w:p>
     <w:p>
       <w:pPr>
-        <w:divId w:val="532957895"/>
+        <w:divId w:val="349255723"/>
         <w:rPr>
           <w:rFonts w:ascii="Calibri" w:eastAsia="Times New Roman" w:hAnsi="Calibri" w:cs="Calibri"/>
           <w:color w:val="1A1A1A"/>
@@ -809,24 +1100,56 @@
         <w:rPr>
           <w:rStyle w:val="toc-num1"/>
           <w:rFonts w:ascii="Calibri" w:eastAsia="Times New Roman" w:hAnsi="Calibri" w:cs="Calibri"/>
+        </w:rPr>
+        <w:t>10</w:t>
+      </w:r>
+      <w:r>
+        <w:rPr>
+          <w:rFonts w:ascii="Calibri" w:eastAsia="Times New Roman" w:hAnsi="Calibri" w:cs="Calibri"/>
+          <w:color w:val="1A1A1A"/>
           <w:sz w:val="19"/>
           <w:szCs w:val="19"/>
         </w:rPr>
-        <w:t>10</w:t>
-      </w:r>
-      <w:r>
-        <w:rPr>
-          <w:rFonts w:ascii="Calibri" w:eastAsia="Times New Roman" w:hAnsi="Calibri" w:cs="Calibri"/>
-          <w:color w:val="1A1A1A"/>
+        <w:t xml:space="preserve"> </w:t>
+      </w:r>
+      <w:r>
+        <w:rPr>
+          <w:rStyle w:val="toc-title1"/>
+          <w:rFonts w:ascii="Calibri" w:eastAsia="Times New Roman" w:hAnsi="Calibri" w:cs="Calibri"/>
           <w:sz w:val="19"/>
           <w:szCs w:val="19"/>
         </w:rPr>
         <w:t>Digital Marketing &amp; Social Media Plan</w:t>
+      </w:r>
+      <w:r>
+        <w:rPr>
+          <w:rFonts w:ascii="Calibri" w:eastAsia="Times New Roman" w:hAnsi="Calibri" w:cs="Calibri"/>
+          <w:color w:val="1A1A1A"/>
+          <w:sz w:val="19"/>
+          <w:szCs w:val="19"/>
+        </w:rPr>
+        <w:t xml:space="preserve"> </w:t>
+      </w:r>
+      <w:r>
+        <w:rPr>
+          <w:rStyle w:val="toc-cat1"/>
+          <w:rFonts w:ascii="Calibri" w:eastAsia="Times New Roman" w:hAnsi="Calibri" w:cs="Calibri"/>
+        </w:rPr>
+        <w:t>Marketing</w:t>
+      </w:r>
+      <w:r>
+        <w:rPr>
+          <w:rFonts w:ascii="Calibri" w:eastAsia="Times New Roman" w:hAnsi="Calibri" w:cs="Calibri"/>
+          <w:color w:val="1A1A1A"/>
+          <w:sz w:val="19"/>
+          <w:szCs w:val="19"/>
+        </w:rPr>
+        <w:t xml:space="preserve"> </w:t>
       </w:r>
     </w:p>
     <w:p>
       <w:pPr>
-        <w:divId w:val="1449083759"/>
+        <w:divId w:val="1866091870"/>
         <w:rPr>
           <w:rFonts w:ascii="Calibri" w:eastAsia="Times New Roman" w:hAnsi="Calibri" w:cs="Calibri"/>
           <w:color w:val="1A1A1A"/>
@@ -838,24 +1161,56 @@
         <w:rPr>
           <w:rStyle w:val="toc-num1"/>
           <w:rFonts w:ascii="Calibri" w:eastAsia="Times New Roman" w:hAnsi="Calibri" w:cs="Calibri"/>
+        </w:rPr>
+        <w:t>11</w:t>
+      </w:r>
+      <w:r>
+        <w:rPr>
+          <w:rFonts w:ascii="Calibri" w:eastAsia="Times New Roman" w:hAnsi="Calibri" w:cs="Calibri"/>
+          <w:color w:val="1A1A1A"/>
           <w:sz w:val="19"/>
           <w:szCs w:val="19"/>
         </w:rPr>
-        <w:t>11</w:t>
-      </w:r>
-      <w:r>
-        <w:rPr>
-          <w:rFonts w:ascii="Calibri" w:eastAsia="Times New Roman" w:hAnsi="Calibri" w:cs="Calibri"/>
-          <w:color w:val="1A1A1A"/>
+        <w:t xml:space="preserve"> </w:t>
+      </w:r>
+      <w:r>
+        <w:rPr>
+          <w:rStyle w:val="toc-title1"/>
+          <w:rFonts w:ascii="Calibri" w:eastAsia="Times New Roman" w:hAnsi="Calibri" w:cs="Calibri"/>
           <w:sz w:val="19"/>
           <w:szCs w:val="19"/>
         </w:rPr>
         <w:t>Paid Advertising Strategy &amp; Budget Allocation</w:t>
+      </w:r>
+      <w:r>
+        <w:rPr>
+          <w:rFonts w:ascii="Calibri" w:eastAsia="Times New Roman" w:hAnsi="Calibri" w:cs="Calibri"/>
+          <w:color w:val="1A1A1A"/>
+          <w:sz w:val="19"/>
+          <w:szCs w:val="19"/>
+        </w:rPr>
+        <w:t xml:space="preserve"> </w:t>
+      </w:r>
+      <w:r>
+        <w:rPr>
+          <w:rStyle w:val="toc-cat1"/>
+          <w:rFonts w:ascii="Calibri" w:eastAsia="Times New Roman" w:hAnsi="Calibri" w:cs="Calibri"/>
+        </w:rPr>
+        <w:t>Marketing</w:t>
+      </w:r>
+      <w:r>
+        <w:rPr>
+          <w:rFonts w:ascii="Calibri" w:eastAsia="Times New Roman" w:hAnsi="Calibri" w:cs="Calibri"/>
+          <w:color w:val="1A1A1A"/>
+          <w:sz w:val="19"/>
+          <w:szCs w:val="19"/>
+        </w:rPr>
+        <w:t xml:space="preserve"> </w:t>
       </w:r>
     </w:p>
     <w:p>
       <w:pPr>
-        <w:divId w:val="130055370"/>
+        <w:divId w:val="478153340"/>
         <w:rPr>
           <w:rFonts w:ascii="Calibri" w:eastAsia="Times New Roman" w:hAnsi="Calibri" w:cs="Calibri"/>
           <w:color w:val="1A1A1A"/>
@@ -867,24 +1222,56 @@
         <w:rPr>
           <w:rStyle w:val="toc-num1"/>
           <w:rFonts w:ascii="Calibri" w:eastAsia="Times New Roman" w:hAnsi="Calibri" w:cs="Calibri"/>
+        </w:rPr>
+        <w:t>12</w:t>
+      </w:r>
+      <w:r>
+        <w:rPr>
+          <w:rFonts w:ascii="Calibri" w:eastAsia="Times New Roman" w:hAnsi="Calibri" w:cs="Calibri"/>
+          <w:color w:val="1A1A1A"/>
           <w:sz w:val="19"/>
           <w:szCs w:val="19"/>
         </w:rPr>
-        <w:t>12</w:t>
-      </w:r>
-      <w:r>
-        <w:rPr>
-          <w:rFonts w:ascii="Calibri" w:eastAsia="Times New Roman" w:hAnsi="Calibri" w:cs="Calibri"/>
-          <w:color w:val="1A1A1A"/>
+        <w:t xml:space="preserve"> </w:t>
+      </w:r>
+      <w:r>
+        <w:rPr>
+          <w:rStyle w:val="toc-title1"/>
+          <w:rFonts w:ascii="Calibri" w:eastAsia="Times New Roman" w:hAnsi="Calibri" w:cs="Calibri"/>
           <w:sz w:val="19"/>
           <w:szCs w:val="19"/>
         </w:rPr>
         <w:t>Content Strategy</w:t>
+      </w:r>
+      <w:r>
+        <w:rPr>
+          <w:rFonts w:ascii="Calibri" w:eastAsia="Times New Roman" w:hAnsi="Calibri" w:cs="Calibri"/>
+          <w:color w:val="1A1A1A"/>
+          <w:sz w:val="19"/>
+          <w:szCs w:val="19"/>
+        </w:rPr>
+        <w:t xml:space="preserve"> </w:t>
+      </w:r>
+      <w:r>
+        <w:rPr>
+          <w:rStyle w:val="toc-cat1"/>
+          <w:rFonts w:ascii="Calibri" w:eastAsia="Times New Roman" w:hAnsi="Calibri" w:cs="Calibri"/>
+        </w:rPr>
+        <w:t>Marketing</w:t>
+      </w:r>
+      <w:r>
+        <w:rPr>
+          <w:rFonts w:ascii="Calibri" w:eastAsia="Times New Roman" w:hAnsi="Calibri" w:cs="Calibri"/>
+          <w:color w:val="1A1A1A"/>
+          <w:sz w:val="19"/>
+          <w:szCs w:val="19"/>
+        </w:rPr>
+        <w:t xml:space="preserve"> </w:t>
       </w:r>
     </w:p>
     <w:p>
       <w:pPr>
-        <w:divId w:val="1829056907"/>
+        <w:divId w:val="886137369"/>
         <w:rPr>
           <w:rFonts w:ascii="Calibri" w:eastAsia="Times New Roman" w:hAnsi="Calibri" w:cs="Calibri"/>
           <w:color w:val="1A1A1A"/>
@@ -896,24 +1283,56 @@
         <w:rPr>
           <w:rStyle w:val="toc-num1"/>
           <w:rFonts w:ascii="Calibri" w:eastAsia="Times New Roman" w:hAnsi="Calibri" w:cs="Calibri"/>
+        </w:rPr>
+        <w:t>13</w:t>
+      </w:r>
+      <w:r>
+        <w:rPr>
+          <w:rFonts w:ascii="Calibri" w:eastAsia="Times New Roman" w:hAnsi="Calibri" w:cs="Calibri"/>
+          <w:color w:val="1A1A1A"/>
           <w:sz w:val="19"/>
           <w:szCs w:val="19"/>
         </w:rPr>
-        <w:t>13</w:t>
-      </w:r>
-      <w:r>
-        <w:rPr>
-          <w:rFonts w:ascii="Calibri" w:eastAsia="Times New Roman" w:hAnsi="Calibri" w:cs="Calibri"/>
-          <w:color w:val="1A1A1A"/>
+        <w:t xml:space="preserve"> </w:t>
+      </w:r>
+      <w:r>
+        <w:rPr>
+          <w:rStyle w:val="toc-title1"/>
+          <w:rFonts w:ascii="Calibri" w:eastAsia="Times New Roman" w:hAnsi="Calibri" w:cs="Calibri"/>
           <w:sz w:val="19"/>
           <w:szCs w:val="19"/>
         </w:rPr>
         <w:t>Pricing Strategy</w:t>
+      </w:r>
+      <w:r>
+        <w:rPr>
+          <w:rFonts w:ascii="Calibri" w:eastAsia="Times New Roman" w:hAnsi="Calibri" w:cs="Calibri"/>
+          <w:color w:val="1A1A1A"/>
+          <w:sz w:val="19"/>
+          <w:szCs w:val="19"/>
+        </w:rPr>
+        <w:t xml:space="preserve"> </w:t>
+      </w:r>
+      <w:r>
+        <w:rPr>
+          <w:rStyle w:val="toc-cat1"/>
+          <w:rFonts w:ascii="Calibri" w:eastAsia="Times New Roman" w:hAnsi="Calibri" w:cs="Calibri"/>
+        </w:rPr>
+        <w:t>Finance</w:t>
+      </w:r>
+      <w:r>
+        <w:rPr>
+          <w:rFonts w:ascii="Calibri" w:eastAsia="Times New Roman" w:hAnsi="Calibri" w:cs="Calibri"/>
+          <w:color w:val="1A1A1A"/>
+          <w:sz w:val="19"/>
+          <w:szCs w:val="19"/>
+        </w:rPr>
+        <w:t xml:space="preserve"> </w:t>
       </w:r>
     </w:p>
     <w:p>
       <w:pPr>
-        <w:divId w:val="654799581"/>
+        <w:divId w:val="2047095804"/>
         <w:rPr>
           <w:rFonts w:ascii="Calibri" w:eastAsia="Times New Roman" w:hAnsi="Calibri" w:cs="Calibri"/>
           <w:color w:val="1A1A1A"/>
@@ -925,24 +1344,56 @@
         <w:rPr>
           <w:rStyle w:val="toc-num1"/>
           <w:rFonts w:ascii="Calibri" w:eastAsia="Times New Roman" w:hAnsi="Calibri" w:cs="Calibri"/>
+        </w:rPr>
+        <w:t>14</w:t>
+      </w:r>
+      <w:r>
+        <w:rPr>
+          <w:rFonts w:ascii="Calibri" w:eastAsia="Times New Roman" w:hAnsi="Calibri" w:cs="Calibri"/>
+          <w:color w:val="1A1A1A"/>
           <w:sz w:val="19"/>
           <w:szCs w:val="19"/>
         </w:rPr>
-        <w:t>14</w:t>
-      </w:r>
-      <w:r>
-        <w:rPr>
-          <w:rFonts w:ascii="Calibri" w:eastAsia="Times New Roman" w:hAnsi="Calibri" w:cs="Calibri"/>
-          <w:color w:val="1A1A1A"/>
+        <w:t xml:space="preserve"> </w:t>
+      </w:r>
+      <w:r>
+        <w:rPr>
+          <w:rStyle w:val="toc-title1"/>
+          <w:rFonts w:ascii="Calibri" w:eastAsia="Times New Roman" w:hAnsi="Calibri" w:cs="Calibri"/>
           <w:sz w:val="19"/>
           <w:szCs w:val="19"/>
         </w:rPr>
         <w:t>Resource Plan — Single Resource, AI Agents &amp; Hire Roadmap</w:t>
+      </w:r>
+      <w:r>
+        <w:rPr>
+          <w:rFonts w:ascii="Calibri" w:eastAsia="Times New Roman" w:hAnsi="Calibri" w:cs="Calibri"/>
+          <w:color w:val="1A1A1A"/>
+          <w:sz w:val="19"/>
+          <w:szCs w:val="19"/>
+        </w:rPr>
+        <w:t xml:space="preserve"> </w:t>
+      </w:r>
+      <w:r>
+        <w:rPr>
+          <w:rStyle w:val="toc-cat1"/>
+          <w:rFonts w:ascii="Calibri" w:eastAsia="Times New Roman" w:hAnsi="Calibri" w:cs="Calibri"/>
+        </w:rPr>
+        <w:t>Finance</w:t>
+      </w:r>
+      <w:r>
+        <w:rPr>
+          <w:rFonts w:ascii="Calibri" w:eastAsia="Times New Roman" w:hAnsi="Calibri" w:cs="Calibri"/>
+          <w:color w:val="1A1A1A"/>
+          <w:sz w:val="19"/>
+          <w:szCs w:val="19"/>
+        </w:rPr>
+        <w:t xml:space="preserve"> </w:t>
       </w:r>
     </w:p>
     <w:p>
       <w:pPr>
-        <w:divId w:val="701711618"/>
+        <w:divId w:val="1844584995"/>
         <w:rPr>
           <w:rFonts w:ascii="Calibri" w:eastAsia="Times New Roman" w:hAnsi="Calibri" w:cs="Calibri"/>
           <w:color w:val="1A1A1A"/>
@@ -954,24 +1405,56 @@
         <w:rPr>
           <w:rStyle w:val="toc-num1"/>
           <w:rFonts w:ascii="Calibri" w:eastAsia="Times New Roman" w:hAnsi="Calibri" w:cs="Calibri"/>
+        </w:rPr>
+        <w:t>15</w:t>
+      </w:r>
+      <w:r>
+        <w:rPr>
+          <w:rFonts w:ascii="Calibri" w:eastAsia="Times New Roman" w:hAnsi="Calibri" w:cs="Calibri"/>
+          <w:color w:val="1A1A1A"/>
           <w:sz w:val="19"/>
           <w:szCs w:val="19"/>
         </w:rPr>
-        <w:t>15</w:t>
-      </w:r>
-      <w:r>
-        <w:rPr>
-          <w:rFonts w:ascii="Calibri" w:eastAsia="Times New Roman" w:hAnsi="Calibri" w:cs="Calibri"/>
-          <w:color w:val="1A1A1A"/>
+        <w:t xml:space="preserve"> </w:t>
+      </w:r>
+      <w:r>
+        <w:rPr>
+          <w:rStyle w:val="toc-title1"/>
+          <w:rFonts w:ascii="Calibri" w:eastAsia="Times New Roman" w:hAnsi="Calibri" w:cs="Calibri"/>
           <w:sz w:val="19"/>
           <w:szCs w:val="19"/>
         </w:rPr>
         <w:t>Tools &amp; Technology Stack</w:t>
+      </w:r>
+      <w:r>
+        <w:rPr>
+          <w:rFonts w:ascii="Calibri" w:eastAsia="Times New Roman" w:hAnsi="Calibri" w:cs="Calibri"/>
+          <w:color w:val="1A1A1A"/>
+          <w:sz w:val="19"/>
+          <w:szCs w:val="19"/>
+        </w:rPr>
+        <w:t xml:space="preserve"> </w:t>
+      </w:r>
+      <w:r>
+        <w:rPr>
+          <w:rStyle w:val="toc-cat1"/>
+          <w:rFonts w:ascii="Calibri" w:eastAsia="Times New Roman" w:hAnsi="Calibri" w:cs="Calibri"/>
+        </w:rPr>
+        <w:t>Operations</w:t>
+      </w:r>
+      <w:r>
+        <w:rPr>
+          <w:rFonts w:ascii="Calibri" w:eastAsia="Times New Roman" w:hAnsi="Calibri" w:cs="Calibri"/>
+          <w:color w:val="1A1A1A"/>
+          <w:sz w:val="19"/>
+          <w:szCs w:val="19"/>
+        </w:rPr>
+        <w:t xml:space="preserve"> </w:t>
       </w:r>
     </w:p>
     <w:p>
       <w:pPr>
-        <w:divId w:val="47151358"/>
+        <w:divId w:val="716248388"/>
         <w:rPr>
           <w:rFonts w:ascii="Calibri" w:eastAsia="Times New Roman" w:hAnsi="Calibri" w:cs="Calibri"/>
           <w:color w:val="1A1A1A"/>
@@ -983,25 +1466,57 @@
         <w:rPr>
           <w:rStyle w:val="toc-num1"/>
           <w:rFonts w:ascii="Calibri" w:eastAsia="Times New Roman" w:hAnsi="Calibri" w:cs="Calibri"/>
+        </w:rPr>
+        <w:lastRenderedPageBreak/>
+        <w:t>16</w:t>
+      </w:r>
+      <w:r>
+        <w:rPr>
+          <w:rFonts w:ascii="Calibri" w:eastAsia="Times New Roman" w:hAnsi="Calibri" w:cs="Calibri"/>
+          <w:color w:val="1A1A1A"/>
           <w:sz w:val="19"/>
           <w:szCs w:val="19"/>
         </w:rPr>
-        <w:lastRenderedPageBreak/>
-        <w:t>16</w:t>
-      </w:r>
-      <w:r>
-        <w:rPr>
-          <w:rFonts w:ascii="Calibri" w:eastAsia="Times New Roman" w:hAnsi="Calibri" w:cs="Calibri"/>
-          <w:color w:val="1A1A1A"/>
+        <w:t xml:space="preserve"> </w:t>
+      </w:r>
+      <w:r>
+        <w:rPr>
+          <w:rStyle w:val="toc-title1"/>
+          <w:rFonts w:ascii="Calibri" w:eastAsia="Times New Roman" w:hAnsi="Calibri" w:cs="Calibri"/>
           <w:sz w:val="19"/>
           <w:szCs w:val="19"/>
         </w:rPr>
         <w:t>CRM &amp; Lead Management System</w:t>
+      </w:r>
+      <w:r>
+        <w:rPr>
+          <w:rFonts w:ascii="Calibri" w:eastAsia="Times New Roman" w:hAnsi="Calibri" w:cs="Calibri"/>
+          <w:color w:val="1A1A1A"/>
+          <w:sz w:val="19"/>
+          <w:szCs w:val="19"/>
+        </w:rPr>
+        <w:t xml:space="preserve"> </w:t>
+      </w:r>
+      <w:r>
+        <w:rPr>
+          <w:rStyle w:val="toc-cat1"/>
+          <w:rFonts w:ascii="Calibri" w:eastAsia="Times New Roman" w:hAnsi="Calibri" w:cs="Calibri"/>
+        </w:rPr>
+        <w:t>Operations</w:t>
+      </w:r>
+      <w:r>
+        <w:rPr>
+          <w:rFonts w:ascii="Calibri" w:eastAsia="Times New Roman" w:hAnsi="Calibri" w:cs="Calibri"/>
+          <w:color w:val="1A1A1A"/>
+          <w:sz w:val="19"/>
+          <w:szCs w:val="19"/>
+        </w:rPr>
+        <w:t xml:space="preserve"> </w:t>
       </w:r>
     </w:p>
     <w:p>
       <w:pPr>
-        <w:divId w:val="1289584525"/>
+        <w:divId w:val="1730768121"/>
         <w:rPr>
           <w:rFonts w:ascii="Calibri" w:eastAsia="Times New Roman" w:hAnsi="Calibri" w:cs="Calibri"/>
           <w:color w:val="1A1A1A"/>
@@ -1013,24 +1528,56 @@
         <w:rPr>
           <w:rStyle w:val="toc-num1"/>
           <w:rFonts w:ascii="Calibri" w:eastAsia="Times New Roman" w:hAnsi="Calibri" w:cs="Calibri"/>
+        </w:rPr>
+        <w:t>17</w:t>
+      </w:r>
+      <w:r>
+        <w:rPr>
+          <w:rFonts w:ascii="Calibri" w:eastAsia="Times New Roman" w:hAnsi="Calibri" w:cs="Calibri"/>
+          <w:color w:val="1A1A1A"/>
           <w:sz w:val="19"/>
           <w:szCs w:val="19"/>
         </w:rPr>
-        <w:t>17</w:t>
-      </w:r>
-      <w:r>
-        <w:rPr>
-          <w:rFonts w:ascii="Calibri" w:eastAsia="Times New Roman" w:hAnsi="Calibri" w:cs="Calibri"/>
-          <w:color w:val="1A1A1A"/>
+        <w:t xml:space="preserve"> </w:t>
+      </w:r>
+      <w:r>
+        <w:rPr>
+          <w:rStyle w:val="toc-title1"/>
+          <w:rFonts w:ascii="Calibri" w:eastAsia="Times New Roman" w:hAnsi="Calibri" w:cs="Calibri"/>
           <w:sz w:val="19"/>
           <w:szCs w:val="19"/>
         </w:rPr>
         <w:t>KPIs &amp; Performance Dashboard</w:t>
+      </w:r>
+      <w:r>
+        <w:rPr>
+          <w:rFonts w:ascii="Calibri" w:eastAsia="Times New Roman" w:hAnsi="Calibri" w:cs="Calibri"/>
+          <w:color w:val="1A1A1A"/>
+          <w:sz w:val="19"/>
+          <w:szCs w:val="19"/>
+        </w:rPr>
+        <w:t xml:space="preserve"> </w:t>
+      </w:r>
+      <w:r>
+        <w:rPr>
+          <w:rStyle w:val="toc-cat1"/>
+          <w:rFonts w:ascii="Calibri" w:eastAsia="Times New Roman" w:hAnsi="Calibri" w:cs="Calibri"/>
+        </w:rPr>
+        <w:t>KPIs</w:t>
+      </w:r>
+      <w:r>
+        <w:rPr>
+          <w:rFonts w:ascii="Calibri" w:eastAsia="Times New Roman" w:hAnsi="Calibri" w:cs="Calibri"/>
+          <w:color w:val="1A1A1A"/>
+          <w:sz w:val="19"/>
+          <w:szCs w:val="19"/>
+        </w:rPr>
+        <w:t xml:space="preserve"> </w:t>
       </w:r>
     </w:p>
     <w:p>
       <w:pPr>
-        <w:divId w:val="1629359747"/>
+        <w:divId w:val="674109789"/>
         <w:rPr>
           <w:rFonts w:ascii="Calibri" w:eastAsia="Times New Roman" w:hAnsi="Calibri" w:cs="Calibri"/>
           <w:color w:val="1A1A1A"/>
@@ -1042,28 +1589,60 @@
         <w:rPr>
           <w:rStyle w:val="toc-num1"/>
           <w:rFonts w:ascii="Calibri" w:eastAsia="Times New Roman" w:hAnsi="Calibri" w:cs="Calibri"/>
+        </w:rPr>
+        <w:t>18</w:t>
+      </w:r>
+      <w:r>
+        <w:rPr>
+          <w:rFonts w:ascii="Calibri" w:eastAsia="Times New Roman" w:hAnsi="Calibri" w:cs="Calibri"/>
+          <w:color w:val="1A1A1A"/>
           <w:sz w:val="19"/>
           <w:szCs w:val="19"/>
         </w:rPr>
-        <w:t>18</w:t>
-      </w:r>
-      <w:r>
-        <w:rPr>
-          <w:rFonts w:ascii="Calibri" w:eastAsia="Times New Roman" w:hAnsi="Calibri" w:cs="Calibri"/>
-          <w:color w:val="1A1A1A"/>
+        <w:t xml:space="preserve"> </w:t>
+      </w:r>
+      <w:r>
+        <w:rPr>
+          <w:rStyle w:val="toc-title1"/>
+          <w:rFonts w:ascii="Calibri" w:eastAsia="Times New Roman" w:hAnsi="Calibri" w:cs="Calibri"/>
           <w:sz w:val="19"/>
           <w:szCs w:val="19"/>
         </w:rPr>
         <w:t>90-Day Execution Checklist</w:t>
+      </w:r>
+      <w:r>
+        <w:rPr>
+          <w:rFonts w:ascii="Calibri" w:eastAsia="Times New Roman" w:hAnsi="Calibri" w:cs="Calibri"/>
+          <w:color w:val="1A1A1A"/>
+          <w:sz w:val="19"/>
+          <w:szCs w:val="19"/>
+        </w:rPr>
+        <w:t xml:space="preserve"> </w:t>
+      </w:r>
+      <w:r>
+        <w:rPr>
+          <w:rStyle w:val="toc-cat1"/>
+          <w:rFonts w:ascii="Calibri" w:eastAsia="Times New Roman" w:hAnsi="Calibri" w:cs="Calibri"/>
+        </w:rPr>
+        <w:t>KPIs</w:t>
+      </w:r>
+      <w:r>
+        <w:rPr>
+          <w:rFonts w:ascii="Calibri" w:eastAsia="Times New Roman" w:hAnsi="Calibri" w:cs="Calibri"/>
+          <w:color w:val="1A1A1A"/>
+          <w:sz w:val="19"/>
+          <w:szCs w:val="19"/>
+        </w:rPr>
+        <w:t xml:space="preserve"> </w:t>
       </w:r>
     </w:p>
     <w:p>
       <w:pPr>
         <w:shd w:val="clear" w:color="auto" w:fill="F0F5FB"/>
-        <w:divId w:val="1269504899"/>
-        <w:rPr>
-          <w:rFonts w:ascii="Calibri" w:eastAsia="Times New Roman" w:hAnsi="Calibri" w:cs="Calibri"/>
-          <w:color w:val="444444"/>
+        <w:divId w:val="180240072"/>
+        <w:rPr>
+          <w:rFonts w:ascii="Calibri" w:eastAsia="Times New Roman" w:hAnsi="Calibri" w:cs="Calibri"/>
+          <w:color w:val="555555"/>
           <w:sz w:val="17"/>
           <w:szCs w:val="17"/>
         </w:rPr>
@@ -1071,16 +1650,56 @@
       <w:r>
         <w:rPr>
           <w:rFonts w:ascii="Calibri" w:eastAsia="Times New Roman" w:hAnsi="Calibri" w:cs="Calibri"/>
-          <w:color w:val="444444"/>
+          <w:color w:val="555555"/>
           <w:sz w:val="17"/>
           <w:szCs w:val="17"/>
         </w:rPr>
-        <w:t xml:space="preserve">This strategy covers the full 90-day go-to-market plan for TwinMaq — from Jeddah launch through MENA expansion — including outreach sequences, pricing, digital campaigns, KPIs, and execution checklists. </w:t>
+        <w:t xml:space="preserve">This strategy covers the complete 90-day go-to-market plan for TwinMaq — from Jeddah launch through MENA expansion — including outreach sequences, pricing, digital campaigns, KPIs, and execution checklists. </w:t>
       </w:r>
     </w:p>
     <w:p>
       <w:pPr>
-        <w:divId w:val="808208902"/>
+        <w:jc w:val="right"/>
+        <w:divId w:val="573394872"/>
+        <w:rPr>
+          <w:rFonts w:ascii="Calibri" w:eastAsia="Times New Roman" w:hAnsi="Calibri" w:cs="Calibri"/>
+          <w:color w:val="999999"/>
+          <w:sz w:val="16"/>
+          <w:szCs w:val="16"/>
+        </w:rPr>
+      </w:pPr>
+      <w:r>
+        <w:rPr>
+          <w:rFonts w:ascii="Calibri" w:eastAsia="Times New Roman" w:hAnsi="Calibri" w:cs="Calibri"/>
+          <w:color w:val="999999"/>
+          <w:sz w:val="16"/>
+          <w:szCs w:val="16"/>
+        </w:rPr>
+        <w:t xml:space="preserve">Prepared by </w:t>
+      </w:r>
+      <w:r>
+        <w:rPr>
+          <w:rStyle w:val="Strong"/>
+          <w:rFonts w:ascii="Calibri" w:eastAsia="Times New Roman" w:hAnsi="Calibri" w:cs="Calibri"/>
+          <w:color w:val="1A3C5E"/>
+          <w:sz w:val="16"/>
+          <w:szCs w:val="16"/>
+        </w:rPr>
+        <w:t>Sondos Sroor</w:t>
+      </w:r>
+      <w:r>
+        <w:rPr>
+          <w:rFonts w:ascii="Calibri" w:eastAsia="Times New Roman" w:hAnsi="Calibri" w:cs="Calibri"/>
+          <w:color w:val="999999"/>
+          <w:sz w:val="16"/>
+          <w:szCs w:val="16"/>
+        </w:rPr>
+        <w:t xml:space="preserve">  |  Team Itonek  |  May 2026 </w:t>
+      </w:r>
+    </w:p>
+    <w:p>
+      <w:pPr>
+        <w:divId w:val="958141441"/>
         <w:rPr>
           <w:rFonts w:ascii="Calibri" w:eastAsia="Times New Roman" w:hAnsi="Calibri" w:cs="Calibri"/>
           <w:color w:val="1A1A1A"/>
@@ -1108,7 +1727,7 @@
     <w:p>
       <w:pPr>
         <w:pStyle w:val="Heading1"/>
-        <w:divId w:val="808208902"/>
+        <w:divId w:val="958141441"/>
         <w:rPr>
           <w:rFonts w:ascii="Calibri" w:eastAsia="Times New Roman" w:hAnsi="Calibri" w:cs="Calibri"/>
         </w:rPr>
@@ -1123,7 +1742,7 @@
     <w:p>
       <w:pPr>
         <w:spacing w:before="200" w:after="200"/>
-        <w:divId w:val="808208902"/>
+        <w:divId w:val="958141441"/>
         <w:rPr>
           <w:rFonts w:ascii="Calibri" w:eastAsia="Times New Roman" w:hAnsi="Calibri" w:cs="Calibri"/>
           <w:color w:val="1A1A1A"/>
@@ -1138,15 +1757,15 @@
           <w:sz w:val="20"/>
           <w:szCs w:val="20"/>
         </w:rPr>
-        <w:pict w14:anchorId="5FAE9760">
-          <v:rect id="_x0000_i1027" style="width:0;height:1.5pt" o:hralign="center" o:hrstd="t" o:hr="t" fillcolor="#a0a0a0" stroked="f"/>
+        <w:pict w14:anchorId="65BDFDFB">
+          <v:rect id="_x0000_i1026" style="width:0;height:1.5pt" o:hralign="center" o:hrstd="t" o:hr="t" fillcolor="#a0a0a0" stroked="f"/>
         </w:pict>
       </w:r>
     </w:p>
     <w:p>
       <w:pPr>
         <w:pStyle w:val="Heading3"/>
-        <w:divId w:val="1835879572"/>
+        <w:divId w:val="164249529"/>
         <w:rPr>
           <w:rFonts w:ascii="Calibri" w:eastAsia="Times New Roman" w:hAnsi="Calibri" w:cs="Calibri"/>
         </w:rPr>
@@ -1161,7 +1780,7 @@
     <w:p>
       <w:pPr>
         <w:pStyle w:val="NormalWeb"/>
-        <w:divId w:val="1835879572"/>
+        <w:divId w:val="164249529"/>
         <w:rPr>
           <w:rFonts w:ascii="Calibri" w:hAnsi="Calibri" w:cs="Calibri"/>
           <w:color w:val="1A1A1A"/>
@@ -1201,7 +1820,7 @@
     <w:p>
       <w:pPr>
         <w:pStyle w:val="Heading3"/>
-        <w:divId w:val="1835879572"/>
+        <w:divId w:val="164249529"/>
         <w:rPr>
           <w:rFonts w:ascii="Calibri" w:eastAsia="Times New Roman" w:hAnsi="Calibri" w:cs="Calibri"/>
         </w:rPr>
@@ -1216,7 +1835,7 @@
     <w:p>
       <w:pPr>
         <w:pStyle w:val="NormalWeb"/>
-        <w:divId w:val="1835879572"/>
+        <w:divId w:val="164249529"/>
         <w:rPr>
           <w:rFonts w:ascii="Calibri" w:hAnsi="Calibri" w:cs="Calibri"/>
           <w:color w:val="1A1A1A"/>
@@ -1237,7 +1856,7 @@
     <w:p>
       <w:pPr>
         <w:pStyle w:val="Heading3"/>
-        <w:divId w:val="1479688514"/>
+        <w:divId w:val="1730180080"/>
         <w:rPr>
           <w:rFonts w:ascii="Calibri" w:eastAsia="Times New Roman" w:hAnsi="Calibri" w:cs="Calibri"/>
         </w:rPr>
@@ -1268,7 +1887,7 @@
       </w:tblGrid>
       <w:tr>
         <w:trPr>
-          <w:divId w:val="1479688514"/>
+          <w:divId w:val="1730180080"/>
         </w:trPr>
         <w:tc>
           <w:tcPr>
@@ -1425,7 +2044,7 @@
       </w:tr>
       <w:tr>
         <w:trPr>
-          <w:divId w:val="1479688514"/>
+          <w:divId w:val="1730180080"/>
         </w:trPr>
         <w:tc>
           <w:tcPr>
@@ -1570,7 +2189,7 @@
       </w:tr>
       <w:tr>
         <w:trPr>
-          <w:divId w:val="1479688514"/>
+          <w:divId w:val="1730180080"/>
         </w:trPr>
         <w:tc>
           <w:tcPr>
@@ -1715,7 +2334,7 @@
       </w:tr>
       <w:tr>
         <w:trPr>
-          <w:divId w:val="1479688514"/>
+          <w:divId w:val="1730180080"/>
         </w:trPr>
         <w:tc>
           <w:tcPr>
@@ -1860,7 +2479,7 @@
       </w:tr>
       <w:tr>
         <w:trPr>
-          <w:divId w:val="1479688514"/>
+          <w:divId w:val="1730180080"/>
         </w:trPr>
         <w:tc>
           <w:tcPr>
@@ -2010,7 +2629,7 @@
     <w:p>
       <w:pPr>
         <w:pStyle w:val="Heading3"/>
-        <w:divId w:val="1193417087"/>
+        <w:divId w:val="2139488616"/>
         <w:rPr>
           <w:rFonts w:ascii="Calibri" w:eastAsia="Times New Roman" w:hAnsi="Calibri" w:cs="Calibri"/>
         </w:rPr>
@@ -2040,7 +2659,7 @@
       </w:tblGrid>
       <w:tr>
         <w:trPr>
-          <w:divId w:val="1193417087"/>
+          <w:divId w:val="2139488616"/>
         </w:trPr>
         <w:tc>
           <w:tcPr>
@@ -2159,7 +2778,7 @@
       </w:tr>
       <w:tr>
         <w:trPr>
-          <w:divId w:val="1193417087"/>
+          <w:divId w:val="2139488616"/>
         </w:trPr>
         <w:tc>
           <w:tcPr>
@@ -2269,7 +2888,7 @@
       </w:tr>
       <w:tr>
         <w:trPr>
-          <w:divId w:val="1193417087"/>
+          <w:divId w:val="2139488616"/>
         </w:trPr>
         <w:tc>
           <w:tcPr>
@@ -2379,7 +2998,7 @@
       </w:tr>
       <w:tr>
         <w:trPr>
-          <w:divId w:val="1193417087"/>
+          <w:divId w:val="2139488616"/>
         </w:trPr>
         <w:tc>
           <w:tcPr>
@@ -2412,6 +3031,7 @@
                 <w:sz w:val="19"/>
                 <w:szCs w:val="19"/>
               </w:rPr>
+              <w:lastRenderedPageBreak/>
               <w:t>Proposals sent</w:t>
             </w:r>
           </w:p>
@@ -2489,7 +3109,7 @@
       </w:tr>
       <w:tr>
         <w:trPr>
-          <w:divId w:val="1193417087"/>
+          <w:divId w:val="2139488616"/>
         </w:trPr>
         <w:tc>
           <w:tcPr>
@@ -2522,7 +3142,6 @@
                 <w:sz w:val="19"/>
                 <w:szCs w:val="19"/>
               </w:rPr>
-              <w:lastRenderedPageBreak/>
               <w:t>Contracts signed</w:t>
             </w:r>
           </w:p>
@@ -2600,7 +3219,7 @@
       </w:tr>
       <w:tr>
         <w:trPr>
-          <w:divId w:val="1193417087"/>
+          <w:divId w:val="2139488616"/>
         </w:trPr>
         <w:tc>
           <w:tcPr>
@@ -2710,7 +3329,7 @@
       </w:tr>
       <w:tr>
         <w:trPr>
-          <w:divId w:val="1193417087"/>
+          <w:divId w:val="2139488616"/>
         </w:trPr>
         <w:tc>
           <w:tcPr>
@@ -2821,7 +3440,7 @@
     </w:tbl>
     <w:p>
       <w:pPr>
-        <w:divId w:val="932585783"/>
+        <w:divId w:val="1504783801"/>
         <w:rPr>
           <w:rFonts w:ascii="Calibri" w:eastAsia="Times New Roman" w:hAnsi="Calibri" w:cs="Calibri"/>
           <w:color w:val="1A1A1A"/>
@@ -2849,7 +3468,7 @@
     <w:p>
       <w:pPr>
         <w:pStyle w:val="Heading1"/>
-        <w:divId w:val="932585783"/>
+        <w:divId w:val="1504783801"/>
         <w:rPr>
           <w:rFonts w:ascii="Calibri" w:eastAsia="Times New Roman" w:hAnsi="Calibri" w:cs="Calibri"/>
         </w:rPr>
@@ -2864,7 +3483,7 @@
     <w:p>
       <w:pPr>
         <w:spacing w:before="200" w:after="200"/>
-        <w:divId w:val="932585783"/>
+        <w:divId w:val="1504783801"/>
         <w:rPr>
           <w:rFonts w:ascii="Calibri" w:eastAsia="Times New Roman" w:hAnsi="Calibri" w:cs="Calibri"/>
           <w:color w:val="1A1A1A"/>
@@ -2879,15 +3498,15 @@
           <w:sz w:val="20"/>
           <w:szCs w:val="20"/>
         </w:rPr>
-        <w:pict w14:anchorId="47F22D71">
-          <v:rect id="_x0000_i1028" style="width:0;height:1.5pt" o:hralign="center" o:hrstd="t" o:hr="t" fillcolor="#a0a0a0" stroked="f"/>
+        <w:pict w14:anchorId="44C571DB">
+          <v:rect id="_x0000_i1027" style="width:0;height:1.5pt" o:hralign="center" o:hrstd="t" o:hr="t" fillcolor="#a0a0a0" stroked="f"/>
         </w:pict>
       </w:r>
     </w:p>
     <w:p>
       <w:pPr>
         <w:pStyle w:val="NormalWeb"/>
-        <w:divId w:val="1355577504"/>
+        <w:divId w:val="853688924"/>
         <w:rPr>
           <w:rFonts w:ascii="Calibri" w:hAnsi="Calibri" w:cs="Calibri"/>
           <w:color w:val="1A1A1A"/>
@@ -2908,7 +3527,7 @@
     <w:p>
       <w:pPr>
         <w:pStyle w:val="Heading3"/>
-        <w:divId w:val="1913270754"/>
+        <w:divId w:val="29426530"/>
         <w:rPr>
           <w:rFonts w:ascii="Calibri" w:eastAsia="Times New Roman" w:hAnsi="Calibri" w:cs="Calibri"/>
         </w:rPr>
@@ -2937,7 +3556,7 @@
       </w:tblGrid>
       <w:tr>
         <w:trPr>
-          <w:divId w:val="1913270754"/>
+          <w:divId w:val="29426530"/>
         </w:trPr>
         <w:tc>
           <w:tcPr>
@@ -3018,7 +3637,7 @@
       </w:tr>
       <w:tr>
         <w:trPr>
-          <w:divId w:val="1913270754"/>
+          <w:divId w:val="29426530"/>
         </w:trPr>
         <w:tc>
           <w:tcPr>
@@ -3093,7 +3712,7 @@
       </w:tr>
       <w:tr>
         <w:trPr>
-          <w:divId w:val="1913270754"/>
+          <w:divId w:val="29426530"/>
         </w:trPr>
         <w:tc>
           <w:tcPr>
@@ -3168,7 +3787,7 @@
       </w:tr>
       <w:tr>
         <w:trPr>
-          <w:divId w:val="1913270754"/>
+          <w:divId w:val="29426530"/>
         </w:trPr>
         <w:tc>
           <w:tcPr>
@@ -3243,7 +3862,7 @@
       </w:tr>
       <w:tr>
         <w:trPr>
-          <w:divId w:val="1913270754"/>
+          <w:divId w:val="29426530"/>
         </w:trPr>
         <w:tc>
           <w:tcPr>
@@ -3318,7 +3937,7 @@
       </w:tr>
       <w:tr>
         <w:trPr>
-          <w:divId w:val="1913270754"/>
+          <w:divId w:val="29426530"/>
         </w:trPr>
         <w:tc>
           <w:tcPr>
@@ -3393,7 +4012,7 @@
       </w:tr>
       <w:tr>
         <w:trPr>
-          <w:divId w:val="1913270754"/>
+          <w:divId w:val="29426530"/>
         </w:trPr>
         <w:tc>
           <w:tcPr>
@@ -3470,7 +4089,7 @@
     <w:p>
       <w:pPr>
         <w:shd w:val="clear" w:color="auto" w:fill="EEF5FB"/>
-        <w:divId w:val="1422021045"/>
+        <w:divId w:val="1369184969"/>
         <w:rPr>
           <w:rFonts w:ascii="Calibri" w:eastAsia="Times New Roman" w:hAnsi="Calibri" w:cs="Calibri"/>
           <w:color w:val="1A1A1A"/>
@@ -3501,7 +4120,7 @@
     <w:p>
       <w:pPr>
         <w:pStyle w:val="Heading3"/>
-        <w:divId w:val="509105191"/>
+        <w:divId w:val="529295232"/>
         <w:rPr>
           <w:rFonts w:ascii="Calibri" w:eastAsia="Times New Roman" w:hAnsi="Calibri" w:cs="Calibri"/>
         </w:rPr>
@@ -3510,6 +4129,7 @@
         <w:rPr>
           <w:rFonts w:ascii="Calibri" w:eastAsia="Times New Roman" w:hAnsi="Calibri" w:cs="Calibri"/>
         </w:rPr>
+        <w:lastRenderedPageBreak/>
         <w:t>Market Size Estimate — KSA Interactive Visualization</w:t>
       </w:r>
     </w:p>
@@ -3533,7 +4153,7 @@
       </w:tblGrid>
       <w:tr>
         <w:trPr>
-          <w:divId w:val="509105191"/>
+          <w:divId w:val="529295232"/>
         </w:trPr>
         <w:tc>
           <w:tcPr>
@@ -3563,7 +4183,6 @@
                 <w:sz w:val="19"/>
                 <w:szCs w:val="19"/>
               </w:rPr>
-              <w:lastRenderedPageBreak/>
               <w:t>Segment</w:t>
             </w:r>
           </w:p>
@@ -3699,7 +4318,7 @@
       </w:tr>
       <w:tr>
         <w:trPr>
-          <w:divId w:val="509105191"/>
+          <w:divId w:val="529295232"/>
         </w:trPr>
         <w:tc>
           <w:tcPr>
@@ -3839,7 +4458,7 @@
       </w:tr>
       <w:tr>
         <w:trPr>
-          <w:divId w:val="509105191"/>
+          <w:divId w:val="529295232"/>
         </w:trPr>
         <w:tc>
           <w:tcPr>
@@ -3979,7 +4598,7 @@
       </w:tr>
       <w:tr>
         <w:trPr>
-          <w:divId w:val="509105191"/>
+          <w:divId w:val="529295232"/>
         </w:trPr>
         <w:tc>
           <w:tcPr>
@@ -4119,7 +4738,7 @@
       </w:tr>
       <w:tr>
         <w:trPr>
-          <w:divId w:val="509105191"/>
+          <w:divId w:val="529295232"/>
         </w:trPr>
         <w:tc>
           <w:tcPr>
@@ -4264,7 +4883,7 @@
     </w:tbl>
     <w:p>
       <w:pPr>
-        <w:divId w:val="1840658631"/>
+        <w:divId w:val="1677463360"/>
         <w:rPr>
           <w:rFonts w:ascii="Calibri" w:eastAsia="Times New Roman" w:hAnsi="Calibri" w:cs="Calibri"/>
           <w:color w:val="1A1A1A"/>
@@ -4292,7 +4911,7 @@
     <w:p>
       <w:pPr>
         <w:pStyle w:val="Heading1"/>
-        <w:divId w:val="1840658631"/>
+        <w:divId w:val="1677463360"/>
         <w:rPr>
           <w:rFonts w:ascii="Calibri" w:eastAsia="Times New Roman" w:hAnsi="Calibri" w:cs="Calibri"/>
         </w:rPr>
@@ -4307,7 +4926,7 @@
     <w:p>
       <w:pPr>
         <w:spacing w:before="200" w:after="200"/>
-        <w:divId w:val="1840658631"/>
+        <w:divId w:val="1677463360"/>
         <w:rPr>
           <w:rFonts w:ascii="Calibri" w:eastAsia="Times New Roman" w:hAnsi="Calibri" w:cs="Calibri"/>
           <w:color w:val="1A1A1A"/>
@@ -4322,15 +4941,15 @@
           <w:sz w:val="20"/>
           <w:szCs w:val="20"/>
         </w:rPr>
-        <w:pict w14:anchorId="30C633A6">
-          <v:rect id="_x0000_i1029" style="width:0;height:1.5pt" o:hralign="center" o:hrstd="t" o:hr="t" fillcolor="#a0a0a0" stroked="f"/>
+        <w:pict w14:anchorId="65ADC489">
+          <v:rect id="_x0000_i1028" style="width:0;height:1.5pt" o:hralign="center" o:hrstd="t" o:hr="t" fillcolor="#a0a0a0" stroked="f"/>
         </w:pict>
       </w:r>
     </w:p>
     <w:p>
       <w:pPr>
         <w:pStyle w:val="NormalWeb"/>
-        <w:divId w:val="1135365643"/>
+        <w:divId w:val="330764943"/>
         <w:rPr>
           <w:rFonts w:ascii="Calibri" w:hAnsi="Calibri" w:cs="Calibri"/>
           <w:color w:val="1A1A1A"/>
@@ -4389,7 +5008,7 @@
     <w:p>
       <w:pPr>
         <w:shd w:val="clear" w:color="auto" w:fill="1A3C5E"/>
-        <w:divId w:val="625477329"/>
+        <w:divId w:val="27804499"/>
         <w:rPr>
           <w:rFonts w:ascii="Calibri" w:eastAsia="Times New Roman" w:hAnsi="Calibri" w:cs="Calibri"/>
           <w:b/>
@@ -4414,7 +5033,7 @@
     <w:p>
       <w:pPr>
         <w:pStyle w:val="NormalWeb"/>
-        <w:divId w:val="177354228"/>
+        <w:divId w:val="450782807"/>
         <w:rPr>
           <w:rFonts w:ascii="Calibri" w:hAnsi="Calibri" w:cs="Calibri"/>
           <w:color w:val="1A1A1A"/>
@@ -4451,7 +5070,7 @@
       </w:tblGrid>
       <w:tr>
         <w:trPr>
-          <w:divId w:val="177354228"/>
+          <w:divId w:val="450782807"/>
         </w:trPr>
         <w:tc>
           <w:tcPr>
@@ -4584,7 +5203,7 @@
       </w:tr>
       <w:tr>
         <w:trPr>
-          <w:divId w:val="177354228"/>
+          <w:divId w:val="450782807"/>
         </w:trPr>
         <w:tc>
           <w:tcPr>
@@ -4699,7 +5318,7 @@
       </w:tr>
       <w:tr>
         <w:trPr>
-          <w:divId w:val="177354228"/>
+          <w:divId w:val="450782807"/>
         </w:trPr>
         <w:tc>
           <w:tcPr>
@@ -4814,7 +5433,7 @@
       </w:tr>
       <w:tr>
         <w:trPr>
-          <w:divId w:val="177354228"/>
+          <w:divId w:val="450782807"/>
         </w:trPr>
         <w:tc>
           <w:tcPr>
@@ -4929,7 +5548,7 @@
       </w:tr>
       <w:tr>
         <w:trPr>
-          <w:divId w:val="177354228"/>
+          <w:divId w:val="450782807"/>
         </w:trPr>
         <w:tc>
           <w:tcPr>
@@ -5044,7 +5663,7 @@
       </w:tr>
       <w:tr>
         <w:trPr>
-          <w:divId w:val="177354228"/>
+          <w:divId w:val="450782807"/>
         </w:trPr>
         <w:tc>
           <w:tcPr>
@@ -5168,7 +5787,7 @@
       </w:tr>
       <w:tr>
         <w:trPr>
-          <w:divId w:val="177354228"/>
+          <w:divId w:val="450782807"/>
         </w:trPr>
         <w:tc>
           <w:tcPr>
@@ -5284,7 +5903,7 @@
       </w:tr>
       <w:tr>
         <w:trPr>
-          <w:divId w:val="177354228"/>
+          <w:divId w:val="450782807"/>
         </w:trPr>
         <w:tc>
           <w:tcPr>
@@ -5400,7 +6019,7 @@
       </w:tr>
       <w:tr>
         <w:trPr>
-          <w:divId w:val="177354228"/>
+          <w:divId w:val="450782807"/>
         </w:trPr>
         <w:tc>
           <w:tcPr>
@@ -5516,7 +6135,7 @@
       </w:tr>
       <w:tr>
         <w:trPr>
-          <w:divId w:val="177354228"/>
+          <w:divId w:val="450782807"/>
         </w:trPr>
         <w:tc>
           <w:tcPr>
@@ -5542,6 +6161,7 @@
                 <w:sz w:val="19"/>
                 <w:szCs w:val="19"/>
               </w:rPr>
+              <w:lastRenderedPageBreak/>
               <w:t>Materials &amp; Finishes Selector</w:t>
             </w:r>
           </w:p>
@@ -5633,7 +6253,7 @@
       </w:tr>
       <w:tr>
         <w:trPr>
-          <w:divId w:val="177354228"/>
+          <w:divId w:val="450782807"/>
         </w:trPr>
         <w:tc>
           <w:tcPr>
@@ -5659,7 +6279,6 @@
                 <w:sz w:val="19"/>
                 <w:szCs w:val="19"/>
               </w:rPr>
-              <w:lastRenderedPageBreak/>
               <w:t>Social Media Marketing Content Package</w:t>
             </w:r>
           </w:p>
@@ -5751,7 +6370,7 @@
       </w:tr>
       <w:tr>
         <w:trPr>
-          <w:divId w:val="177354228"/>
+          <w:divId w:val="450782807"/>
         </w:trPr>
         <w:tc>
           <w:tcPr>
@@ -5868,7 +6487,7 @@
       </w:tr>
       <w:tr>
         <w:trPr>
-          <w:divId w:val="177354228"/>
+          <w:divId w:val="450782807"/>
         </w:trPr>
         <w:tc>
           <w:tcPr>
@@ -5984,7 +6603,7 @@
       </w:tr>
       <w:tr>
         <w:trPr>
-          <w:divId w:val="177354228"/>
+          <w:divId w:val="450782807"/>
         </w:trPr>
         <w:tc>
           <w:tcPr>
@@ -6102,7 +6721,7 @@
     <w:p>
       <w:pPr>
         <w:shd w:val="clear" w:color="auto" w:fill="EEF5FB"/>
-        <w:divId w:val="1412041976"/>
+        <w:divId w:val="168377409"/>
         <w:rPr>
           <w:rFonts w:ascii="Calibri" w:eastAsia="Times New Roman" w:hAnsi="Calibri" w:cs="Calibri"/>
           <w:color w:val="1A1A1A"/>
@@ -6152,7 +6771,7 @@
     <w:p>
       <w:pPr>
         <w:shd w:val="clear" w:color="auto" w:fill="1A3C5E"/>
-        <w:divId w:val="1463884019"/>
+        <w:divId w:val="998122168"/>
         <w:rPr>
           <w:rFonts w:ascii="Calibri" w:eastAsia="Times New Roman" w:hAnsi="Calibri" w:cs="Calibri"/>
           <w:b/>
@@ -6192,7 +6811,7 @@
       </w:tblGrid>
       <w:tr>
         <w:trPr>
-          <w:divId w:val="554200805"/>
+          <w:divId w:val="856579197"/>
         </w:trPr>
         <w:tc>
           <w:tcPr>
@@ -6293,7 +6912,7 @@
       </w:tr>
       <w:tr>
         <w:trPr>
-          <w:divId w:val="554200805"/>
+          <w:divId w:val="856579197"/>
         </w:trPr>
         <w:tc>
           <w:tcPr>
@@ -6380,7 +6999,7 @@
       </w:tr>
       <w:tr>
         <w:trPr>
-          <w:divId w:val="554200805"/>
+          <w:divId w:val="856579197"/>
         </w:trPr>
         <w:tc>
           <w:tcPr>
@@ -6467,7 +7086,7 @@
       </w:tr>
       <w:tr>
         <w:trPr>
-          <w:divId w:val="554200805"/>
+          <w:divId w:val="856579197"/>
         </w:trPr>
         <w:tc>
           <w:tcPr>
@@ -6573,7 +7192,7 @@
       </w:tr>
       <w:tr>
         <w:trPr>
-          <w:divId w:val="554200805"/>
+          <w:divId w:val="856579197"/>
         </w:trPr>
         <w:tc>
           <w:tcPr>
@@ -6660,7 +7279,7 @@
       </w:tr>
       <w:tr>
         <w:trPr>
-          <w:divId w:val="554200805"/>
+          <w:divId w:val="856579197"/>
         </w:trPr>
         <w:tc>
           <w:tcPr>
@@ -6749,7 +7368,7 @@
     <w:p>
       <w:pPr>
         <w:pStyle w:val="Heading3"/>
-        <w:divId w:val="748038638"/>
+        <w:divId w:val="1093672961"/>
         <w:rPr>
           <w:rFonts w:ascii="Calibri" w:eastAsia="Times New Roman" w:hAnsi="Calibri" w:cs="Calibri"/>
         </w:rPr>
@@ -6779,7 +7398,7 @@
       </w:tblGrid>
       <w:tr>
         <w:trPr>
-          <w:divId w:val="748038638"/>
+          <w:divId w:val="1093672961"/>
         </w:trPr>
         <w:tc>
           <w:tcPr>
@@ -6880,7 +7499,7 @@
       </w:tr>
       <w:tr>
         <w:trPr>
-          <w:divId w:val="748038638"/>
+          <w:divId w:val="1093672961"/>
         </w:trPr>
         <w:tc>
           <w:tcPr>
@@ -6976,7 +7595,7 @@
       </w:tr>
       <w:tr>
         <w:trPr>
-          <w:divId w:val="748038638"/>
+          <w:divId w:val="1093672961"/>
         </w:trPr>
         <w:tc>
           <w:tcPr>
@@ -7001,6 +7620,7 @@
                 <w:sz w:val="19"/>
                 <w:szCs w:val="19"/>
               </w:rPr>
+              <w:lastRenderedPageBreak/>
               <w:t>2</w:t>
             </w:r>
           </w:p>
@@ -7072,7 +7692,7 @@
       </w:tr>
       <w:tr>
         <w:trPr>
-          <w:divId w:val="748038638"/>
+          <w:divId w:val="1093672961"/>
         </w:trPr>
         <w:tc>
           <w:tcPr>
@@ -7097,7 +7717,6 @@
                 <w:sz w:val="19"/>
                 <w:szCs w:val="19"/>
               </w:rPr>
-              <w:lastRenderedPageBreak/>
               <w:t>3</w:t>
             </w:r>
           </w:p>
@@ -7169,7 +7788,7 @@
       </w:tr>
       <w:tr>
         <w:trPr>
-          <w:divId w:val="748038638"/>
+          <w:divId w:val="1093672961"/>
         </w:trPr>
         <w:tc>
           <w:tcPr>
@@ -7265,7 +7884,7 @@
       </w:tr>
       <w:tr>
         <w:trPr>
-          <w:divId w:val="748038638"/>
+          <w:divId w:val="1093672961"/>
         </w:trPr>
         <w:tc>
           <w:tcPr>
@@ -7363,7 +7982,7 @@
     <w:p>
       <w:pPr>
         <w:pStyle w:val="Heading3"/>
-        <w:divId w:val="555244873"/>
+        <w:divId w:val="510224348"/>
         <w:rPr>
           <w:rFonts w:ascii="Calibri" w:eastAsia="Times New Roman" w:hAnsi="Calibri" w:cs="Calibri"/>
         </w:rPr>
@@ -7392,7 +8011,7 @@
       </w:tblGrid>
       <w:tr>
         <w:trPr>
-          <w:divId w:val="555244873"/>
+          <w:divId w:val="510224348"/>
         </w:trPr>
         <w:tc>
           <w:tcPr>
@@ -7461,7 +8080,7 @@
       </w:tr>
       <w:tr>
         <w:trPr>
-          <w:divId w:val="555244873"/>
+          <w:divId w:val="510224348"/>
         </w:trPr>
         <w:tc>
           <w:tcPr>
@@ -7520,7 +8139,7 @@
       </w:tr>
       <w:tr>
         <w:trPr>
-          <w:divId w:val="555244873"/>
+          <w:divId w:val="510224348"/>
         </w:trPr>
         <w:tc>
           <w:tcPr>
@@ -7579,7 +8198,7 @@
       </w:tr>
       <w:tr>
         <w:trPr>
-          <w:divId w:val="555244873"/>
+          <w:divId w:val="510224348"/>
         </w:trPr>
         <w:tc>
           <w:tcPr>
@@ -7638,7 +8257,7 @@
       </w:tr>
       <w:tr>
         <w:trPr>
-          <w:divId w:val="555244873"/>
+          <w:divId w:val="510224348"/>
         </w:trPr>
         <w:tc>
           <w:tcPr>
@@ -7697,7 +8316,7 @@
       </w:tr>
       <w:tr>
         <w:trPr>
-          <w:divId w:val="555244873"/>
+          <w:divId w:val="510224348"/>
         </w:trPr>
         <w:tc>
           <w:tcPr>
@@ -7756,7 +8375,7 @@
       </w:tr>
       <w:tr>
         <w:trPr>
-          <w:divId w:val="555244873"/>
+          <w:divId w:val="510224348"/>
         </w:trPr>
         <w:tc>
           <w:tcPr>
@@ -7816,7 +8435,7 @@
     </w:tbl>
     <w:p>
       <w:pPr>
-        <w:divId w:val="1754087192"/>
+        <w:divId w:val="1664549190"/>
         <w:rPr>
           <w:rFonts w:ascii="Calibri" w:eastAsia="Times New Roman" w:hAnsi="Calibri" w:cs="Calibri"/>
           <w:color w:val="1A1A1A"/>
@@ -7844,7 +8463,7 @@
     <w:p>
       <w:pPr>
         <w:pStyle w:val="Heading1"/>
-        <w:divId w:val="1754087192"/>
+        <w:divId w:val="1664549190"/>
         <w:rPr>
           <w:rFonts w:ascii="Calibri" w:eastAsia="Times New Roman" w:hAnsi="Calibri" w:cs="Calibri"/>
         </w:rPr>
@@ -7859,7 +8478,7 @@
     <w:p>
       <w:pPr>
         <w:spacing w:before="200" w:after="200"/>
-        <w:divId w:val="1754087192"/>
+        <w:divId w:val="1664549190"/>
         <w:rPr>
           <w:rFonts w:ascii="Calibri" w:eastAsia="Times New Roman" w:hAnsi="Calibri" w:cs="Calibri"/>
           <w:color w:val="1A1A1A"/>
@@ -7874,15 +8493,15 @@
           <w:sz w:val="20"/>
           <w:szCs w:val="20"/>
         </w:rPr>
-        <w:pict w14:anchorId="3EB83ADA">
-          <v:rect id="_x0000_i1030" style="width:0;height:1.5pt" o:hralign="center" o:hrstd="t" o:hr="t" fillcolor="#a0a0a0" stroked="f"/>
+        <w:pict w14:anchorId="56599DC6">
+          <v:rect id="_x0000_i1029" style="width:0;height:1.5pt" o:hralign="center" o:hrstd="t" o:hr="t" fillcolor="#a0a0a0" stroked="f"/>
         </w:pict>
       </w:r>
     </w:p>
     <w:p>
       <w:pPr>
         <w:pStyle w:val="Heading3"/>
-        <w:divId w:val="1932931428"/>
+        <w:divId w:val="940719022"/>
         <w:rPr>
           <w:rFonts w:ascii="Calibri" w:eastAsia="Times New Roman" w:hAnsi="Calibri" w:cs="Calibri"/>
         </w:rPr>
@@ -7911,7 +8530,7 @@
       </w:tblGrid>
       <w:tr>
         <w:trPr>
-          <w:divId w:val="1932931428"/>
+          <w:divId w:val="940719022"/>
         </w:trPr>
         <w:tc>
           <w:tcPr>
@@ -7992,7 +8611,7 @@
       </w:tr>
       <w:tr>
         <w:trPr>
-          <w:divId w:val="1932931428"/>
+          <w:divId w:val="940719022"/>
         </w:trPr>
         <w:tc>
           <w:tcPr>
@@ -8067,7 +8686,7 @@
       </w:tr>
       <w:tr>
         <w:trPr>
-          <w:divId w:val="1932931428"/>
+          <w:divId w:val="940719022"/>
         </w:trPr>
         <w:tc>
           <w:tcPr>
@@ -8100,6 +8719,7 @@
                 <w:sz w:val="19"/>
                 <w:szCs w:val="19"/>
               </w:rPr>
+              <w:lastRenderedPageBreak/>
               <w:t>Target Cities</w:t>
             </w:r>
           </w:p>
@@ -8142,7 +8762,7 @@
       </w:tr>
       <w:tr>
         <w:trPr>
-          <w:divId w:val="1932931428"/>
+          <w:divId w:val="940719022"/>
         </w:trPr>
         <w:tc>
           <w:tcPr>
@@ -8175,7 +8795,6 @@
                 <w:sz w:val="19"/>
                 <w:szCs w:val="19"/>
               </w:rPr>
-              <w:lastRenderedPageBreak/>
               <w:t>Project Scale</w:t>
             </w:r>
           </w:p>
@@ -8218,7 +8837,7 @@
       </w:tr>
       <w:tr>
         <w:trPr>
-          <w:divId w:val="1932931428"/>
+          <w:divId w:val="940719022"/>
         </w:trPr>
         <w:tc>
           <w:tcPr>
@@ -8293,7 +8912,7 @@
       </w:tr>
       <w:tr>
         <w:trPr>
-          <w:divId w:val="1932931428"/>
+          <w:divId w:val="940719022"/>
         </w:trPr>
         <w:tc>
           <w:tcPr>
@@ -8368,7 +8987,7 @@
       </w:tr>
       <w:tr>
         <w:trPr>
-          <w:divId w:val="1932931428"/>
+          <w:divId w:val="940719022"/>
         </w:trPr>
         <w:tc>
           <w:tcPr>
@@ -8443,7 +9062,7 @@
       </w:tr>
       <w:tr>
         <w:trPr>
-          <w:divId w:val="1932931428"/>
+          <w:divId w:val="940719022"/>
         </w:trPr>
         <w:tc>
           <w:tcPr>
@@ -8518,7 +9137,7 @@
       </w:tr>
       <w:tr>
         <w:trPr>
-          <w:divId w:val="1932931428"/>
+          <w:divId w:val="940719022"/>
         </w:trPr>
         <w:tc>
           <w:tcPr>
@@ -8595,7 +9214,7 @@
     <w:p>
       <w:pPr>
         <w:pStyle w:val="Heading3"/>
-        <w:divId w:val="859899158"/>
+        <w:divId w:val="847671990"/>
         <w:rPr>
           <w:rFonts w:ascii="Calibri" w:eastAsia="Times New Roman" w:hAnsi="Calibri" w:cs="Calibri"/>
         </w:rPr>
@@ -8624,7 +9243,7 @@
       </w:tblGrid>
       <w:tr>
         <w:trPr>
-          <w:divId w:val="859899158"/>
+          <w:divId w:val="847671990"/>
         </w:trPr>
         <w:tc>
           <w:tcPr>
@@ -8705,7 +9324,7 @@
       </w:tr>
       <w:tr>
         <w:trPr>
-          <w:divId w:val="859899158"/>
+          <w:divId w:val="847671990"/>
         </w:trPr>
         <w:tc>
           <w:tcPr>
@@ -8780,7 +9399,7 @@
       </w:tr>
       <w:tr>
         <w:trPr>
-          <w:divId w:val="859899158"/>
+          <w:divId w:val="847671990"/>
         </w:trPr>
         <w:tc>
           <w:tcPr>
@@ -8855,7 +9474,7 @@
       </w:tr>
       <w:tr>
         <w:trPr>
-          <w:divId w:val="859899158"/>
+          <w:divId w:val="847671990"/>
         </w:trPr>
         <w:tc>
           <w:tcPr>
@@ -8932,7 +9551,7 @@
     <w:p>
       <w:pPr>
         <w:pStyle w:val="Heading3"/>
-        <w:divId w:val="757209994"/>
+        <w:divId w:val="1588229187"/>
         <w:rPr>
           <w:rFonts w:ascii="Calibri" w:eastAsia="Times New Roman" w:hAnsi="Calibri" w:cs="Calibri"/>
         </w:rPr>
@@ -8963,7 +9582,7 @@
       </w:tblGrid>
       <w:tr>
         <w:trPr>
-          <w:divId w:val="757209994"/>
+          <w:divId w:val="1588229187"/>
         </w:trPr>
         <w:tc>
           <w:tcPr>
@@ -9120,7 +9739,7 @@
       </w:tr>
       <w:tr>
         <w:trPr>
-          <w:divId w:val="757209994"/>
+          <w:divId w:val="1588229187"/>
         </w:trPr>
         <w:tc>
           <w:tcPr>
@@ -9266,7 +9885,7 @@
       </w:tr>
       <w:tr>
         <w:trPr>
-          <w:divId w:val="757209994"/>
+          <w:divId w:val="1588229187"/>
         </w:trPr>
         <w:tc>
           <w:tcPr>
@@ -9414,7 +10033,7 @@
     <w:p>
       <w:pPr>
         <w:pStyle w:val="Heading3"/>
-        <w:divId w:val="711461637"/>
+        <w:divId w:val="539361686"/>
         <w:rPr>
           <w:rFonts w:ascii="Calibri" w:eastAsia="Times New Roman" w:hAnsi="Calibri" w:cs="Calibri"/>
         </w:rPr>
@@ -9446,7 +10065,7 @@
       </w:tblGrid>
       <w:tr>
         <w:trPr>
-          <w:divId w:val="711461637"/>
+          <w:divId w:val="539361686"/>
         </w:trPr>
         <w:tc>
           <w:tcPr>
@@ -9476,6 +10095,7 @@
                 <w:sz w:val="19"/>
                 <w:szCs w:val="19"/>
               </w:rPr>
+              <w:lastRenderedPageBreak/>
               <w:t>Priority</w:t>
             </w:r>
           </w:p>
@@ -9611,7 +10231,7 @@
       </w:tr>
       <w:tr>
         <w:trPr>
-          <w:divId w:val="711461637"/>
+          <w:divId w:val="539361686"/>
         </w:trPr>
         <w:tc>
           <w:tcPr>
@@ -9635,7 +10255,6 @@
                 <w:rFonts w:ascii="Segoe UI Emoji" w:eastAsia="Times New Roman" w:hAnsi="Segoe UI Emoji" w:cs="Segoe UI Emoji"/>
                 <w:color w:val="1A1A1A"/>
               </w:rPr>
-              <w:lastRenderedPageBreak/>
               <w:t>🔴</w:t>
             </w:r>
             <w:r>
@@ -9759,7 +10378,7 @@
       </w:tr>
       <w:tr>
         <w:trPr>
-          <w:divId w:val="711461637"/>
+          <w:divId w:val="539361686"/>
         </w:trPr>
         <w:tc>
           <w:tcPr>
@@ -9906,7 +10525,7 @@
       </w:tr>
       <w:tr>
         <w:trPr>
-          <w:divId w:val="711461637"/>
+          <w:divId w:val="539361686"/>
         </w:trPr>
         <w:tc>
           <w:tcPr>
@@ -10053,7 +10672,7 @@
       </w:tr>
       <w:tr>
         <w:trPr>
-          <w:divId w:val="711461637"/>
+          <w:divId w:val="539361686"/>
         </w:trPr>
         <w:tc>
           <w:tcPr>
@@ -10200,7 +10819,7 @@
       </w:tr>
       <w:tr>
         <w:trPr>
-          <w:divId w:val="711461637"/>
+          <w:divId w:val="539361686"/>
         </w:trPr>
         <w:tc>
           <w:tcPr>
@@ -10347,7 +10966,7 @@
       </w:tr>
       <w:tr>
         <w:trPr>
-          <w:divId w:val="711461637"/>
+          <w:divId w:val="539361686"/>
         </w:trPr>
         <w:tc>
           <w:tcPr>
@@ -10495,7 +11114,7 @@
     </w:tbl>
     <w:p>
       <w:pPr>
-        <w:divId w:val="974601332"/>
+        <w:divId w:val="1335570455"/>
         <w:rPr>
           <w:rFonts w:ascii="Calibri" w:eastAsia="Times New Roman" w:hAnsi="Calibri" w:cs="Calibri"/>
           <w:color w:val="1A1A1A"/>
@@ -10523,7 +11142,7 @@
     <w:p>
       <w:pPr>
         <w:pStyle w:val="Heading1"/>
-        <w:divId w:val="974601332"/>
+        <w:divId w:val="1335570455"/>
         <w:rPr>
           <w:rFonts w:ascii="Calibri" w:eastAsia="Times New Roman" w:hAnsi="Calibri" w:cs="Calibri"/>
         </w:rPr>
@@ -10538,7 +11157,7 @@
     <w:p>
       <w:pPr>
         <w:spacing w:before="200" w:after="200"/>
-        <w:divId w:val="974601332"/>
+        <w:divId w:val="1335570455"/>
         <w:rPr>
           <w:rFonts w:ascii="Calibri" w:eastAsia="Times New Roman" w:hAnsi="Calibri" w:cs="Calibri"/>
           <w:color w:val="1A1A1A"/>
@@ -10553,15 +11172,15 @@
           <w:sz w:val="20"/>
           <w:szCs w:val="20"/>
         </w:rPr>
-        <w:pict w14:anchorId="3CB684FA">
-          <v:rect id="_x0000_i1031" style="width:0;height:1.5pt" o:hralign="center" o:hrstd="t" o:hr="t" fillcolor="#a0a0a0" stroked="f"/>
+        <w:pict w14:anchorId="4706A53F">
+          <v:rect id="_x0000_i1030" style="width:0;height:1.5pt" o:hralign="center" o:hrstd="t" o:hr="t" fillcolor="#a0a0a0" stroked="f"/>
         </w:pict>
       </w:r>
     </w:p>
     <w:p>
       <w:pPr>
         <w:pStyle w:val="Heading3"/>
-        <w:divId w:val="1604798379"/>
+        <w:divId w:val="1216162264"/>
         <w:rPr>
           <w:rFonts w:ascii="Calibri" w:eastAsia="Times New Roman" w:hAnsi="Calibri" w:cs="Calibri"/>
         </w:rPr>
@@ -10576,7 +11195,7 @@
     <w:p>
       <w:pPr>
         <w:shd w:val="clear" w:color="auto" w:fill="EEF5FB"/>
-        <w:divId w:val="1229655183"/>
+        <w:divId w:val="1761297818"/>
         <w:rPr>
           <w:rFonts w:ascii="Calibri" w:eastAsia="Times New Roman" w:hAnsi="Calibri" w:cs="Calibri"/>
           <w:color w:val="1A1A1A"/>
@@ -10607,7 +11226,7 @@
     <w:p>
       <w:pPr>
         <w:pStyle w:val="Heading3"/>
-        <w:divId w:val="1604798379"/>
+        <w:divId w:val="1216162264"/>
         <w:rPr>
           <w:rFonts w:ascii="Calibri" w:eastAsia="Times New Roman" w:hAnsi="Calibri" w:cs="Calibri"/>
         </w:rPr>
@@ -10622,7 +11241,7 @@
     <w:p>
       <w:pPr>
         <w:pStyle w:val="NormalWeb"/>
-        <w:divId w:val="1604798379"/>
+        <w:divId w:val="1216162264"/>
         <w:rPr>
           <w:rFonts w:ascii="Calibri" w:hAnsi="Calibri" w:cs="Calibri"/>
           <w:color w:val="1A1A1A"/>
@@ -10643,7 +11262,7 @@
     <w:p>
       <w:pPr>
         <w:pStyle w:val="Heading3"/>
-        <w:divId w:val="866065812"/>
+        <w:divId w:val="1194537616"/>
         <w:rPr>
           <w:rFonts w:ascii="Calibri" w:eastAsia="Times New Roman" w:hAnsi="Calibri" w:cs="Calibri"/>
         </w:rPr>
@@ -10673,7 +11292,7 @@
       </w:tblGrid>
       <w:tr>
         <w:trPr>
-          <w:divId w:val="866065812"/>
+          <w:divId w:val="1194537616"/>
         </w:trPr>
         <w:tc>
           <w:tcPr>
@@ -10792,7 +11411,7 @@
       </w:tr>
       <w:tr>
         <w:trPr>
-          <w:divId w:val="866065812"/>
+          <w:divId w:val="1194537616"/>
         </w:trPr>
         <w:tc>
           <w:tcPr>
@@ -10902,7 +11521,7 @@
       </w:tr>
       <w:tr>
         <w:trPr>
-          <w:divId w:val="866065812"/>
+          <w:divId w:val="1194537616"/>
         </w:trPr>
         <w:tc>
           <w:tcPr>
@@ -11012,7 +11631,7 @@
       </w:tr>
       <w:tr>
         <w:trPr>
-          <w:divId w:val="866065812"/>
+          <w:divId w:val="1194537616"/>
         </w:trPr>
         <w:tc>
           <w:tcPr>
@@ -11122,7 +11741,7 @@
       </w:tr>
       <w:tr>
         <w:trPr>
-          <w:divId w:val="866065812"/>
+          <w:divId w:val="1194537616"/>
         </w:trPr>
         <w:tc>
           <w:tcPr>
@@ -11233,7 +11852,7 @@
       </w:tr>
       <w:tr>
         <w:trPr>
-          <w:divId w:val="866065812"/>
+          <w:divId w:val="1194537616"/>
         </w:trPr>
         <w:tc>
           <w:tcPr>
@@ -11345,7 +11964,7 @@
     <w:p>
       <w:pPr>
         <w:pStyle w:val="Heading3"/>
-        <w:divId w:val="1894582738"/>
+        <w:divId w:val="306934826"/>
         <w:rPr>
           <w:rFonts w:ascii="Calibri" w:eastAsia="Times New Roman" w:hAnsi="Calibri" w:cs="Calibri"/>
         </w:rPr>
@@ -11359,7 +11978,7 @@
     </w:p>
     <w:p>
       <w:pPr>
-        <w:divId w:val="1179733494"/>
+        <w:divId w:val="1264606395"/>
         <w:rPr>
           <w:rFonts w:ascii="Calibri" w:eastAsia="Times New Roman" w:hAnsi="Calibri" w:cs="Calibri"/>
           <w:color w:val="1A1A1A"/>
@@ -11391,7 +12010,7 @@
     </w:p>
     <w:p>
       <w:pPr>
-        <w:divId w:val="1861970997"/>
+        <w:divId w:val="199318209"/>
         <w:rPr>
           <w:rFonts w:ascii="Calibri" w:eastAsia="Times New Roman" w:hAnsi="Calibri" w:cs="Calibri"/>
           <w:color w:val="1A1A1A"/>
@@ -11423,7 +12042,7 @@
     </w:p>
     <w:p>
       <w:pPr>
-        <w:divId w:val="1274634363"/>
+        <w:divId w:val="1226839622"/>
         <w:rPr>
           <w:rFonts w:ascii="Calibri" w:eastAsia="Times New Roman" w:hAnsi="Calibri" w:cs="Calibri"/>
           <w:color w:val="1A1A1A"/>
@@ -11455,7 +12074,7 @@
     </w:p>
     <w:p>
       <w:pPr>
-        <w:divId w:val="2079741451"/>
+        <w:divId w:val="235281557"/>
         <w:rPr>
           <w:rFonts w:ascii="Calibri" w:eastAsia="Times New Roman" w:hAnsi="Calibri" w:cs="Calibri"/>
           <w:color w:val="1A1A1A"/>
@@ -11487,7 +12106,7 @@
     </w:p>
     <w:p>
       <w:pPr>
-        <w:divId w:val="78017634"/>
+        <w:divId w:val="71128571"/>
         <w:rPr>
           <w:rFonts w:ascii="Calibri" w:eastAsia="Times New Roman" w:hAnsi="Calibri" w:cs="Calibri"/>
           <w:color w:val="1A1A1A"/>
@@ -11519,7 +12138,7 @@
     </w:p>
     <w:p>
       <w:pPr>
-        <w:divId w:val="236674362"/>
+        <w:divId w:val="2138180343"/>
         <w:rPr>
           <w:rFonts w:ascii="Calibri" w:eastAsia="Times New Roman" w:hAnsi="Calibri" w:cs="Calibri"/>
           <w:color w:val="1A1A1A"/>
@@ -11547,7 +12166,7 @@
     <w:p>
       <w:pPr>
         <w:pStyle w:val="Heading1"/>
-        <w:divId w:val="236674362"/>
+        <w:divId w:val="2138180343"/>
         <w:rPr>
           <w:rFonts w:ascii="Calibri" w:eastAsia="Times New Roman" w:hAnsi="Calibri" w:cs="Calibri"/>
         </w:rPr>
@@ -11562,7 +12181,7 @@
     <w:p>
       <w:pPr>
         <w:spacing w:before="200" w:after="200"/>
-        <w:divId w:val="236674362"/>
+        <w:divId w:val="2138180343"/>
         <w:rPr>
           <w:rFonts w:ascii="Calibri" w:eastAsia="Times New Roman" w:hAnsi="Calibri" w:cs="Calibri"/>
           <w:color w:val="1A1A1A"/>
@@ -11577,15 +12196,15 @@
           <w:sz w:val="20"/>
           <w:szCs w:val="20"/>
         </w:rPr>
-        <w:pict w14:anchorId="4118451C">
-          <v:rect id="_x0000_i1032" style="width:0;height:1.5pt" o:hralign="center" o:hrstd="t" o:hr="t" fillcolor="#a0a0a0" stroked="f"/>
+        <w:pict w14:anchorId="64FE4670">
+          <v:rect id="_x0000_i1031" style="width:0;height:1.5pt" o:hralign="center" o:hrstd="t" o:hr="t" fillcolor="#a0a0a0" stroked="f"/>
         </w:pict>
       </w:r>
     </w:p>
     <w:p>
       <w:pPr>
         <w:pStyle w:val="NormalWeb"/>
-        <w:divId w:val="578363938"/>
+        <w:divId w:val="510147577"/>
         <w:rPr>
           <w:rFonts w:ascii="Calibri" w:hAnsi="Calibri" w:cs="Calibri"/>
           <w:color w:val="1A1A1A"/>
@@ -11605,7 +12224,7 @@
     </w:p>
     <w:p>
       <w:pPr>
-        <w:divId w:val="6292785"/>
+        <w:divId w:val="1486698788"/>
         <w:rPr>
           <w:rFonts w:ascii="Calibri" w:eastAsia="Times New Roman" w:hAnsi="Calibri" w:cs="Calibri"/>
           <w:color w:val="1A1A1A"/>
@@ -11640,7 +12259,7 @@
       </w:tblGrid>
       <w:tr>
         <w:trPr>
-          <w:divId w:val="197009125"/>
+          <w:divId w:val="1650861664"/>
         </w:trPr>
         <w:tc>
           <w:tcPr>
@@ -11721,7 +12340,7 @@
       </w:tr>
       <w:tr>
         <w:trPr>
-          <w:divId w:val="197009125"/>
+          <w:divId w:val="1650861664"/>
         </w:trPr>
         <w:tc>
           <w:tcPr>
@@ -11796,7 +12415,7 @@
       </w:tr>
       <w:tr>
         <w:trPr>
-          <w:divId w:val="197009125"/>
+          <w:divId w:val="1650861664"/>
         </w:trPr>
         <w:tc>
           <w:tcPr>
@@ -11871,7 +12490,7 @@
       </w:tr>
       <w:tr>
         <w:trPr>
-          <w:divId w:val="197009125"/>
+          <w:divId w:val="1650861664"/>
         </w:trPr>
         <w:tc>
           <w:tcPr>
@@ -11904,6 +12523,7 @@
                 <w:sz w:val="19"/>
                 <w:szCs w:val="19"/>
               </w:rPr>
+              <w:lastRenderedPageBreak/>
               <w:t>Outreach Volume</w:t>
             </w:r>
           </w:p>
@@ -11946,7 +12566,7 @@
       </w:tr>
       <w:tr>
         <w:trPr>
-          <w:divId w:val="197009125"/>
+          <w:divId w:val="1650861664"/>
         </w:trPr>
         <w:tc>
           <w:tcPr>
@@ -12021,7 +12641,7 @@
       </w:tr>
       <w:tr>
         <w:trPr>
-          <w:divId w:val="197009125"/>
+          <w:divId w:val="1650861664"/>
         </w:trPr>
         <w:tc>
           <w:tcPr>
@@ -12096,7 +12716,7 @@
       </w:tr>
       <w:tr>
         <w:trPr>
-          <w:divId w:val="197009125"/>
+          <w:divId w:val="1650861664"/>
         </w:trPr>
         <w:tc>
           <w:tcPr>
@@ -12172,7 +12792,7 @@
     </w:tbl>
     <w:p>
       <w:pPr>
-        <w:divId w:val="2078238529"/>
+        <w:divId w:val="1622221611"/>
         <w:rPr>
           <w:rFonts w:ascii="Calibri" w:eastAsia="Times New Roman" w:hAnsi="Calibri" w:cs="Calibri"/>
           <w:color w:val="1A1A1A"/>
@@ -12207,7 +12827,7 @@
       </w:tblGrid>
       <w:tr>
         <w:trPr>
-          <w:divId w:val="43452970"/>
+          <w:divId w:val="81462809"/>
         </w:trPr>
         <w:tc>
           <w:tcPr>
@@ -12288,7 +12908,7 @@
       </w:tr>
       <w:tr>
         <w:trPr>
-          <w:divId w:val="43452970"/>
+          <w:divId w:val="81462809"/>
         </w:trPr>
         <w:tc>
           <w:tcPr>
@@ -12363,7 +12983,7 @@
       </w:tr>
       <w:tr>
         <w:trPr>
-          <w:divId w:val="43452970"/>
+          <w:divId w:val="81462809"/>
         </w:trPr>
         <w:tc>
           <w:tcPr>
@@ -12438,7 +13058,7 @@
       </w:tr>
       <w:tr>
         <w:trPr>
-          <w:divId w:val="43452970"/>
+          <w:divId w:val="81462809"/>
         </w:trPr>
         <w:tc>
           <w:tcPr>
@@ -12513,7 +13133,7 @@
       </w:tr>
       <w:tr>
         <w:trPr>
-          <w:divId w:val="43452970"/>
+          <w:divId w:val="81462809"/>
         </w:trPr>
         <w:tc>
           <w:tcPr>
@@ -12588,7 +13208,7 @@
       </w:tr>
       <w:tr>
         <w:trPr>
-          <w:divId w:val="43452970"/>
+          <w:divId w:val="81462809"/>
         </w:trPr>
         <w:tc>
           <w:tcPr>
@@ -12664,7 +13284,7 @@
     </w:tbl>
     <w:p>
       <w:pPr>
-        <w:divId w:val="994919852"/>
+        <w:divId w:val="26033381"/>
         <w:rPr>
           <w:rFonts w:ascii="Calibri" w:eastAsia="Times New Roman" w:hAnsi="Calibri" w:cs="Calibri"/>
           <w:color w:val="1A1A1A"/>
@@ -12699,7 +13319,7 @@
       </w:tblGrid>
       <w:tr>
         <w:trPr>
-          <w:divId w:val="1716201455"/>
+          <w:divId w:val="2068215354"/>
         </w:trPr>
         <w:tc>
           <w:tcPr>
@@ -12780,7 +13400,7 @@
       </w:tr>
       <w:tr>
         <w:trPr>
-          <w:divId w:val="1716201455"/>
+          <w:divId w:val="2068215354"/>
         </w:trPr>
         <w:tc>
           <w:tcPr>
@@ -12855,7 +13475,7 @@
       </w:tr>
       <w:tr>
         <w:trPr>
-          <w:divId w:val="1716201455"/>
+          <w:divId w:val="2068215354"/>
         </w:trPr>
         <w:tc>
           <w:tcPr>
@@ -12930,7 +13550,7 @@
       </w:tr>
       <w:tr>
         <w:trPr>
-          <w:divId w:val="1716201455"/>
+          <w:divId w:val="2068215354"/>
         </w:trPr>
         <w:tc>
           <w:tcPr>
@@ -13005,7 +13625,7 @@
       </w:tr>
       <w:tr>
         <w:trPr>
-          <w:divId w:val="1716201455"/>
+          <w:divId w:val="2068215354"/>
         </w:trPr>
         <w:tc>
           <w:tcPr>
@@ -13080,7 +13700,7 @@
       </w:tr>
       <w:tr>
         <w:trPr>
-          <w:divId w:val="1716201455"/>
+          <w:divId w:val="2068215354"/>
         </w:trPr>
         <w:tc>
           <w:tcPr>
@@ -13113,6 +13733,7 @@
                 <w:sz w:val="19"/>
                 <w:szCs w:val="19"/>
               </w:rPr>
+              <w:lastRenderedPageBreak/>
               <w:t>Marketing Spend</w:t>
             </w:r>
           </w:p>
@@ -13156,7 +13777,7 @@
     </w:tbl>
     <w:p>
       <w:pPr>
-        <w:divId w:val="1937442137"/>
+        <w:divId w:val="97532944"/>
         <w:rPr>
           <w:rFonts w:ascii="Calibri" w:eastAsia="Times New Roman" w:hAnsi="Calibri" w:cs="Calibri"/>
           <w:color w:val="1A1A1A"/>
@@ -13191,7 +13812,7 @@
       </w:tblGrid>
       <w:tr>
         <w:trPr>
-          <w:divId w:val="67457292"/>
+          <w:divId w:val="950666380"/>
         </w:trPr>
         <w:tc>
           <w:tcPr>
@@ -13272,7 +13893,7 @@
       </w:tr>
       <w:tr>
         <w:trPr>
-          <w:divId w:val="67457292"/>
+          <w:divId w:val="950666380"/>
         </w:trPr>
         <w:tc>
           <w:tcPr>
@@ -13347,7 +13968,7 @@
       </w:tr>
       <w:tr>
         <w:trPr>
-          <w:divId w:val="67457292"/>
+          <w:divId w:val="950666380"/>
         </w:trPr>
         <w:tc>
           <w:tcPr>
@@ -13422,7 +14043,7 @@
       </w:tr>
       <w:tr>
         <w:trPr>
-          <w:divId w:val="67457292"/>
+          <w:divId w:val="950666380"/>
         </w:trPr>
         <w:tc>
           <w:tcPr>
@@ -13497,7 +14118,7 @@
       </w:tr>
       <w:tr>
         <w:trPr>
-          <w:divId w:val="67457292"/>
+          <w:divId w:val="950666380"/>
         </w:trPr>
         <w:tc>
           <w:tcPr>
@@ -13573,7 +14194,7 @@
     </w:tbl>
     <w:p>
       <w:pPr>
-        <w:divId w:val="1027558018"/>
+        <w:divId w:val="1584726835"/>
         <w:rPr>
           <w:rFonts w:ascii="Calibri" w:eastAsia="Times New Roman" w:hAnsi="Calibri" w:cs="Calibri"/>
           <w:color w:val="1A1A1A"/>
@@ -13601,7 +14222,7 @@
     <w:p>
       <w:pPr>
         <w:pStyle w:val="Heading1"/>
-        <w:divId w:val="1027558018"/>
+        <w:divId w:val="1584726835"/>
         <w:rPr>
           <w:rFonts w:ascii="Calibri" w:eastAsia="Times New Roman" w:hAnsi="Calibri" w:cs="Calibri"/>
         </w:rPr>
@@ -13616,7 +14237,7 @@
     <w:p>
       <w:pPr>
         <w:spacing w:before="200" w:after="200"/>
-        <w:divId w:val="1027558018"/>
+        <w:divId w:val="1584726835"/>
         <w:rPr>
           <w:rFonts w:ascii="Calibri" w:eastAsia="Times New Roman" w:hAnsi="Calibri" w:cs="Calibri"/>
           <w:color w:val="1A1A1A"/>
@@ -13631,15 +14252,15 @@
           <w:sz w:val="20"/>
           <w:szCs w:val="20"/>
         </w:rPr>
-        <w:pict w14:anchorId="5B20184A">
-          <v:rect id="_x0000_i1033" style="width:0;height:1.5pt" o:hralign="center" o:hrstd="t" o:hr="t" fillcolor="#a0a0a0" stroked="f"/>
+        <w:pict w14:anchorId="09E12DC1">
+          <v:rect id="_x0000_i1032" style="width:0;height:1.5pt" o:hralign="center" o:hrstd="t" o:hr="t" fillcolor="#a0a0a0" stroked="f"/>
         </w:pict>
       </w:r>
     </w:p>
     <w:p>
       <w:pPr>
         <w:pStyle w:val="NormalWeb"/>
-        <w:divId w:val="1956328970"/>
+        <w:divId w:val="1055816947"/>
         <w:rPr>
           <w:rFonts w:ascii="Calibri" w:hAnsi="Calibri" w:cs="Calibri"/>
           <w:color w:val="1A1A1A"/>
@@ -13660,7 +14281,7 @@
     <w:p>
       <w:pPr>
         <w:shd w:val="clear" w:color="auto" w:fill="1A3C5E"/>
-        <w:divId w:val="753671254"/>
+        <w:divId w:val="814685807"/>
         <w:rPr>
           <w:rFonts w:ascii="Calibri" w:eastAsia="Times New Roman" w:hAnsi="Calibri" w:cs="Calibri"/>
           <w:b/>
@@ -13684,7 +14305,7 @@
     </w:p>
     <w:p>
       <w:pPr>
-        <w:divId w:val="584267040"/>
+        <w:divId w:val="736167329"/>
         <w:rPr>
           <w:rFonts w:ascii="Calibri" w:eastAsia="Times New Roman" w:hAnsi="Calibri" w:cs="Calibri"/>
           <w:color w:val="1A1A1A"/>
@@ -13770,7 +14391,7 @@
     </w:p>
     <w:p>
       <w:pPr>
-        <w:divId w:val="641346276"/>
+        <w:divId w:val="1941720470"/>
         <w:rPr>
           <w:rFonts w:ascii="Calibri" w:eastAsia="Times New Roman" w:hAnsi="Calibri" w:cs="Calibri"/>
           <w:color w:val="1A1A1A"/>
@@ -13802,7 +14423,7 @@
     </w:p>
     <w:p>
       <w:pPr>
-        <w:divId w:val="2088263226"/>
+        <w:divId w:val="59259054"/>
         <w:rPr>
           <w:rFonts w:ascii="Calibri" w:eastAsia="Times New Roman" w:hAnsi="Calibri" w:cs="Calibri"/>
           <w:color w:val="1A1A1A"/>
@@ -13834,7 +14455,7 @@
     </w:p>
     <w:p>
       <w:pPr>
-        <w:divId w:val="1795247744"/>
+        <w:divId w:val="117263783"/>
         <w:rPr>
           <w:rFonts w:ascii="Calibri" w:eastAsia="Times New Roman" w:hAnsi="Calibri" w:cs="Calibri"/>
           <w:color w:val="1A1A1A"/>
@@ -13866,7 +14487,7 @@
     </w:p>
     <w:p>
       <w:pPr>
-        <w:divId w:val="724253670"/>
+        <w:divId w:val="208149606"/>
         <w:rPr>
           <w:rFonts w:ascii="Calibri" w:eastAsia="Times New Roman" w:hAnsi="Calibri" w:cs="Calibri"/>
           <w:color w:val="1A1A1A"/>
@@ -13899,7 +14520,7 @@
     <w:p>
       <w:pPr>
         <w:shd w:val="clear" w:color="auto" w:fill="1A3C5E"/>
-        <w:divId w:val="770972503"/>
+        <w:divId w:val="2092969033"/>
         <w:rPr>
           <w:rFonts w:ascii="Calibri" w:eastAsia="Times New Roman" w:hAnsi="Calibri" w:cs="Calibri"/>
           <w:b/>
@@ -13923,7 +14544,7 @@
     </w:p>
     <w:p>
       <w:pPr>
-        <w:divId w:val="1993949672"/>
+        <w:divId w:val="11878753"/>
         <w:rPr>
           <w:rFonts w:ascii="Calibri" w:eastAsia="Times New Roman" w:hAnsi="Calibri" w:cs="Calibri"/>
           <w:color w:val="1A1A1A"/>
@@ -13955,7 +14576,7 @@
     </w:p>
     <w:p>
       <w:pPr>
-        <w:divId w:val="44180587"/>
+        <w:divId w:val="1025130393"/>
         <w:rPr>
           <w:rFonts w:ascii="Calibri" w:eastAsia="Times New Roman" w:hAnsi="Calibri" w:cs="Calibri"/>
           <w:color w:val="1A1A1A"/>
@@ -13972,6 +14593,7 @@
           <w:sz w:val="21"/>
           <w:szCs w:val="21"/>
         </w:rPr>
+        <w:lastRenderedPageBreak/>
         <w:t>Step 7 — Connect with 10 LinkedIn decision-makers per day</w:t>
       </w:r>
       <w:r>
@@ -13987,7 +14609,7 @@
     </w:p>
     <w:p>
       <w:pPr>
-        <w:divId w:val="744686473"/>
+        <w:divId w:val="1599950931"/>
         <w:rPr>
           <w:rFonts w:ascii="Calibri" w:eastAsia="Times New Roman" w:hAnsi="Calibri" w:cs="Calibri"/>
           <w:color w:val="1A1A1A"/>
@@ -14019,7 +14641,7 @@
     </w:p>
     <w:p>
       <w:pPr>
-        <w:divId w:val="843711922"/>
+        <w:divId w:val="358434571"/>
         <w:rPr>
           <w:rFonts w:ascii="Calibri" w:eastAsia="Times New Roman" w:hAnsi="Calibri" w:cs="Calibri"/>
           <w:color w:val="1A1A1A"/>
@@ -14051,7 +14673,7 @@
     </w:p>
     <w:p>
       <w:pPr>
-        <w:divId w:val="143015205"/>
+        <w:divId w:val="444547458"/>
         <w:rPr>
           <w:rFonts w:ascii="Calibri" w:eastAsia="Times New Roman" w:hAnsi="Calibri" w:cs="Calibri"/>
           <w:color w:val="1A1A1A"/>
@@ -14084,7 +14706,7 @@
     <w:p>
       <w:pPr>
         <w:shd w:val="clear" w:color="auto" w:fill="1A3C5E"/>
-        <w:divId w:val="995694271"/>
+        <w:divId w:val="1672487123"/>
         <w:rPr>
           <w:rFonts w:ascii="Calibri" w:eastAsia="Times New Roman" w:hAnsi="Calibri" w:cs="Calibri"/>
           <w:b/>
@@ -14108,7 +14730,7 @@
     </w:p>
     <w:p>
       <w:pPr>
-        <w:divId w:val="527062556"/>
+        <w:divId w:val="1647396914"/>
         <w:rPr>
           <w:rFonts w:ascii="Calibri" w:eastAsia="Times New Roman" w:hAnsi="Calibri" w:cs="Calibri"/>
           <w:color w:val="1A1A1A"/>
@@ -14140,7 +14762,7 @@
     </w:p>
     <w:p>
       <w:pPr>
-        <w:divId w:val="506331233"/>
+        <w:divId w:val="1081294878"/>
         <w:rPr>
           <w:rFonts w:ascii="Calibri" w:eastAsia="Times New Roman" w:hAnsi="Calibri" w:cs="Calibri"/>
           <w:color w:val="1A1A1A"/>
@@ -14172,7 +14794,7 @@
     </w:p>
     <w:p>
       <w:pPr>
-        <w:divId w:val="2135322397"/>
+        <w:divId w:val="1782726331"/>
         <w:rPr>
           <w:rFonts w:ascii="Calibri" w:eastAsia="Times New Roman" w:hAnsi="Calibri" w:cs="Calibri"/>
           <w:color w:val="1A1A1A"/>
@@ -14204,7 +14826,7 @@
     </w:p>
     <w:p>
       <w:pPr>
-        <w:divId w:val="1471483176"/>
+        <w:divId w:val="609825244"/>
         <w:rPr>
           <w:rFonts w:ascii="Calibri" w:eastAsia="Times New Roman" w:hAnsi="Calibri" w:cs="Calibri"/>
           <w:color w:val="1A1A1A"/>
@@ -14236,7 +14858,7 @@
     </w:p>
     <w:p>
       <w:pPr>
-        <w:divId w:val="957761637"/>
+        <w:divId w:val="1310017038"/>
         <w:rPr>
           <w:rFonts w:ascii="Calibri" w:eastAsia="Times New Roman" w:hAnsi="Calibri" w:cs="Calibri"/>
           <w:color w:val="1A1A1A"/>
@@ -14268,7 +14890,7 @@
     </w:p>
     <w:p>
       <w:pPr>
-        <w:divId w:val="1552110254"/>
+        <w:divId w:val="1444107825"/>
         <w:rPr>
           <w:rFonts w:ascii="Calibri" w:eastAsia="Times New Roman" w:hAnsi="Calibri" w:cs="Calibri"/>
           <w:color w:val="1A1A1A"/>
@@ -14296,7 +14918,7 @@
     <w:p>
       <w:pPr>
         <w:pStyle w:val="Heading1"/>
-        <w:divId w:val="1552110254"/>
+        <w:divId w:val="1444107825"/>
         <w:rPr>
           <w:rFonts w:ascii="Calibri" w:eastAsia="Times New Roman" w:hAnsi="Calibri" w:cs="Calibri"/>
         </w:rPr>
@@ -14311,7 +14933,7 @@
     <w:p>
       <w:pPr>
         <w:spacing w:before="200" w:after="200"/>
-        <w:divId w:val="1552110254"/>
+        <w:divId w:val="1444107825"/>
         <w:rPr>
           <w:rFonts w:ascii="Calibri" w:eastAsia="Times New Roman" w:hAnsi="Calibri" w:cs="Calibri"/>
           <w:color w:val="1A1A1A"/>
@@ -14326,15 +14948,15 @@
           <w:sz w:val="20"/>
           <w:szCs w:val="20"/>
         </w:rPr>
-        <w:pict w14:anchorId="7950B5E8">
-          <v:rect id="_x0000_i1034" style="width:0;height:1.5pt" o:hralign="center" o:hrstd="t" o:hr="t" fillcolor="#a0a0a0" stroked="f"/>
+        <w:pict w14:anchorId="1EA4EA48">
+          <v:rect id="_x0000_i1033" style="width:0;height:1.5pt" o:hralign="center" o:hrstd="t" o:hr="t" fillcolor="#a0a0a0" stroked="f"/>
         </w:pict>
       </w:r>
     </w:p>
     <w:p>
       <w:pPr>
         <w:pStyle w:val="Heading3"/>
-        <w:divId w:val="1749039393"/>
+        <w:divId w:val="1342010834"/>
         <w:rPr>
           <w:rFonts w:ascii="Calibri" w:eastAsia="Times New Roman" w:hAnsi="Calibri" w:cs="Calibri"/>
         </w:rPr>
@@ -14365,7 +14987,7 @@
       </w:tblGrid>
       <w:tr>
         <w:trPr>
-          <w:divId w:val="1749039393"/>
+          <w:divId w:val="1342010834"/>
         </w:trPr>
         <w:tc>
           <w:tcPr>
@@ -14498,7 +15120,7 @@
       </w:tr>
       <w:tr>
         <w:trPr>
-          <w:divId w:val="1749039393"/>
+          <w:divId w:val="1342010834"/>
         </w:trPr>
         <w:tc>
           <w:tcPr>
@@ -14611,7 +15233,7 @@
       </w:tr>
       <w:tr>
         <w:trPr>
-          <w:divId w:val="1749039393"/>
+          <w:divId w:val="1342010834"/>
         </w:trPr>
         <w:tc>
           <w:tcPr>
@@ -14724,7 +15346,7 @@
       </w:tr>
       <w:tr>
         <w:trPr>
-          <w:divId w:val="1749039393"/>
+          <w:divId w:val="1342010834"/>
         </w:trPr>
         <w:tc>
           <w:tcPr>
@@ -14837,7 +15459,7 @@
       </w:tr>
       <w:tr>
         <w:trPr>
-          <w:divId w:val="1749039393"/>
+          <w:divId w:val="1342010834"/>
         </w:trPr>
         <w:tc>
           <w:tcPr>
@@ -14950,7 +15572,7 @@
       </w:tr>
       <w:tr>
         <w:trPr>
-          <w:divId w:val="1749039393"/>
+          <w:divId w:val="1342010834"/>
         </w:trPr>
         <w:tc>
           <w:tcPr>
@@ -15063,7 +15685,7 @@
       </w:tr>
       <w:tr>
         <w:trPr>
-          <w:divId w:val="1749039393"/>
+          <w:divId w:val="1342010834"/>
         </w:trPr>
         <w:tc>
           <w:tcPr>
@@ -15088,6 +15710,7 @@
                 <w:sz w:val="19"/>
                 <w:szCs w:val="19"/>
               </w:rPr>
+              <w:lastRenderedPageBreak/>
               <w:t>6</w:t>
             </w:r>
           </w:p>
@@ -15176,7 +15799,7 @@
       </w:tr>
       <w:tr>
         <w:trPr>
-          <w:divId w:val="1749039393"/>
+          <w:divId w:val="1342010834"/>
         </w:trPr>
         <w:tc>
           <w:tcPr>
@@ -15289,7 +15912,7 @@
       </w:tr>
       <w:tr>
         <w:trPr>
-          <w:divId w:val="1749039393"/>
+          <w:divId w:val="1342010834"/>
         </w:trPr>
         <w:tc>
           <w:tcPr>
@@ -15402,7 +16025,7 @@
       </w:tr>
       <w:tr>
         <w:trPr>
-          <w:divId w:val="1749039393"/>
+          <w:divId w:val="1342010834"/>
         </w:trPr>
         <w:tc>
           <w:tcPr>
@@ -15515,7 +16138,7 @@
       </w:tr>
       <w:tr>
         <w:trPr>
-          <w:divId w:val="1749039393"/>
+          <w:divId w:val="1342010834"/>
         </w:trPr>
         <w:tc>
           <w:tcPr>
@@ -15630,7 +16253,7 @@
     <w:p>
       <w:pPr>
         <w:pStyle w:val="Heading3"/>
-        <w:divId w:val="221872030"/>
+        <w:divId w:val="1033770834"/>
         <w:rPr>
           <w:rFonts w:ascii="Calibri" w:eastAsia="Times New Roman" w:hAnsi="Calibri" w:cs="Calibri"/>
         </w:rPr>
@@ -15659,7 +16282,7 @@
       </w:tblGrid>
       <w:tr>
         <w:trPr>
-          <w:divId w:val="221872030"/>
+          <w:divId w:val="1033770834"/>
         </w:trPr>
         <w:tc>
           <w:tcPr>
@@ -15728,7 +16351,7 @@
       </w:tr>
       <w:tr>
         <w:trPr>
-          <w:divId w:val="221872030"/>
+          <w:divId w:val="1033770834"/>
         </w:trPr>
         <w:tc>
           <w:tcPr>
@@ -15787,7 +16410,7 @@
       </w:tr>
       <w:tr>
         <w:trPr>
-          <w:divId w:val="221872030"/>
+          <w:divId w:val="1033770834"/>
         </w:trPr>
         <w:tc>
           <w:tcPr>
@@ -15846,7 +16469,7 @@
       </w:tr>
       <w:tr>
         <w:trPr>
-          <w:divId w:val="221872030"/>
+          <w:divId w:val="1033770834"/>
         </w:trPr>
         <w:tc>
           <w:tcPr>
@@ -15905,7 +16528,7 @@
       </w:tr>
       <w:tr>
         <w:trPr>
-          <w:divId w:val="221872030"/>
+          <w:divId w:val="1033770834"/>
         </w:trPr>
         <w:tc>
           <w:tcPr>
@@ -15964,7 +16587,7 @@
       </w:tr>
       <w:tr>
         <w:trPr>
-          <w:divId w:val="221872030"/>
+          <w:divId w:val="1033770834"/>
         </w:trPr>
         <w:tc>
           <w:tcPr>
@@ -16023,7 +16646,7 @@
       </w:tr>
       <w:tr>
         <w:trPr>
-          <w:divId w:val="221872030"/>
+          <w:divId w:val="1033770834"/>
         </w:trPr>
         <w:tc>
           <w:tcPr>
@@ -16083,7 +16706,7 @@
     </w:tbl>
     <w:p>
       <w:pPr>
-        <w:divId w:val="1788040859"/>
+        <w:divId w:val="1647394793"/>
         <w:rPr>
           <w:rFonts w:ascii="Calibri" w:eastAsia="Times New Roman" w:hAnsi="Calibri" w:cs="Calibri"/>
           <w:color w:val="1A1A1A"/>
@@ -16111,7 +16734,7 @@
     <w:p>
       <w:pPr>
         <w:pStyle w:val="Heading1"/>
-        <w:divId w:val="1788040859"/>
+        <w:divId w:val="1647394793"/>
         <w:rPr>
           <w:rFonts w:ascii="Calibri" w:eastAsia="Times New Roman" w:hAnsi="Calibri" w:cs="Calibri"/>
         </w:rPr>
@@ -16126,7 +16749,7 @@
     <w:p>
       <w:pPr>
         <w:spacing w:before="200" w:after="200"/>
-        <w:divId w:val="1788040859"/>
+        <w:divId w:val="1647394793"/>
         <w:rPr>
           <w:rFonts w:ascii="Calibri" w:eastAsia="Times New Roman" w:hAnsi="Calibri" w:cs="Calibri"/>
           <w:color w:val="1A1A1A"/>
@@ -16141,15 +16764,15 @@
           <w:sz w:val="20"/>
           <w:szCs w:val="20"/>
         </w:rPr>
-        <w:pict w14:anchorId="285F7C1F">
-          <v:rect id="_x0000_i1035" style="width:0;height:1.5pt" o:hralign="center" o:hrstd="t" o:hr="t" fillcolor="#a0a0a0" stroked="f"/>
+        <w:pict w14:anchorId="37BC833B">
+          <v:rect id="_x0000_i1034" style="width:0;height:1.5pt" o:hralign="center" o:hrstd="t" o:hr="t" fillcolor="#a0a0a0" stroked="f"/>
         </w:pict>
       </w:r>
     </w:p>
     <w:p>
       <w:pPr>
         <w:pStyle w:val="Heading3"/>
-        <w:divId w:val="1996642774"/>
+        <w:divId w:val="326448551"/>
         <w:rPr>
           <w:rFonts w:ascii="Calibri" w:eastAsia="Times New Roman" w:hAnsi="Calibri" w:cs="Calibri"/>
         </w:rPr>
@@ -16180,7 +16803,7 @@
       </w:tblGrid>
       <w:tr>
         <w:trPr>
-          <w:divId w:val="1996642774"/>
+          <w:divId w:val="326448551"/>
         </w:trPr>
         <w:tc>
           <w:tcPr>
@@ -16337,7 +16960,7 @@
       </w:tr>
       <w:tr>
         <w:trPr>
-          <w:divId w:val="1996642774"/>
+          <w:divId w:val="326448551"/>
         </w:trPr>
         <w:tc>
           <w:tcPr>
@@ -16482,7 +17105,7 @@
       </w:tr>
       <w:tr>
         <w:trPr>
-          <w:divId w:val="1996642774"/>
+          <w:divId w:val="326448551"/>
         </w:trPr>
         <w:tc>
           <w:tcPr>
@@ -16627,7 +17250,7 @@
       </w:tr>
       <w:tr>
         <w:trPr>
-          <w:divId w:val="1996642774"/>
+          <w:divId w:val="326448551"/>
         </w:trPr>
         <w:tc>
           <w:tcPr>
@@ -16660,6 +17283,7 @@
                 <w:sz w:val="19"/>
                 <w:szCs w:val="19"/>
               </w:rPr>
+              <w:lastRenderedPageBreak/>
               <w:t>Day 7</w:t>
             </w:r>
           </w:p>
@@ -16772,7 +17396,7 @@
       </w:tr>
       <w:tr>
         <w:trPr>
-          <w:divId w:val="1996642774"/>
+          <w:divId w:val="326448551"/>
         </w:trPr>
         <w:tc>
           <w:tcPr>
@@ -16917,7 +17541,7 @@
       </w:tr>
       <w:tr>
         <w:trPr>
-          <w:divId w:val="1996642774"/>
+          <w:divId w:val="326448551"/>
         </w:trPr>
         <w:tc>
           <w:tcPr>
@@ -17062,7 +17686,7 @@
       </w:tr>
       <w:tr>
         <w:trPr>
-          <w:divId w:val="1996642774"/>
+          <w:divId w:val="326448551"/>
         </w:trPr>
         <w:tc>
           <w:tcPr>
@@ -17209,7 +17833,7 @@
     <w:p>
       <w:pPr>
         <w:pStyle w:val="Heading3"/>
-        <w:divId w:val="1658652775"/>
+        <w:divId w:val="906719451"/>
         <w:rPr>
           <w:rFonts w:ascii="Calibri" w:eastAsia="Times New Roman" w:hAnsi="Calibri" w:cs="Calibri"/>
         </w:rPr>
@@ -17224,7 +17848,7 @@
     <w:p>
       <w:pPr>
         <w:pStyle w:val="Heading4"/>
-        <w:divId w:val="1658652775"/>
+        <w:divId w:val="906719451"/>
         <w:rPr>
           <w:rFonts w:ascii="Calibri" w:eastAsia="Times New Roman" w:hAnsi="Calibri" w:cs="Calibri"/>
         </w:rPr>
@@ -17239,7 +17863,7 @@
     <w:p>
       <w:pPr>
         <w:shd w:val="clear" w:color="auto" w:fill="F8F8F8"/>
-        <w:divId w:val="467628853"/>
+        <w:divId w:val="1868832655"/>
         <w:rPr>
           <w:rFonts w:ascii="Courier New" w:eastAsia="Times New Roman" w:hAnsi="Courier New" w:cs="Courier New"/>
           <w:color w:val="1A1A1A"/>
@@ -17410,7 +18034,7 @@
     <w:p>
       <w:pPr>
         <w:pStyle w:val="Heading4"/>
-        <w:divId w:val="1658652775"/>
+        <w:divId w:val="906719451"/>
         <w:rPr>
           <w:rFonts w:ascii="Calibri" w:eastAsia="Times New Roman" w:hAnsi="Calibri" w:cs="Calibri"/>
         </w:rPr>
@@ -17425,7 +18049,7 @@
     <w:p>
       <w:pPr>
         <w:shd w:val="clear" w:color="auto" w:fill="F8F8F8"/>
-        <w:divId w:val="1566138854"/>
+        <w:divId w:val="1253468265"/>
         <w:rPr>
           <w:rFonts w:ascii="Courier New" w:eastAsia="Times New Roman" w:hAnsi="Courier New" w:cs="Courier New"/>
           <w:color w:val="1A1A1A"/>
@@ -17494,7 +18118,7 @@
     <w:p>
       <w:pPr>
         <w:pStyle w:val="Heading4"/>
-        <w:divId w:val="1658652775"/>
+        <w:divId w:val="906719451"/>
         <w:rPr>
           <w:rFonts w:ascii="Calibri" w:eastAsia="Times New Roman" w:hAnsi="Calibri" w:cs="Calibri"/>
         </w:rPr>
@@ -17509,7 +18133,7 @@
     <w:p>
       <w:pPr>
         <w:shd w:val="clear" w:color="auto" w:fill="F8F8F8"/>
-        <w:divId w:val="1207715786"/>
+        <w:divId w:val="533469507"/>
         <w:rPr>
           <w:rFonts w:ascii="Courier New" w:eastAsia="Times New Roman" w:hAnsi="Courier New" w:cs="Courier New"/>
           <w:color w:val="1A1A1A"/>
@@ -17578,7 +18202,7 @@
     <w:p>
       <w:pPr>
         <w:pStyle w:val="Heading4"/>
-        <w:divId w:val="1658652775"/>
+        <w:divId w:val="906719451"/>
         <w:rPr>
           <w:rFonts w:ascii="Calibri" w:eastAsia="Times New Roman" w:hAnsi="Calibri" w:cs="Calibri"/>
         </w:rPr>
@@ -17593,7 +18217,7 @@
     <w:p>
       <w:pPr>
         <w:shd w:val="clear" w:color="auto" w:fill="F8F8F8"/>
-        <w:divId w:val="919407061"/>
+        <w:divId w:val="471486486"/>
         <w:rPr>
           <w:rFonts w:ascii="Courier New" w:eastAsia="Times New Roman" w:hAnsi="Courier New" w:cs="Courier New"/>
           <w:color w:val="1A1A1A"/>
@@ -17671,7 +18295,7 @@
     <w:p>
       <w:pPr>
         <w:pStyle w:val="Heading4"/>
-        <w:divId w:val="1658652775"/>
+        <w:divId w:val="906719451"/>
         <w:rPr>
           <w:rFonts w:ascii="Calibri" w:eastAsia="Times New Roman" w:hAnsi="Calibri" w:cs="Calibri"/>
         </w:rPr>
@@ -17686,7 +18310,7 @@
     <w:p>
       <w:pPr>
         <w:shd w:val="clear" w:color="auto" w:fill="F8F8F8"/>
-        <w:divId w:val="781456284"/>
+        <w:divId w:val="93795533"/>
         <w:rPr>
           <w:rFonts w:ascii="Courier New" w:eastAsia="Times New Roman" w:hAnsi="Courier New" w:cs="Courier New"/>
           <w:color w:val="1A1A1A"/>
@@ -17813,6 +18437,7 @@
           <w:sz w:val="18"/>
           <w:szCs w:val="18"/>
         </w:rPr>
+        <w:lastRenderedPageBreak/>
         <w:br/>
       </w:r>
       <w:r>
@@ -17866,7 +18491,7 @@
     <w:p>
       <w:pPr>
         <w:pStyle w:val="Heading3"/>
-        <w:divId w:val="1691907852"/>
+        <w:divId w:val="712969021"/>
         <w:rPr>
           <w:rFonts w:ascii="Calibri" w:eastAsia="Times New Roman" w:hAnsi="Calibri" w:cs="Calibri"/>
         </w:rPr>
@@ -17881,7 +18506,7 @@
     <w:p>
       <w:pPr>
         <w:pStyle w:val="Heading4"/>
-        <w:divId w:val="1691907852"/>
+        <w:divId w:val="712969021"/>
         <w:rPr>
           <w:rFonts w:ascii="Calibri" w:eastAsia="Times New Roman" w:hAnsi="Calibri" w:cs="Calibri"/>
         </w:rPr>
@@ -17896,7 +18521,7 @@
     <w:p>
       <w:pPr>
         <w:shd w:val="clear" w:color="auto" w:fill="F8F8F8"/>
-        <w:divId w:val="1897618249"/>
+        <w:divId w:val="778454337"/>
         <w:rPr>
           <w:rFonts w:ascii="Courier New" w:eastAsia="Times New Roman" w:hAnsi="Courier New" w:cs="Courier New"/>
           <w:color w:val="1A1A1A"/>
@@ -18025,7 +18650,7 @@
     <w:p>
       <w:pPr>
         <w:pStyle w:val="Heading4"/>
-        <w:divId w:val="1691907852"/>
+        <w:divId w:val="712969021"/>
         <w:rPr>
           <w:rFonts w:ascii="Calibri" w:eastAsia="Times New Roman" w:hAnsi="Calibri" w:cs="Calibri"/>
         </w:rPr>
@@ -18040,7 +18665,7 @@
     <w:p>
       <w:pPr>
         <w:shd w:val="clear" w:color="auto" w:fill="F8F8F8"/>
-        <w:divId w:val="340543836"/>
+        <w:divId w:val="1604846445"/>
         <w:rPr>
           <w:rFonts w:ascii="Courier New" w:eastAsia="Times New Roman" w:hAnsi="Courier New" w:cs="Courier New"/>
           <w:color w:val="1A1A1A"/>
@@ -18061,7 +18686,7 @@
     <w:p>
       <w:pPr>
         <w:pStyle w:val="Heading4"/>
-        <w:divId w:val="1691907852"/>
+        <w:divId w:val="712969021"/>
         <w:rPr>
           <w:rFonts w:ascii="Calibri" w:eastAsia="Times New Roman" w:hAnsi="Calibri" w:cs="Calibri"/>
         </w:rPr>
@@ -18076,7 +18701,7 @@
     <w:p>
       <w:pPr>
         <w:shd w:val="clear" w:color="auto" w:fill="F8F8F8"/>
-        <w:divId w:val="2097629986"/>
+        <w:divId w:val="1923680855"/>
         <w:rPr>
           <w:rFonts w:ascii="Courier New" w:eastAsia="Times New Roman" w:hAnsi="Courier New" w:cs="Courier New"/>
           <w:color w:val="1A1A1A"/>
@@ -18097,7 +18722,7 @@
     <w:p>
       <w:pPr>
         <w:pStyle w:val="Heading3"/>
-        <w:divId w:val="1086269452"/>
+        <w:divId w:val="741173523"/>
         <w:rPr>
           <w:rFonts w:ascii="Calibri" w:eastAsia="Times New Roman" w:hAnsi="Calibri" w:cs="Calibri"/>
         </w:rPr>
@@ -18112,7 +18737,7 @@
     <w:p>
       <w:pPr>
         <w:pStyle w:val="Heading4"/>
-        <w:divId w:val="1086269452"/>
+        <w:divId w:val="741173523"/>
         <w:rPr>
           <w:rFonts w:ascii="Calibri" w:eastAsia="Times New Roman" w:hAnsi="Calibri" w:cs="Calibri"/>
         </w:rPr>
@@ -18127,7 +18752,7 @@
     <w:p>
       <w:pPr>
         <w:shd w:val="clear" w:color="auto" w:fill="F8F8F8"/>
-        <w:divId w:val="689448802"/>
+        <w:divId w:val="626131811"/>
         <w:rPr>
           <w:rFonts w:ascii="Courier New" w:eastAsia="Times New Roman" w:hAnsi="Courier New" w:cs="Courier New"/>
           <w:color w:val="1A1A1A"/>
@@ -18148,7 +18773,7 @@
     <w:p>
       <w:pPr>
         <w:pStyle w:val="Heading4"/>
-        <w:divId w:val="1086269452"/>
+        <w:divId w:val="741173523"/>
         <w:rPr>
           <w:rFonts w:ascii="Calibri" w:eastAsia="Times New Roman" w:hAnsi="Calibri" w:cs="Calibri"/>
         </w:rPr>
@@ -18163,7 +18788,7 @@
     <w:p>
       <w:pPr>
         <w:shd w:val="clear" w:color="auto" w:fill="F8F8F8"/>
-        <w:divId w:val="1991668631"/>
+        <w:divId w:val="1706517921"/>
         <w:rPr>
           <w:rFonts w:ascii="Courier New" w:eastAsia="Times New Roman" w:hAnsi="Courier New" w:cs="Courier New"/>
           <w:color w:val="1A1A1A"/>
@@ -18184,7 +18809,7 @@
     <w:p>
       <w:pPr>
         <w:pStyle w:val="Heading4"/>
-        <w:divId w:val="1086269452"/>
+        <w:divId w:val="741173523"/>
         <w:rPr>
           <w:rFonts w:ascii="Calibri" w:eastAsia="Times New Roman" w:hAnsi="Calibri" w:cs="Calibri"/>
         </w:rPr>
@@ -18193,13 +18818,14 @@
         <w:rPr>
           <w:rFonts w:ascii="Calibri" w:eastAsia="Times New Roman" w:hAnsi="Calibri" w:cs="Calibri"/>
         </w:rPr>
+        <w:lastRenderedPageBreak/>
         <w:t>Cold Call Opening (Arabic)</w:t>
       </w:r>
     </w:p>
     <w:p>
       <w:pPr>
         <w:shd w:val="clear" w:color="auto" w:fill="F8F8F8"/>
-        <w:divId w:val="618028230"/>
+        <w:divId w:val="1691447231"/>
         <w:rPr>
           <w:rFonts w:ascii="Courier New" w:eastAsia="Times New Roman" w:hAnsi="Courier New" w:cs="Courier New"/>
           <w:color w:val="1A1A1A"/>
@@ -18239,7 +18865,7 @@
     </w:p>
     <w:p>
       <w:pPr>
-        <w:divId w:val="43022298"/>
+        <w:divId w:val="1740833200"/>
         <w:rPr>
           <w:rFonts w:ascii="Calibri" w:eastAsia="Times New Roman" w:hAnsi="Calibri" w:cs="Calibri"/>
           <w:color w:val="1A1A1A"/>
@@ -18267,7 +18893,7 @@
     <w:p>
       <w:pPr>
         <w:pStyle w:val="Heading1"/>
-        <w:divId w:val="43022298"/>
+        <w:divId w:val="1740833200"/>
         <w:rPr>
           <w:rFonts w:ascii="Calibri" w:eastAsia="Times New Roman" w:hAnsi="Calibri" w:cs="Calibri"/>
         </w:rPr>
@@ -18282,7 +18908,7 @@
     <w:p>
       <w:pPr>
         <w:spacing w:before="200" w:after="200"/>
-        <w:divId w:val="43022298"/>
+        <w:divId w:val="1740833200"/>
         <w:rPr>
           <w:rFonts w:ascii="Calibri" w:eastAsia="Times New Roman" w:hAnsi="Calibri" w:cs="Calibri"/>
           <w:color w:val="1A1A1A"/>
@@ -18297,15 +18923,15 @@
           <w:sz w:val="20"/>
           <w:szCs w:val="20"/>
         </w:rPr>
-        <w:pict w14:anchorId="72296808">
-          <v:rect id="_x0000_i1036" style="width:0;height:1.5pt" o:hralign="center" o:hrstd="t" o:hr="t" fillcolor="#a0a0a0" stroked="f"/>
+        <w:pict w14:anchorId="56033551">
+          <v:rect id="_x0000_i1035" style="width:0;height:1.5pt" o:hralign="center" o:hrstd="t" o:hr="t" fillcolor="#a0a0a0" stroked="f"/>
         </w:pict>
       </w:r>
     </w:p>
     <w:p>
       <w:pPr>
         <w:pStyle w:val="Heading3"/>
-        <w:divId w:val="761993710"/>
+        <w:divId w:val="1677422954"/>
         <w:rPr>
           <w:rFonts w:ascii="Calibri" w:eastAsia="Times New Roman" w:hAnsi="Calibri" w:cs="Calibri"/>
         </w:rPr>
@@ -18336,7 +18962,7 @@
       </w:tblGrid>
       <w:tr>
         <w:trPr>
-          <w:divId w:val="761993710"/>
+          <w:divId w:val="1677422954"/>
         </w:trPr>
         <w:tc>
           <w:tcPr>
@@ -18493,7 +19119,7 @@
       </w:tr>
       <w:tr>
         <w:trPr>
-          <w:divId w:val="761993710"/>
+          <w:divId w:val="1677422954"/>
         </w:trPr>
         <w:tc>
           <w:tcPr>
@@ -18646,7 +19272,7 @@
       </w:tr>
       <w:tr>
         <w:trPr>
-          <w:divId w:val="761993710"/>
+          <w:divId w:val="1677422954"/>
         </w:trPr>
         <w:tc>
           <w:tcPr>
@@ -18799,7 +19425,7 @@
       </w:tr>
       <w:tr>
         <w:trPr>
-          <w:divId w:val="761993710"/>
+          <w:divId w:val="1677422954"/>
         </w:trPr>
         <w:tc>
           <w:tcPr>
@@ -18952,7 +19578,7 @@
       </w:tr>
       <w:tr>
         <w:trPr>
-          <w:divId w:val="761993710"/>
+          <w:divId w:val="1677422954"/>
         </w:trPr>
         <w:tc>
           <w:tcPr>
@@ -19105,7 +19731,7 @@
       </w:tr>
       <w:tr>
         <w:trPr>
-          <w:divId w:val="761993710"/>
+          <w:divId w:val="1677422954"/>
         </w:trPr>
         <w:tc>
           <w:tcPr>
@@ -19258,7 +19884,7 @@
       </w:tr>
       <w:tr>
         <w:trPr>
-          <w:divId w:val="761993710"/>
+          <w:divId w:val="1677422954"/>
         </w:trPr>
         <w:tc>
           <w:tcPr>
@@ -19413,7 +20039,7 @@
     <w:p>
       <w:pPr>
         <w:pStyle w:val="Heading3"/>
-        <w:divId w:val="1558127970"/>
+        <w:divId w:val="327706968"/>
         <w:rPr>
           <w:rFonts w:ascii="Calibri" w:eastAsia="Times New Roman" w:hAnsi="Calibri" w:cs="Calibri"/>
         </w:rPr>
@@ -19443,7 +20069,7 @@
       </w:tblGrid>
       <w:tr>
         <w:trPr>
-          <w:divId w:val="1558127970"/>
+          <w:divId w:val="327706968"/>
         </w:trPr>
         <w:tc>
           <w:tcPr>
@@ -19562,7 +20188,7 @@
       </w:tr>
       <w:tr>
         <w:trPr>
-          <w:divId w:val="1558127970"/>
+          <w:divId w:val="327706968"/>
         </w:trPr>
         <w:tc>
           <w:tcPr>
@@ -19672,7 +20298,7 @@
       </w:tr>
       <w:tr>
         <w:trPr>
-          <w:divId w:val="1558127970"/>
+          <w:divId w:val="327706968"/>
         </w:trPr>
         <w:tc>
           <w:tcPr>
@@ -19782,7 +20408,7 @@
       </w:tr>
       <w:tr>
         <w:trPr>
-          <w:divId w:val="1558127970"/>
+          <w:divId w:val="327706968"/>
         </w:trPr>
         <w:tc>
           <w:tcPr>
@@ -19894,7 +20520,7 @@
     <w:p>
       <w:pPr>
         <w:pStyle w:val="NormalWeb"/>
-        <w:divId w:val="1558127970"/>
+        <w:divId w:val="327706968"/>
         <w:rPr>
           <w:rFonts w:ascii="Calibri" w:hAnsi="Calibri" w:cs="Calibri"/>
           <w:color w:val="1A1A1A"/>
@@ -19925,7 +20551,7 @@
     <w:p>
       <w:pPr>
         <w:pStyle w:val="Heading3"/>
-        <w:divId w:val="1118988325"/>
+        <w:divId w:val="177935054"/>
         <w:rPr>
           <w:rFonts w:ascii="Calibri" w:eastAsia="Times New Roman" w:hAnsi="Calibri" w:cs="Calibri"/>
         </w:rPr>
@@ -19956,7 +20582,7 @@
       </w:tblGrid>
       <w:tr>
         <w:trPr>
-          <w:divId w:val="1118988325"/>
+          <w:divId w:val="177935054"/>
         </w:trPr>
         <w:tc>
           <w:tcPr>
@@ -19992,6 +20618,7 @@
                 <w:sz w:val="19"/>
                 <w:szCs w:val="19"/>
               </w:rPr>
+              <w:lastRenderedPageBreak/>
               <w:t>List</w:t>
             </w:r>
           </w:p>
@@ -20113,7 +20740,7 @@
       </w:tr>
       <w:tr>
         <w:trPr>
-          <w:divId w:val="1118988325"/>
+          <w:divId w:val="177935054"/>
         </w:trPr>
         <w:tc>
           <w:tcPr>
@@ -20258,7 +20885,7 @@
       </w:tr>
       <w:tr>
         <w:trPr>
-          <w:divId w:val="1118988325"/>
+          <w:divId w:val="177935054"/>
         </w:trPr>
         <w:tc>
           <w:tcPr>
@@ -20403,7 +21030,7 @@
       </w:tr>
       <w:tr>
         <w:trPr>
-          <w:divId w:val="1118988325"/>
+          <w:divId w:val="177935054"/>
         </w:trPr>
         <w:tc>
           <w:tcPr>
@@ -20549,7 +21176,7 @@
     </w:tbl>
     <w:p>
       <w:pPr>
-        <w:divId w:val="1137259374"/>
+        <w:divId w:val="830950780"/>
         <w:rPr>
           <w:rFonts w:ascii="Calibri" w:eastAsia="Times New Roman" w:hAnsi="Calibri" w:cs="Calibri"/>
           <w:color w:val="1A1A1A"/>
@@ -20577,7 +21204,7 @@
     <w:p>
       <w:pPr>
         <w:pStyle w:val="Heading1"/>
-        <w:divId w:val="1137259374"/>
+        <w:divId w:val="830950780"/>
         <w:rPr>
           <w:rFonts w:ascii="Calibri" w:eastAsia="Times New Roman" w:hAnsi="Calibri" w:cs="Calibri"/>
         </w:rPr>
@@ -20592,7 +21219,7 @@
     <w:p>
       <w:pPr>
         <w:spacing w:before="200" w:after="200"/>
-        <w:divId w:val="1137259374"/>
+        <w:divId w:val="830950780"/>
         <w:rPr>
           <w:rFonts w:ascii="Calibri" w:eastAsia="Times New Roman" w:hAnsi="Calibri" w:cs="Calibri"/>
           <w:color w:val="1A1A1A"/>
@@ -20607,15 +21234,15 @@
           <w:sz w:val="20"/>
           <w:szCs w:val="20"/>
         </w:rPr>
-        <w:pict w14:anchorId="3988F2A4">
-          <v:rect id="_x0000_i1037" style="width:0;height:1.5pt" o:hralign="center" o:hrstd="t" o:hr="t" fillcolor="#a0a0a0" stroked="f"/>
+        <w:pict w14:anchorId="542137D2">
+          <v:rect id="_x0000_i1036" style="width:0;height:1.5pt" o:hralign="center" o:hrstd="t" o:hr="t" fillcolor="#a0a0a0" stroked="f"/>
         </w:pict>
       </w:r>
     </w:p>
     <w:p>
       <w:pPr>
         <w:pStyle w:val="NormalWeb"/>
-        <w:divId w:val="579632018"/>
+        <w:divId w:val="811290885"/>
         <w:rPr>
           <w:rFonts w:ascii="Calibri" w:hAnsi="Calibri" w:cs="Calibri"/>
           <w:color w:val="1A1A1A"/>
@@ -20636,7 +21263,7 @@
     <w:p>
       <w:pPr>
         <w:pStyle w:val="Heading3"/>
-        <w:divId w:val="2141338859"/>
+        <w:divId w:val="2011060083"/>
         <w:rPr>
           <w:rFonts w:ascii="Calibri" w:eastAsia="Times New Roman" w:hAnsi="Calibri" w:cs="Calibri"/>
         </w:rPr>
@@ -20670,7 +21297,7 @@
       </w:tblGrid>
       <w:tr>
         <w:trPr>
-          <w:divId w:val="2141338859"/>
+          <w:divId w:val="2011060083"/>
         </w:trPr>
         <w:tc>
           <w:tcPr>
@@ -20899,7 +21526,7 @@
       </w:tr>
       <w:tr>
         <w:trPr>
-          <w:divId w:val="2141338859"/>
+          <w:divId w:val="2011060083"/>
         </w:trPr>
         <w:tc>
           <w:tcPr>
@@ -21094,7 +21721,7 @@
       </w:tr>
       <w:tr>
         <w:trPr>
-          <w:divId w:val="2141338859"/>
+          <w:divId w:val="2011060083"/>
         </w:trPr>
         <w:tc>
           <w:tcPr>
@@ -21289,7 +21916,7 @@
       </w:tr>
       <w:tr>
         <w:trPr>
-          <w:divId w:val="2141338859"/>
+          <w:divId w:val="2011060083"/>
         </w:trPr>
         <w:tc>
           <w:tcPr>
@@ -21484,7 +22111,7 @@
       </w:tr>
       <w:tr>
         <w:trPr>
-          <w:divId w:val="2141338859"/>
+          <w:divId w:val="2011060083"/>
         </w:trPr>
         <w:tc>
           <w:tcPr>
@@ -21681,7 +22308,7 @@
     <w:p>
       <w:pPr>
         <w:pStyle w:val="Heading3"/>
-        <w:divId w:val="678191819"/>
+        <w:divId w:val="1955552472"/>
         <w:rPr>
           <w:rFonts w:ascii="Calibri" w:eastAsia="Times New Roman" w:hAnsi="Calibri" w:cs="Calibri"/>
         </w:rPr>
@@ -21712,7 +22339,7 @@
       </w:tblGrid>
       <w:tr>
         <w:trPr>
-          <w:divId w:val="678191819"/>
+          <w:divId w:val="1955552472"/>
         </w:trPr>
         <w:tc>
           <w:tcPr>
@@ -21869,7 +22496,7 @@
       </w:tr>
       <w:tr>
         <w:trPr>
-          <w:divId w:val="678191819"/>
+          <w:divId w:val="1955552472"/>
         </w:trPr>
         <w:tc>
           <w:tcPr>
@@ -22014,7 +22641,7 @@
       </w:tr>
       <w:tr>
         <w:trPr>
-          <w:divId w:val="678191819"/>
+          <w:divId w:val="1955552472"/>
         </w:trPr>
         <w:tc>
           <w:tcPr>
@@ -22159,7 +22786,7 @@
       </w:tr>
       <w:tr>
         <w:trPr>
-          <w:divId w:val="678191819"/>
+          <w:divId w:val="1955552472"/>
         </w:trPr>
         <w:tc>
           <w:tcPr>
@@ -22304,7 +22931,7 @@
       </w:tr>
       <w:tr>
         <w:trPr>
-          <w:divId w:val="678191819"/>
+          <w:divId w:val="1955552472"/>
         </w:trPr>
         <w:tc>
           <w:tcPr>
@@ -22337,6 +22964,7 @@
                 <w:sz w:val="19"/>
                 <w:szCs w:val="19"/>
               </w:rPr>
+              <w:lastRenderedPageBreak/>
               <w:t>Total leads from paid ads/month</w:t>
             </w:r>
           </w:p>
@@ -22451,7 +23079,7 @@
     <w:p>
       <w:pPr>
         <w:shd w:val="clear" w:color="auto" w:fill="EEF5FB"/>
-        <w:divId w:val="1018703816"/>
+        <w:divId w:val="1697847387"/>
         <w:rPr>
           <w:rFonts w:ascii="Calibri" w:eastAsia="Times New Roman" w:hAnsi="Calibri" w:cs="Calibri"/>
           <w:color w:val="1A1A1A"/>
@@ -22481,7 +23109,7 @@
     </w:p>
     <w:p>
       <w:pPr>
-        <w:divId w:val="1080639309"/>
+        <w:divId w:val="542714597"/>
         <w:rPr>
           <w:rFonts w:ascii="Calibri" w:eastAsia="Times New Roman" w:hAnsi="Calibri" w:cs="Calibri"/>
           <w:color w:val="1A1A1A"/>
@@ -22509,7 +23137,7 @@
     <w:p>
       <w:pPr>
         <w:pStyle w:val="Heading1"/>
-        <w:divId w:val="1080639309"/>
+        <w:divId w:val="542714597"/>
         <w:rPr>
           <w:rFonts w:ascii="Calibri" w:eastAsia="Times New Roman" w:hAnsi="Calibri" w:cs="Calibri"/>
         </w:rPr>
@@ -22524,7 +23152,7 @@
     <w:p>
       <w:pPr>
         <w:spacing w:before="200" w:after="200"/>
-        <w:divId w:val="1080639309"/>
+        <w:divId w:val="542714597"/>
         <w:rPr>
           <w:rFonts w:ascii="Calibri" w:eastAsia="Times New Roman" w:hAnsi="Calibri" w:cs="Calibri"/>
           <w:color w:val="1A1A1A"/>
@@ -22539,15 +23167,15 @@
           <w:sz w:val="20"/>
           <w:szCs w:val="20"/>
         </w:rPr>
-        <w:pict w14:anchorId="55D1619B">
-          <v:rect id="_x0000_i1038" style="width:0;height:1.5pt" o:hralign="center" o:hrstd="t" o:hr="t" fillcolor="#a0a0a0" stroked="f"/>
+        <w:pict w14:anchorId="19675380">
+          <v:rect id="_x0000_i1037" style="width:0;height:1.5pt" o:hralign="center" o:hrstd="t" o:hr="t" fillcolor="#a0a0a0" stroked="f"/>
         </w:pict>
       </w:r>
     </w:p>
     <w:p>
       <w:pPr>
         <w:pStyle w:val="Heading3"/>
-        <w:divId w:val="1668821954"/>
+        <w:divId w:val="1395002669"/>
         <w:rPr>
           <w:rFonts w:ascii="Calibri" w:eastAsia="Times New Roman" w:hAnsi="Calibri" w:cs="Calibri"/>
         </w:rPr>
@@ -22578,7 +23206,7 @@
       </w:tblGrid>
       <w:tr>
         <w:trPr>
-          <w:divId w:val="1668821954"/>
+          <w:divId w:val="1395002669"/>
         </w:trPr>
         <w:tc>
           <w:tcPr>
@@ -22735,7 +23363,7 @@
       </w:tr>
       <w:tr>
         <w:trPr>
-          <w:divId w:val="1668821954"/>
+          <w:divId w:val="1395002669"/>
         </w:trPr>
         <w:tc>
           <w:tcPr>
@@ -22881,7 +23509,7 @@
       </w:tr>
       <w:tr>
         <w:trPr>
-          <w:divId w:val="1668821954"/>
+          <w:divId w:val="1395002669"/>
         </w:trPr>
         <w:tc>
           <w:tcPr>
@@ -23027,7 +23655,7 @@
       </w:tr>
       <w:tr>
         <w:trPr>
-          <w:divId w:val="1668821954"/>
+          <w:divId w:val="1395002669"/>
         </w:trPr>
         <w:tc>
           <w:tcPr>
@@ -23173,7 +23801,7 @@
       </w:tr>
       <w:tr>
         <w:trPr>
-          <w:divId w:val="1668821954"/>
+          <w:divId w:val="1395002669"/>
         </w:trPr>
         <w:tc>
           <w:tcPr>
@@ -23321,7 +23949,7 @@
     <w:p>
       <w:pPr>
         <w:pStyle w:val="Heading3"/>
-        <w:divId w:val="615479166"/>
+        <w:divId w:val="1750499278"/>
         <w:rPr>
           <w:rFonts w:ascii="Calibri" w:eastAsia="Times New Roman" w:hAnsi="Calibri" w:cs="Calibri"/>
         </w:rPr>
@@ -23353,7 +23981,7 @@
       </w:tblGrid>
       <w:tr>
         <w:trPr>
-          <w:divId w:val="615479166"/>
+          <w:divId w:val="1750499278"/>
         </w:trPr>
         <w:tc>
           <w:tcPr>
@@ -23518,7 +24146,7 @@
       </w:tr>
       <w:tr>
         <w:trPr>
-          <w:divId w:val="615479166"/>
+          <w:divId w:val="1750499278"/>
         </w:trPr>
         <w:tc>
           <w:tcPr>
@@ -23658,7 +24286,7 @@
       </w:tr>
       <w:tr>
         <w:trPr>
-          <w:divId w:val="615479166"/>
+          <w:divId w:val="1750499278"/>
         </w:trPr>
         <w:tc>
           <w:tcPr>
@@ -23798,7 +24426,7 @@
       </w:tr>
       <w:tr>
         <w:trPr>
-          <w:divId w:val="615479166"/>
+          <w:divId w:val="1750499278"/>
         </w:trPr>
         <w:tc>
           <w:tcPr>
@@ -23938,7 +24566,7 @@
       </w:tr>
       <w:tr>
         <w:trPr>
-          <w:divId w:val="615479166"/>
+          <w:divId w:val="1750499278"/>
         </w:trPr>
         <w:tc>
           <w:tcPr>
@@ -24078,7 +24706,7 @@
       </w:tr>
       <w:tr>
         <w:trPr>
-          <w:divId w:val="615479166"/>
+          <w:divId w:val="1750499278"/>
         </w:trPr>
         <w:tc>
           <w:tcPr>
@@ -24218,7 +24846,7 @@
       </w:tr>
       <w:tr>
         <w:trPr>
-          <w:divId w:val="615479166"/>
+          <w:divId w:val="1750499278"/>
         </w:trPr>
         <w:tc>
           <w:tcPr>
@@ -24243,6 +24871,7 @@
                 <w:sz w:val="19"/>
                 <w:szCs w:val="19"/>
               </w:rPr>
+              <w:lastRenderedPageBreak/>
               <w:t>6</w:t>
             </w:r>
           </w:p>
@@ -24360,7 +24989,7 @@
     <w:p>
       <w:pPr>
         <w:pStyle w:val="Heading3"/>
-        <w:divId w:val="1710952439"/>
+        <w:divId w:val="146483314"/>
         <w:rPr>
           <w:rFonts w:ascii="Calibri" w:eastAsia="Times New Roman" w:hAnsi="Calibri" w:cs="Calibri"/>
         </w:rPr>
@@ -24374,7 +25003,7 @@
     </w:p>
     <w:p>
       <w:pPr>
-        <w:divId w:val="979071264"/>
+        <w:divId w:val="678584154"/>
         <w:rPr>
           <w:rFonts w:ascii="Calibri" w:eastAsia="Times New Roman" w:hAnsi="Calibri" w:cs="Calibri"/>
           <w:color w:val="1A1A1A"/>
@@ -24405,7 +25034,7 @@
     </w:p>
     <w:p>
       <w:pPr>
-        <w:divId w:val="313225113"/>
+        <w:divId w:val="460421048"/>
         <w:rPr>
           <w:rFonts w:ascii="Calibri" w:eastAsia="Times New Roman" w:hAnsi="Calibri" w:cs="Calibri"/>
           <w:color w:val="1A1A1A"/>
@@ -24436,7 +25065,7 @@
     </w:p>
     <w:p>
       <w:pPr>
-        <w:divId w:val="1719283291"/>
+        <w:divId w:val="1845510712"/>
         <w:rPr>
           <w:rFonts w:ascii="Calibri" w:eastAsia="Times New Roman" w:hAnsi="Calibri" w:cs="Calibri"/>
           <w:color w:val="1A1A1A"/>
@@ -24467,7 +25096,7 @@
     </w:p>
     <w:p>
       <w:pPr>
-        <w:divId w:val="1338146556"/>
+        <w:divId w:val="565188097"/>
         <w:rPr>
           <w:rFonts w:ascii="Calibri" w:eastAsia="Times New Roman" w:hAnsi="Calibri" w:cs="Calibri"/>
           <w:color w:val="1A1A1A"/>
@@ -24495,7 +25124,7 @@
     <w:p>
       <w:pPr>
         <w:pStyle w:val="Heading1"/>
-        <w:divId w:val="1338146556"/>
+        <w:divId w:val="565188097"/>
         <w:rPr>
           <w:rFonts w:ascii="Calibri" w:eastAsia="Times New Roman" w:hAnsi="Calibri" w:cs="Calibri"/>
         </w:rPr>
@@ -24510,7 +25139,7 @@
     <w:p>
       <w:pPr>
         <w:spacing w:before="200" w:after="200"/>
-        <w:divId w:val="1338146556"/>
+        <w:divId w:val="565188097"/>
         <w:rPr>
           <w:rFonts w:ascii="Calibri" w:eastAsia="Times New Roman" w:hAnsi="Calibri" w:cs="Calibri"/>
           <w:color w:val="1A1A1A"/>
@@ -24525,15 +25154,15 @@
           <w:sz w:val="20"/>
           <w:szCs w:val="20"/>
         </w:rPr>
-        <w:pict w14:anchorId="5C9A63F4">
-          <v:rect id="_x0000_i1039" style="width:0;height:1.5pt" o:hralign="center" o:hrstd="t" o:hr="t" fillcolor="#a0a0a0" stroked="f"/>
+        <w:pict w14:anchorId="2BFB11AB">
+          <v:rect id="_x0000_i1038" style="width:0;height:1.5pt" o:hralign="center" o:hrstd="t" o:hr="t" fillcolor="#a0a0a0" stroked="f"/>
         </w:pict>
       </w:r>
     </w:p>
     <w:p>
       <w:pPr>
         <w:pStyle w:val="Heading3"/>
-        <w:divId w:val="1139373461"/>
+        <w:divId w:val="2089646833"/>
         <w:rPr>
           <w:rFonts w:ascii="Calibri" w:eastAsia="Times New Roman" w:hAnsi="Calibri" w:cs="Calibri"/>
         </w:rPr>
@@ -24564,7 +25193,7 @@
       </w:tblGrid>
       <w:tr>
         <w:trPr>
-          <w:divId w:val="1139373461"/>
+          <w:divId w:val="2089646833"/>
         </w:trPr>
         <w:tc>
           <w:tcPr>
@@ -24721,7 +25350,7 @@
       </w:tr>
       <w:tr>
         <w:trPr>
-          <w:divId w:val="1139373461"/>
+          <w:divId w:val="2089646833"/>
         </w:trPr>
         <w:tc>
           <w:tcPr>
@@ -24867,7 +25496,7 @@
       </w:tr>
       <w:tr>
         <w:trPr>
-          <w:divId w:val="1139373461"/>
+          <w:divId w:val="2089646833"/>
         </w:trPr>
         <w:tc>
           <w:tcPr>
@@ -25013,7 +25642,7 @@
       </w:tr>
       <w:tr>
         <w:trPr>
-          <w:divId w:val="1139373461"/>
+          <w:divId w:val="2089646833"/>
         </w:trPr>
         <w:tc>
           <w:tcPr>
@@ -25161,7 +25790,7 @@
     <w:p>
       <w:pPr>
         <w:pStyle w:val="Heading3"/>
-        <w:divId w:val="1952668975"/>
+        <w:divId w:val="124927595"/>
         <w:rPr>
           <w:rFonts w:ascii="Calibri" w:eastAsia="Times New Roman" w:hAnsi="Calibri" w:cs="Calibri"/>
         </w:rPr>
@@ -25190,7 +25819,7 @@
       </w:tblGrid>
       <w:tr>
         <w:trPr>
-          <w:divId w:val="1952668975"/>
+          <w:divId w:val="124927595"/>
         </w:trPr>
         <w:tc>
           <w:tcPr>
@@ -25271,7 +25900,7 @@
       </w:tr>
       <w:tr>
         <w:trPr>
-          <w:divId w:val="1952668975"/>
+          <w:divId w:val="124927595"/>
         </w:trPr>
         <w:tc>
           <w:tcPr>
@@ -25346,7 +25975,7 @@
       </w:tr>
       <w:tr>
         <w:trPr>
-          <w:divId w:val="1952668975"/>
+          <w:divId w:val="124927595"/>
         </w:trPr>
         <w:tc>
           <w:tcPr>
@@ -25421,7 +26050,7 @@
       </w:tr>
       <w:tr>
         <w:trPr>
-          <w:divId w:val="1952668975"/>
+          <w:divId w:val="124927595"/>
         </w:trPr>
         <w:tc>
           <w:tcPr>
@@ -25496,7 +26125,7 @@
       </w:tr>
       <w:tr>
         <w:trPr>
-          <w:divId w:val="1952668975"/>
+          <w:divId w:val="124927595"/>
         </w:trPr>
         <w:tc>
           <w:tcPr>
@@ -25571,7 +26200,7 @@
       </w:tr>
       <w:tr>
         <w:trPr>
-          <w:divId w:val="1952668975"/>
+          <w:divId w:val="124927595"/>
         </w:trPr>
         <w:tc>
           <w:tcPr>
@@ -25646,7 +26275,7 @@
       </w:tr>
       <w:tr>
         <w:trPr>
-          <w:divId w:val="1952668975"/>
+          <w:divId w:val="124927595"/>
         </w:trPr>
         <w:tc>
           <w:tcPr>
@@ -25679,6 +26308,7 @@
                 <w:sz w:val="19"/>
                 <w:szCs w:val="19"/>
               </w:rPr>
+              <w:lastRenderedPageBreak/>
               <w:t>Arabic Voiceover Package</w:t>
             </w:r>
           </w:p>
@@ -25721,7 +26351,7 @@
       </w:tr>
       <w:tr>
         <w:trPr>
-          <w:divId w:val="1952668975"/>
+          <w:divId w:val="124927595"/>
         </w:trPr>
         <w:tc>
           <w:tcPr>
@@ -25798,7 +26428,7 @@
     <w:p>
       <w:pPr>
         <w:pStyle w:val="Heading3"/>
-        <w:divId w:val="2125271739"/>
+        <w:divId w:val="650603840"/>
         <w:rPr>
           <w:rFonts w:ascii="Calibri" w:eastAsia="Times New Roman" w:hAnsi="Calibri" w:cs="Calibri"/>
         </w:rPr>
@@ -25828,7 +26458,7 @@
       </w:tblGrid>
       <w:tr>
         <w:trPr>
-          <w:divId w:val="2125271739"/>
+          <w:divId w:val="650603840"/>
         </w:trPr>
         <w:tc>
           <w:tcPr>
@@ -25929,7 +26559,7 @@
       </w:tr>
       <w:tr>
         <w:trPr>
-          <w:divId w:val="2125271739"/>
+          <w:divId w:val="650603840"/>
         </w:trPr>
         <w:tc>
           <w:tcPr>
@@ -26015,7 +26645,7 @@
       </w:tr>
       <w:tr>
         <w:trPr>
-          <w:divId w:val="2125271739"/>
+          <w:divId w:val="650603840"/>
         </w:trPr>
         <w:tc>
           <w:tcPr>
@@ -26101,7 +26731,7 @@
       </w:tr>
       <w:tr>
         <w:trPr>
-          <w:divId w:val="2125271739"/>
+          <w:divId w:val="650603840"/>
         </w:trPr>
         <w:tc>
           <w:tcPr>
@@ -26187,7 +26817,7 @@
       </w:tr>
       <w:tr>
         <w:trPr>
-          <w:divId w:val="2125271739"/>
+          <w:divId w:val="650603840"/>
         </w:trPr>
         <w:tc>
           <w:tcPr>
@@ -26275,7 +26905,7 @@
     <w:p>
       <w:pPr>
         <w:pStyle w:val="Heading3"/>
-        <w:divId w:val="1237277044"/>
+        <w:divId w:val="1746687103"/>
         <w:rPr>
           <w:rFonts w:ascii="Calibri" w:eastAsia="Times New Roman" w:hAnsi="Calibri" w:cs="Calibri"/>
         </w:rPr>
@@ -26295,7 +26925,7 @@
         </w:numPr>
         <w:spacing w:before="100" w:beforeAutospacing="1" w:after="60"/>
         <w:ind w:left="1080"/>
-        <w:divId w:val="1237277044"/>
+        <w:divId w:val="1746687103"/>
         <w:rPr>
           <w:rFonts w:ascii="Calibri" w:eastAsia="Times New Roman" w:hAnsi="Calibri" w:cs="Calibri"/>
           <w:color w:val="1A1A1A"/>
@@ -26331,7 +26961,7 @@
         </w:numPr>
         <w:spacing w:before="100" w:beforeAutospacing="1" w:after="60"/>
         <w:ind w:left="1080"/>
-        <w:divId w:val="1237277044"/>
+        <w:divId w:val="1746687103"/>
         <w:rPr>
           <w:rFonts w:ascii="Calibri" w:eastAsia="Times New Roman" w:hAnsi="Calibri" w:cs="Calibri"/>
           <w:color w:val="1A1A1A"/>
@@ -26367,7 +26997,7 @@
         </w:numPr>
         <w:spacing w:before="100" w:beforeAutospacing="1" w:after="60"/>
         <w:ind w:left="1080"/>
-        <w:divId w:val="1237277044"/>
+        <w:divId w:val="1746687103"/>
         <w:rPr>
           <w:rFonts w:ascii="Calibri" w:eastAsia="Times New Roman" w:hAnsi="Calibri" w:cs="Calibri"/>
           <w:color w:val="1A1A1A"/>
@@ -26403,7 +27033,7 @@
         </w:numPr>
         <w:spacing w:before="100" w:beforeAutospacing="1" w:after="60"/>
         <w:ind w:left="1080"/>
-        <w:divId w:val="1237277044"/>
+        <w:divId w:val="1746687103"/>
         <w:rPr>
           <w:rFonts w:ascii="Calibri" w:eastAsia="Times New Roman" w:hAnsi="Calibri" w:cs="Calibri"/>
           <w:color w:val="1A1A1A"/>
@@ -26433,7 +27063,7 @@
     </w:p>
     <w:p>
       <w:pPr>
-        <w:divId w:val="1120685273"/>
+        <w:divId w:val="302659625"/>
         <w:rPr>
           <w:rFonts w:ascii="Calibri" w:eastAsia="Times New Roman" w:hAnsi="Calibri" w:cs="Calibri"/>
           <w:color w:val="1A1A1A"/>
@@ -26461,7 +27091,7 @@
     <w:p>
       <w:pPr>
         <w:pStyle w:val="Heading1"/>
-        <w:divId w:val="1120685273"/>
+        <w:divId w:val="302659625"/>
         <w:rPr>
           <w:rFonts w:ascii="Calibri" w:eastAsia="Times New Roman" w:hAnsi="Calibri" w:cs="Calibri"/>
         </w:rPr>
@@ -26476,7 +27106,7 @@
     <w:p>
       <w:pPr>
         <w:spacing w:before="200" w:after="200"/>
-        <w:divId w:val="1120685273"/>
+        <w:divId w:val="302659625"/>
         <w:rPr>
           <w:rFonts w:ascii="Calibri" w:eastAsia="Times New Roman" w:hAnsi="Calibri" w:cs="Calibri"/>
           <w:color w:val="1A1A1A"/>
@@ -26491,15 +27121,15 @@
           <w:sz w:val="20"/>
           <w:szCs w:val="20"/>
         </w:rPr>
-        <w:pict w14:anchorId="29F97004">
-          <v:rect id="_x0000_i1040" style="width:0;height:1.5pt" o:hralign="center" o:hrstd="t" o:hr="t" fillcolor="#a0a0a0" stroked="f"/>
+        <w:pict w14:anchorId="59E1A17D">
+          <v:rect id="_x0000_i1039" style="width:0;height:1.5pt" o:hralign="center" o:hrstd="t" o:hr="t" fillcolor="#a0a0a0" stroked="f"/>
         </w:pict>
       </w:r>
     </w:p>
     <w:p>
       <w:pPr>
         <w:pStyle w:val="Heading3"/>
-        <w:divId w:val="1683313692"/>
+        <w:divId w:val="1116405944"/>
         <w:rPr>
           <w:rFonts w:ascii="Calibri" w:eastAsia="Times New Roman" w:hAnsi="Calibri" w:cs="Calibri"/>
         </w:rPr>
@@ -26529,7 +27159,7 @@
       </w:tblGrid>
       <w:tr>
         <w:trPr>
-          <w:divId w:val="1683313692"/>
+          <w:divId w:val="1116405944"/>
         </w:trPr>
         <w:tc>
           <w:tcPr>
@@ -26648,7 +27278,7 @@
       </w:tr>
       <w:tr>
         <w:trPr>
-          <w:divId w:val="1683313692"/>
+          <w:divId w:val="1116405944"/>
         </w:trPr>
         <w:tc>
           <w:tcPr>
@@ -26758,7 +27388,7 @@
       </w:tr>
       <w:tr>
         <w:trPr>
-          <w:divId w:val="1683313692"/>
+          <w:divId w:val="1116405944"/>
         </w:trPr>
         <w:tc>
           <w:tcPr>
@@ -26868,7 +27498,7 @@
       </w:tr>
       <w:tr>
         <w:trPr>
-          <w:divId w:val="1683313692"/>
+          <w:divId w:val="1116405944"/>
         </w:trPr>
         <w:tc>
           <w:tcPr>
@@ -26978,7 +27608,7 @@
       </w:tr>
       <w:tr>
         <w:trPr>
-          <w:divId w:val="1683313692"/>
+          <w:divId w:val="1116405944"/>
         </w:trPr>
         <w:tc>
           <w:tcPr>
@@ -27011,6 +27641,7 @@
                 <w:sz w:val="19"/>
                 <w:szCs w:val="19"/>
               </w:rPr>
+              <w:lastRenderedPageBreak/>
               <w:t>Demo sessions (30 min each)</w:t>
             </w:r>
           </w:p>
@@ -27088,7 +27719,7 @@
       </w:tr>
       <w:tr>
         <w:trPr>
-          <w:divId w:val="1683313692"/>
+          <w:divId w:val="1116405944"/>
         </w:trPr>
         <w:tc>
           <w:tcPr>
@@ -27198,7 +27829,7 @@
       </w:tr>
       <w:tr>
         <w:trPr>
-          <w:divId w:val="1683313692"/>
+          <w:divId w:val="1116405944"/>
         </w:trPr>
         <w:tc>
           <w:tcPr>
@@ -27308,7 +27939,7 @@
       </w:tr>
       <w:tr>
         <w:trPr>
-          <w:divId w:val="1683313692"/>
+          <w:divId w:val="1116405944"/>
         </w:trPr>
         <w:tc>
           <w:tcPr>
@@ -27418,7 +28049,7 @@
       </w:tr>
       <w:tr>
         <w:trPr>
-          <w:divId w:val="1683313692"/>
+          <w:divId w:val="1116405944"/>
         </w:trPr>
         <w:tc>
           <w:tcPr>
@@ -27532,7 +28163,7 @@
     <w:p>
       <w:pPr>
         <w:shd w:val="clear" w:color="auto" w:fill="EEF5FB"/>
-        <w:divId w:val="1949965036"/>
+        <w:divId w:val="1520507043"/>
         <w:rPr>
           <w:rFonts w:ascii="Calibri" w:eastAsia="Times New Roman" w:hAnsi="Calibri" w:cs="Calibri"/>
           <w:color w:val="1A1A1A"/>
@@ -27563,7 +28194,7 @@
     <w:p>
       <w:pPr>
         <w:pStyle w:val="Heading3"/>
-        <w:divId w:val="249967084"/>
+        <w:divId w:val="912469305"/>
         <w:rPr>
           <w:rFonts w:ascii="Calibri" w:eastAsia="Times New Roman" w:hAnsi="Calibri" w:cs="Calibri"/>
         </w:rPr>
@@ -27578,7 +28209,7 @@
     <w:p>
       <w:pPr>
         <w:shd w:val="clear" w:color="auto" w:fill="F9FBFD"/>
-        <w:divId w:val="1458796732"/>
+        <w:divId w:val="731390551"/>
         <w:rPr>
           <w:rFonts w:ascii="Calibri" w:eastAsia="Times New Roman" w:hAnsi="Calibri" w:cs="Calibri"/>
           <w:b/>
@@ -27604,7 +28235,7 @@
       <w:pPr>
         <w:pStyle w:val="NormalWeb"/>
         <w:shd w:val="clear" w:color="auto" w:fill="F9FBFD"/>
-        <w:divId w:val="2018531493"/>
+        <w:divId w:val="49040700"/>
         <w:rPr>
           <w:rFonts w:ascii="Calibri" w:hAnsi="Calibri" w:cs="Calibri"/>
           <w:color w:val="1A1A1A"/>
@@ -27654,7 +28285,7 @@
     <w:p>
       <w:pPr>
         <w:shd w:val="clear" w:color="auto" w:fill="F9FBFD"/>
-        <w:divId w:val="1583561129"/>
+        <w:divId w:val="346686056"/>
         <w:rPr>
           <w:rFonts w:ascii="Calibri" w:eastAsia="Times New Roman" w:hAnsi="Calibri" w:cs="Calibri"/>
           <w:b/>
@@ -27680,7 +28311,7 @@
       <w:pPr>
         <w:pStyle w:val="NormalWeb"/>
         <w:shd w:val="clear" w:color="auto" w:fill="F9FBFD"/>
-        <w:divId w:val="399713373"/>
+        <w:divId w:val="1197693948"/>
         <w:rPr>
           <w:rFonts w:ascii="Calibri" w:hAnsi="Calibri" w:cs="Calibri"/>
           <w:color w:val="1A1A1A"/>
@@ -27730,7 +28361,7 @@
     <w:p>
       <w:pPr>
         <w:shd w:val="clear" w:color="auto" w:fill="F9FBFD"/>
-        <w:divId w:val="513692706"/>
+        <w:divId w:val="1987391956"/>
         <w:rPr>
           <w:rFonts w:ascii="Calibri" w:eastAsia="Times New Roman" w:hAnsi="Calibri" w:cs="Calibri"/>
           <w:b/>
@@ -27756,7 +28387,7 @@
       <w:pPr>
         <w:pStyle w:val="NormalWeb"/>
         <w:shd w:val="clear" w:color="auto" w:fill="F9FBFD"/>
-        <w:divId w:val="1298300916"/>
+        <w:divId w:val="520318638"/>
         <w:rPr>
           <w:rFonts w:ascii="Calibri" w:hAnsi="Calibri" w:cs="Calibri"/>
           <w:color w:val="1A1A1A"/>
@@ -27806,7 +28437,7 @@
     <w:p>
       <w:pPr>
         <w:shd w:val="clear" w:color="auto" w:fill="F9FBFD"/>
-        <w:divId w:val="1625380960"/>
+        <w:divId w:val="553663202"/>
         <w:rPr>
           <w:rFonts w:ascii="Calibri" w:eastAsia="Times New Roman" w:hAnsi="Calibri" w:cs="Calibri"/>
           <w:b/>
@@ -27832,7 +28463,7 @@
       <w:pPr>
         <w:pStyle w:val="NormalWeb"/>
         <w:shd w:val="clear" w:color="auto" w:fill="F9FBFD"/>
-        <w:divId w:val="2099329439"/>
+        <w:divId w:val="2014142503"/>
         <w:rPr>
           <w:rFonts w:ascii="Calibri" w:hAnsi="Calibri" w:cs="Calibri"/>
           <w:color w:val="1A1A1A"/>
@@ -27882,7 +28513,7 @@
     <w:p>
       <w:pPr>
         <w:shd w:val="clear" w:color="auto" w:fill="F9FBFD"/>
-        <w:divId w:val="254559877"/>
+        <w:divId w:val="1704015902"/>
         <w:rPr>
           <w:rFonts w:ascii="Calibri" w:eastAsia="Times New Roman" w:hAnsi="Calibri" w:cs="Calibri"/>
           <w:b/>
@@ -27908,7 +28539,7 @@
       <w:pPr>
         <w:pStyle w:val="NormalWeb"/>
         <w:shd w:val="clear" w:color="auto" w:fill="F9FBFD"/>
-        <w:divId w:val="1719888890"/>
+        <w:divId w:val="15734083"/>
         <w:rPr>
           <w:rFonts w:ascii="Calibri" w:hAnsi="Calibri" w:cs="Calibri"/>
           <w:color w:val="1A1A1A"/>
@@ -27958,7 +28589,7 @@
     <w:p>
       <w:pPr>
         <w:pStyle w:val="Heading3"/>
-        <w:divId w:val="1586456525"/>
+        <w:divId w:val="1792363467"/>
         <w:rPr>
           <w:rFonts w:ascii="Calibri" w:eastAsia="Times New Roman" w:hAnsi="Calibri" w:cs="Calibri"/>
         </w:rPr>
@@ -27989,7 +28620,7 @@
       </w:tblGrid>
       <w:tr>
         <w:trPr>
-          <w:divId w:val="1586456525"/>
+          <w:divId w:val="1792363467"/>
         </w:trPr>
         <w:tc>
           <w:tcPr>
@@ -28122,7 +28753,7 @@
       </w:tr>
       <w:tr>
         <w:trPr>
-          <w:divId w:val="1586456525"/>
+          <w:divId w:val="1792363467"/>
         </w:trPr>
         <w:tc>
           <w:tcPr>
@@ -28235,7 +28866,7 @@
       </w:tr>
       <w:tr>
         <w:trPr>
-          <w:divId w:val="1586456525"/>
+          <w:divId w:val="1792363467"/>
         </w:trPr>
         <w:tc>
           <w:tcPr>
@@ -28260,6 +28891,7 @@
                 <w:sz w:val="19"/>
                 <w:szCs w:val="19"/>
               </w:rPr>
+              <w:lastRenderedPageBreak/>
               <w:t>5 contracts signed (Month 5)</w:t>
             </w:r>
           </w:p>
@@ -28348,7 +28980,7 @@
       </w:tr>
       <w:tr>
         <w:trPr>
-          <w:divId w:val="1586456525"/>
+          <w:divId w:val="1792363467"/>
         </w:trPr>
         <w:tc>
           <w:tcPr>
@@ -28461,7 +29093,7 @@
       </w:tr>
       <w:tr>
         <w:trPr>
-          <w:divId w:val="1586456525"/>
+          <w:divId w:val="1792363467"/>
         </w:trPr>
         <w:tc>
           <w:tcPr>
@@ -28574,7 +29206,7 @@
       </w:tr>
       <w:tr>
         <w:trPr>
-          <w:divId w:val="1586456525"/>
+          <w:divId w:val="1792363467"/>
         </w:trPr>
         <w:tc>
           <w:tcPr>
@@ -28688,7 +29320,7 @@
     </w:tbl>
     <w:p>
       <w:pPr>
-        <w:divId w:val="676659691"/>
+        <w:divId w:val="617570527"/>
         <w:rPr>
           <w:rFonts w:ascii="Calibri" w:eastAsia="Times New Roman" w:hAnsi="Calibri" w:cs="Calibri"/>
           <w:color w:val="1A1A1A"/>
@@ -28716,7 +29348,7 @@
     <w:p>
       <w:pPr>
         <w:pStyle w:val="Heading1"/>
-        <w:divId w:val="676659691"/>
+        <w:divId w:val="617570527"/>
         <w:rPr>
           <w:rFonts w:ascii="Calibri" w:eastAsia="Times New Roman" w:hAnsi="Calibri" w:cs="Calibri"/>
         </w:rPr>
@@ -28731,7 +29363,7 @@
     <w:p>
       <w:pPr>
         <w:spacing w:before="200" w:after="200"/>
-        <w:divId w:val="676659691"/>
+        <w:divId w:val="617570527"/>
         <w:rPr>
           <w:rFonts w:ascii="Calibri" w:eastAsia="Times New Roman" w:hAnsi="Calibri" w:cs="Calibri"/>
           <w:color w:val="1A1A1A"/>
@@ -28746,8 +29378,8 @@
           <w:sz w:val="20"/>
           <w:szCs w:val="20"/>
         </w:rPr>
-        <w:pict w14:anchorId="614B2444">
-          <v:rect id="_x0000_i1041" style="width:0;height:1.5pt" o:hralign="center" o:hrstd="t" o:hr="t" fillcolor="#a0a0a0" stroked="f"/>
+        <w:pict w14:anchorId="3FFD267B">
+          <v:rect id="_x0000_i1040" style="width:0;height:1.5pt" o:hralign="center" o:hrstd="t" o:hr="t" fillcolor="#a0a0a0" stroked="f"/>
         </w:pict>
       </w:r>
     </w:p>
@@ -28770,7 +29402,7 @@
       </w:tblGrid>
       <w:tr>
         <w:trPr>
-          <w:divId w:val="1512179011"/>
+          <w:divId w:val="310451556"/>
         </w:trPr>
         <w:tc>
           <w:tcPr>
@@ -28903,7 +29535,7 @@
       </w:tr>
       <w:tr>
         <w:trPr>
-          <w:divId w:val="1512179011"/>
+          <w:divId w:val="310451556"/>
         </w:trPr>
         <w:tc>
           <w:tcPr>
@@ -29018,7 +29650,7 @@
       </w:tr>
       <w:tr>
         <w:trPr>
-          <w:divId w:val="1512179011"/>
+          <w:divId w:val="310451556"/>
         </w:trPr>
         <w:tc>
           <w:tcPr>
@@ -29123,7 +29755,7 @@
       </w:tr>
       <w:tr>
         <w:trPr>
-          <w:divId w:val="1512179011"/>
+          <w:divId w:val="310451556"/>
         </w:trPr>
         <w:tc>
           <w:tcPr>
@@ -29238,7 +29870,7 @@
       </w:tr>
       <w:tr>
         <w:trPr>
-          <w:divId w:val="1512179011"/>
+          <w:divId w:val="310451556"/>
         </w:trPr>
         <w:tc>
           <w:tcPr>
@@ -29343,7 +29975,7 @@
       </w:tr>
       <w:tr>
         <w:trPr>
-          <w:divId w:val="1512179011"/>
+          <w:divId w:val="310451556"/>
         </w:trPr>
         <w:tc>
           <w:tcPr>
@@ -29448,7 +30080,7 @@
       </w:tr>
       <w:tr>
         <w:trPr>
-          <w:divId w:val="1512179011"/>
+          <w:divId w:val="310451556"/>
         </w:trPr>
         <w:tc>
           <w:tcPr>
@@ -29562,7 +30194,7 @@
       </w:tr>
       <w:tr>
         <w:trPr>
-          <w:divId w:val="1512179011"/>
+          <w:divId w:val="310451556"/>
         </w:trPr>
         <w:tc>
           <w:tcPr>
@@ -29677,7 +30309,7 @@
       </w:tr>
       <w:tr>
         <w:trPr>
-          <w:divId w:val="1512179011"/>
+          <w:divId w:val="310451556"/>
         </w:trPr>
         <w:tc>
           <w:tcPr>
@@ -29782,7 +30414,7 @@
       </w:tr>
       <w:tr>
         <w:trPr>
-          <w:divId w:val="1512179011"/>
+          <w:divId w:val="310451556"/>
         </w:trPr>
         <w:tc>
           <w:tcPr>
@@ -29896,7 +30528,7 @@
       </w:tr>
       <w:tr>
         <w:trPr>
-          <w:divId w:val="1512179011"/>
+          <w:divId w:val="310451556"/>
         </w:trPr>
         <w:tc>
           <w:tcPr>
@@ -30010,7 +30642,7 @@
       </w:tr>
       <w:tr>
         <w:trPr>
-          <w:divId w:val="1512179011"/>
+          <w:divId w:val="310451556"/>
         </w:trPr>
         <w:tc>
           <w:tcPr>
@@ -30124,7 +30756,7 @@
       </w:tr>
       <w:tr>
         <w:trPr>
-          <w:divId w:val="1512179011"/>
+          <w:divId w:val="310451556"/>
         </w:trPr>
         <w:tc>
           <w:tcPr>
@@ -30238,7 +30870,7 @@
       </w:tr>
       <w:tr>
         <w:trPr>
-          <w:divId w:val="1512179011"/>
+          <w:divId w:val="310451556"/>
         </w:trPr>
         <w:tc>
           <w:tcPr>
@@ -30264,6 +30896,7 @@
                 <w:sz w:val="19"/>
                 <w:szCs w:val="19"/>
               </w:rPr>
+              <w:lastRenderedPageBreak/>
               <w:t>Proposals (DOCX)</w:t>
             </w:r>
           </w:p>
@@ -30352,7 +30985,7 @@
       </w:tr>
       <w:tr>
         <w:trPr>
-          <w:divId w:val="1512179011"/>
+          <w:divId w:val="310451556"/>
         </w:trPr>
         <w:tc>
           <w:tcPr>
@@ -30466,7 +31099,7 @@
       </w:tr>
       <w:tr>
         <w:trPr>
-          <w:divId w:val="1512179011"/>
+          <w:divId w:val="310451556"/>
         </w:trPr>
         <w:tc>
           <w:tcPr>
@@ -30581,7 +31214,7 @@
     </w:tbl>
     <w:p>
       <w:pPr>
-        <w:divId w:val="176698914"/>
+        <w:divId w:val="1656758456"/>
         <w:rPr>
           <w:rFonts w:ascii="Calibri" w:eastAsia="Times New Roman" w:hAnsi="Calibri" w:cs="Calibri"/>
           <w:color w:val="1A1A1A"/>
@@ -30609,7 +31242,7 @@
     <w:p>
       <w:pPr>
         <w:pStyle w:val="Heading1"/>
-        <w:divId w:val="176698914"/>
+        <w:divId w:val="1656758456"/>
         <w:rPr>
           <w:rFonts w:ascii="Calibri" w:eastAsia="Times New Roman" w:hAnsi="Calibri" w:cs="Calibri"/>
         </w:rPr>
@@ -30624,7 +31257,7 @@
     <w:p>
       <w:pPr>
         <w:spacing w:before="200" w:after="200"/>
-        <w:divId w:val="176698914"/>
+        <w:divId w:val="1656758456"/>
         <w:rPr>
           <w:rFonts w:ascii="Calibri" w:eastAsia="Times New Roman" w:hAnsi="Calibri" w:cs="Calibri"/>
           <w:color w:val="1A1A1A"/>
@@ -30639,15 +31272,15 @@
           <w:sz w:val="20"/>
           <w:szCs w:val="20"/>
         </w:rPr>
-        <w:pict w14:anchorId="1ABB243D">
-          <v:rect id="_x0000_i1042" style="width:0;height:1.5pt" o:hralign="center" o:hrstd="t" o:hr="t" fillcolor="#a0a0a0" stroked="f"/>
+        <w:pict w14:anchorId="6DBA1000">
+          <v:rect id="_x0000_i1041" style="width:0;height:1.5pt" o:hralign="center" o:hrstd="t" o:hr="t" fillcolor="#a0a0a0" stroked="f"/>
         </w:pict>
       </w:r>
     </w:p>
     <w:p>
       <w:pPr>
         <w:pStyle w:val="Heading3"/>
-        <w:divId w:val="1440101715"/>
+        <w:divId w:val="1575966892"/>
         <w:rPr>
           <w:rFonts w:ascii="Calibri" w:eastAsia="Times New Roman" w:hAnsi="Calibri" w:cs="Calibri"/>
         </w:rPr>
@@ -30676,7 +31309,7 @@
       </w:tblGrid>
       <w:tr>
         <w:trPr>
-          <w:divId w:val="1440101715"/>
+          <w:divId w:val="1575966892"/>
         </w:trPr>
         <w:tc>
           <w:tcPr>
@@ -30757,7 +31390,7 @@
       </w:tr>
       <w:tr>
         <w:trPr>
-          <w:divId w:val="1440101715"/>
+          <w:divId w:val="1575966892"/>
         </w:trPr>
         <w:tc>
           <w:tcPr>
@@ -30832,7 +31465,7 @@
       </w:tr>
       <w:tr>
         <w:trPr>
-          <w:divId w:val="1440101715"/>
+          <w:divId w:val="1575966892"/>
         </w:trPr>
         <w:tc>
           <w:tcPr>
@@ -30916,7 +31549,7 @@
       </w:tr>
       <w:tr>
         <w:trPr>
-          <w:divId w:val="1440101715"/>
+          <w:divId w:val="1575966892"/>
         </w:trPr>
         <w:tc>
           <w:tcPr>
@@ -31000,7 +31633,7 @@
       </w:tr>
       <w:tr>
         <w:trPr>
-          <w:divId w:val="1440101715"/>
+          <w:divId w:val="1575966892"/>
         </w:trPr>
         <w:tc>
           <w:tcPr>
@@ -31075,7 +31708,7 @@
       </w:tr>
       <w:tr>
         <w:trPr>
-          <w:divId w:val="1440101715"/>
+          <w:divId w:val="1575966892"/>
         </w:trPr>
         <w:tc>
           <w:tcPr>
@@ -31150,7 +31783,7 @@
       </w:tr>
       <w:tr>
         <w:trPr>
-          <w:divId w:val="1440101715"/>
+          <w:divId w:val="1575966892"/>
         </w:trPr>
         <w:tc>
           <w:tcPr>
@@ -31225,7 +31858,7 @@
       </w:tr>
       <w:tr>
         <w:trPr>
-          <w:divId w:val="1440101715"/>
+          <w:divId w:val="1575966892"/>
         </w:trPr>
         <w:tc>
           <w:tcPr>
@@ -31302,7 +31935,7 @@
     <w:p>
       <w:pPr>
         <w:pStyle w:val="Heading3"/>
-        <w:divId w:val="377245944"/>
+        <w:divId w:val="833570573"/>
         <w:rPr>
           <w:rFonts w:ascii="Calibri" w:eastAsia="Times New Roman" w:hAnsi="Calibri" w:cs="Calibri"/>
         </w:rPr>
@@ -31316,7 +31949,7 @@
     </w:p>
     <w:p>
       <w:pPr>
-        <w:divId w:val="1421027350"/>
+        <w:divId w:val="1346707256"/>
         <w:rPr>
           <w:rFonts w:ascii="Calibri" w:eastAsia="Times New Roman" w:hAnsi="Calibri" w:cs="Calibri"/>
           <w:color w:val="1A1A1A"/>
@@ -31365,7 +31998,7 @@
     </w:p>
     <w:p>
       <w:pPr>
-        <w:divId w:val="1874683374"/>
+        <w:divId w:val="946232968"/>
         <w:rPr>
           <w:rFonts w:ascii="Calibri" w:eastAsia="Times New Roman" w:hAnsi="Calibri" w:cs="Calibri"/>
           <w:color w:val="1A1A1A"/>
@@ -31396,7 +32029,7 @@
     </w:p>
     <w:p>
       <w:pPr>
-        <w:divId w:val="57170687"/>
+        <w:divId w:val="585188765"/>
         <w:rPr>
           <w:rFonts w:ascii="Calibri" w:eastAsia="Times New Roman" w:hAnsi="Calibri" w:cs="Calibri"/>
           <w:color w:val="1A1A1A"/>
@@ -31427,7 +32060,7 @@
     </w:p>
     <w:p>
       <w:pPr>
-        <w:divId w:val="793788063"/>
+        <w:divId w:val="669141787"/>
         <w:rPr>
           <w:rFonts w:ascii="Calibri" w:eastAsia="Times New Roman" w:hAnsi="Calibri" w:cs="Calibri"/>
           <w:color w:val="1A1A1A"/>
@@ -31455,7 +32088,7 @@
     <w:p>
       <w:pPr>
         <w:pStyle w:val="Heading1"/>
-        <w:divId w:val="793788063"/>
+        <w:divId w:val="669141787"/>
         <w:rPr>
           <w:rFonts w:ascii="Calibri" w:eastAsia="Times New Roman" w:hAnsi="Calibri" w:cs="Calibri"/>
         </w:rPr>
@@ -31470,7 +32103,7 @@
     <w:p>
       <w:pPr>
         <w:spacing w:before="200" w:after="200"/>
-        <w:divId w:val="793788063"/>
+        <w:divId w:val="669141787"/>
         <w:rPr>
           <w:rFonts w:ascii="Calibri" w:eastAsia="Times New Roman" w:hAnsi="Calibri" w:cs="Calibri"/>
           <w:color w:val="1A1A1A"/>
@@ -31485,15 +32118,16 @@
           <w:sz w:val="20"/>
           <w:szCs w:val="20"/>
         </w:rPr>
-        <w:pict w14:anchorId="186A0258">
-          <v:rect id="_x0000_i1043" style="width:0;height:1.5pt" o:hralign="center" o:hrstd="t" o:hr="t" fillcolor="#a0a0a0" stroked="f"/>
+        <w:lastRenderedPageBreak/>
+        <w:pict w14:anchorId="1604CF9B">
+          <v:rect id="_x0000_i1042" style="width:0;height:1.5pt" o:hralign="center" o:hrstd="t" o:hr="t" fillcolor="#a0a0a0" stroked="f"/>
         </w:pict>
       </w:r>
     </w:p>
     <w:p>
       <w:pPr>
         <w:pStyle w:val="Heading3"/>
-        <w:divId w:val="1354846192"/>
+        <w:divId w:val="1309048741"/>
         <w:rPr>
           <w:rFonts w:ascii="Calibri" w:eastAsia="Times New Roman" w:hAnsi="Calibri" w:cs="Calibri"/>
         </w:rPr>
@@ -31523,7 +32157,7 @@
       </w:tblGrid>
       <w:tr>
         <w:trPr>
-          <w:divId w:val="1354846192"/>
+          <w:divId w:val="1309048741"/>
         </w:trPr>
         <w:tc>
           <w:tcPr>
@@ -31624,7 +32258,7 @@
       </w:tr>
       <w:tr>
         <w:trPr>
-          <w:divId w:val="1354846192"/>
+          <w:divId w:val="1309048741"/>
         </w:trPr>
         <w:tc>
           <w:tcPr>
@@ -31710,7 +32344,7 @@
       </w:tr>
       <w:tr>
         <w:trPr>
-          <w:divId w:val="1354846192"/>
+          <w:divId w:val="1309048741"/>
         </w:trPr>
         <w:tc>
           <w:tcPr>
@@ -31796,7 +32430,7 @@
       </w:tr>
       <w:tr>
         <w:trPr>
-          <w:divId w:val="1354846192"/>
+          <w:divId w:val="1309048741"/>
         </w:trPr>
         <w:tc>
           <w:tcPr>
@@ -31882,7 +32516,7 @@
       </w:tr>
       <w:tr>
         <w:trPr>
-          <w:divId w:val="1354846192"/>
+          <w:divId w:val="1309048741"/>
         </w:trPr>
         <w:tc>
           <w:tcPr>
@@ -31968,7 +32602,7 @@
       </w:tr>
       <w:tr>
         <w:trPr>
-          <w:divId w:val="1354846192"/>
+          <w:divId w:val="1309048741"/>
         </w:trPr>
         <w:tc>
           <w:tcPr>
@@ -32054,7 +32688,7 @@
       </w:tr>
       <w:tr>
         <w:trPr>
-          <w:divId w:val="1354846192"/>
+          <w:divId w:val="1309048741"/>
         </w:trPr>
         <w:tc>
           <w:tcPr>
@@ -32140,7 +32774,7 @@
       </w:tr>
       <w:tr>
         <w:trPr>
-          <w:divId w:val="1354846192"/>
+          <w:divId w:val="1309048741"/>
         </w:trPr>
         <w:tc>
           <w:tcPr>
@@ -32226,7 +32860,7 @@
       </w:tr>
       <w:tr>
         <w:trPr>
-          <w:divId w:val="1354846192"/>
+          <w:divId w:val="1309048741"/>
         </w:trPr>
         <w:tc>
           <w:tcPr>
@@ -32312,7 +32946,7 @@
       </w:tr>
       <w:tr>
         <w:trPr>
-          <w:divId w:val="1354846192"/>
+          <w:divId w:val="1309048741"/>
         </w:trPr>
         <w:tc>
           <w:tcPr>
@@ -32400,7 +33034,7 @@
     <w:p>
       <w:pPr>
         <w:pStyle w:val="Heading3"/>
-        <w:divId w:val="1150058349"/>
+        <w:divId w:val="344750185"/>
         <w:rPr>
           <w:rFonts w:ascii="Calibri" w:eastAsia="Times New Roman" w:hAnsi="Calibri" w:cs="Calibri"/>
         </w:rPr>
@@ -32431,7 +33065,7 @@
       </w:tblGrid>
       <w:tr>
         <w:trPr>
-          <w:divId w:val="1150058349"/>
+          <w:divId w:val="344750185"/>
         </w:trPr>
         <w:tc>
           <w:tcPr>
@@ -32564,7 +33198,7 @@
       </w:tr>
       <w:tr>
         <w:trPr>
-          <w:divId w:val="1150058349"/>
+          <w:divId w:val="344750185"/>
         </w:trPr>
         <w:tc>
           <w:tcPr>
@@ -32677,7 +33311,7 @@
       </w:tr>
       <w:tr>
         <w:trPr>
-          <w:divId w:val="1150058349"/>
+          <w:divId w:val="344750185"/>
         </w:trPr>
         <w:tc>
           <w:tcPr>
@@ -32790,7 +33424,7 @@
       </w:tr>
       <w:tr>
         <w:trPr>
-          <w:divId w:val="1150058349"/>
+          <w:divId w:val="344750185"/>
         </w:trPr>
         <w:tc>
           <w:tcPr>
@@ -32903,7 +33537,7 @@
       </w:tr>
       <w:tr>
         <w:trPr>
-          <w:divId w:val="1150058349"/>
+          <w:divId w:val="344750185"/>
         </w:trPr>
         <w:tc>
           <w:tcPr>
@@ -33016,7 +33650,7 @@
       </w:tr>
       <w:tr>
         <w:trPr>
-          <w:divId w:val="1150058349"/>
+          <w:divId w:val="344750185"/>
         </w:trPr>
         <w:tc>
           <w:tcPr>
@@ -33130,7 +33764,7 @@
     </w:tbl>
     <w:p>
       <w:pPr>
-        <w:divId w:val="555090752"/>
+        <w:divId w:val="1245451102"/>
         <w:rPr>
           <w:rFonts w:ascii="Calibri" w:eastAsia="Times New Roman" w:hAnsi="Calibri" w:cs="Calibri"/>
           <w:color w:val="1A1A1A"/>
@@ -33158,7 +33792,7 @@
     <w:p>
       <w:pPr>
         <w:pStyle w:val="Heading1"/>
-        <w:divId w:val="555090752"/>
+        <w:divId w:val="1245451102"/>
         <w:rPr>
           <w:rFonts w:ascii="Calibri" w:eastAsia="Times New Roman" w:hAnsi="Calibri" w:cs="Calibri"/>
         </w:rPr>
@@ -33173,7 +33807,7 @@
     <w:p>
       <w:pPr>
         <w:spacing w:before="200" w:after="200"/>
-        <w:divId w:val="555090752"/>
+        <w:divId w:val="1245451102"/>
         <w:rPr>
           <w:rFonts w:ascii="Calibri" w:eastAsia="Times New Roman" w:hAnsi="Calibri" w:cs="Calibri"/>
           <w:color w:val="1A1A1A"/>
@@ -33188,15 +33822,15 @@
           <w:sz w:val="20"/>
           <w:szCs w:val="20"/>
         </w:rPr>
-        <w:pict w14:anchorId="35E896B4">
-          <v:rect id="_x0000_i1044" style="width:0;height:1.5pt" o:hralign="center" o:hrstd="t" o:hr="t" fillcolor="#a0a0a0" stroked="f"/>
+        <w:pict w14:anchorId="519D2DAC">
+          <v:rect id="_x0000_i1043" style="width:0;height:1.5pt" o:hralign="center" o:hrstd="t" o:hr="t" fillcolor="#a0a0a0" stroked="f"/>
         </w:pict>
       </w:r>
     </w:p>
     <w:p>
       <w:pPr>
         <w:shd w:val="clear" w:color="auto" w:fill="1A3C5E"/>
-        <w:divId w:val="966086175"/>
+        <w:divId w:val="487402679"/>
         <w:rPr>
           <w:rFonts w:ascii="Calibri" w:eastAsia="Times New Roman" w:hAnsi="Calibri" w:cs="Calibri"/>
           <w:b/>
@@ -33221,7 +33855,7 @@
     <w:p>
       <w:pPr>
         <w:pStyle w:val="Heading4"/>
-        <w:divId w:val="854615052"/>
+        <w:divId w:val="2126654960"/>
         <w:rPr>
           <w:rFonts w:ascii="Calibri" w:eastAsia="Times New Roman" w:hAnsi="Calibri" w:cs="Calibri"/>
         </w:rPr>
@@ -33230,6 +33864,7 @@
         <w:rPr>
           <w:rFonts w:ascii="Calibri" w:eastAsia="Times New Roman" w:hAnsi="Calibri" w:cs="Calibri"/>
         </w:rPr>
+        <w:lastRenderedPageBreak/>
         <w:t>Week 1 — Foundation</w:t>
       </w:r>
     </w:p>
@@ -33241,7 +33876,7 @@
         </w:numPr>
         <w:spacing w:before="100" w:beforeAutospacing="1" w:after="60"/>
         <w:ind w:left="1080"/>
-        <w:divId w:val="854615052"/>
+        <w:divId w:val="2126654960"/>
         <w:rPr>
           <w:rFonts w:ascii="Calibri" w:eastAsia="Times New Roman" w:hAnsi="Calibri" w:cs="Calibri"/>
           <w:color w:val="1A1A1A"/>
@@ -33276,7 +33911,7 @@
         </w:numPr>
         <w:spacing w:before="100" w:beforeAutospacing="1" w:after="60"/>
         <w:ind w:left="1080"/>
-        <w:divId w:val="854615052"/>
+        <w:divId w:val="2126654960"/>
         <w:rPr>
           <w:rFonts w:ascii="Calibri" w:eastAsia="Times New Roman" w:hAnsi="Calibri" w:cs="Calibri"/>
           <w:color w:val="1A1A1A"/>
@@ -33311,7 +33946,7 @@
         </w:numPr>
         <w:spacing w:before="100" w:beforeAutospacing="1" w:after="60"/>
         <w:ind w:left="1080"/>
-        <w:divId w:val="854615052"/>
+        <w:divId w:val="2126654960"/>
         <w:rPr>
           <w:rFonts w:ascii="Calibri" w:eastAsia="Times New Roman" w:hAnsi="Calibri" w:cs="Calibri"/>
           <w:color w:val="1A1A1A"/>
@@ -33346,7 +33981,7 @@
         </w:numPr>
         <w:spacing w:before="100" w:beforeAutospacing="1" w:after="60"/>
         <w:ind w:left="1080"/>
-        <w:divId w:val="854615052"/>
+        <w:divId w:val="2126654960"/>
         <w:rPr>
           <w:rFonts w:ascii="Calibri" w:eastAsia="Times New Roman" w:hAnsi="Calibri" w:cs="Calibri"/>
           <w:color w:val="1A1A1A"/>
@@ -33381,7 +34016,7 @@
         </w:numPr>
         <w:spacing w:before="100" w:beforeAutospacing="1" w:after="60"/>
         <w:ind w:left="1080"/>
-        <w:divId w:val="854615052"/>
+        <w:divId w:val="2126654960"/>
         <w:rPr>
           <w:rFonts w:ascii="Calibri" w:eastAsia="Times New Roman" w:hAnsi="Calibri" w:cs="Calibri"/>
           <w:color w:val="1A1A1A"/>
@@ -33416,7 +34051,7 @@
         </w:numPr>
         <w:spacing w:before="100" w:beforeAutospacing="1" w:after="60"/>
         <w:ind w:left="1080"/>
-        <w:divId w:val="854615052"/>
+        <w:divId w:val="2126654960"/>
         <w:rPr>
           <w:rFonts w:ascii="Calibri" w:eastAsia="Times New Roman" w:hAnsi="Calibri" w:cs="Calibri"/>
           <w:color w:val="1A1A1A"/>
@@ -33451,7 +34086,7 @@
         </w:numPr>
         <w:spacing w:before="100" w:beforeAutospacing="1" w:after="60"/>
         <w:ind w:left="1080"/>
-        <w:divId w:val="854615052"/>
+        <w:divId w:val="2126654960"/>
         <w:rPr>
           <w:rFonts w:ascii="Calibri" w:eastAsia="Times New Roman" w:hAnsi="Calibri" w:cs="Calibri"/>
           <w:color w:val="1A1A1A"/>
@@ -33486,7 +34121,7 @@
         </w:numPr>
         <w:spacing w:before="100" w:beforeAutospacing="1" w:after="60"/>
         <w:ind w:left="1080"/>
-        <w:divId w:val="854615052"/>
+        <w:divId w:val="2126654960"/>
         <w:rPr>
           <w:rFonts w:ascii="Calibri" w:eastAsia="Times New Roman" w:hAnsi="Calibri" w:cs="Calibri"/>
           <w:color w:val="1A1A1A"/>
@@ -33516,7 +34151,7 @@
     <w:p>
       <w:pPr>
         <w:pStyle w:val="Heading4"/>
-        <w:divId w:val="854615052"/>
+        <w:divId w:val="2126654960"/>
         <w:rPr>
           <w:rFonts w:ascii="Calibri" w:eastAsia="Times New Roman" w:hAnsi="Calibri" w:cs="Calibri"/>
         </w:rPr>
@@ -33536,7 +34171,7 @@
         </w:numPr>
         <w:spacing w:before="100" w:beforeAutospacing="1" w:after="60"/>
         <w:ind w:left="1080"/>
-        <w:divId w:val="854615052"/>
+        <w:divId w:val="2126654960"/>
         <w:rPr>
           <w:rFonts w:ascii="Calibri" w:eastAsia="Times New Roman" w:hAnsi="Calibri" w:cs="Calibri"/>
           <w:color w:val="1A1A1A"/>
@@ -33571,7 +34206,7 @@
         </w:numPr>
         <w:spacing w:before="100" w:beforeAutospacing="1" w:after="60"/>
         <w:ind w:left="1080"/>
-        <w:divId w:val="854615052"/>
+        <w:divId w:val="2126654960"/>
         <w:rPr>
           <w:rFonts w:ascii="Calibri" w:eastAsia="Times New Roman" w:hAnsi="Calibri" w:cs="Calibri"/>
           <w:color w:val="1A1A1A"/>
@@ -33606,7 +34241,7 @@
         </w:numPr>
         <w:spacing w:before="100" w:beforeAutospacing="1" w:after="60"/>
         <w:ind w:left="1080"/>
-        <w:divId w:val="854615052"/>
+        <w:divId w:val="2126654960"/>
         <w:rPr>
           <w:rFonts w:ascii="Calibri" w:eastAsia="Times New Roman" w:hAnsi="Calibri" w:cs="Calibri"/>
           <w:color w:val="1A1A1A"/>
@@ -33641,7 +34276,7 @@
         </w:numPr>
         <w:spacing w:before="100" w:beforeAutospacing="1" w:after="60"/>
         <w:ind w:left="1080"/>
-        <w:divId w:val="854615052"/>
+        <w:divId w:val="2126654960"/>
         <w:rPr>
           <w:rFonts w:ascii="Calibri" w:eastAsia="Times New Roman" w:hAnsi="Calibri" w:cs="Calibri"/>
           <w:color w:val="1A1A1A"/>
@@ -33676,7 +34311,7 @@
         </w:numPr>
         <w:spacing w:before="100" w:beforeAutospacing="1" w:after="60"/>
         <w:ind w:left="1080"/>
-        <w:divId w:val="854615052"/>
+        <w:divId w:val="2126654960"/>
         <w:rPr>
           <w:rFonts w:ascii="Calibri" w:eastAsia="Times New Roman" w:hAnsi="Calibri" w:cs="Calibri"/>
           <w:color w:val="1A1A1A"/>
@@ -33706,7 +34341,7 @@
     <w:p>
       <w:pPr>
         <w:pStyle w:val="Heading4"/>
-        <w:divId w:val="854615052"/>
+        <w:divId w:val="2126654960"/>
         <w:rPr>
           <w:rFonts w:ascii="Calibri" w:eastAsia="Times New Roman" w:hAnsi="Calibri" w:cs="Calibri"/>
         </w:rPr>
@@ -33726,7 +34361,7 @@
         </w:numPr>
         <w:spacing w:before="100" w:beforeAutospacing="1" w:after="60"/>
         <w:ind w:left="1080"/>
-        <w:divId w:val="854615052"/>
+        <w:divId w:val="2126654960"/>
         <w:rPr>
           <w:rFonts w:ascii="Calibri" w:eastAsia="Times New Roman" w:hAnsi="Calibri" w:cs="Calibri"/>
           <w:color w:val="1A1A1A"/>
@@ -33761,7 +34396,7 @@
         </w:numPr>
         <w:spacing w:before="100" w:beforeAutospacing="1" w:after="60"/>
         <w:ind w:left="1080"/>
-        <w:divId w:val="854615052"/>
+        <w:divId w:val="2126654960"/>
         <w:rPr>
           <w:rFonts w:ascii="Calibri" w:eastAsia="Times New Roman" w:hAnsi="Calibri" w:cs="Calibri"/>
           <w:color w:val="1A1A1A"/>
@@ -33796,7 +34431,7 @@
         </w:numPr>
         <w:spacing w:before="100" w:beforeAutospacing="1" w:after="60"/>
         <w:ind w:left="1080"/>
-        <w:divId w:val="854615052"/>
+        <w:divId w:val="2126654960"/>
         <w:rPr>
           <w:rFonts w:ascii="Calibri" w:eastAsia="Times New Roman" w:hAnsi="Calibri" w:cs="Calibri"/>
           <w:color w:val="1A1A1A"/>
@@ -33831,7 +34466,7 @@
         </w:numPr>
         <w:spacing w:before="100" w:beforeAutospacing="1" w:after="60"/>
         <w:ind w:left="1080"/>
-        <w:divId w:val="854615052"/>
+        <w:divId w:val="2126654960"/>
         <w:rPr>
           <w:rFonts w:ascii="Calibri" w:eastAsia="Times New Roman" w:hAnsi="Calibri" w:cs="Calibri"/>
           <w:color w:val="1A1A1A"/>
@@ -33861,7 +34496,7 @@
     <w:p>
       <w:pPr>
         <w:pStyle w:val="Heading4"/>
-        <w:divId w:val="854615052"/>
+        <w:divId w:val="2126654960"/>
         <w:rPr>
           <w:rFonts w:ascii="Calibri" w:eastAsia="Times New Roman" w:hAnsi="Calibri" w:cs="Calibri"/>
         </w:rPr>
@@ -33881,7 +34516,7 @@
         </w:numPr>
         <w:spacing w:before="100" w:beforeAutospacing="1" w:after="60"/>
         <w:ind w:left="1080"/>
-        <w:divId w:val="854615052"/>
+        <w:divId w:val="2126654960"/>
         <w:rPr>
           <w:rFonts w:ascii="Calibri" w:eastAsia="Times New Roman" w:hAnsi="Calibri" w:cs="Calibri"/>
           <w:color w:val="1A1A1A"/>
@@ -33916,7 +34551,7 @@
         </w:numPr>
         <w:spacing w:before="100" w:beforeAutospacing="1" w:after="60"/>
         <w:ind w:left="1080"/>
-        <w:divId w:val="854615052"/>
+        <w:divId w:val="2126654960"/>
         <w:rPr>
           <w:rFonts w:ascii="Calibri" w:eastAsia="Times New Roman" w:hAnsi="Calibri" w:cs="Calibri"/>
           <w:color w:val="1A1A1A"/>
@@ -33951,7 +34586,7 @@
         </w:numPr>
         <w:spacing w:before="100" w:beforeAutospacing="1" w:after="60"/>
         <w:ind w:left="1080"/>
-        <w:divId w:val="854615052"/>
+        <w:divId w:val="2126654960"/>
         <w:rPr>
           <w:rFonts w:ascii="Calibri" w:eastAsia="Times New Roman" w:hAnsi="Calibri" w:cs="Calibri"/>
           <w:color w:val="1A1A1A"/>
@@ -33986,7 +34621,7 @@
         </w:numPr>
         <w:spacing w:before="100" w:beforeAutospacing="1" w:after="60"/>
         <w:ind w:left="1080"/>
-        <w:divId w:val="854615052"/>
+        <w:divId w:val="2126654960"/>
         <w:rPr>
           <w:rFonts w:ascii="Calibri" w:eastAsia="Times New Roman" w:hAnsi="Calibri" w:cs="Calibri"/>
           <w:color w:val="1A1A1A"/>
@@ -34016,7 +34651,7 @@
     <w:p>
       <w:pPr>
         <w:shd w:val="clear" w:color="auto" w:fill="1A3C5E"/>
-        <w:divId w:val="938566792"/>
+        <w:divId w:val="1395350155"/>
         <w:rPr>
           <w:rFonts w:ascii="Calibri" w:eastAsia="Times New Roman" w:hAnsi="Calibri" w:cs="Calibri"/>
           <w:b/>
@@ -34046,7 +34681,7 @@
         </w:numPr>
         <w:spacing w:before="100" w:beforeAutospacing="1" w:after="60"/>
         <w:ind w:left="1080"/>
-        <w:divId w:val="483470699"/>
+        <w:divId w:val="1022627339"/>
         <w:rPr>
           <w:rFonts w:ascii="Calibri" w:eastAsia="Times New Roman" w:hAnsi="Calibri" w:cs="Calibri"/>
           <w:color w:val="1A1A1A"/>
@@ -34081,7 +34716,7 @@
         </w:numPr>
         <w:spacing w:before="100" w:beforeAutospacing="1" w:after="60"/>
         <w:ind w:left="1080"/>
-        <w:divId w:val="483470699"/>
+        <w:divId w:val="1022627339"/>
         <w:rPr>
           <w:rFonts w:ascii="Calibri" w:eastAsia="Times New Roman" w:hAnsi="Calibri" w:cs="Calibri"/>
           <w:color w:val="1A1A1A"/>
@@ -34116,7 +34751,7 @@
         </w:numPr>
         <w:spacing w:before="100" w:beforeAutospacing="1" w:after="60"/>
         <w:ind w:left="1080"/>
-        <w:divId w:val="483470699"/>
+        <w:divId w:val="1022627339"/>
         <w:rPr>
           <w:rFonts w:ascii="Calibri" w:eastAsia="Times New Roman" w:hAnsi="Calibri" w:cs="Calibri"/>
           <w:color w:val="1A1A1A"/>
@@ -34151,7 +34786,7 @@
         </w:numPr>
         <w:spacing w:before="100" w:beforeAutospacing="1" w:after="60"/>
         <w:ind w:left="1080"/>
-        <w:divId w:val="483470699"/>
+        <w:divId w:val="1022627339"/>
         <w:rPr>
           <w:rFonts w:ascii="Calibri" w:eastAsia="Times New Roman" w:hAnsi="Calibri" w:cs="Calibri"/>
           <w:color w:val="1A1A1A"/>
@@ -34186,7 +34821,7 @@
         </w:numPr>
         <w:spacing w:before="100" w:beforeAutospacing="1" w:after="60"/>
         <w:ind w:left="1080"/>
-        <w:divId w:val="483470699"/>
+        <w:divId w:val="1022627339"/>
         <w:rPr>
           <w:rFonts w:ascii="Calibri" w:eastAsia="Times New Roman" w:hAnsi="Calibri" w:cs="Calibri"/>
           <w:color w:val="1A1A1A"/>
@@ -34221,7 +34856,7 @@
         </w:numPr>
         <w:spacing w:before="100" w:beforeAutospacing="1" w:after="60"/>
         <w:ind w:left="1080"/>
-        <w:divId w:val="483470699"/>
+        <w:divId w:val="1022627339"/>
         <w:rPr>
           <w:rFonts w:ascii="Calibri" w:eastAsia="Times New Roman" w:hAnsi="Calibri" w:cs="Calibri"/>
           <w:color w:val="1A1A1A"/>
@@ -34256,7 +34891,7 @@
         </w:numPr>
         <w:spacing w:before="100" w:beforeAutospacing="1" w:after="60"/>
         <w:ind w:left="1080"/>
-        <w:divId w:val="483470699"/>
+        <w:divId w:val="1022627339"/>
         <w:rPr>
           <w:rFonts w:ascii="Calibri" w:eastAsia="Times New Roman" w:hAnsi="Calibri" w:cs="Calibri"/>
           <w:color w:val="1A1A1A"/>
@@ -34291,7 +34926,7 @@
         </w:numPr>
         <w:spacing w:before="100" w:beforeAutospacing="1" w:after="60"/>
         <w:ind w:left="1080"/>
-        <w:divId w:val="483470699"/>
+        <w:divId w:val="1022627339"/>
         <w:rPr>
           <w:rFonts w:ascii="Calibri" w:eastAsia="Times New Roman" w:hAnsi="Calibri" w:cs="Calibri"/>
           <w:color w:val="1A1A1A"/>
@@ -34326,7 +34961,7 @@
         </w:numPr>
         <w:spacing w:before="100" w:beforeAutospacing="1" w:after="60"/>
         <w:ind w:left="1080"/>
-        <w:divId w:val="483470699"/>
+        <w:divId w:val="1022627339"/>
         <w:rPr>
           <w:rFonts w:ascii="Calibri" w:eastAsia="Times New Roman" w:hAnsi="Calibri" w:cs="Calibri"/>
           <w:color w:val="1A1A1A"/>
@@ -34361,7 +34996,7 @@
         </w:numPr>
         <w:spacing w:before="100" w:beforeAutospacing="1" w:after="60"/>
         <w:ind w:left="1080"/>
-        <w:divId w:val="483470699"/>
+        <w:divId w:val="1022627339"/>
         <w:rPr>
           <w:rFonts w:ascii="Calibri" w:eastAsia="Times New Roman" w:hAnsi="Calibri" w:cs="Calibri"/>
           <w:color w:val="1A1A1A"/>
@@ -34376,6 +35011,7 @@
           <w:sz w:val="20"/>
           <w:szCs w:val="20"/>
         </w:rPr>
+        <w:lastRenderedPageBreak/>
         <w:t>☐</w:t>
       </w:r>
       <w:r>
@@ -34391,7 +35027,7 @@
     <w:p>
       <w:pPr>
         <w:shd w:val="clear" w:color="auto" w:fill="1A3C5E"/>
-        <w:divId w:val="86779124"/>
+        <w:divId w:val="894195482"/>
         <w:rPr>
           <w:rFonts w:ascii="Calibri" w:eastAsia="Times New Roman" w:hAnsi="Calibri" w:cs="Calibri"/>
           <w:b/>
@@ -34421,7 +35057,7 @@
         </w:numPr>
         <w:spacing w:before="100" w:beforeAutospacing="1" w:after="60"/>
         <w:ind w:left="1080"/>
-        <w:divId w:val="1034233250"/>
+        <w:divId w:val="1058674932"/>
         <w:rPr>
           <w:rFonts w:ascii="Calibri" w:eastAsia="Times New Roman" w:hAnsi="Calibri" w:cs="Calibri"/>
           <w:color w:val="1A1A1A"/>
@@ -34456,7 +35092,7 @@
         </w:numPr>
         <w:spacing w:before="100" w:beforeAutospacing="1" w:after="60"/>
         <w:ind w:left="1080"/>
-        <w:divId w:val="1034233250"/>
+        <w:divId w:val="1058674932"/>
         <w:rPr>
           <w:rFonts w:ascii="Calibri" w:eastAsia="Times New Roman" w:hAnsi="Calibri" w:cs="Calibri"/>
           <w:color w:val="1A1A1A"/>
@@ -34491,7 +35127,7 @@
         </w:numPr>
         <w:spacing w:before="100" w:beforeAutospacing="1" w:after="60"/>
         <w:ind w:left="1080"/>
-        <w:divId w:val="1034233250"/>
+        <w:divId w:val="1058674932"/>
         <w:rPr>
           <w:rFonts w:ascii="Calibri" w:eastAsia="Times New Roman" w:hAnsi="Calibri" w:cs="Calibri"/>
           <w:color w:val="1A1A1A"/>
@@ -34526,7 +35162,7 @@
         </w:numPr>
         <w:spacing w:before="100" w:beforeAutospacing="1" w:after="60"/>
         <w:ind w:left="1080"/>
-        <w:divId w:val="1034233250"/>
+        <w:divId w:val="1058674932"/>
         <w:rPr>
           <w:rFonts w:ascii="Calibri" w:eastAsia="Times New Roman" w:hAnsi="Calibri" w:cs="Calibri"/>
           <w:color w:val="1A1A1A"/>
@@ -34561,7 +35197,7 @@
         </w:numPr>
         <w:spacing w:before="100" w:beforeAutospacing="1" w:after="60"/>
         <w:ind w:left="1080"/>
-        <w:divId w:val="1034233250"/>
+        <w:divId w:val="1058674932"/>
         <w:rPr>
           <w:rFonts w:ascii="Calibri" w:eastAsia="Times New Roman" w:hAnsi="Calibri" w:cs="Calibri"/>
           <w:color w:val="1A1A1A"/>
@@ -34596,7 +35232,7 @@
         </w:numPr>
         <w:spacing w:before="100" w:beforeAutospacing="1" w:after="60"/>
         <w:ind w:left="1080"/>
-        <w:divId w:val="1034233250"/>
+        <w:divId w:val="1058674932"/>
         <w:rPr>
           <w:rFonts w:ascii="Calibri" w:eastAsia="Times New Roman" w:hAnsi="Calibri" w:cs="Calibri"/>
           <w:color w:val="1A1A1A"/>
@@ -34631,7 +35267,7 @@
         </w:numPr>
         <w:spacing w:before="100" w:beforeAutospacing="1" w:after="60"/>
         <w:ind w:left="1080"/>
-        <w:divId w:val="1034233250"/>
+        <w:divId w:val="1058674932"/>
         <w:rPr>
           <w:rFonts w:ascii="Calibri" w:eastAsia="Times New Roman" w:hAnsi="Calibri" w:cs="Calibri"/>
           <w:color w:val="1A1A1A"/>
@@ -34666,7 +35302,7 @@
         </w:numPr>
         <w:spacing w:before="100" w:beforeAutospacing="1" w:after="60"/>
         <w:ind w:left="1080"/>
-        <w:divId w:val="1034233250"/>
+        <w:divId w:val="1058674932"/>
         <w:rPr>
           <w:rFonts w:ascii="Calibri" w:eastAsia="Times New Roman" w:hAnsi="Calibri" w:cs="Calibri"/>
           <w:color w:val="1A1A1A"/>
@@ -34696,7 +35332,7 @@
     <w:p>
       <w:pPr>
         <w:shd w:val="clear" w:color="auto" w:fill="EEF5FB"/>
-        <w:divId w:val="557591827"/>
+        <w:divId w:val="1532843819"/>
         <w:rPr>
           <w:rFonts w:ascii="Calibri" w:eastAsia="Times New Roman" w:hAnsi="Calibri" w:cs="Calibri"/>
           <w:color w:val="1A1A1A"/>
@@ -34725,6 +35361,12 @@
       </w:r>
     </w:p>
     <w:sectPr>
+      <w:headerReference w:type="even" r:id="rId8"/>
+      <w:headerReference w:type="default" r:id="rId9"/>
+      <w:footerReference w:type="even" r:id="rId10"/>
+      <w:footerReference w:type="default" r:id="rId11"/>
+      <w:headerReference w:type="first" r:id="rId12"/>
+      <w:footerReference w:type="first" r:id="rId13"/>
       <w:pgSz w:w="12240" w:h="15840"/>
       <w:pgMar w:top="1440" w:right="1440" w:bottom="1440" w:left="1440" w:header="720" w:footer="720" w:gutter="0"/>
       <w:cols w:space="720"/>
@@ -34734,12 +35376,179 @@
 </w:document>
 </file>
 
+<file path=word/endnotes.xml><?xml version="1.0" encoding="utf-8"?>
+<w:endnotes xmlns:wpc="http://schemas.microsoft.com/office/word/2010/wordprocessingCanvas" xmlns:cx="http://schemas.microsoft.com/office/drawing/2014/chartex" xmlns:cx1="http://schemas.microsoft.com/office/drawing/2015/9/8/chartex" xmlns:cx2="http://schemas.microsoft.com/office/drawing/2015/10/21/chartex" xmlns:cx3="http://schemas.microsoft.com/office/drawing/2016/5/9/chartex" xmlns:cx4="http://schemas.microsoft.com/office/drawing/2016/5/10/chartex" xmlns:cx5="http://schemas.microsoft.com/office/drawing/2016/5/11/chartex" xmlns:cx6="http://schemas.microsoft.com/office/drawing/2016/5/12/chartex" xmlns:cx7="http://schemas.microsoft.com/office/drawing/2016/5/13/chartex" xmlns:cx8="http://schemas.microsoft.com/office/drawing/2016/5/14/chartex" xmlns:mc="http://schemas.openxmlformats.org/markup-compatibility/2006" xmlns:aink="http://schemas.microsoft.com/office/drawing/2016/ink" xmlns:am3d="http://schemas.microsoft.com/office/drawing/2017/model3d" xmlns:o="urn:schemas-microsoft-com:office:office" xmlns:oel="http://schemas.microsoft.com/office/2019/extlst" xmlns:r="http://schemas.openxmlformats.org/officeDocument/2006/relationships" xmlns:m="http://schemas.openxmlformats.org/officeDocument/2006/math" xmlns:v="urn:schemas-microsoft-com:vml" xmlns:wp14="http://schemas.microsoft.com/office/word/2010/wordprocessingDrawing" xmlns:wp="http://schemas.openxmlformats.org/drawingml/2006/wordprocessingDrawing" xmlns:w10="urn:schemas-microsoft-com:office:word" xmlns:w="http://schemas.openxmlformats.org/wordprocessingml/2006/main" xmlns:w14="http://schemas.microsoft.com/office/word/2010/wordml" xmlns:w15="http://schemas.microsoft.com/office/word/2012/wordml" xmlns:w16cex="http://schemas.microsoft.com/office/word/2018/wordml/cex" xmlns:w16cid="http://schemas.microsoft.com/office/word/2016/wordml/cid" xmlns:w16="http://schemas.microsoft.com/office/word/2018/wordml" xmlns:w16du="http://schemas.microsoft.com/office/word/2023/wordml/word16du" xmlns:w16sdtdh="http://schemas.microsoft.com/office/word/2020/wordml/sdtdatahash" xmlns:w16sdtfl="http://schemas.microsoft.com/office/word/2024/wordml/sdtformatlock" xmlns:w16se="http://schemas.microsoft.com/office/word/2015/wordml/symex" xmlns:wpg="http://schemas.microsoft.com/office/word/2010/wordprocessingGroup" xmlns:wpi="http://schemas.microsoft.com/office/word/2010/wordprocessingInk" xmlns:wne="http://schemas.microsoft.com/office/word/2006/wordml" xmlns:wps="http://schemas.microsoft.com/office/word/2010/wordprocessingShape" mc:Ignorable="w14 w15 w16se w16cid w16 w16cex w16sdtdh w16sdtfl w16du wp14">
+  <w:endnote w:type="separator" w:id="-1">
+    <w:p>
+      <w:r>
+        <w:separator/>
+      </w:r>
+    </w:p>
+  </w:endnote>
+  <w:endnote w:type="continuationSeparator" w:id="0">
+    <w:p>
+      <w:r>
+        <w:continuationSeparator/>
+      </w:r>
+    </w:p>
+  </w:endnote>
+</w:endnotes>
+</file>
+
+<file path=word/footer1.xml><?xml version="1.0" encoding="utf-8"?>
+<w:ftr xmlns:wpc="http://schemas.microsoft.com/office/word/2010/wordprocessingCanvas" xmlns:cx="http://schemas.microsoft.com/office/drawing/2014/chartex" xmlns:cx1="http://schemas.microsoft.com/office/drawing/2015/9/8/chartex" xmlns:cx2="http://schemas.microsoft.com/office/drawing/2015/10/21/chartex" xmlns:cx3="http://schemas.microsoft.com/office/drawing/2016/5/9/chartex" xmlns:cx4="http://schemas.microsoft.com/office/drawing/2016/5/10/chartex" xmlns:cx5="http://schemas.microsoft.com/office/drawing/2016/5/11/chartex" xmlns:cx6="http://schemas.microsoft.com/office/drawing/2016/5/12/chartex" xmlns:cx7="http://schemas.microsoft.com/office/drawing/2016/5/13/chartex" xmlns:cx8="http://schemas.microsoft.com/office/drawing/2016/5/14/chartex" xmlns:mc="http://schemas.openxmlformats.org/markup-compatibility/2006" xmlns:aink="http://schemas.microsoft.com/office/drawing/2016/ink" xmlns:am3d="http://schemas.microsoft.com/office/drawing/2017/model3d" xmlns:o="urn:schemas-microsoft-com:office:office" xmlns:oel="http://schemas.microsoft.com/office/2019/extlst" xmlns:r="http://schemas.openxmlformats.org/officeDocument/2006/relationships" xmlns:m="http://schemas.openxmlformats.org/officeDocument/2006/math" xmlns:v="urn:schemas-microsoft-com:vml" xmlns:wp14="http://schemas.microsoft.com/office/word/2010/wordprocessingDrawing" xmlns:wp="http://schemas.openxmlformats.org/drawingml/2006/wordprocessingDrawing" xmlns:w10="urn:schemas-microsoft-com:office:word" xmlns:w="http://schemas.openxmlformats.org/wordprocessingml/2006/main" xmlns:w14="http://schemas.microsoft.com/office/word/2010/wordml" xmlns:w15="http://schemas.microsoft.com/office/word/2012/wordml" xmlns:w16cex="http://schemas.microsoft.com/office/word/2018/wordml/cex" xmlns:w16cid="http://schemas.microsoft.com/office/word/2016/wordml/cid" xmlns:w16="http://schemas.microsoft.com/office/word/2018/wordml" xmlns:w16du="http://schemas.microsoft.com/office/word/2023/wordml/word16du" xmlns:w16sdtdh="http://schemas.microsoft.com/office/word/2020/wordml/sdtdatahash" xmlns:w16sdtfl="http://schemas.microsoft.com/office/word/2024/wordml/sdtformatlock" xmlns:w16se="http://schemas.microsoft.com/office/word/2015/wordml/symex" xmlns:wpg="http://schemas.microsoft.com/office/word/2010/wordprocessingGroup" xmlns:wpi="http://schemas.microsoft.com/office/word/2010/wordprocessingInk" xmlns:wne="http://schemas.microsoft.com/office/word/2006/wordml" xmlns:wps="http://schemas.microsoft.com/office/word/2010/wordprocessingShape" mc:Ignorable="w14 w15 w16se w16cid w16 w16cex w16sdtdh w16sdtfl w16du wp14">
+  <w:p>
+    <w:pPr>
+      <w:pStyle w:val="Footer"/>
+    </w:pPr>
+  </w:p>
+</w:ftr>
+</file>
+
+<file path=word/footer2.xml><?xml version="1.0" encoding="utf-8"?>
+<w:ftr xmlns:wpc="http://schemas.microsoft.com/office/word/2010/wordprocessingCanvas" xmlns:cx="http://schemas.microsoft.com/office/drawing/2014/chartex" xmlns:cx1="http://schemas.microsoft.com/office/drawing/2015/9/8/chartex" xmlns:cx2="http://schemas.microsoft.com/office/drawing/2015/10/21/chartex" xmlns:cx3="http://schemas.microsoft.com/office/drawing/2016/5/9/chartex" xmlns:cx4="http://schemas.microsoft.com/office/drawing/2016/5/10/chartex" xmlns:cx5="http://schemas.microsoft.com/office/drawing/2016/5/11/chartex" xmlns:cx6="http://schemas.microsoft.com/office/drawing/2016/5/12/chartex" xmlns:cx7="http://schemas.microsoft.com/office/drawing/2016/5/13/chartex" xmlns:cx8="http://schemas.microsoft.com/office/drawing/2016/5/14/chartex" xmlns:mc="http://schemas.openxmlformats.org/markup-compatibility/2006" xmlns:aink="http://schemas.microsoft.com/office/drawing/2016/ink" xmlns:am3d="http://schemas.microsoft.com/office/drawing/2017/model3d" xmlns:o="urn:schemas-microsoft-com:office:office" xmlns:oel="http://schemas.microsoft.com/office/2019/extlst" xmlns:r="http://schemas.openxmlformats.org/officeDocument/2006/relationships" xmlns:m="http://schemas.openxmlformats.org/officeDocument/2006/math" xmlns:v="urn:schemas-microsoft-com:vml" xmlns:wp14="http://schemas.microsoft.com/office/word/2010/wordprocessingDrawing" xmlns:wp="http://schemas.openxmlformats.org/drawingml/2006/wordprocessingDrawing" xmlns:w10="urn:schemas-microsoft-com:office:word" xmlns:w="http://schemas.openxmlformats.org/wordprocessingml/2006/main" xmlns:w14="http://schemas.microsoft.com/office/word/2010/wordml" xmlns:w15="http://schemas.microsoft.com/office/word/2012/wordml" xmlns:w16cex="http://schemas.microsoft.com/office/word/2018/wordml/cex" xmlns:w16cid="http://schemas.microsoft.com/office/word/2016/wordml/cid" xmlns:w16="http://schemas.microsoft.com/office/word/2018/wordml" xmlns:w16du="http://schemas.microsoft.com/office/word/2023/wordml/word16du" xmlns:w16sdtdh="http://schemas.microsoft.com/office/word/2020/wordml/sdtdatahash" xmlns:w16sdtfl="http://schemas.microsoft.com/office/word/2024/wordml/sdtformatlock" xmlns:w16se="http://schemas.microsoft.com/office/word/2015/wordml/symex" xmlns:wpg="http://schemas.microsoft.com/office/word/2010/wordprocessingGroup" xmlns:wpi="http://schemas.microsoft.com/office/word/2010/wordprocessingInk" xmlns:wne="http://schemas.microsoft.com/office/word/2006/wordml" xmlns:wps="http://schemas.microsoft.com/office/word/2010/wordprocessingShape" mc:Ignorable="w14 w15 w16se w16cid w16 w16cex w16sdtdh w16sdtfl w16du wp14">
+  <w:p>
+    <w:pPr>
+      <w:pStyle w:val="Footer"/>
+      <w:pBdr>
+        <w:left w:val="single" w:sz="4" w:space="0" w:color="auto"/>
+      </w:pBdr>
+    </w:pPr>
+    <w:r>
+      <w:rPr>
+        <w:rFonts w:ascii="Calibri" w:hAnsi="Calibri" w:cs="Calibri"/>
+        <w:color w:val="808080"/>
+        <w:sz w:val="15"/>
+      </w:rPr>
+      <w:fldChar w:fldCharType="begin"/>
+    </w:r>
+    <w:r>
+      <w:rPr>
+        <w:rFonts w:ascii="Calibri" w:hAnsi="Calibri" w:cs="Calibri"/>
+        <w:color w:val="808080"/>
+        <w:sz w:val="15"/>
+      </w:rPr>
+      <w:instrText xml:space="preserve"> NUMPAGES \* MERGEFORMAT </w:instrText>
+    </w:r>
+    <w:r>
+      <w:rPr>
+        <w:rFonts w:ascii="Calibri" w:hAnsi="Calibri" w:cs="Calibri"/>
+        <w:color w:val="808080"/>
+        <w:sz w:val="15"/>
+      </w:rPr>
+      <w:fldChar w:fldCharType="separate"/>
+    </w:r>
+    <w:r>
+      <w:rPr>
+        <w:rFonts w:ascii="Calibri" w:hAnsi="Calibri" w:cs="Calibri"/>
+        <w:noProof/>
+        <w:color w:val="808080"/>
+        <w:sz w:val="15"/>
+      </w:rPr>
+      <w:t>27</w:t>
+    </w:r>
+    <w:r>
+      <w:rPr>
+        <w:rFonts w:ascii="Calibri" w:hAnsi="Calibri" w:cs="Calibri"/>
+        <w:color w:val="808080"/>
+        <w:sz w:val="15"/>
+      </w:rPr>
+      <w:fldChar w:fldCharType="end"/>
+    </w:r>
+  </w:p>
+</w:ftr>
+</file>
+
+<file path=word/footer3.xml><?xml version="1.0" encoding="utf-8"?>
+<w:ftr xmlns:wpc="http://schemas.microsoft.com/office/word/2010/wordprocessingCanvas" xmlns:cx="http://schemas.microsoft.com/office/drawing/2014/chartex" xmlns:cx1="http://schemas.microsoft.com/office/drawing/2015/9/8/chartex" xmlns:cx2="http://schemas.microsoft.com/office/drawing/2015/10/21/chartex" xmlns:cx3="http://schemas.microsoft.com/office/drawing/2016/5/9/chartex" xmlns:cx4="http://schemas.microsoft.com/office/drawing/2016/5/10/chartex" xmlns:cx5="http://schemas.microsoft.com/office/drawing/2016/5/11/chartex" xmlns:cx6="http://schemas.microsoft.com/office/drawing/2016/5/12/chartex" xmlns:cx7="http://schemas.microsoft.com/office/drawing/2016/5/13/chartex" xmlns:cx8="http://schemas.microsoft.com/office/drawing/2016/5/14/chartex" xmlns:mc="http://schemas.openxmlformats.org/markup-compatibility/2006" xmlns:aink="http://schemas.microsoft.com/office/drawing/2016/ink" xmlns:am3d="http://schemas.microsoft.com/office/drawing/2017/model3d" xmlns:o="urn:schemas-microsoft-com:office:office" xmlns:oel="http://schemas.microsoft.com/office/2019/extlst" xmlns:r="http://schemas.openxmlformats.org/officeDocument/2006/relationships" xmlns:m="http://schemas.openxmlformats.org/officeDocument/2006/math" xmlns:v="urn:schemas-microsoft-com:vml" xmlns:wp14="http://schemas.microsoft.com/office/word/2010/wordprocessingDrawing" xmlns:wp="http://schemas.openxmlformats.org/drawingml/2006/wordprocessingDrawing" xmlns:w10="urn:schemas-microsoft-com:office:word" xmlns:w="http://schemas.openxmlformats.org/wordprocessingml/2006/main" xmlns:w14="http://schemas.microsoft.com/office/word/2010/wordml" xmlns:w15="http://schemas.microsoft.com/office/word/2012/wordml" xmlns:w16cex="http://schemas.microsoft.com/office/word/2018/wordml/cex" xmlns:w16cid="http://schemas.microsoft.com/office/word/2016/wordml/cid" xmlns:w16="http://schemas.microsoft.com/office/word/2018/wordml" xmlns:w16du="http://schemas.microsoft.com/office/word/2023/wordml/word16du" xmlns:w16sdtdh="http://schemas.microsoft.com/office/word/2020/wordml/sdtdatahash" xmlns:w16sdtfl="http://schemas.microsoft.com/office/word/2024/wordml/sdtformatlock" xmlns:w16se="http://schemas.microsoft.com/office/word/2015/wordml/symex" xmlns:wpg="http://schemas.microsoft.com/office/word/2010/wordprocessingGroup" xmlns:wpi="http://schemas.microsoft.com/office/word/2010/wordprocessingInk" xmlns:wne="http://schemas.microsoft.com/office/word/2006/wordml" xmlns:wps="http://schemas.microsoft.com/office/word/2010/wordprocessingShape" mc:Ignorable="w14 w15 w16se w16cid w16 w16cex w16sdtdh w16sdtfl w16du wp14">
+  <w:p>
+    <w:pPr>
+      <w:pStyle w:val="Footer"/>
+    </w:pPr>
+  </w:p>
+</w:ftr>
+</file>
+
+<file path=word/footnotes.xml><?xml version="1.0" encoding="utf-8"?>
+<w:footnotes xmlns:wpc="http://schemas.microsoft.com/office/word/2010/wordprocessingCanvas" xmlns:cx="http://schemas.microsoft.com/office/drawing/2014/chartex" xmlns:cx1="http://schemas.microsoft.com/office/drawing/2015/9/8/chartex" xmlns:cx2="http://schemas.microsoft.com/office/drawing/2015/10/21/chartex" xmlns:cx3="http://schemas.microsoft.com/office/drawing/2016/5/9/chartex" xmlns:cx4="http://schemas.microsoft.com/office/drawing/2016/5/10/chartex" xmlns:cx5="http://schemas.microsoft.com/office/drawing/2016/5/11/chartex" xmlns:cx6="http://schemas.microsoft.com/office/drawing/2016/5/12/chartex" xmlns:cx7="http://schemas.microsoft.com/office/drawing/2016/5/13/chartex" xmlns:cx8="http://schemas.microsoft.com/office/drawing/2016/5/14/chartex" xmlns:mc="http://schemas.openxmlformats.org/markup-compatibility/2006" xmlns:aink="http://schemas.microsoft.com/office/drawing/2016/ink" xmlns:am3d="http://schemas.microsoft.com/office/drawing/2017/model3d" xmlns:o="urn:schemas-microsoft-com:office:office" xmlns:oel="http://schemas.microsoft.com/office/2019/extlst" xmlns:r="http://schemas.openxmlformats.org/officeDocument/2006/relationships" xmlns:m="http://schemas.openxmlformats.org/officeDocument/2006/math" xmlns:v="urn:schemas-microsoft-com:vml" xmlns:wp14="http://schemas.microsoft.com/office/word/2010/wordprocessingDrawing" xmlns:wp="http://schemas.openxmlformats.org/drawingml/2006/wordprocessingDrawing" xmlns:w10="urn:schemas-microsoft-com:office:word" xmlns:w="http://schemas.openxmlformats.org/wordprocessingml/2006/main" xmlns:w14="http://schemas.microsoft.com/office/word/2010/wordml" xmlns:w15="http://schemas.microsoft.com/office/word/2012/wordml" xmlns:w16cex="http://schemas.microsoft.com/office/word/2018/wordml/cex" xmlns:w16cid="http://schemas.microsoft.com/office/word/2016/wordml/cid" xmlns:w16="http://schemas.microsoft.com/office/word/2018/wordml" xmlns:w16du="http://schemas.microsoft.com/office/word/2023/wordml/word16du" xmlns:w16sdtdh="http://schemas.microsoft.com/office/word/2020/wordml/sdtdatahash" xmlns:w16sdtfl="http://schemas.microsoft.com/office/word/2024/wordml/sdtformatlock" xmlns:w16se="http://schemas.microsoft.com/office/word/2015/wordml/symex" xmlns:wpg="http://schemas.microsoft.com/office/word/2010/wordprocessingGroup" xmlns:wpi="http://schemas.microsoft.com/office/word/2010/wordprocessingInk" xmlns:wne="http://schemas.microsoft.com/office/word/2006/wordml" xmlns:wps="http://schemas.microsoft.com/office/word/2010/wordprocessingShape" mc:Ignorable="w14 w15 w16se w16cid w16 w16cex w16sdtdh w16sdtfl w16du wp14">
+  <w:footnote w:type="separator" w:id="-1">
+    <w:p>
+      <w:r>
+        <w:separator/>
+      </w:r>
+    </w:p>
+  </w:footnote>
+  <w:footnote w:type="continuationSeparator" w:id="0">
+    <w:p>
+      <w:r>
+        <w:continuationSeparator/>
+      </w:r>
+    </w:p>
+  </w:footnote>
+</w:footnotes>
+</file>
+
+<file path=word/header1.xml><?xml version="1.0" encoding="utf-8"?>
+<w:hdr xmlns:wpc="http://schemas.microsoft.com/office/word/2010/wordprocessingCanvas" xmlns:cx="http://schemas.microsoft.com/office/drawing/2014/chartex" xmlns:cx1="http://schemas.microsoft.com/office/drawing/2015/9/8/chartex" xmlns:cx2="http://schemas.microsoft.com/office/drawing/2015/10/21/chartex" xmlns:cx3="http://schemas.microsoft.com/office/drawing/2016/5/9/chartex" xmlns:cx4="http://schemas.microsoft.com/office/drawing/2016/5/10/chartex" xmlns:cx5="http://schemas.microsoft.com/office/drawing/2016/5/11/chartex" xmlns:cx6="http://schemas.microsoft.com/office/drawing/2016/5/12/chartex" xmlns:cx7="http://schemas.microsoft.com/office/drawing/2016/5/13/chartex" xmlns:cx8="http://schemas.microsoft.com/office/drawing/2016/5/14/chartex" xmlns:mc="http://schemas.openxmlformats.org/markup-compatibility/2006" xmlns:aink="http://schemas.microsoft.com/office/drawing/2016/ink" xmlns:am3d="http://schemas.microsoft.com/office/drawing/2017/model3d" xmlns:o="urn:schemas-microsoft-com:office:office" xmlns:oel="http://schemas.microsoft.com/office/2019/extlst" xmlns:r="http://schemas.openxmlformats.org/officeDocument/2006/relationships" xmlns:m="http://schemas.openxmlformats.org/officeDocument/2006/math" xmlns:v="urn:schemas-microsoft-com:vml" xmlns:wp14="http://schemas.microsoft.com/office/word/2010/wordprocessingDrawing" xmlns:wp="http://schemas.openxmlformats.org/drawingml/2006/wordprocessingDrawing" xmlns:w10="urn:schemas-microsoft-com:office:word" xmlns:w="http://schemas.openxmlformats.org/wordprocessingml/2006/main" xmlns:w14="http://schemas.microsoft.com/office/word/2010/wordml" xmlns:w15="http://schemas.microsoft.com/office/word/2012/wordml" xmlns:w16cex="http://schemas.microsoft.com/office/word/2018/wordml/cex" xmlns:w16cid="http://schemas.microsoft.com/office/word/2016/wordml/cid" xmlns:w16="http://schemas.microsoft.com/office/word/2018/wordml" xmlns:w16du="http://schemas.microsoft.com/office/word/2023/wordml/word16du" xmlns:w16sdtdh="http://schemas.microsoft.com/office/word/2020/wordml/sdtdatahash" xmlns:w16sdtfl="http://schemas.microsoft.com/office/word/2024/wordml/sdtformatlock" xmlns:w16se="http://schemas.microsoft.com/office/word/2015/wordml/symex" xmlns:wpg="http://schemas.microsoft.com/office/word/2010/wordprocessingGroup" xmlns:wpi="http://schemas.microsoft.com/office/word/2010/wordprocessingInk" xmlns:wne="http://schemas.microsoft.com/office/word/2006/wordml" xmlns:wps="http://schemas.microsoft.com/office/word/2010/wordprocessingShape" mc:Ignorable="w14 w15 w16se w16cid w16 w16cex w16sdtdh w16sdtfl w16du wp14">
+  <w:p>
+    <w:pPr>
+      <w:pStyle w:val="Header"/>
+    </w:pPr>
+  </w:p>
+</w:hdr>
+</file>
+
+<file path=word/header2.xml><?xml version="1.0" encoding="utf-8"?>
+<w:hdr xmlns:wpc="http://schemas.microsoft.com/office/word/2010/wordprocessingCanvas" xmlns:cx="http://schemas.microsoft.com/office/drawing/2014/chartex" xmlns:cx1="http://schemas.microsoft.com/office/drawing/2015/9/8/chartex" xmlns:cx2="http://schemas.microsoft.com/office/drawing/2015/10/21/chartex" xmlns:cx3="http://schemas.microsoft.com/office/drawing/2016/5/9/chartex" xmlns:cx4="http://schemas.microsoft.com/office/drawing/2016/5/10/chartex" xmlns:cx5="http://schemas.microsoft.com/office/drawing/2016/5/11/chartex" xmlns:cx6="http://schemas.microsoft.com/office/drawing/2016/5/12/chartex" xmlns:cx7="http://schemas.microsoft.com/office/drawing/2016/5/13/chartex" xmlns:cx8="http://schemas.microsoft.com/office/drawing/2016/5/14/chartex" xmlns:mc="http://schemas.openxmlformats.org/markup-compatibility/2006" xmlns:aink="http://schemas.microsoft.com/office/drawing/2016/ink" xmlns:am3d="http://schemas.microsoft.com/office/drawing/2017/model3d" xmlns:o="urn:schemas-microsoft-com:office:office" xmlns:oel="http://schemas.microsoft.com/office/2019/extlst" xmlns:r="http://schemas.openxmlformats.org/officeDocument/2006/relationships" xmlns:m="http://schemas.openxmlformats.org/officeDocument/2006/math" xmlns:v="urn:schemas-microsoft-com:vml" xmlns:wp14="http://schemas.microsoft.com/office/word/2010/wordprocessingDrawing" xmlns:wp="http://schemas.openxmlformats.org/drawingml/2006/wordprocessingDrawing" xmlns:w10="urn:schemas-microsoft-com:office:word" xmlns:w="http://schemas.openxmlformats.org/wordprocessingml/2006/main" xmlns:w14="http://schemas.microsoft.com/office/word/2010/wordml" xmlns:w15="http://schemas.microsoft.com/office/word/2012/wordml" xmlns:w16cex="http://schemas.microsoft.com/office/word/2018/wordml/cex" xmlns:w16cid="http://schemas.microsoft.com/office/word/2016/wordml/cid" xmlns:w16="http://schemas.microsoft.com/office/word/2018/wordml" xmlns:w16du="http://schemas.microsoft.com/office/word/2023/wordml/word16du" xmlns:w16sdtdh="http://schemas.microsoft.com/office/word/2020/wordml/sdtdatahash" xmlns:w16sdtfl="http://schemas.microsoft.com/office/word/2024/wordml/sdtformatlock" xmlns:w16se="http://schemas.microsoft.com/office/word/2015/wordml/symex" xmlns:wpg="http://schemas.microsoft.com/office/word/2010/wordprocessingGroup" xmlns:wpi="http://schemas.microsoft.com/office/word/2010/wordprocessingInk" xmlns:wne="http://schemas.microsoft.com/office/word/2006/wordml" xmlns:wps="http://schemas.microsoft.com/office/word/2010/wordprocessingShape" mc:Ignorable="w14 w15 w16se w16cid w16 w16cex w16sdtdh w16sdtfl w16du wp14">
+  <w:p>
+    <w:pPr>
+      <w:pStyle w:val="Header"/>
+      <w:pBdr>
+        <w:bottom w:val="single" w:sz="4" w:space="0" w:color="auto"/>
+      </w:pBdr>
+      <w:rPr>
+        <w:rFonts w:ascii="Calibri" w:hAnsi="Calibri" w:cs="Calibri"/>
+        <w:color w:val="804040"/>
+        <w:sz w:val="15"/>
+      </w:rPr>
+    </w:pPr>
+    <w:r>
+      <w:rPr>
+        <w:rFonts w:ascii="Calibri" w:hAnsi="Calibri" w:cs="Calibri"/>
+        <w:color w:val="804040"/>
+        <w:sz w:val="15"/>
+      </w:rPr>
+      <w:t>TwinMaq  —  Marketing &amp; Sales Strategy 2026</w:t>
+    </w:r>
+    <w:r>
+      <w:rPr>
+        <w:rFonts w:ascii="Calibri" w:hAnsi="Calibri" w:cs="Calibri"/>
+        <w:color w:val="804040"/>
+        <w:sz w:val="15"/>
+      </w:rPr>
+      <w:tab/>
+      <w:t>Prepared by Sondos Sroor  |  Team Itonek</w:t>
+    </w:r>
+  </w:p>
+</w:hdr>
+</file>
+
+<file path=word/header3.xml><?xml version="1.0" encoding="utf-8"?>
+<w:hdr xmlns:wpc="http://schemas.microsoft.com/office/word/2010/wordprocessingCanvas" xmlns:cx="http://schemas.microsoft.com/office/drawing/2014/chartex" xmlns:cx1="http://schemas.microsoft.com/office/drawing/2015/9/8/chartex" xmlns:cx2="http://schemas.microsoft.com/office/drawing/2015/10/21/chartex" xmlns:cx3="http://schemas.microsoft.com/office/drawing/2016/5/9/chartex" xmlns:cx4="http://schemas.microsoft.com/office/drawing/2016/5/10/chartex" xmlns:cx5="http://schemas.microsoft.com/office/drawing/2016/5/11/chartex" xmlns:cx6="http://schemas.microsoft.com/office/drawing/2016/5/12/chartex" xmlns:cx7="http://schemas.microsoft.com/office/drawing/2016/5/13/chartex" xmlns:cx8="http://schemas.microsoft.com/office/drawing/2016/5/14/chartex" xmlns:mc="http://schemas.openxmlformats.org/markup-compatibility/2006" xmlns:aink="http://schemas.microsoft.com/office/drawing/2016/ink" xmlns:am3d="http://schemas.microsoft.com/office/drawing/2017/model3d" xmlns:o="urn:schemas-microsoft-com:office:office" xmlns:oel="http://schemas.microsoft.com/office/2019/extlst" xmlns:r="http://schemas.openxmlformats.org/officeDocument/2006/relationships" xmlns:m="http://schemas.openxmlformats.org/officeDocument/2006/math" xmlns:v="urn:schemas-microsoft-com:vml" xmlns:wp14="http://schemas.microsoft.com/office/word/2010/wordprocessingDrawing" xmlns:wp="http://schemas.openxmlformats.org/drawingml/2006/wordprocessingDrawing" xmlns:w10="urn:schemas-microsoft-com:office:word" xmlns:w="http://schemas.openxmlformats.org/wordprocessingml/2006/main" xmlns:w14="http://schemas.microsoft.com/office/word/2010/wordml" xmlns:w15="http://schemas.microsoft.com/office/word/2012/wordml" xmlns:w16cex="http://schemas.microsoft.com/office/word/2018/wordml/cex" xmlns:w16cid="http://schemas.microsoft.com/office/word/2016/wordml/cid" xmlns:w16="http://schemas.microsoft.com/office/word/2018/wordml" xmlns:w16du="http://schemas.microsoft.com/office/word/2023/wordml/word16du" xmlns:w16sdtdh="http://schemas.microsoft.com/office/word/2020/wordml/sdtdatahash" xmlns:w16sdtfl="http://schemas.microsoft.com/office/word/2024/wordml/sdtformatlock" xmlns:w16se="http://schemas.microsoft.com/office/word/2015/wordml/symex" xmlns:wpg="http://schemas.microsoft.com/office/word/2010/wordprocessingGroup" xmlns:wpi="http://schemas.microsoft.com/office/word/2010/wordprocessingInk" xmlns:wne="http://schemas.microsoft.com/office/word/2006/wordml" xmlns:wps="http://schemas.microsoft.com/office/word/2010/wordprocessingShape" mc:Ignorable="w14 w15 w16se w16cid w16 w16cex w16sdtdh w16sdtfl w16du wp14">
+  <w:p>
+    <w:pPr>
+      <w:pStyle w:val="Header"/>
+    </w:pPr>
+  </w:p>
+</w:hdr>
+</file>
+
 <file path=word/numbering.xml><?xml version="1.0" encoding="utf-8"?>
 <w:numbering xmlns:wpc="http://schemas.microsoft.com/office/word/2010/wordprocessingCanvas" xmlns:cx="http://schemas.microsoft.com/office/drawing/2014/chartex" xmlns:cx1="http://schemas.microsoft.com/office/drawing/2015/9/8/chartex" xmlns:cx2="http://schemas.microsoft.com/office/drawing/2015/10/21/chartex" xmlns:cx3="http://schemas.microsoft.com/office/drawing/2016/5/9/chartex" xmlns:cx4="http://schemas.microsoft.com/office/drawing/2016/5/10/chartex" xmlns:cx5="http://schemas.microsoft.com/office/drawing/2016/5/11/chartex" xmlns:cx6="http://schemas.microsoft.com/office/drawing/2016/5/12/chartex" xmlns:cx7="http://schemas.microsoft.com/office/drawing/2016/5/13/chartex" xmlns:cx8="http://schemas.microsoft.com/office/drawing/2016/5/14/chartex" xmlns:mc="http://schemas.openxmlformats.org/markup-compatibility/2006" xmlns:aink="http://schemas.microsoft.com/office/drawing/2016/ink" xmlns:am3d="http://schemas.microsoft.com/office/drawing/2017/model3d" xmlns:o="urn:schemas-microsoft-com:office:office" xmlns:oel="http://schemas.microsoft.com/office/2019/extlst" xmlns:r="http://schemas.openxmlformats.org/officeDocument/2006/relationships" xmlns:m="http://schemas.openxmlformats.org/officeDocument/2006/math" xmlns:v="urn:schemas-microsoft-com:vml" xmlns:wp14="http://schemas.microsoft.com/office/word/2010/wordprocessingDrawing" xmlns:wp="http://schemas.openxmlformats.org/drawingml/2006/wordprocessingDrawing" xmlns:w10="urn:schemas-microsoft-com:office:word" xmlns:w="http://schemas.openxmlformats.org/wordprocessingml/2006/main" xmlns:w14="http://schemas.microsoft.com/office/word/2010/wordml" xmlns:w15="http://schemas.microsoft.com/office/word/2012/wordml" xmlns:w16cex="http://schemas.microsoft.com/office/word/2018/wordml/cex" xmlns:w16cid="http://schemas.microsoft.com/office/word/2016/wordml/cid" xmlns:w16="http://schemas.microsoft.com/office/word/2018/wordml" xmlns:w16du="http://schemas.microsoft.com/office/word/2023/wordml/word16du" xmlns:w16sdtdh="http://schemas.microsoft.com/office/word/2020/wordml/sdtdatahash" xmlns:w16sdtfl="http://schemas.microsoft.com/office/word/2024/wordml/sdtformatlock" xmlns:w16se="http://schemas.microsoft.com/office/word/2015/wordml/symex" xmlns:wpg="http://schemas.microsoft.com/office/word/2010/wordprocessingGroup" xmlns:wpi="http://schemas.microsoft.com/office/word/2010/wordprocessingInk" xmlns:wne="http://schemas.microsoft.com/office/word/2006/wordml" xmlns:wps="http://schemas.microsoft.com/office/word/2010/wordprocessingShape" mc:Ignorable="w14 w15 w16se w16cid w16 w16cex w16sdtdh w16sdtfl w16du wp14">
   <w:abstractNum w:abstractNumId="0" w15:restartNumberingAfterBreak="0">
-    <w:nsid w:val="0D29004A"/>
+    <w:nsid w:val="17F53E48"/>
     <w:multiLevelType w:val="multilevel"/>
-    <w:tmpl w:val="36F859CA"/>
+    <w:tmpl w:val="2A0088D6"/>
     <w:lvl w:ilvl="0">
       <w:start w:val="1"/>
       <w:numFmt w:val="bullet"/>
@@ -34886,9 +35695,9 @@
     </w:lvl>
   </w:abstractNum>
   <w:abstractNum w:abstractNumId="1" w15:restartNumberingAfterBreak="0">
-    <w:nsid w:val="29B84571"/>
+    <w:nsid w:val="1ABF478D"/>
     <w:multiLevelType w:val="multilevel"/>
-    <w:tmpl w:val="9D4C059E"/>
+    <w:tmpl w:val="7A92C338"/>
     <w:lvl w:ilvl="0">
       <w:start w:val="1"/>
       <w:numFmt w:val="bullet"/>
@@ -35035,9 +35844,9 @@
     </w:lvl>
   </w:abstractNum>
   <w:abstractNum w:abstractNumId="2" w15:restartNumberingAfterBreak="0">
-    <w:nsid w:val="478B591E"/>
+    <w:nsid w:val="32B21B68"/>
     <w:multiLevelType w:val="multilevel"/>
-    <w:tmpl w:val="333252A4"/>
+    <w:tmpl w:val="1BDE8788"/>
     <w:lvl w:ilvl="0">
       <w:start w:val="1"/>
       <w:numFmt w:val="bullet"/>
@@ -35184,9 +35993,9 @@
     </w:lvl>
   </w:abstractNum>
   <w:abstractNum w:abstractNumId="3" w15:restartNumberingAfterBreak="0">
-    <w:nsid w:val="4B180B38"/>
+    <w:nsid w:val="40983BC1"/>
     <w:multiLevelType w:val="multilevel"/>
-    <w:tmpl w:val="3014D1CE"/>
+    <w:tmpl w:val="25465956"/>
     <w:lvl w:ilvl="0">
       <w:start w:val="1"/>
       <w:numFmt w:val="bullet"/>
@@ -35333,9 +36142,9 @@
     </w:lvl>
   </w:abstractNum>
   <w:abstractNum w:abstractNumId="4" w15:restartNumberingAfterBreak="0">
-    <w:nsid w:val="5DB3604C"/>
+    <w:nsid w:val="57BA4C48"/>
     <w:multiLevelType w:val="multilevel"/>
-    <w:tmpl w:val="3AB0DEE4"/>
+    <w:tmpl w:val="428411E4"/>
     <w:lvl w:ilvl="0">
       <w:start w:val="1"/>
       <w:numFmt w:val="bullet"/>
@@ -35482,9 +36291,9 @@
     </w:lvl>
   </w:abstractNum>
   <w:abstractNum w:abstractNumId="5" w15:restartNumberingAfterBreak="0">
-    <w:nsid w:val="73960EA9"/>
+    <w:nsid w:val="6EFF748C"/>
     <w:multiLevelType w:val="multilevel"/>
-    <w:tmpl w:val="1A28F970"/>
+    <w:tmpl w:val="056ED056"/>
     <w:lvl w:ilvl="0">
       <w:start w:val="1"/>
       <w:numFmt w:val="bullet"/>
@@ -35631,9 +36440,9 @@
     </w:lvl>
   </w:abstractNum>
   <w:abstractNum w:abstractNumId="6" w15:restartNumberingAfterBreak="0">
-    <w:nsid w:val="7C32521C"/>
+    <w:nsid w:val="7C6A3094"/>
     <w:multiLevelType w:val="multilevel"/>
-    <w:tmpl w:val="A58C6A68"/>
+    <w:tmpl w:val="D13200DE"/>
     <w:lvl w:ilvl="0">
       <w:start w:val="1"/>
       <w:numFmt w:val="bullet"/>
@@ -35779,26 +36588,26 @@
       </w:rPr>
     </w:lvl>
   </w:abstractNum>
-  <w:num w:numId="1" w16cid:durableId="100105342">
-    <w:abstractNumId w:val="0"/>
+  <w:num w:numId="1" w16cid:durableId="1537741600">
+    <w:abstractNumId w:val="4"/>
   </w:num>
-  <w:num w:numId="2" w16cid:durableId="1934779834">
+  <w:num w:numId="2" w16cid:durableId="1246914915">
+    <w:abstractNumId w:val="6"/>
+  </w:num>
+  <w:num w:numId="3" w16cid:durableId="1582061683">
+    <w:abstractNumId w:val="3"/>
+  </w:num>
+  <w:num w:numId="4" w16cid:durableId="93017944">
+    <w:abstractNumId w:val="5"/>
+  </w:num>
+  <w:num w:numId="5" w16cid:durableId="1916429101">
     <w:abstractNumId w:val="1"/>
   </w:num>
-  <w:num w:numId="3" w16cid:durableId="1112747740">
-    <w:abstractNumId w:val="3"/>
+  <w:num w:numId="6" w16cid:durableId="1929457825">
+    <w:abstractNumId w:val="2"/>
   </w:num>
-  <w:num w:numId="4" w16cid:durableId="2129858720">
-    <w:abstractNumId w:val="5"/>
-  </w:num>
-  <w:num w:numId="5" w16cid:durableId="1415588297">
-    <w:abstractNumId w:val="6"/>
-  </w:num>
-  <w:num w:numId="6" w16cid:durableId="754476019">
-    <w:abstractNumId w:val="4"/>
-  </w:num>
-  <w:num w:numId="7" w16cid:durableId="1589582272">
-    <w:abstractNumId w:val="2"/>
+  <w:num w:numId="7" w16cid:durableId="11345370">
+    <w:abstractNumId w:val="0"/>
   </w:num>
 </w:numbering>
 </file>
@@ -36549,7 +37358,7 @@
     <w:basedOn w:val="Normal"/>
     <w:pPr>
       <w:pBdr>
-        <w:bottom w:val="dotted" w:sz="8" w:space="3" w:color="CCCCCC"/>
+        <w:bottom w:val="single" w:sz="8" w:space="4" w:color="E8EEF5"/>
       </w:pBdr>
       <w:spacing w:before="100" w:beforeAutospacing="1" w:after="60"/>
     </w:pPr>
@@ -36562,12 +37371,53 @@
     <w:name w:val="toc-num"/>
     <w:basedOn w:val="Normal"/>
     <w:pPr>
+      <w:shd w:val="clear" w:color="auto" w:fill="1A3C5E"/>
       <w:spacing w:before="100" w:beforeAutospacing="1" w:after="60"/>
+      <w:ind w:right="200"/>
+      <w:jc w:val="center"/>
+    </w:pPr>
+    <w:rPr>
+      <w:b/>
+      <w:bCs/>
+      <w:color w:val="FFFFFF"/>
+      <w:sz w:val="16"/>
+      <w:szCs w:val="16"/>
+    </w:rPr>
+  </w:style>
+  <w:style w:type="paragraph" w:customStyle="1" w:styleId="toc-title">
+    <w:name w:val="toc-title"/>
+    <w:basedOn w:val="Normal"/>
+    <w:pPr>
+      <w:spacing w:before="100" w:beforeAutospacing="1" w:after="60"/>
+    </w:pPr>
+    <w:rPr>
+      <w:color w:val="1A1A1A"/>
+    </w:rPr>
+  </w:style>
+  <w:style w:type="paragraph" w:customStyle="1" w:styleId="toc-dots">
+    <w:name w:val="toc-dots"/>
+    <w:basedOn w:val="Normal"/>
+    <w:pPr>
+      <w:pBdr>
+        <w:bottom w:val="dotted" w:sz="8" w:space="0" w:color="B0BEC5"/>
+      </w:pBdr>
+      <w:spacing w:after="60"/>
+      <w:ind w:left="120" w:right="120"/>
+    </w:pPr>
+  </w:style>
+  <w:style w:type="paragraph" w:customStyle="1" w:styleId="toc-cat">
+    <w:name w:val="toc-cat"/>
+    <w:basedOn w:val="Normal"/>
+    <w:pPr>
+      <w:spacing w:before="100" w:beforeAutospacing="1" w:after="60"/>
+      <w:jc w:val="right"/>
     </w:pPr>
     <w:rPr>
       <w:b/>
       <w:bCs/>
       <w:color w:val="2E6DA4"/>
+      <w:sz w:val="16"/>
+      <w:szCs w:val="16"/>
     </w:rPr>
   </w:style>
   <w:style w:type="paragraph" w:customStyle="1" w:styleId="sec-label">
@@ -36772,7 +37622,33 @@
     <w:rPr>
       <w:b/>
       <w:bCs/>
+      <w:color w:val="FFFFFF"/>
+      <w:sz w:val="16"/>
+      <w:szCs w:val="16"/>
+      <w:shd w:val="clear" w:color="auto" w:fill="1A3C5E"/>
+    </w:rPr>
+  </w:style>
+  <w:style w:type="character" w:customStyle="1" w:styleId="toc-title1">
+    <w:name w:val="toc-title1"/>
+    <w:basedOn w:val="DefaultParagraphFont"/>
+    <w:rPr>
+      <w:color w:val="1A1A1A"/>
+      <w:rtl w:val="0"/>
+    </w:rPr>
+  </w:style>
+  <w:style w:type="character" w:customStyle="1" w:styleId="toc-dots1">
+    <w:name w:val="toc-dots1"/>
+    <w:basedOn w:val="DefaultParagraphFont"/>
+  </w:style>
+  <w:style w:type="character" w:customStyle="1" w:styleId="toc-cat1">
+    <w:name w:val="toc-cat1"/>
+    <w:basedOn w:val="DefaultParagraphFont"/>
+    <w:rPr>
+      <w:b/>
+      <w:bCs/>
       <w:color w:val="2E6DA4"/>
+      <w:sz w:val="16"/>
+      <w:szCs w:val="16"/>
     </w:rPr>
   </w:style>
   <w:style w:type="character" w:styleId="Emphasis">
@@ -36793,6 +37669,58 @@
       <w:bCs/>
       <w:sz w:val="17"/>
       <w:szCs w:val="17"/>
+    </w:rPr>
+  </w:style>
+  <w:style w:type="paragraph" w:styleId="Header">
+    <w:name w:val="header"/>
+    <w:basedOn w:val="Normal"/>
+    <w:link w:val="HeaderChar"/>
+    <w:uiPriority w:val="99"/>
+    <w:unhideWhenUsed/>
+    <w:rsid w:val="0017007E"/>
+    <w:pPr>
+      <w:tabs>
+        <w:tab w:val="center" w:pos="4680"/>
+        <w:tab w:val="right" w:pos="9360"/>
+      </w:tabs>
+    </w:pPr>
+  </w:style>
+  <w:style w:type="character" w:customStyle="1" w:styleId="HeaderChar">
+    <w:name w:val="Header Char"/>
+    <w:basedOn w:val="DefaultParagraphFont"/>
+    <w:link w:val="Header"/>
+    <w:uiPriority w:val="99"/>
+    <w:rsid w:val="0017007E"/>
+    <w:rPr>
+      <w:rFonts w:eastAsiaTheme="minorEastAsia"/>
+      <w:sz w:val="24"/>
+      <w:szCs w:val="24"/>
+    </w:rPr>
+  </w:style>
+  <w:style w:type="paragraph" w:styleId="Footer">
+    <w:name w:val="footer"/>
+    <w:basedOn w:val="Normal"/>
+    <w:link w:val="FooterChar"/>
+    <w:uiPriority w:val="99"/>
+    <w:unhideWhenUsed/>
+    <w:rsid w:val="0017007E"/>
+    <w:pPr>
+      <w:tabs>
+        <w:tab w:val="center" w:pos="4680"/>
+        <w:tab w:val="right" w:pos="9360"/>
+      </w:tabs>
+    </w:pPr>
+  </w:style>
+  <w:style w:type="character" w:customStyle="1" w:styleId="FooterChar">
+    <w:name w:val="Footer Char"/>
+    <w:basedOn w:val="DefaultParagraphFont"/>
+    <w:link w:val="Footer"/>
+    <w:uiPriority w:val="99"/>
+    <w:rsid w:val="0017007E"/>
+    <w:rPr>
+      <w:rFonts w:eastAsiaTheme="minorEastAsia"/>
+      <w:sz w:val="24"/>
+      <w:szCs w:val="24"/>
     </w:rPr>
   </w:style>
 </w:styles>

--- a/strategy/TwinMaq-Marketing-Sales-Strategy.docx
+++ b/strategy/TwinMaq-Marketing-Sales-Strategy.docx
@@ -6,7 +6,7 @@
       <w:pPr>
         <w:shd w:val="clear" w:color="auto" w:fill="1A3C5E"/>
         <w:jc w:val="center"/>
-        <w:divId w:val="88476758"/>
+        <w:divId w:val="1729300116"/>
         <w:rPr>
           <w:rFonts w:ascii="Calibri" w:eastAsia="Times New Roman" w:hAnsi="Calibri" w:cs="Calibri"/>
           <w:color w:val="1A1A1A"/>
@@ -23,9 +23,9 @@
           <w:szCs w:val="20"/>
         </w:rPr>
         <w:drawing>
-          <wp:inline distT="0" distB="0" distL="0" distR="0" wp14:anchorId="527DCF00" wp14:editId="3F7B04E6">
-            <wp:extent cx="7981950" cy="4695825"/>
-            <wp:effectExtent l="0" t="0" r="0" b="9525"/>
+          <wp:inline distT="0" distB="0" distL="0" distR="0" wp14:anchorId="7EC94026" wp14:editId="526C2B66">
+            <wp:extent cx="1101606" cy="648081"/>
+            <wp:effectExtent l="0" t="0" r="3810" b="0"/>
             <wp:docPr id="1" name="Picture 1" descr="TwinMaq"/>
             <wp:cNvGraphicFramePr>
               <a:graphicFrameLocks xmlns:a="http://schemas.openxmlformats.org/drawingml/2006/main" noChangeAspect="1"/>
@@ -40,7 +40,7 @@
                     </pic:cNvPicPr>
                   </pic:nvPicPr>
                   <pic:blipFill>
-                    <a:blip r:embed="rId7">
+                    <a:blip r:embed="rId7" cstate="print">
                       <a:extLst>
                         <a:ext uri="{28A0092B-C50C-407E-A947-70E740481C1C}">
                           <a14:useLocalDpi xmlns:a14="http://schemas.microsoft.com/office/drawing/2010/main" val="0"/>
@@ -55,7 +55,7 @@
                   <pic:spPr bwMode="auto">
                     <a:xfrm>
                       <a:off x="0" y="0"/>
-                      <a:ext cx="7981950" cy="4695825"/>
+                      <a:ext cx="1101606" cy="648081"/>
                     </a:xfrm>
                     <a:prstGeom prst="rect">
                       <a:avLst/>
@@ -76,7 +76,7 @@
       <w:pPr>
         <w:shd w:val="clear" w:color="auto" w:fill="1A3C5E"/>
         <w:jc w:val="right"/>
-        <w:divId w:val="88476758"/>
+        <w:divId w:val="1729300116"/>
         <w:rPr>
           <w:rFonts w:ascii="Calibri" w:eastAsia="Times New Roman" w:hAnsi="Calibri" w:cs="Calibri"/>
           <w:color w:val="1A1A1A"/>
@@ -108,7 +108,7 @@
     <w:p>
       <w:pPr>
         <w:jc w:val="center"/>
-        <w:divId w:val="1457871011"/>
+        <w:divId w:val="1477844310"/>
         <w:rPr>
           <w:rFonts w:ascii="Calibri" w:eastAsia="Times New Roman" w:hAnsi="Calibri" w:cs="Calibri"/>
           <w:b/>
@@ -135,7 +135,7 @@
     <w:p>
       <w:pPr>
         <w:jc w:val="center"/>
-        <w:divId w:val="175927072"/>
+        <w:divId w:val="1925794052"/>
         <w:rPr>
           <w:rFonts w:ascii="Calibri" w:eastAsia="Times New Roman" w:hAnsi="Calibri" w:cs="Calibri"/>
           <w:b/>
@@ -162,7 +162,7 @@
         <w:spacing w:before="320" w:after="320"/>
         <w:ind w:left="800" w:right="800"/>
         <w:jc w:val="center"/>
-        <w:divId w:val="2058043886"/>
+        <w:divId w:val="506140432"/>
         <w:rPr>
           <w:rFonts w:ascii="Calibri" w:eastAsia="Times New Roman" w:hAnsi="Calibri" w:cs="Calibri"/>
           <w:color w:val="1A1A1A"/>
@@ -177,7 +177,7 @@
           <w:sz w:val="20"/>
           <w:szCs w:val="20"/>
         </w:rPr>
-        <w:pict w14:anchorId="6D77B37C">
+        <w:pict w14:anchorId="179567C1">
           <v:rect id="_x0000_i1025" style="width:327.6pt;height:1.5pt" o:hrpct="700" o:hralign="center" o:hrstd="t" o:hr="t" fillcolor="#a0a0a0" stroked="f"/>
         </w:pict>
       </w:r>
@@ -186,7 +186,7 @@
       <w:pPr>
         <w:pStyle w:val="cover-meta"/>
         <w:jc w:val="center"/>
-        <w:divId w:val="2058043886"/>
+        <w:divId w:val="506140432"/>
         <w:rPr>
           <w:rFonts w:ascii="Calibri" w:hAnsi="Calibri" w:cs="Calibri"/>
         </w:rPr>
@@ -203,7 +203,7 @@
       <w:pPr>
         <w:pStyle w:val="cover-meta"/>
         <w:jc w:val="center"/>
-        <w:divId w:val="2058043886"/>
+        <w:divId w:val="506140432"/>
         <w:rPr>
           <w:rFonts w:ascii="Calibri" w:hAnsi="Calibri" w:cs="Calibri"/>
         </w:rPr>
@@ -220,7 +220,7 @@
         <w:pStyle w:val="cover-meta"/>
         <w:spacing w:before="120"/>
         <w:jc w:val="center"/>
-        <w:divId w:val="2058043886"/>
+        <w:divId w:val="506140432"/>
         <w:rPr>
           <w:rFonts w:ascii="Calibri" w:hAnsi="Calibri" w:cs="Calibri"/>
         </w:rPr>
@@ -235,7 +235,7 @@
     <w:p>
       <w:pPr>
         <w:jc w:val="center"/>
-        <w:divId w:val="953557681"/>
+        <w:divId w:val="1238902374"/>
         <w:rPr>
           <w:rFonts w:ascii="Calibri" w:eastAsia="Times New Roman" w:hAnsi="Calibri" w:cs="Calibri"/>
           <w:color w:val="1A1A1A"/>
@@ -318,7 +318,7 @@
     <w:p>
       <w:pPr>
         <w:shd w:val="clear" w:color="auto" w:fill="1A3C5E"/>
-        <w:divId w:val="1918712851"/>
+        <w:divId w:val="1351764574"/>
         <w:rPr>
           <w:rFonts w:ascii="Calibri" w:eastAsia="Times New Roman" w:hAnsi="Calibri" w:cs="Calibri"/>
           <w:color w:val="1A1A1A"/>
@@ -345,14 +345,14 @@
           <w:szCs w:val="17"/>
         </w:rPr>
         <w:br/>
-        <w:t xml:space="preserve">Team Itonek  ·  Design Zone Engineering Solutions </w:t>
+        <w:t xml:space="preserve">TwinMaq Team  ·  Design Zone Engineering Solutions </w:t>
       </w:r>
     </w:p>
     <w:p>
       <w:pPr>
         <w:shd w:val="clear" w:color="auto" w:fill="1A3C5E"/>
         <w:jc w:val="right"/>
-        <w:divId w:val="1918712851"/>
+        <w:divId w:val="1351764574"/>
         <w:rPr>
           <w:rFonts w:ascii="Calibri" w:eastAsia="Times New Roman" w:hAnsi="Calibri" w:cs="Calibri"/>
           <w:color w:val="1A1A1A"/>
@@ -401,7 +401,7 @@
     </w:p>
     <w:p>
       <w:pPr>
-        <w:divId w:val="1117214757"/>
+        <w:divId w:val="105540223"/>
         <w:rPr>
           <w:rFonts w:ascii="Calibri" w:eastAsia="Times New Roman" w:hAnsi="Calibri" w:cs="Calibri"/>
           <w:color w:val="1A1A1A"/>
@@ -424,13 +424,32 @@
           <w:szCs w:val="20"/>
         </w:rPr>
         <w:t xml:space="preserve"> </w:t>
+      </w:r>
+    </w:p>
+    <w:p>
+      <w:pPr>
+        <w:rPr>
+          <w:rFonts w:ascii="Calibri" w:eastAsia="Times New Roman" w:hAnsi="Calibri" w:cs="Calibri"/>
+          <w:b/>
+          <w:bCs/>
+          <w:color w:val="1A3C5E"/>
+          <w:kern w:val="36"/>
+          <w:sz w:val="30"/>
+          <w:szCs w:val="30"/>
+        </w:rPr>
+      </w:pPr>
+      <w:r>
+        <w:rPr>
+          <w:rFonts w:ascii="Calibri" w:eastAsia="Times New Roman" w:hAnsi="Calibri" w:cs="Calibri"/>
+        </w:rPr>
+        <w:br w:type="page"/>
       </w:r>
     </w:p>
     <w:p>
       <w:pPr>
         <w:pStyle w:val="Heading1"/>
         <w:spacing w:after="0"/>
-        <w:divId w:val="1117214757"/>
+        <w:divId w:val="105540223"/>
         <w:rPr>
           <w:rFonts w:ascii="Calibri" w:eastAsia="Times New Roman" w:hAnsi="Calibri" w:cs="Calibri"/>
         </w:rPr>
@@ -439,12 +458,13 @@
         <w:rPr>
           <w:rFonts w:ascii="Calibri" w:eastAsia="Times New Roman" w:hAnsi="Calibri" w:cs="Calibri"/>
         </w:rPr>
+        <w:lastRenderedPageBreak/>
         <w:t>Table of Contents</w:t>
       </w:r>
     </w:p>
     <w:p>
       <w:pPr>
-        <w:divId w:val="1117214757"/>
+        <w:divId w:val="105540223"/>
         <w:rPr>
           <w:rFonts w:ascii="Calibri" w:eastAsia="Times New Roman" w:hAnsi="Calibri" w:cs="Calibri"/>
           <w:color w:val="1A1A1A"/>
@@ -460,11 +480,10 @@
           <w:sz w:val="20"/>
           <w:szCs w:val="20"/>
         </w:rPr>
-        <w:lastRenderedPageBreak/>
         <w:drawing>
-          <wp:inline distT="0" distB="0" distL="0" distR="0" wp14:anchorId="242D8446" wp14:editId="01383E63">
-            <wp:extent cx="7981950" cy="4695825"/>
-            <wp:effectExtent l="0" t="0" r="0" b="9525"/>
+          <wp:inline distT="0" distB="0" distL="0" distR="0" wp14:anchorId="59BA1BE5" wp14:editId="66EDF8BC">
+            <wp:extent cx="1101606" cy="648081"/>
+            <wp:effectExtent l="0" t="0" r="3810" b="0"/>
             <wp:docPr id="3" name="Picture 3" descr="TwinMaq"/>
             <wp:cNvGraphicFramePr>
               <a:graphicFrameLocks xmlns:a="http://schemas.openxmlformats.org/drawingml/2006/main" noChangeAspect="1"/>
@@ -479,7 +498,7 @@
                     </pic:cNvPicPr>
                   </pic:nvPicPr>
                   <pic:blipFill>
-                    <a:blip r:embed="rId7">
+                    <a:blip r:embed="rId7" cstate="print">
                       <a:extLst>
                         <a:ext uri="{28A0092B-C50C-407E-A947-70E740481C1C}">
                           <a14:useLocalDpi xmlns:a14="http://schemas.microsoft.com/office/drawing/2010/main" val="0"/>
@@ -494,7 +513,7 @@
                   <pic:spPr bwMode="auto">
                     <a:xfrm>
                       <a:off x="0" y="0"/>
-                      <a:ext cx="7981950" cy="4695825"/>
+                      <a:ext cx="1101606" cy="648081"/>
                     </a:xfrm>
                     <a:prstGeom prst="rect">
                       <a:avLst/>
@@ -513,7 +532,7 @@
     </w:p>
     <w:p>
       <w:pPr>
-        <w:divId w:val="849829428"/>
+        <w:divId w:val="818310075"/>
         <w:rPr>
           <w:rFonts w:ascii="Calibri" w:eastAsia="Times New Roman" w:hAnsi="Calibri" w:cs="Calibri"/>
           <w:b/>
@@ -539,7 +558,7 @@
     </w:p>
     <w:p>
       <w:pPr>
-        <w:divId w:val="309332961"/>
+        <w:divId w:val="281300917"/>
         <w:rPr>
           <w:rFonts w:ascii="Calibri" w:eastAsia="Times New Roman" w:hAnsi="Calibri" w:cs="Calibri"/>
           <w:color w:val="1A1A1A"/>
@@ -600,12 +619,9 @@
     </w:p>
     <w:p>
       <w:pPr>
-        <w:divId w:val="1324898288"/>
-        <w:rPr>
-          <w:rFonts w:ascii="Calibri" w:eastAsia="Times New Roman" w:hAnsi="Calibri" w:cs="Calibri"/>
-          <w:color w:val="1A1A1A"/>
-          <w:sz w:val="19"/>
-          <w:szCs w:val="19"/>
+        <w:rPr>
+          <w:rStyle w:val="toc-num1"/>
+          <w:rFonts w:ascii="Calibri" w:eastAsia="Times New Roman" w:hAnsi="Calibri" w:cs="Calibri"/>
         </w:rPr>
       </w:pPr>
       <w:r>
@@ -613,55 +629,12 @@
           <w:rStyle w:val="toc-num1"/>
           <w:rFonts w:ascii="Calibri" w:eastAsia="Times New Roman" w:hAnsi="Calibri" w:cs="Calibri"/>
         </w:rPr>
-        <w:t>02</w:t>
-      </w:r>
-      <w:r>
-        <w:rPr>
-          <w:rFonts w:ascii="Calibri" w:eastAsia="Times New Roman" w:hAnsi="Calibri" w:cs="Calibri"/>
-          <w:color w:val="1A1A1A"/>
-          <w:sz w:val="19"/>
-          <w:szCs w:val="19"/>
-        </w:rPr>
-        <w:t xml:space="preserve"> </w:t>
-      </w:r>
-      <w:r>
-        <w:rPr>
-          <w:rStyle w:val="toc-title1"/>
-          <w:rFonts w:ascii="Calibri" w:eastAsia="Times New Roman" w:hAnsi="Calibri" w:cs="Calibri"/>
-          <w:sz w:val="19"/>
-          <w:szCs w:val="19"/>
-        </w:rPr>
-        <w:t>Market Landscape &amp; Vision 2030 Opportunity</w:t>
-      </w:r>
-      <w:r>
-        <w:rPr>
-          <w:rFonts w:ascii="Calibri" w:eastAsia="Times New Roman" w:hAnsi="Calibri" w:cs="Calibri"/>
-          <w:color w:val="1A1A1A"/>
-          <w:sz w:val="19"/>
-          <w:szCs w:val="19"/>
-        </w:rPr>
-        <w:t xml:space="preserve"> </w:t>
-      </w:r>
-      <w:r>
-        <w:rPr>
-          <w:rStyle w:val="toc-cat1"/>
-          <w:rFonts w:ascii="Calibri" w:eastAsia="Times New Roman" w:hAnsi="Calibri" w:cs="Calibri"/>
-        </w:rPr>
-        <w:t>Strategy</w:t>
-      </w:r>
-      <w:r>
-        <w:rPr>
-          <w:rFonts w:ascii="Calibri" w:eastAsia="Times New Roman" w:hAnsi="Calibri" w:cs="Calibri"/>
-          <w:color w:val="1A1A1A"/>
-          <w:sz w:val="19"/>
-          <w:szCs w:val="19"/>
-        </w:rPr>
-        <w:t xml:space="preserve"> </w:t>
+        <w:br w:type="page"/>
       </w:r>
     </w:p>
     <w:p>
       <w:pPr>
-        <w:divId w:val="627932034"/>
+        <w:divId w:val="1676108431"/>
         <w:rPr>
           <w:rFonts w:ascii="Calibri" w:eastAsia="Times New Roman" w:hAnsi="Calibri" w:cs="Calibri"/>
           <w:color w:val="1A1A1A"/>
@@ -674,7 +647,8 @@
           <w:rStyle w:val="toc-num1"/>
           <w:rFonts w:ascii="Calibri" w:eastAsia="Times New Roman" w:hAnsi="Calibri" w:cs="Calibri"/>
         </w:rPr>
-        <w:t>03</w:t>
+        <w:lastRenderedPageBreak/>
+        <w:t>02</w:t>
       </w:r>
       <w:r>
         <w:rPr>
@@ -692,7 +666,7 @@
           <w:sz w:val="19"/>
           <w:szCs w:val="19"/>
         </w:rPr>
-        <w:t>Competitive Landscape — Vancore &amp; PropTech Companies</w:t>
+        <w:t>Market Landscape &amp; Vision 2030 Opportunity</w:t>
       </w:r>
       <w:r>
         <w:rPr>
@@ -708,7 +682,7 @@
           <w:rStyle w:val="toc-cat1"/>
           <w:rFonts w:ascii="Calibri" w:eastAsia="Times New Roman" w:hAnsi="Calibri" w:cs="Calibri"/>
         </w:rPr>
-        <w:t>Market</w:t>
+        <w:t>Strategy</w:t>
       </w:r>
       <w:r>
         <w:rPr>
@@ -722,7 +696,7 @@
     </w:p>
     <w:p>
       <w:pPr>
-        <w:divId w:val="1767187536"/>
+        <w:divId w:val="657922415"/>
         <w:rPr>
           <w:rFonts w:ascii="Calibri" w:eastAsia="Times New Roman" w:hAnsi="Calibri" w:cs="Calibri"/>
           <w:color w:val="1A1A1A"/>
@@ -735,7 +709,7 @@
           <w:rStyle w:val="toc-num1"/>
           <w:rFonts w:ascii="Calibri" w:eastAsia="Times New Roman" w:hAnsi="Calibri" w:cs="Calibri"/>
         </w:rPr>
-        <w:t>04</w:t>
+        <w:t>03</w:t>
       </w:r>
       <w:r>
         <w:rPr>
@@ -753,7 +727,7 @@
           <w:sz w:val="19"/>
           <w:szCs w:val="19"/>
         </w:rPr>
-        <w:t>Target Audience &amp; Client Segmentation</w:t>
+        <w:t>Competitive Landscape — Vancore &amp; PropTech Companies</w:t>
       </w:r>
       <w:r>
         <w:rPr>
@@ -783,7 +757,7 @@
     </w:p>
     <w:p>
       <w:pPr>
-        <w:divId w:val="839539747"/>
+        <w:divId w:val="1012610373"/>
         <w:rPr>
           <w:rFonts w:ascii="Calibri" w:eastAsia="Times New Roman" w:hAnsi="Calibri" w:cs="Calibri"/>
           <w:color w:val="1A1A1A"/>
@@ -796,7 +770,7 @@
           <w:rStyle w:val="toc-num1"/>
           <w:rFonts w:ascii="Calibri" w:eastAsia="Times New Roman" w:hAnsi="Calibri" w:cs="Calibri"/>
         </w:rPr>
-        <w:t>05</w:t>
+        <w:t>04</w:t>
       </w:r>
       <w:r>
         <w:rPr>
@@ -814,7 +788,7 @@
           <w:sz w:val="19"/>
           <w:szCs w:val="19"/>
         </w:rPr>
-        <w:t>Positioning &amp; Messaging Framework</w:t>
+        <w:t>Target Audience &amp; Client Segmentation</w:t>
       </w:r>
       <w:r>
         <w:rPr>
@@ -844,7 +818,7 @@
     </w:p>
     <w:p>
       <w:pPr>
-        <w:divId w:val="1555119000"/>
+        <w:divId w:val="845753408"/>
         <w:rPr>
           <w:rFonts w:ascii="Calibri" w:eastAsia="Times New Roman" w:hAnsi="Calibri" w:cs="Calibri"/>
           <w:color w:val="1A1A1A"/>
@@ -857,7 +831,7 @@
           <w:rStyle w:val="toc-num1"/>
           <w:rFonts w:ascii="Calibri" w:eastAsia="Times New Roman" w:hAnsi="Calibri" w:cs="Calibri"/>
         </w:rPr>
-        <w:t>06</w:t>
+        <w:t>05</w:t>
       </w:r>
       <w:r>
         <w:rPr>
@@ -875,7 +849,7 @@
           <w:sz w:val="19"/>
           <w:szCs w:val="19"/>
         </w:rPr>
-        <w:t>Geographic Expansion Plan</w:t>
+        <w:t>Positioning &amp; Messaging Framework</w:t>
       </w:r>
       <w:r>
         <w:rPr>
@@ -891,7 +865,7 @@
           <w:rStyle w:val="toc-cat1"/>
           <w:rFonts w:ascii="Calibri" w:eastAsia="Times New Roman" w:hAnsi="Calibri" w:cs="Calibri"/>
         </w:rPr>
-        <w:t>Execution</w:t>
+        <w:t>Market</w:t>
       </w:r>
       <w:r>
         <w:rPr>
@@ -905,7 +879,7 @@
     </w:p>
     <w:p>
       <w:pPr>
-        <w:divId w:val="1228878624"/>
+        <w:divId w:val="587544143"/>
         <w:rPr>
           <w:rFonts w:ascii="Calibri" w:eastAsia="Times New Roman" w:hAnsi="Calibri" w:cs="Calibri"/>
           <w:color w:val="1A1A1A"/>
@@ -918,7 +892,7 @@
           <w:rStyle w:val="toc-num1"/>
           <w:rFonts w:ascii="Calibri" w:eastAsia="Times New Roman" w:hAnsi="Calibri" w:cs="Calibri"/>
         </w:rPr>
-        <w:t>07</w:t>
+        <w:t>06</w:t>
       </w:r>
       <w:r>
         <w:rPr>
@@ -936,7 +910,7 @@
           <w:sz w:val="19"/>
           <w:szCs w:val="19"/>
         </w:rPr>
-        <w:t>Step-by-Step Execution Plan</w:t>
+        <w:t>Geographic Expansion Plan</w:t>
       </w:r>
       <w:r>
         <w:rPr>
@@ -966,7 +940,7 @@
     </w:p>
     <w:p>
       <w:pPr>
-        <w:divId w:val="1932738131"/>
+        <w:divId w:val="278949701"/>
         <w:rPr>
           <w:rFonts w:ascii="Calibri" w:eastAsia="Times New Roman" w:hAnsi="Calibri" w:cs="Calibri"/>
           <w:color w:val="1A1A1A"/>
@@ -979,7 +953,7 @@
           <w:rStyle w:val="toc-num1"/>
           <w:rFonts w:ascii="Calibri" w:eastAsia="Times New Roman" w:hAnsi="Calibri" w:cs="Calibri"/>
         </w:rPr>
-        <w:t>08</w:t>
+        <w:t>07</w:t>
       </w:r>
       <w:r>
         <w:rPr>
@@ -997,7 +971,7 @@
           <w:sz w:val="19"/>
           <w:szCs w:val="19"/>
         </w:rPr>
-        <w:t>Sales Process &amp; Pipeline</w:t>
+        <w:t>Step-by-Step Execution Plan</w:t>
       </w:r>
       <w:r>
         <w:rPr>
@@ -1027,7 +1001,7 @@
     </w:p>
     <w:p>
       <w:pPr>
-        <w:divId w:val="399595213"/>
+        <w:divId w:val="1584794807"/>
         <w:rPr>
           <w:rFonts w:ascii="Calibri" w:eastAsia="Times New Roman" w:hAnsi="Calibri" w:cs="Calibri"/>
           <w:color w:val="1A1A1A"/>
@@ -1040,7 +1014,7 @@
           <w:rStyle w:val="toc-num1"/>
           <w:rFonts w:ascii="Calibri" w:eastAsia="Times New Roman" w:hAnsi="Calibri" w:cs="Calibri"/>
         </w:rPr>
-        <w:t>09</w:t>
+        <w:t>08</w:t>
       </w:r>
       <w:r>
         <w:rPr>
@@ -1058,7 +1032,7 @@
           <w:sz w:val="19"/>
           <w:szCs w:val="19"/>
         </w:rPr>
-        <w:t>Outreach Sequences &amp; Call-to-Actions</w:t>
+        <w:t>Sales Process &amp; Pipeline</w:t>
       </w:r>
       <w:r>
         <w:rPr>
@@ -1088,7 +1062,7 @@
     </w:p>
     <w:p>
       <w:pPr>
-        <w:divId w:val="349255723"/>
+        <w:divId w:val="1627740321"/>
         <w:rPr>
           <w:rFonts w:ascii="Calibri" w:eastAsia="Times New Roman" w:hAnsi="Calibri" w:cs="Calibri"/>
           <w:color w:val="1A1A1A"/>
@@ -1101,7 +1075,7 @@
           <w:rStyle w:val="toc-num1"/>
           <w:rFonts w:ascii="Calibri" w:eastAsia="Times New Roman" w:hAnsi="Calibri" w:cs="Calibri"/>
         </w:rPr>
-        <w:t>10</w:t>
+        <w:t>09</w:t>
       </w:r>
       <w:r>
         <w:rPr>
@@ -1119,7 +1093,7 @@
           <w:sz w:val="19"/>
           <w:szCs w:val="19"/>
         </w:rPr>
-        <w:t>Digital Marketing &amp; Social Media Plan</w:t>
+        <w:t>Outreach Sequences &amp; Call-to-Actions</w:t>
       </w:r>
       <w:r>
         <w:rPr>
@@ -1135,7 +1109,7 @@
           <w:rStyle w:val="toc-cat1"/>
           <w:rFonts w:ascii="Calibri" w:eastAsia="Times New Roman" w:hAnsi="Calibri" w:cs="Calibri"/>
         </w:rPr>
-        <w:t>Marketing</w:t>
+        <w:t>Execution</w:t>
       </w:r>
       <w:r>
         <w:rPr>
@@ -1149,7 +1123,7 @@
     </w:p>
     <w:p>
       <w:pPr>
-        <w:divId w:val="1866091870"/>
+        <w:divId w:val="954213605"/>
         <w:rPr>
           <w:rFonts w:ascii="Calibri" w:eastAsia="Times New Roman" w:hAnsi="Calibri" w:cs="Calibri"/>
           <w:color w:val="1A1A1A"/>
@@ -1162,7 +1136,7 @@
           <w:rStyle w:val="toc-num1"/>
           <w:rFonts w:ascii="Calibri" w:eastAsia="Times New Roman" w:hAnsi="Calibri" w:cs="Calibri"/>
         </w:rPr>
-        <w:t>11</w:t>
+        <w:t>10</w:t>
       </w:r>
       <w:r>
         <w:rPr>
@@ -1180,7 +1154,7 @@
           <w:sz w:val="19"/>
           <w:szCs w:val="19"/>
         </w:rPr>
-        <w:t>Paid Advertising Strategy &amp; Budget Allocation</w:t>
+        <w:t>Digital Marketing &amp; Social Media Plan</w:t>
       </w:r>
       <w:r>
         <w:rPr>
@@ -1210,7 +1184,7 @@
     </w:p>
     <w:p>
       <w:pPr>
-        <w:divId w:val="478153340"/>
+        <w:divId w:val="2034063575"/>
         <w:rPr>
           <w:rFonts w:ascii="Calibri" w:eastAsia="Times New Roman" w:hAnsi="Calibri" w:cs="Calibri"/>
           <w:color w:val="1A1A1A"/>
@@ -1223,7 +1197,7 @@
           <w:rStyle w:val="toc-num1"/>
           <w:rFonts w:ascii="Calibri" w:eastAsia="Times New Roman" w:hAnsi="Calibri" w:cs="Calibri"/>
         </w:rPr>
-        <w:t>12</w:t>
+        <w:t>11</w:t>
       </w:r>
       <w:r>
         <w:rPr>
@@ -1241,7 +1215,7 @@
           <w:sz w:val="19"/>
           <w:szCs w:val="19"/>
         </w:rPr>
-        <w:t>Content Strategy</w:t>
+        <w:t>Paid Advertising Strategy &amp; Budget Allocation</w:t>
       </w:r>
       <w:r>
         <w:rPr>
@@ -1271,7 +1245,7 @@
     </w:p>
     <w:p>
       <w:pPr>
-        <w:divId w:val="886137369"/>
+        <w:divId w:val="1131895916"/>
         <w:rPr>
           <w:rFonts w:ascii="Calibri" w:eastAsia="Times New Roman" w:hAnsi="Calibri" w:cs="Calibri"/>
           <w:color w:val="1A1A1A"/>
@@ -1284,7 +1258,7 @@
           <w:rStyle w:val="toc-num1"/>
           <w:rFonts w:ascii="Calibri" w:eastAsia="Times New Roman" w:hAnsi="Calibri" w:cs="Calibri"/>
         </w:rPr>
-        <w:t>13</w:t>
+        <w:t>12</w:t>
       </w:r>
       <w:r>
         <w:rPr>
@@ -1302,7 +1276,7 @@
           <w:sz w:val="19"/>
           <w:szCs w:val="19"/>
         </w:rPr>
-        <w:t>Pricing Strategy</w:t>
+        <w:t>Content Strategy</w:t>
       </w:r>
       <w:r>
         <w:rPr>
@@ -1318,7 +1292,7 @@
           <w:rStyle w:val="toc-cat1"/>
           <w:rFonts w:ascii="Calibri" w:eastAsia="Times New Roman" w:hAnsi="Calibri" w:cs="Calibri"/>
         </w:rPr>
-        <w:t>Finance</w:t>
+        <w:t>Marketing</w:t>
       </w:r>
       <w:r>
         <w:rPr>
@@ -1332,7 +1306,7 @@
     </w:p>
     <w:p>
       <w:pPr>
-        <w:divId w:val="2047095804"/>
+        <w:divId w:val="844131209"/>
         <w:rPr>
           <w:rFonts w:ascii="Calibri" w:eastAsia="Times New Roman" w:hAnsi="Calibri" w:cs="Calibri"/>
           <w:color w:val="1A1A1A"/>
@@ -1345,7 +1319,7 @@
           <w:rStyle w:val="toc-num1"/>
           <w:rFonts w:ascii="Calibri" w:eastAsia="Times New Roman" w:hAnsi="Calibri" w:cs="Calibri"/>
         </w:rPr>
-        <w:t>14</w:t>
+        <w:t>13</w:t>
       </w:r>
       <w:r>
         <w:rPr>
@@ -1363,7 +1337,7 @@
           <w:sz w:val="19"/>
           <w:szCs w:val="19"/>
         </w:rPr>
-        <w:t>Resource Plan — Single Resource, AI Agents &amp; Hire Roadmap</w:t>
+        <w:t>Pricing Strategy</w:t>
       </w:r>
       <w:r>
         <w:rPr>
@@ -1393,7 +1367,7 @@
     </w:p>
     <w:p>
       <w:pPr>
-        <w:divId w:val="1844584995"/>
+        <w:divId w:val="407961828"/>
         <w:rPr>
           <w:rFonts w:ascii="Calibri" w:eastAsia="Times New Roman" w:hAnsi="Calibri" w:cs="Calibri"/>
           <w:color w:val="1A1A1A"/>
@@ -1406,7 +1380,7 @@
           <w:rStyle w:val="toc-num1"/>
           <w:rFonts w:ascii="Calibri" w:eastAsia="Times New Roman" w:hAnsi="Calibri" w:cs="Calibri"/>
         </w:rPr>
-        <w:t>15</w:t>
+        <w:t>14</w:t>
       </w:r>
       <w:r>
         <w:rPr>
@@ -1424,7 +1398,7 @@
           <w:sz w:val="19"/>
           <w:szCs w:val="19"/>
         </w:rPr>
-        <w:t>Tools &amp; Technology Stack</w:t>
+        <w:t>Resource Plan — Single Resource, AI Agents &amp; Hire Roadmap</w:t>
       </w:r>
       <w:r>
         <w:rPr>
@@ -1440,7 +1414,7 @@
           <w:rStyle w:val="toc-cat1"/>
           <w:rFonts w:ascii="Calibri" w:eastAsia="Times New Roman" w:hAnsi="Calibri" w:cs="Calibri"/>
         </w:rPr>
-        <w:t>Operations</w:t>
+        <w:t>Finance</w:t>
       </w:r>
       <w:r>
         <w:rPr>
@@ -1454,7 +1428,7 @@
     </w:p>
     <w:p>
       <w:pPr>
-        <w:divId w:val="716248388"/>
+        <w:divId w:val="778258985"/>
         <w:rPr>
           <w:rFonts w:ascii="Calibri" w:eastAsia="Times New Roman" w:hAnsi="Calibri" w:cs="Calibri"/>
           <w:color w:val="1A1A1A"/>
@@ -1467,8 +1441,7 @@
           <w:rStyle w:val="toc-num1"/>
           <w:rFonts w:ascii="Calibri" w:eastAsia="Times New Roman" w:hAnsi="Calibri" w:cs="Calibri"/>
         </w:rPr>
-        <w:lastRenderedPageBreak/>
-        <w:t>16</w:t>
+        <w:t>15</w:t>
       </w:r>
       <w:r>
         <w:rPr>
@@ -1486,7 +1459,7 @@
           <w:sz w:val="19"/>
           <w:szCs w:val="19"/>
         </w:rPr>
-        <w:t>CRM &amp; Lead Management System</w:t>
+        <w:t>Tools &amp; Technology Stack</w:t>
       </w:r>
       <w:r>
         <w:rPr>
@@ -1516,7 +1489,7 @@
     </w:p>
     <w:p>
       <w:pPr>
-        <w:divId w:val="1730768121"/>
+        <w:divId w:val="918631964"/>
         <w:rPr>
           <w:rFonts w:ascii="Calibri" w:eastAsia="Times New Roman" w:hAnsi="Calibri" w:cs="Calibri"/>
           <w:color w:val="1A1A1A"/>
@@ -1529,7 +1502,7 @@
           <w:rStyle w:val="toc-num1"/>
           <w:rFonts w:ascii="Calibri" w:eastAsia="Times New Roman" w:hAnsi="Calibri" w:cs="Calibri"/>
         </w:rPr>
-        <w:t>17</w:t>
+        <w:t>16</w:t>
       </w:r>
       <w:r>
         <w:rPr>
@@ -1547,7 +1520,7 @@
           <w:sz w:val="19"/>
           <w:szCs w:val="19"/>
         </w:rPr>
-        <w:t>KPIs &amp; Performance Dashboard</w:t>
+        <w:t>CRM &amp; Lead Management System</w:t>
       </w:r>
       <w:r>
         <w:rPr>
@@ -1563,7 +1536,7 @@
           <w:rStyle w:val="toc-cat1"/>
           <w:rFonts w:ascii="Calibri" w:eastAsia="Times New Roman" w:hAnsi="Calibri" w:cs="Calibri"/>
         </w:rPr>
-        <w:t>KPIs</w:t>
+        <w:t>Operations</w:t>
       </w:r>
       <w:r>
         <w:rPr>
@@ -1577,7 +1550,68 @@
     </w:p>
     <w:p>
       <w:pPr>
-        <w:divId w:val="674109789"/>
+        <w:divId w:val="1741441290"/>
+        <w:rPr>
+          <w:rFonts w:ascii="Calibri" w:eastAsia="Times New Roman" w:hAnsi="Calibri" w:cs="Calibri"/>
+          <w:color w:val="1A1A1A"/>
+          <w:sz w:val="19"/>
+          <w:szCs w:val="19"/>
+        </w:rPr>
+      </w:pPr>
+      <w:r>
+        <w:rPr>
+          <w:rStyle w:val="toc-num1"/>
+          <w:rFonts w:ascii="Calibri" w:eastAsia="Times New Roman" w:hAnsi="Calibri" w:cs="Calibri"/>
+        </w:rPr>
+        <w:t>17</w:t>
+      </w:r>
+      <w:r>
+        <w:rPr>
+          <w:rFonts w:ascii="Calibri" w:eastAsia="Times New Roman" w:hAnsi="Calibri" w:cs="Calibri"/>
+          <w:color w:val="1A1A1A"/>
+          <w:sz w:val="19"/>
+          <w:szCs w:val="19"/>
+        </w:rPr>
+        <w:t xml:space="preserve"> </w:t>
+      </w:r>
+      <w:r>
+        <w:rPr>
+          <w:rStyle w:val="toc-title1"/>
+          <w:rFonts w:ascii="Calibri" w:eastAsia="Times New Roman" w:hAnsi="Calibri" w:cs="Calibri"/>
+          <w:sz w:val="19"/>
+          <w:szCs w:val="19"/>
+        </w:rPr>
+        <w:t>KPIs &amp; Performance Dashboard</w:t>
+      </w:r>
+      <w:r>
+        <w:rPr>
+          <w:rFonts w:ascii="Calibri" w:eastAsia="Times New Roman" w:hAnsi="Calibri" w:cs="Calibri"/>
+          <w:color w:val="1A1A1A"/>
+          <w:sz w:val="19"/>
+          <w:szCs w:val="19"/>
+        </w:rPr>
+        <w:t xml:space="preserve"> </w:t>
+      </w:r>
+      <w:r>
+        <w:rPr>
+          <w:rStyle w:val="toc-cat1"/>
+          <w:rFonts w:ascii="Calibri" w:eastAsia="Times New Roman" w:hAnsi="Calibri" w:cs="Calibri"/>
+        </w:rPr>
+        <w:t>KPIs</w:t>
+      </w:r>
+      <w:r>
+        <w:rPr>
+          <w:rFonts w:ascii="Calibri" w:eastAsia="Times New Roman" w:hAnsi="Calibri" w:cs="Calibri"/>
+          <w:color w:val="1A1A1A"/>
+          <w:sz w:val="19"/>
+          <w:szCs w:val="19"/>
+        </w:rPr>
+        <w:t xml:space="preserve"> </w:t>
+      </w:r>
+    </w:p>
+    <w:p>
+      <w:pPr>
+        <w:divId w:val="603418450"/>
         <w:rPr>
           <w:rFonts w:ascii="Calibri" w:eastAsia="Times New Roman" w:hAnsi="Calibri" w:cs="Calibri"/>
           <w:color w:val="1A1A1A"/>
@@ -1639,7 +1673,7 @@
     <w:p>
       <w:pPr>
         <w:shd w:val="clear" w:color="auto" w:fill="F0F5FB"/>
-        <w:divId w:val="180240072"/>
+        <w:divId w:val="1273325020"/>
         <w:rPr>
           <w:rFonts w:ascii="Calibri" w:eastAsia="Times New Roman" w:hAnsi="Calibri" w:cs="Calibri"/>
           <w:color w:val="555555"/>
@@ -1660,7 +1694,7 @@
     <w:p>
       <w:pPr>
         <w:jc w:val="right"/>
-        <w:divId w:val="573394872"/>
+        <w:divId w:val="1279334728"/>
         <w:rPr>
           <w:rFonts w:ascii="Calibri" w:eastAsia="Times New Roman" w:hAnsi="Calibri" w:cs="Calibri"/>
           <w:color w:val="999999"/>
@@ -1694,12 +1728,12 @@
           <w:sz w:val="16"/>
           <w:szCs w:val="16"/>
         </w:rPr>
-        <w:t xml:space="preserve">  |  Team Itonek  |  May 2026 </w:t>
+        <w:t xml:space="preserve">  |  TwinMaq Team  |  May 2026 </w:t>
       </w:r>
     </w:p>
     <w:p>
       <w:pPr>
-        <w:divId w:val="958141441"/>
+        <w:divId w:val="232592941"/>
         <w:rPr>
           <w:rFonts w:ascii="Calibri" w:eastAsia="Times New Roman" w:hAnsi="Calibri" w:cs="Calibri"/>
           <w:color w:val="1A1A1A"/>
@@ -1727,7 +1761,7 @@
     <w:p>
       <w:pPr>
         <w:pStyle w:val="Heading1"/>
-        <w:divId w:val="958141441"/>
+        <w:divId w:val="232592941"/>
         <w:rPr>
           <w:rFonts w:ascii="Calibri" w:eastAsia="Times New Roman" w:hAnsi="Calibri" w:cs="Calibri"/>
         </w:rPr>
@@ -1742,7 +1776,7 @@
     <w:p>
       <w:pPr>
         <w:spacing w:before="200" w:after="200"/>
-        <w:divId w:val="958141441"/>
+        <w:divId w:val="232592941"/>
         <w:rPr>
           <w:rFonts w:ascii="Calibri" w:eastAsia="Times New Roman" w:hAnsi="Calibri" w:cs="Calibri"/>
           <w:color w:val="1A1A1A"/>
@@ -1757,7 +1791,7 @@
           <w:sz w:val="20"/>
           <w:szCs w:val="20"/>
         </w:rPr>
-        <w:pict w14:anchorId="65BDFDFB">
+        <w:pict w14:anchorId="7DEAE52C">
           <v:rect id="_x0000_i1026" style="width:0;height:1.5pt" o:hralign="center" o:hrstd="t" o:hr="t" fillcolor="#a0a0a0" stroked="f"/>
         </w:pict>
       </w:r>
@@ -1765,7 +1799,7 @@
     <w:p>
       <w:pPr>
         <w:pStyle w:val="Heading3"/>
-        <w:divId w:val="164249529"/>
+        <w:divId w:val="1530341537"/>
         <w:rPr>
           <w:rFonts w:ascii="Calibri" w:eastAsia="Times New Roman" w:hAnsi="Calibri" w:cs="Calibri"/>
         </w:rPr>
@@ -1780,7 +1814,7 @@
     <w:p>
       <w:pPr>
         <w:pStyle w:val="NormalWeb"/>
-        <w:divId w:val="164249529"/>
+        <w:divId w:val="1530341537"/>
         <w:rPr>
           <w:rFonts w:ascii="Calibri" w:hAnsi="Calibri" w:cs="Calibri"/>
           <w:color w:val="1A1A1A"/>
@@ -1820,7 +1854,7 @@
     <w:p>
       <w:pPr>
         <w:pStyle w:val="Heading3"/>
-        <w:divId w:val="164249529"/>
+        <w:divId w:val="1530341537"/>
         <w:rPr>
           <w:rFonts w:ascii="Calibri" w:eastAsia="Times New Roman" w:hAnsi="Calibri" w:cs="Calibri"/>
         </w:rPr>
@@ -1835,7 +1869,7 @@
     <w:p>
       <w:pPr>
         <w:pStyle w:val="NormalWeb"/>
-        <w:divId w:val="164249529"/>
+        <w:divId w:val="1530341537"/>
         <w:rPr>
           <w:rFonts w:ascii="Calibri" w:hAnsi="Calibri" w:cs="Calibri"/>
           <w:color w:val="1A1A1A"/>
@@ -1856,7 +1890,7 @@
     <w:p>
       <w:pPr>
         <w:pStyle w:val="Heading3"/>
-        <w:divId w:val="1730180080"/>
+        <w:divId w:val="187792163"/>
         <w:rPr>
           <w:rFonts w:ascii="Calibri" w:eastAsia="Times New Roman" w:hAnsi="Calibri" w:cs="Calibri"/>
         </w:rPr>
@@ -1887,7 +1921,7 @@
       </w:tblGrid>
       <w:tr>
         <w:trPr>
-          <w:divId w:val="1730180080"/>
+          <w:divId w:val="187792163"/>
         </w:trPr>
         <w:tc>
           <w:tcPr>
@@ -2044,7 +2078,7 @@
       </w:tr>
       <w:tr>
         <w:trPr>
-          <w:divId w:val="1730180080"/>
+          <w:divId w:val="187792163"/>
         </w:trPr>
         <w:tc>
           <w:tcPr>
@@ -2189,7 +2223,7 @@
       </w:tr>
       <w:tr>
         <w:trPr>
-          <w:divId w:val="1730180080"/>
+          <w:divId w:val="187792163"/>
         </w:trPr>
         <w:tc>
           <w:tcPr>
@@ -2334,7 +2368,7 @@
       </w:tr>
       <w:tr>
         <w:trPr>
-          <w:divId w:val="1730180080"/>
+          <w:divId w:val="187792163"/>
         </w:trPr>
         <w:tc>
           <w:tcPr>
@@ -2367,6 +2401,7 @@
                 <w:sz w:val="19"/>
                 <w:szCs w:val="19"/>
               </w:rPr>
+              <w:lastRenderedPageBreak/>
               <w:t>Q4 2026 (Oct–Dec)</w:t>
             </w:r>
           </w:p>
@@ -2479,7 +2514,7 @@
       </w:tr>
       <w:tr>
         <w:trPr>
-          <w:divId w:val="1730180080"/>
+          <w:divId w:val="187792163"/>
         </w:trPr>
         <w:tc>
           <w:tcPr>
@@ -2629,7 +2664,7 @@
     <w:p>
       <w:pPr>
         <w:pStyle w:val="Heading3"/>
-        <w:divId w:val="2139488616"/>
+        <w:divId w:val="296180437"/>
         <w:rPr>
           <w:rFonts w:ascii="Calibri" w:eastAsia="Times New Roman" w:hAnsi="Calibri" w:cs="Calibri"/>
         </w:rPr>
@@ -2659,7 +2694,7 @@
       </w:tblGrid>
       <w:tr>
         <w:trPr>
-          <w:divId w:val="2139488616"/>
+          <w:divId w:val="296180437"/>
         </w:trPr>
         <w:tc>
           <w:tcPr>
@@ -2778,7 +2813,7 @@
       </w:tr>
       <w:tr>
         <w:trPr>
-          <w:divId w:val="2139488616"/>
+          <w:divId w:val="296180437"/>
         </w:trPr>
         <w:tc>
           <w:tcPr>
@@ -2888,7 +2923,7 @@
       </w:tr>
       <w:tr>
         <w:trPr>
-          <w:divId w:val="2139488616"/>
+          <w:divId w:val="296180437"/>
         </w:trPr>
         <w:tc>
           <w:tcPr>
@@ -2998,7 +3033,7 @@
       </w:tr>
       <w:tr>
         <w:trPr>
-          <w:divId w:val="2139488616"/>
+          <w:divId w:val="296180437"/>
         </w:trPr>
         <w:tc>
           <w:tcPr>
@@ -3031,7 +3066,6 @@
                 <w:sz w:val="19"/>
                 <w:szCs w:val="19"/>
               </w:rPr>
-              <w:lastRenderedPageBreak/>
               <w:t>Proposals sent</w:t>
             </w:r>
           </w:p>
@@ -3109,7 +3143,7 @@
       </w:tr>
       <w:tr>
         <w:trPr>
-          <w:divId w:val="2139488616"/>
+          <w:divId w:val="296180437"/>
         </w:trPr>
         <w:tc>
           <w:tcPr>
@@ -3219,7 +3253,7 @@
       </w:tr>
       <w:tr>
         <w:trPr>
-          <w:divId w:val="2139488616"/>
+          <w:divId w:val="296180437"/>
         </w:trPr>
         <w:tc>
           <w:tcPr>
@@ -3329,7 +3363,7 @@
       </w:tr>
       <w:tr>
         <w:trPr>
-          <w:divId w:val="2139488616"/>
+          <w:divId w:val="296180437"/>
         </w:trPr>
         <w:tc>
           <w:tcPr>
@@ -3440,7 +3474,7 @@
     </w:tbl>
     <w:p>
       <w:pPr>
-        <w:divId w:val="1504783801"/>
+        <w:divId w:val="1644654120"/>
         <w:rPr>
           <w:rFonts w:ascii="Calibri" w:eastAsia="Times New Roman" w:hAnsi="Calibri" w:cs="Calibri"/>
           <w:color w:val="1A1A1A"/>
@@ -3468,7 +3502,7 @@
     <w:p>
       <w:pPr>
         <w:pStyle w:val="Heading1"/>
-        <w:divId w:val="1504783801"/>
+        <w:divId w:val="1644654120"/>
         <w:rPr>
           <w:rFonts w:ascii="Calibri" w:eastAsia="Times New Roman" w:hAnsi="Calibri" w:cs="Calibri"/>
         </w:rPr>
@@ -3483,7 +3517,7 @@
     <w:p>
       <w:pPr>
         <w:spacing w:before="200" w:after="200"/>
-        <w:divId w:val="1504783801"/>
+        <w:divId w:val="1644654120"/>
         <w:rPr>
           <w:rFonts w:ascii="Calibri" w:eastAsia="Times New Roman" w:hAnsi="Calibri" w:cs="Calibri"/>
           <w:color w:val="1A1A1A"/>
@@ -3498,7 +3532,7 @@
           <w:sz w:val="20"/>
           <w:szCs w:val="20"/>
         </w:rPr>
-        <w:pict w14:anchorId="44C571DB">
+        <w:pict w14:anchorId="3766C764">
           <v:rect id="_x0000_i1027" style="width:0;height:1.5pt" o:hralign="center" o:hrstd="t" o:hr="t" fillcolor="#a0a0a0" stroked="f"/>
         </w:pict>
       </w:r>
@@ -3506,7 +3540,7 @@
     <w:p>
       <w:pPr>
         <w:pStyle w:val="NormalWeb"/>
-        <w:divId w:val="853688924"/>
+        <w:divId w:val="550314221"/>
         <w:rPr>
           <w:rFonts w:ascii="Calibri" w:hAnsi="Calibri" w:cs="Calibri"/>
           <w:color w:val="1A1A1A"/>
@@ -3527,7 +3561,7 @@
     <w:p>
       <w:pPr>
         <w:pStyle w:val="Heading3"/>
-        <w:divId w:val="29426530"/>
+        <w:divId w:val="652755158"/>
         <w:rPr>
           <w:rFonts w:ascii="Calibri" w:eastAsia="Times New Roman" w:hAnsi="Calibri" w:cs="Calibri"/>
         </w:rPr>
@@ -3556,7 +3590,7 @@
       </w:tblGrid>
       <w:tr>
         <w:trPr>
-          <w:divId w:val="29426530"/>
+          <w:divId w:val="652755158"/>
         </w:trPr>
         <w:tc>
           <w:tcPr>
@@ -3637,7 +3671,7 @@
       </w:tr>
       <w:tr>
         <w:trPr>
-          <w:divId w:val="29426530"/>
+          <w:divId w:val="652755158"/>
         </w:trPr>
         <w:tc>
           <w:tcPr>
@@ -3712,7 +3746,7 @@
       </w:tr>
       <w:tr>
         <w:trPr>
-          <w:divId w:val="29426530"/>
+          <w:divId w:val="652755158"/>
         </w:trPr>
         <w:tc>
           <w:tcPr>
@@ -3787,7 +3821,7 @@
       </w:tr>
       <w:tr>
         <w:trPr>
-          <w:divId w:val="29426530"/>
+          <w:divId w:val="652755158"/>
         </w:trPr>
         <w:tc>
           <w:tcPr>
@@ -3820,6 +3854,7 @@
                 <w:sz w:val="19"/>
                 <w:szCs w:val="19"/>
               </w:rPr>
+              <w:lastRenderedPageBreak/>
               <w:t>Pre-selling off-plan units is now standard practice in KSA</w:t>
             </w:r>
           </w:p>
@@ -3862,7 +3897,7 @@
       </w:tr>
       <w:tr>
         <w:trPr>
-          <w:divId w:val="29426530"/>
+          <w:divId w:val="652755158"/>
         </w:trPr>
         <w:tc>
           <w:tcPr>
@@ -3937,7 +3972,7 @@
       </w:tr>
       <w:tr>
         <w:trPr>
-          <w:divId w:val="29426530"/>
+          <w:divId w:val="652755158"/>
         </w:trPr>
         <w:tc>
           <w:tcPr>
@@ -4012,7 +4047,7 @@
       </w:tr>
       <w:tr>
         <w:trPr>
-          <w:divId w:val="29426530"/>
+          <w:divId w:val="652755158"/>
         </w:trPr>
         <w:tc>
           <w:tcPr>
@@ -4089,7 +4124,7 @@
     <w:p>
       <w:pPr>
         <w:shd w:val="clear" w:color="auto" w:fill="EEF5FB"/>
-        <w:divId w:val="1369184969"/>
+        <w:divId w:val="1675961887"/>
         <w:rPr>
           <w:rFonts w:ascii="Calibri" w:eastAsia="Times New Roman" w:hAnsi="Calibri" w:cs="Calibri"/>
           <w:color w:val="1A1A1A"/>
@@ -4120,7 +4155,7 @@
     <w:p>
       <w:pPr>
         <w:pStyle w:val="Heading3"/>
-        <w:divId w:val="529295232"/>
+        <w:divId w:val="776557355"/>
         <w:rPr>
           <w:rFonts w:ascii="Calibri" w:eastAsia="Times New Roman" w:hAnsi="Calibri" w:cs="Calibri"/>
         </w:rPr>
@@ -4129,7 +4164,6 @@
         <w:rPr>
           <w:rFonts w:ascii="Calibri" w:eastAsia="Times New Roman" w:hAnsi="Calibri" w:cs="Calibri"/>
         </w:rPr>
-        <w:lastRenderedPageBreak/>
         <w:t>Market Size Estimate — KSA Interactive Visualization</w:t>
       </w:r>
     </w:p>
@@ -4153,7 +4187,7 @@
       </w:tblGrid>
       <w:tr>
         <w:trPr>
-          <w:divId w:val="529295232"/>
+          <w:divId w:val="776557355"/>
         </w:trPr>
         <w:tc>
           <w:tcPr>
@@ -4318,7 +4352,7 @@
       </w:tr>
       <w:tr>
         <w:trPr>
-          <w:divId w:val="529295232"/>
+          <w:divId w:val="776557355"/>
         </w:trPr>
         <w:tc>
           <w:tcPr>
@@ -4458,7 +4492,7 @@
       </w:tr>
       <w:tr>
         <w:trPr>
-          <w:divId w:val="529295232"/>
+          <w:divId w:val="776557355"/>
         </w:trPr>
         <w:tc>
           <w:tcPr>
@@ -4598,7 +4632,7 @@
       </w:tr>
       <w:tr>
         <w:trPr>
-          <w:divId w:val="529295232"/>
+          <w:divId w:val="776557355"/>
         </w:trPr>
         <w:tc>
           <w:tcPr>
@@ -4738,7 +4772,7 @@
       </w:tr>
       <w:tr>
         <w:trPr>
-          <w:divId w:val="529295232"/>
+          <w:divId w:val="776557355"/>
         </w:trPr>
         <w:tc>
           <w:tcPr>
@@ -4883,7 +4917,7 @@
     </w:tbl>
     <w:p>
       <w:pPr>
-        <w:divId w:val="1677463360"/>
+        <w:divId w:val="1162618765"/>
         <w:rPr>
           <w:rFonts w:ascii="Calibri" w:eastAsia="Times New Roman" w:hAnsi="Calibri" w:cs="Calibri"/>
           <w:color w:val="1A1A1A"/>
@@ -4911,7 +4945,7 @@
     <w:p>
       <w:pPr>
         <w:pStyle w:val="Heading1"/>
-        <w:divId w:val="1677463360"/>
+        <w:divId w:val="1162618765"/>
         <w:rPr>
           <w:rFonts w:ascii="Calibri" w:eastAsia="Times New Roman" w:hAnsi="Calibri" w:cs="Calibri"/>
         </w:rPr>
@@ -4926,7 +4960,7 @@
     <w:p>
       <w:pPr>
         <w:spacing w:before="200" w:after="200"/>
-        <w:divId w:val="1677463360"/>
+        <w:divId w:val="1162618765"/>
         <w:rPr>
           <w:rFonts w:ascii="Calibri" w:eastAsia="Times New Roman" w:hAnsi="Calibri" w:cs="Calibri"/>
           <w:color w:val="1A1A1A"/>
@@ -4941,7 +4975,7 @@
           <w:sz w:val="20"/>
           <w:szCs w:val="20"/>
         </w:rPr>
-        <w:pict w14:anchorId="65ADC489">
+        <w:pict w14:anchorId="7CFC0B49">
           <v:rect id="_x0000_i1028" style="width:0;height:1.5pt" o:hralign="center" o:hrstd="t" o:hr="t" fillcolor="#a0a0a0" stroked="f"/>
         </w:pict>
       </w:r>
@@ -4949,7 +4983,7 @@
     <w:p>
       <w:pPr>
         <w:pStyle w:val="NormalWeb"/>
-        <w:divId w:val="330764943"/>
+        <w:divId w:val="1333727115"/>
         <w:rPr>
           <w:rFonts w:ascii="Calibri" w:hAnsi="Calibri" w:cs="Calibri"/>
           <w:color w:val="1A1A1A"/>
@@ -5008,7 +5042,7 @@
     <w:p>
       <w:pPr>
         <w:shd w:val="clear" w:color="auto" w:fill="1A3C5E"/>
-        <w:divId w:val="27804499"/>
+        <w:divId w:val="1518732693"/>
         <w:rPr>
           <w:rFonts w:ascii="Calibri" w:eastAsia="Times New Roman" w:hAnsi="Calibri" w:cs="Calibri"/>
           <w:b/>
@@ -5033,7 +5067,7 @@
     <w:p>
       <w:pPr>
         <w:pStyle w:val="NormalWeb"/>
-        <w:divId w:val="450782807"/>
+        <w:divId w:val="476185695"/>
         <w:rPr>
           <w:rFonts w:ascii="Calibri" w:hAnsi="Calibri" w:cs="Calibri"/>
           <w:color w:val="1A1A1A"/>
@@ -5070,7 +5104,7 @@
       </w:tblGrid>
       <w:tr>
         <w:trPr>
-          <w:divId w:val="450782807"/>
+          <w:divId w:val="476185695"/>
         </w:trPr>
         <w:tc>
           <w:tcPr>
@@ -5100,6 +5134,7 @@
                 <w:sz w:val="19"/>
                 <w:szCs w:val="19"/>
               </w:rPr>
+              <w:lastRenderedPageBreak/>
               <w:t>Feature</w:t>
             </w:r>
           </w:p>
@@ -5203,7 +5238,7 @@
       </w:tr>
       <w:tr>
         <w:trPr>
-          <w:divId w:val="450782807"/>
+          <w:divId w:val="476185695"/>
         </w:trPr>
         <w:tc>
           <w:tcPr>
@@ -5318,7 +5353,7 @@
       </w:tr>
       <w:tr>
         <w:trPr>
-          <w:divId w:val="450782807"/>
+          <w:divId w:val="476185695"/>
         </w:trPr>
         <w:tc>
           <w:tcPr>
@@ -5433,7 +5468,7 @@
       </w:tr>
       <w:tr>
         <w:trPr>
-          <w:divId w:val="450782807"/>
+          <w:divId w:val="476185695"/>
         </w:trPr>
         <w:tc>
           <w:tcPr>
@@ -5548,7 +5583,7 @@
       </w:tr>
       <w:tr>
         <w:trPr>
-          <w:divId w:val="450782807"/>
+          <w:divId w:val="476185695"/>
         </w:trPr>
         <w:tc>
           <w:tcPr>
@@ -5663,7 +5698,7 @@
       </w:tr>
       <w:tr>
         <w:trPr>
-          <w:divId w:val="450782807"/>
+          <w:divId w:val="476185695"/>
         </w:trPr>
         <w:tc>
           <w:tcPr>
@@ -5787,7 +5822,7 @@
       </w:tr>
       <w:tr>
         <w:trPr>
-          <w:divId w:val="450782807"/>
+          <w:divId w:val="476185695"/>
         </w:trPr>
         <w:tc>
           <w:tcPr>
@@ -5903,7 +5938,7 @@
       </w:tr>
       <w:tr>
         <w:trPr>
-          <w:divId w:val="450782807"/>
+          <w:divId w:val="476185695"/>
         </w:trPr>
         <w:tc>
           <w:tcPr>
@@ -6019,7 +6054,7 @@
       </w:tr>
       <w:tr>
         <w:trPr>
-          <w:divId w:val="450782807"/>
+          <w:divId w:val="476185695"/>
         </w:trPr>
         <w:tc>
           <w:tcPr>
@@ -6135,7 +6170,7 @@
       </w:tr>
       <w:tr>
         <w:trPr>
-          <w:divId w:val="450782807"/>
+          <w:divId w:val="476185695"/>
         </w:trPr>
         <w:tc>
           <w:tcPr>
@@ -6161,7 +6196,6 @@
                 <w:sz w:val="19"/>
                 <w:szCs w:val="19"/>
               </w:rPr>
-              <w:lastRenderedPageBreak/>
               <w:t>Materials &amp; Finishes Selector</w:t>
             </w:r>
           </w:p>
@@ -6253,7 +6287,7 @@
       </w:tr>
       <w:tr>
         <w:trPr>
-          <w:divId w:val="450782807"/>
+          <w:divId w:val="476185695"/>
         </w:trPr>
         <w:tc>
           <w:tcPr>
@@ -6370,7 +6404,7 @@
       </w:tr>
       <w:tr>
         <w:trPr>
-          <w:divId w:val="450782807"/>
+          <w:divId w:val="476185695"/>
         </w:trPr>
         <w:tc>
           <w:tcPr>
@@ -6487,7 +6521,7 @@
       </w:tr>
       <w:tr>
         <w:trPr>
-          <w:divId w:val="450782807"/>
+          <w:divId w:val="476185695"/>
         </w:trPr>
         <w:tc>
           <w:tcPr>
@@ -6603,7 +6637,7 @@
       </w:tr>
       <w:tr>
         <w:trPr>
-          <w:divId w:val="450782807"/>
+          <w:divId w:val="476185695"/>
         </w:trPr>
         <w:tc>
           <w:tcPr>
@@ -6721,7 +6755,7 @@
     <w:p>
       <w:pPr>
         <w:shd w:val="clear" w:color="auto" w:fill="EEF5FB"/>
-        <w:divId w:val="168377409"/>
+        <w:divId w:val="1875190280"/>
         <w:rPr>
           <w:rFonts w:ascii="Calibri" w:eastAsia="Times New Roman" w:hAnsi="Calibri" w:cs="Calibri"/>
           <w:color w:val="1A1A1A"/>
@@ -6771,7 +6805,7 @@
     <w:p>
       <w:pPr>
         <w:shd w:val="clear" w:color="auto" w:fill="1A3C5E"/>
-        <w:divId w:val="998122168"/>
+        <w:divId w:val="701250272"/>
         <w:rPr>
           <w:rFonts w:ascii="Calibri" w:eastAsia="Times New Roman" w:hAnsi="Calibri" w:cs="Calibri"/>
           <w:b/>
@@ -6811,7 +6845,7 @@
       </w:tblGrid>
       <w:tr>
         <w:trPr>
-          <w:divId w:val="856579197"/>
+          <w:divId w:val="1364938408"/>
         </w:trPr>
         <w:tc>
           <w:tcPr>
@@ -6912,7 +6946,7 @@
       </w:tr>
       <w:tr>
         <w:trPr>
-          <w:divId w:val="856579197"/>
+          <w:divId w:val="1364938408"/>
         </w:trPr>
         <w:tc>
           <w:tcPr>
@@ -6999,7 +7033,7 @@
       </w:tr>
       <w:tr>
         <w:trPr>
-          <w:divId w:val="856579197"/>
+          <w:divId w:val="1364938408"/>
         </w:trPr>
         <w:tc>
           <w:tcPr>
@@ -7086,7 +7120,7 @@
       </w:tr>
       <w:tr>
         <w:trPr>
-          <w:divId w:val="856579197"/>
+          <w:divId w:val="1364938408"/>
         </w:trPr>
         <w:tc>
           <w:tcPr>
@@ -7112,6 +7146,7 @@
                 <w:sz w:val="19"/>
                 <w:szCs w:val="19"/>
               </w:rPr>
+              <w:lastRenderedPageBreak/>
               <w:t>Real Estate Digital Portals</w:t>
             </w:r>
           </w:p>
@@ -7192,7 +7227,7 @@
       </w:tr>
       <w:tr>
         <w:trPr>
-          <w:divId w:val="856579197"/>
+          <w:divId w:val="1364938408"/>
         </w:trPr>
         <w:tc>
           <w:tcPr>
@@ -7279,7 +7314,7 @@
       </w:tr>
       <w:tr>
         <w:trPr>
-          <w:divId w:val="856579197"/>
+          <w:divId w:val="1364938408"/>
         </w:trPr>
         <w:tc>
           <w:tcPr>
@@ -7368,7 +7403,7 @@
     <w:p>
       <w:pPr>
         <w:pStyle w:val="Heading3"/>
-        <w:divId w:val="1093672961"/>
+        <w:divId w:val="278225744"/>
         <w:rPr>
           <w:rFonts w:ascii="Calibri" w:eastAsia="Times New Roman" w:hAnsi="Calibri" w:cs="Calibri"/>
         </w:rPr>
@@ -7398,7 +7433,7 @@
       </w:tblGrid>
       <w:tr>
         <w:trPr>
-          <w:divId w:val="1093672961"/>
+          <w:divId w:val="278225744"/>
         </w:trPr>
         <w:tc>
           <w:tcPr>
@@ -7499,7 +7534,7 @@
       </w:tr>
       <w:tr>
         <w:trPr>
-          <w:divId w:val="1093672961"/>
+          <w:divId w:val="278225744"/>
         </w:trPr>
         <w:tc>
           <w:tcPr>
@@ -7595,7 +7630,7 @@
       </w:tr>
       <w:tr>
         <w:trPr>
-          <w:divId w:val="1093672961"/>
+          <w:divId w:val="278225744"/>
         </w:trPr>
         <w:tc>
           <w:tcPr>
@@ -7620,7 +7655,6 @@
                 <w:sz w:val="19"/>
                 <w:szCs w:val="19"/>
               </w:rPr>
-              <w:lastRenderedPageBreak/>
               <w:t>2</w:t>
             </w:r>
           </w:p>
@@ -7692,7 +7726,7 @@
       </w:tr>
       <w:tr>
         <w:trPr>
-          <w:divId w:val="1093672961"/>
+          <w:divId w:val="278225744"/>
         </w:trPr>
         <w:tc>
           <w:tcPr>
@@ -7788,7 +7822,7 @@
       </w:tr>
       <w:tr>
         <w:trPr>
-          <w:divId w:val="1093672961"/>
+          <w:divId w:val="278225744"/>
         </w:trPr>
         <w:tc>
           <w:tcPr>
@@ -7884,7 +7918,7 @@
       </w:tr>
       <w:tr>
         <w:trPr>
-          <w:divId w:val="1093672961"/>
+          <w:divId w:val="278225744"/>
         </w:trPr>
         <w:tc>
           <w:tcPr>
@@ -7982,7 +8016,7 @@
     <w:p>
       <w:pPr>
         <w:pStyle w:val="Heading3"/>
-        <w:divId w:val="510224348"/>
+        <w:divId w:val="383061531"/>
         <w:rPr>
           <w:rFonts w:ascii="Calibri" w:eastAsia="Times New Roman" w:hAnsi="Calibri" w:cs="Calibri"/>
         </w:rPr>
@@ -8011,7 +8045,7 @@
       </w:tblGrid>
       <w:tr>
         <w:trPr>
-          <w:divId w:val="510224348"/>
+          <w:divId w:val="383061531"/>
         </w:trPr>
         <w:tc>
           <w:tcPr>
@@ -8080,7 +8114,7 @@
       </w:tr>
       <w:tr>
         <w:trPr>
-          <w:divId w:val="510224348"/>
+          <w:divId w:val="383061531"/>
         </w:trPr>
         <w:tc>
           <w:tcPr>
@@ -8139,7 +8173,7 @@
       </w:tr>
       <w:tr>
         <w:trPr>
-          <w:divId w:val="510224348"/>
+          <w:divId w:val="383061531"/>
         </w:trPr>
         <w:tc>
           <w:tcPr>
@@ -8198,7 +8232,7 @@
       </w:tr>
       <w:tr>
         <w:trPr>
-          <w:divId w:val="510224348"/>
+          <w:divId w:val="383061531"/>
         </w:trPr>
         <w:tc>
           <w:tcPr>
@@ -8257,7 +8291,7 @@
       </w:tr>
       <w:tr>
         <w:trPr>
-          <w:divId w:val="510224348"/>
+          <w:divId w:val="383061531"/>
         </w:trPr>
         <w:tc>
           <w:tcPr>
@@ -8316,7 +8350,7 @@
       </w:tr>
       <w:tr>
         <w:trPr>
-          <w:divId w:val="510224348"/>
+          <w:divId w:val="383061531"/>
         </w:trPr>
         <w:tc>
           <w:tcPr>
@@ -8341,6 +8375,7 @@
                 <w:sz w:val="19"/>
                 <w:szCs w:val="19"/>
               </w:rPr>
+              <w:lastRenderedPageBreak/>
               <w:t>"A 3D studio quoted us less"</w:t>
             </w:r>
           </w:p>
@@ -8375,7 +8410,7 @@
       </w:tr>
       <w:tr>
         <w:trPr>
-          <w:divId w:val="510224348"/>
+          <w:divId w:val="383061531"/>
         </w:trPr>
         <w:tc>
           <w:tcPr>
@@ -8435,7 +8470,7 @@
     </w:tbl>
     <w:p>
       <w:pPr>
-        <w:divId w:val="1664549190"/>
+        <w:divId w:val="1049107515"/>
         <w:rPr>
           <w:rFonts w:ascii="Calibri" w:eastAsia="Times New Roman" w:hAnsi="Calibri" w:cs="Calibri"/>
           <w:color w:val="1A1A1A"/>
@@ -8463,7 +8498,7 @@
     <w:p>
       <w:pPr>
         <w:pStyle w:val="Heading1"/>
-        <w:divId w:val="1664549190"/>
+        <w:divId w:val="1049107515"/>
         <w:rPr>
           <w:rFonts w:ascii="Calibri" w:eastAsia="Times New Roman" w:hAnsi="Calibri" w:cs="Calibri"/>
         </w:rPr>
@@ -8478,7 +8513,7 @@
     <w:p>
       <w:pPr>
         <w:spacing w:before="200" w:after="200"/>
-        <w:divId w:val="1664549190"/>
+        <w:divId w:val="1049107515"/>
         <w:rPr>
           <w:rFonts w:ascii="Calibri" w:eastAsia="Times New Roman" w:hAnsi="Calibri" w:cs="Calibri"/>
           <w:color w:val="1A1A1A"/>
@@ -8493,7 +8528,7 @@
           <w:sz w:val="20"/>
           <w:szCs w:val="20"/>
         </w:rPr>
-        <w:pict w14:anchorId="56599DC6">
+        <w:pict w14:anchorId="6C49E60E">
           <v:rect id="_x0000_i1029" style="width:0;height:1.5pt" o:hralign="center" o:hrstd="t" o:hr="t" fillcolor="#a0a0a0" stroked="f"/>
         </w:pict>
       </w:r>
@@ -8501,7 +8536,7 @@
     <w:p>
       <w:pPr>
         <w:pStyle w:val="Heading3"/>
-        <w:divId w:val="940719022"/>
+        <w:divId w:val="1040276355"/>
         <w:rPr>
           <w:rFonts w:ascii="Calibri" w:eastAsia="Times New Roman" w:hAnsi="Calibri" w:cs="Calibri"/>
         </w:rPr>
@@ -8530,7 +8565,7 @@
       </w:tblGrid>
       <w:tr>
         <w:trPr>
-          <w:divId w:val="940719022"/>
+          <w:divId w:val="1040276355"/>
         </w:trPr>
         <w:tc>
           <w:tcPr>
@@ -8611,7 +8646,7 @@
       </w:tr>
       <w:tr>
         <w:trPr>
-          <w:divId w:val="940719022"/>
+          <w:divId w:val="1040276355"/>
         </w:trPr>
         <w:tc>
           <w:tcPr>
@@ -8686,7 +8721,7 @@
       </w:tr>
       <w:tr>
         <w:trPr>
-          <w:divId w:val="940719022"/>
+          <w:divId w:val="1040276355"/>
         </w:trPr>
         <w:tc>
           <w:tcPr>
@@ -8719,7 +8754,6 @@
                 <w:sz w:val="19"/>
                 <w:szCs w:val="19"/>
               </w:rPr>
-              <w:lastRenderedPageBreak/>
               <w:t>Target Cities</w:t>
             </w:r>
           </w:p>
@@ -8762,7 +8796,7 @@
       </w:tr>
       <w:tr>
         <w:trPr>
-          <w:divId w:val="940719022"/>
+          <w:divId w:val="1040276355"/>
         </w:trPr>
         <w:tc>
           <w:tcPr>
@@ -8837,7 +8871,7 @@
       </w:tr>
       <w:tr>
         <w:trPr>
-          <w:divId w:val="940719022"/>
+          <w:divId w:val="1040276355"/>
         </w:trPr>
         <w:tc>
           <w:tcPr>
@@ -8912,7 +8946,7 @@
       </w:tr>
       <w:tr>
         <w:trPr>
-          <w:divId w:val="940719022"/>
+          <w:divId w:val="1040276355"/>
         </w:trPr>
         <w:tc>
           <w:tcPr>
@@ -8987,7 +9021,7 @@
       </w:tr>
       <w:tr>
         <w:trPr>
-          <w:divId w:val="940719022"/>
+          <w:divId w:val="1040276355"/>
         </w:trPr>
         <w:tc>
           <w:tcPr>
@@ -9062,7 +9096,7 @@
       </w:tr>
       <w:tr>
         <w:trPr>
-          <w:divId w:val="940719022"/>
+          <w:divId w:val="1040276355"/>
         </w:trPr>
         <w:tc>
           <w:tcPr>
@@ -9137,7 +9171,7 @@
       </w:tr>
       <w:tr>
         <w:trPr>
-          <w:divId w:val="940719022"/>
+          <w:divId w:val="1040276355"/>
         </w:trPr>
         <w:tc>
           <w:tcPr>
@@ -9214,7 +9248,7 @@
     <w:p>
       <w:pPr>
         <w:pStyle w:val="Heading3"/>
-        <w:divId w:val="847671990"/>
+        <w:divId w:val="1900282001"/>
         <w:rPr>
           <w:rFonts w:ascii="Calibri" w:eastAsia="Times New Roman" w:hAnsi="Calibri" w:cs="Calibri"/>
         </w:rPr>
@@ -9243,7 +9277,7 @@
       </w:tblGrid>
       <w:tr>
         <w:trPr>
-          <w:divId w:val="847671990"/>
+          <w:divId w:val="1900282001"/>
         </w:trPr>
         <w:tc>
           <w:tcPr>
@@ -9324,7 +9358,7 @@
       </w:tr>
       <w:tr>
         <w:trPr>
-          <w:divId w:val="847671990"/>
+          <w:divId w:val="1900282001"/>
         </w:trPr>
         <w:tc>
           <w:tcPr>
@@ -9399,7 +9433,7 @@
       </w:tr>
       <w:tr>
         <w:trPr>
-          <w:divId w:val="847671990"/>
+          <w:divId w:val="1900282001"/>
         </w:trPr>
         <w:tc>
           <w:tcPr>
@@ -9432,6 +9466,7 @@
                 <w:sz w:val="19"/>
                 <w:szCs w:val="19"/>
               </w:rPr>
+              <w:lastRenderedPageBreak/>
               <w:t>Budget Range</w:t>
             </w:r>
           </w:p>
@@ -9474,7 +9509,7 @@
       </w:tr>
       <w:tr>
         <w:trPr>
-          <w:divId w:val="847671990"/>
+          <w:divId w:val="1900282001"/>
         </w:trPr>
         <w:tc>
           <w:tcPr>
@@ -9551,7 +9586,7 @@
     <w:p>
       <w:pPr>
         <w:pStyle w:val="Heading3"/>
-        <w:divId w:val="1588229187"/>
+        <w:divId w:val="1333989534"/>
         <w:rPr>
           <w:rFonts w:ascii="Calibri" w:eastAsia="Times New Roman" w:hAnsi="Calibri" w:cs="Calibri"/>
         </w:rPr>
@@ -9582,7 +9617,7 @@
       </w:tblGrid>
       <w:tr>
         <w:trPr>
-          <w:divId w:val="1588229187"/>
+          <w:divId w:val="1333989534"/>
         </w:trPr>
         <w:tc>
           <w:tcPr>
@@ -9739,7 +9774,7 @@
       </w:tr>
       <w:tr>
         <w:trPr>
-          <w:divId w:val="1588229187"/>
+          <w:divId w:val="1333989534"/>
         </w:trPr>
         <w:tc>
           <w:tcPr>
@@ -9885,7 +9920,7 @@
       </w:tr>
       <w:tr>
         <w:trPr>
-          <w:divId w:val="1588229187"/>
+          <w:divId w:val="1333989534"/>
         </w:trPr>
         <w:tc>
           <w:tcPr>
@@ -10033,7 +10068,7 @@
     <w:p>
       <w:pPr>
         <w:pStyle w:val="Heading3"/>
-        <w:divId w:val="539361686"/>
+        <w:divId w:val="893735950"/>
         <w:rPr>
           <w:rFonts w:ascii="Calibri" w:eastAsia="Times New Roman" w:hAnsi="Calibri" w:cs="Calibri"/>
         </w:rPr>
@@ -10065,7 +10100,7 @@
       </w:tblGrid>
       <w:tr>
         <w:trPr>
-          <w:divId w:val="539361686"/>
+          <w:divId w:val="893735950"/>
         </w:trPr>
         <w:tc>
           <w:tcPr>
@@ -10095,7 +10130,6 @@
                 <w:sz w:val="19"/>
                 <w:szCs w:val="19"/>
               </w:rPr>
-              <w:lastRenderedPageBreak/>
               <w:t>Priority</w:t>
             </w:r>
           </w:p>
@@ -10231,7 +10265,7 @@
       </w:tr>
       <w:tr>
         <w:trPr>
-          <w:divId w:val="539361686"/>
+          <w:divId w:val="893735950"/>
         </w:trPr>
         <w:tc>
           <w:tcPr>
@@ -10378,7 +10412,7 @@
       </w:tr>
       <w:tr>
         <w:trPr>
-          <w:divId w:val="539361686"/>
+          <w:divId w:val="893735950"/>
         </w:trPr>
         <w:tc>
           <w:tcPr>
@@ -10525,7 +10559,7 @@
       </w:tr>
       <w:tr>
         <w:trPr>
-          <w:divId w:val="539361686"/>
+          <w:divId w:val="893735950"/>
         </w:trPr>
         <w:tc>
           <w:tcPr>
@@ -10672,7 +10706,7 @@
       </w:tr>
       <w:tr>
         <w:trPr>
-          <w:divId w:val="539361686"/>
+          <w:divId w:val="893735950"/>
         </w:trPr>
         <w:tc>
           <w:tcPr>
@@ -10819,7 +10853,7 @@
       </w:tr>
       <w:tr>
         <w:trPr>
-          <w:divId w:val="539361686"/>
+          <w:divId w:val="893735950"/>
         </w:trPr>
         <w:tc>
           <w:tcPr>
@@ -10966,7 +11000,7 @@
       </w:tr>
       <w:tr>
         <w:trPr>
-          <w:divId w:val="539361686"/>
+          <w:divId w:val="893735950"/>
         </w:trPr>
         <w:tc>
           <w:tcPr>
@@ -11114,7 +11148,7 @@
     </w:tbl>
     <w:p>
       <w:pPr>
-        <w:divId w:val="1335570455"/>
+        <w:divId w:val="1584027795"/>
         <w:rPr>
           <w:rFonts w:ascii="Calibri" w:eastAsia="Times New Roman" w:hAnsi="Calibri" w:cs="Calibri"/>
           <w:color w:val="1A1A1A"/>
@@ -11142,7 +11176,7 @@
     <w:p>
       <w:pPr>
         <w:pStyle w:val="Heading1"/>
-        <w:divId w:val="1335570455"/>
+        <w:divId w:val="1584027795"/>
         <w:rPr>
           <w:rFonts w:ascii="Calibri" w:eastAsia="Times New Roman" w:hAnsi="Calibri" w:cs="Calibri"/>
         </w:rPr>
@@ -11157,7 +11191,7 @@
     <w:p>
       <w:pPr>
         <w:spacing w:before="200" w:after="200"/>
-        <w:divId w:val="1335570455"/>
+        <w:divId w:val="1584027795"/>
         <w:rPr>
           <w:rFonts w:ascii="Calibri" w:eastAsia="Times New Roman" w:hAnsi="Calibri" w:cs="Calibri"/>
           <w:color w:val="1A1A1A"/>
@@ -11172,7 +11206,7 @@
           <w:sz w:val="20"/>
           <w:szCs w:val="20"/>
         </w:rPr>
-        <w:pict w14:anchorId="4706A53F">
+        <w:pict w14:anchorId="6A0B8EB6">
           <v:rect id="_x0000_i1030" style="width:0;height:1.5pt" o:hralign="center" o:hrstd="t" o:hr="t" fillcolor="#a0a0a0" stroked="f"/>
         </w:pict>
       </w:r>
@@ -11180,7 +11214,7 @@
     <w:p>
       <w:pPr>
         <w:pStyle w:val="Heading3"/>
-        <w:divId w:val="1216162264"/>
+        <w:divId w:val="1319116415"/>
         <w:rPr>
           <w:rFonts w:ascii="Calibri" w:eastAsia="Times New Roman" w:hAnsi="Calibri" w:cs="Calibri"/>
         </w:rPr>
@@ -11195,7 +11229,7 @@
     <w:p>
       <w:pPr>
         <w:shd w:val="clear" w:color="auto" w:fill="EEF5FB"/>
-        <w:divId w:val="1761297818"/>
+        <w:divId w:val="740443843"/>
         <w:rPr>
           <w:rFonts w:ascii="Calibri" w:eastAsia="Times New Roman" w:hAnsi="Calibri" w:cs="Calibri"/>
           <w:color w:val="1A1A1A"/>
@@ -11226,7 +11260,7 @@
     <w:p>
       <w:pPr>
         <w:pStyle w:val="Heading3"/>
-        <w:divId w:val="1216162264"/>
+        <w:divId w:val="1319116415"/>
         <w:rPr>
           <w:rFonts w:ascii="Calibri" w:eastAsia="Times New Roman" w:hAnsi="Calibri" w:cs="Calibri"/>
         </w:rPr>
@@ -11241,7 +11275,7 @@
     <w:p>
       <w:pPr>
         <w:pStyle w:val="NormalWeb"/>
-        <w:divId w:val="1216162264"/>
+        <w:divId w:val="1319116415"/>
         <w:rPr>
           <w:rFonts w:ascii="Calibri" w:hAnsi="Calibri" w:cs="Calibri"/>
           <w:color w:val="1A1A1A"/>
@@ -11256,13 +11290,14 @@
           <w:sz w:val="20"/>
           <w:szCs w:val="20"/>
         </w:rPr>
+        <w:lastRenderedPageBreak/>
         <w:t>TwinMaq is an interactive 3D platform that lets buyers explore a project completely — location, surroundings, units, amenities, and material finishes — from any phone or sales kiosk. Unlike VR platforms that require hardware, PropTech tools that only list properties, or 3D studios that produce static videos, TwinMaq is a live sales environment. Built by Design Zone, Saudi-based, Arabic-first, delivered in 8 weeks.</w:t>
       </w:r>
     </w:p>
     <w:p>
       <w:pPr>
         <w:pStyle w:val="Heading3"/>
-        <w:divId w:val="1194537616"/>
+        <w:divId w:val="641234771"/>
         <w:rPr>
           <w:rFonts w:ascii="Calibri" w:eastAsia="Times New Roman" w:hAnsi="Calibri" w:cs="Calibri"/>
         </w:rPr>
@@ -11292,7 +11327,7 @@
       </w:tblGrid>
       <w:tr>
         <w:trPr>
-          <w:divId w:val="1194537616"/>
+          <w:divId w:val="641234771"/>
         </w:trPr>
         <w:tc>
           <w:tcPr>
@@ -11411,7 +11446,7 @@
       </w:tr>
       <w:tr>
         <w:trPr>
-          <w:divId w:val="1194537616"/>
+          <w:divId w:val="641234771"/>
         </w:trPr>
         <w:tc>
           <w:tcPr>
@@ -11521,7 +11556,7 @@
       </w:tr>
       <w:tr>
         <w:trPr>
-          <w:divId w:val="1194537616"/>
+          <w:divId w:val="641234771"/>
         </w:trPr>
         <w:tc>
           <w:tcPr>
@@ -11631,7 +11666,7 @@
       </w:tr>
       <w:tr>
         <w:trPr>
-          <w:divId w:val="1194537616"/>
+          <w:divId w:val="641234771"/>
         </w:trPr>
         <w:tc>
           <w:tcPr>
@@ -11741,7 +11776,7 @@
       </w:tr>
       <w:tr>
         <w:trPr>
-          <w:divId w:val="1194537616"/>
+          <w:divId w:val="641234771"/>
         </w:trPr>
         <w:tc>
           <w:tcPr>
@@ -11774,7 +11809,6 @@
                 <w:sz w:val="19"/>
                 <w:szCs w:val="19"/>
               </w:rPr>
-              <w:lastRenderedPageBreak/>
               <w:t>Investor / Commercial</w:t>
             </w:r>
           </w:p>
@@ -11852,7 +11886,7 @@
       </w:tr>
       <w:tr>
         <w:trPr>
-          <w:divId w:val="1194537616"/>
+          <w:divId w:val="641234771"/>
         </w:trPr>
         <w:tc>
           <w:tcPr>
@@ -11964,7 +11998,7 @@
     <w:p>
       <w:pPr>
         <w:pStyle w:val="Heading3"/>
-        <w:divId w:val="306934826"/>
+        <w:divId w:val="492184433"/>
         <w:rPr>
           <w:rFonts w:ascii="Calibri" w:eastAsia="Times New Roman" w:hAnsi="Calibri" w:cs="Calibri"/>
         </w:rPr>
@@ -11978,7 +12012,7 @@
     </w:p>
     <w:p>
       <w:pPr>
-        <w:divId w:val="1264606395"/>
+        <w:divId w:val="1215317845"/>
         <w:rPr>
           <w:rFonts w:ascii="Calibri" w:eastAsia="Times New Roman" w:hAnsi="Calibri" w:cs="Calibri"/>
           <w:color w:val="1A1A1A"/>
@@ -12010,7 +12044,7 @@
     </w:p>
     <w:p>
       <w:pPr>
-        <w:divId w:val="199318209"/>
+        <w:divId w:val="368920803"/>
         <w:rPr>
           <w:rFonts w:ascii="Calibri" w:eastAsia="Times New Roman" w:hAnsi="Calibri" w:cs="Calibri"/>
           <w:color w:val="1A1A1A"/>
@@ -12042,7 +12076,7 @@
     </w:p>
     <w:p>
       <w:pPr>
-        <w:divId w:val="1226839622"/>
+        <w:divId w:val="1450124371"/>
         <w:rPr>
           <w:rFonts w:ascii="Calibri" w:eastAsia="Times New Roman" w:hAnsi="Calibri" w:cs="Calibri"/>
           <w:color w:val="1A1A1A"/>
@@ -12074,7 +12108,7 @@
     </w:p>
     <w:p>
       <w:pPr>
-        <w:divId w:val="235281557"/>
+        <w:divId w:val="568154177"/>
         <w:rPr>
           <w:rFonts w:ascii="Calibri" w:eastAsia="Times New Roman" w:hAnsi="Calibri" w:cs="Calibri"/>
           <w:color w:val="1A1A1A"/>
@@ -12106,7 +12140,7 @@
     </w:p>
     <w:p>
       <w:pPr>
-        <w:divId w:val="71128571"/>
+        <w:divId w:val="1552184789"/>
         <w:rPr>
           <w:rFonts w:ascii="Calibri" w:eastAsia="Times New Roman" w:hAnsi="Calibri" w:cs="Calibri"/>
           <w:color w:val="1A1A1A"/>
@@ -12123,6 +12157,7 @@
           <w:sz w:val="21"/>
           <w:szCs w:val="21"/>
         </w:rPr>
+        <w:lastRenderedPageBreak/>
         <w:t>5. Hosted Live Platform with Annual Maintenance SLA</w:t>
       </w:r>
       <w:r>
@@ -12138,7 +12173,7 @@
     </w:p>
     <w:p>
       <w:pPr>
-        <w:divId w:val="2138180343"/>
+        <w:divId w:val="1070692400"/>
         <w:rPr>
           <w:rFonts w:ascii="Calibri" w:eastAsia="Times New Roman" w:hAnsi="Calibri" w:cs="Calibri"/>
           <w:color w:val="1A1A1A"/>
@@ -12166,7 +12201,7 @@
     <w:p>
       <w:pPr>
         <w:pStyle w:val="Heading1"/>
-        <w:divId w:val="2138180343"/>
+        <w:divId w:val="1070692400"/>
         <w:rPr>
           <w:rFonts w:ascii="Calibri" w:eastAsia="Times New Roman" w:hAnsi="Calibri" w:cs="Calibri"/>
         </w:rPr>
@@ -12181,7 +12216,7 @@
     <w:p>
       <w:pPr>
         <w:spacing w:before="200" w:after="200"/>
-        <w:divId w:val="2138180343"/>
+        <w:divId w:val="1070692400"/>
         <w:rPr>
           <w:rFonts w:ascii="Calibri" w:eastAsia="Times New Roman" w:hAnsi="Calibri" w:cs="Calibri"/>
           <w:color w:val="1A1A1A"/>
@@ -12196,7 +12231,7 @@
           <w:sz w:val="20"/>
           <w:szCs w:val="20"/>
         </w:rPr>
-        <w:pict w14:anchorId="64FE4670">
+        <w:pict w14:anchorId="586EBE0C">
           <v:rect id="_x0000_i1031" style="width:0;height:1.5pt" o:hralign="center" o:hrstd="t" o:hr="t" fillcolor="#a0a0a0" stroked="f"/>
         </w:pict>
       </w:r>
@@ -12204,7 +12239,7 @@
     <w:p>
       <w:pPr>
         <w:pStyle w:val="NormalWeb"/>
-        <w:divId w:val="510147577"/>
+        <w:divId w:val="1986205785"/>
         <w:rPr>
           <w:rFonts w:ascii="Calibri" w:hAnsi="Calibri" w:cs="Calibri"/>
           <w:color w:val="1A1A1A"/>
@@ -12224,7 +12259,7 @@
     </w:p>
     <w:p>
       <w:pPr>
-        <w:divId w:val="1486698788"/>
+        <w:divId w:val="648362756"/>
         <w:rPr>
           <w:rFonts w:ascii="Calibri" w:eastAsia="Times New Roman" w:hAnsi="Calibri" w:cs="Calibri"/>
           <w:color w:val="1A1A1A"/>
@@ -12259,7 +12294,7 @@
       </w:tblGrid>
       <w:tr>
         <w:trPr>
-          <w:divId w:val="1650861664"/>
+          <w:divId w:val="365526976"/>
         </w:trPr>
         <w:tc>
           <w:tcPr>
@@ -12340,7 +12375,7 @@
       </w:tr>
       <w:tr>
         <w:trPr>
-          <w:divId w:val="1650861664"/>
+          <w:divId w:val="365526976"/>
         </w:trPr>
         <w:tc>
           <w:tcPr>
@@ -12415,7 +12450,7 @@
       </w:tr>
       <w:tr>
         <w:trPr>
-          <w:divId w:val="1650861664"/>
+          <w:divId w:val="365526976"/>
         </w:trPr>
         <w:tc>
           <w:tcPr>
@@ -12490,7 +12525,7 @@
       </w:tr>
       <w:tr>
         <w:trPr>
-          <w:divId w:val="1650861664"/>
+          <w:divId w:val="365526976"/>
         </w:trPr>
         <w:tc>
           <w:tcPr>
@@ -12523,7 +12558,6 @@
                 <w:sz w:val="19"/>
                 <w:szCs w:val="19"/>
               </w:rPr>
-              <w:lastRenderedPageBreak/>
               <w:t>Outreach Volume</w:t>
             </w:r>
           </w:p>
@@ -12566,7 +12600,7 @@
       </w:tr>
       <w:tr>
         <w:trPr>
-          <w:divId w:val="1650861664"/>
+          <w:divId w:val="365526976"/>
         </w:trPr>
         <w:tc>
           <w:tcPr>
@@ -12641,7 +12675,7 @@
       </w:tr>
       <w:tr>
         <w:trPr>
-          <w:divId w:val="1650861664"/>
+          <w:divId w:val="365526976"/>
         </w:trPr>
         <w:tc>
           <w:tcPr>
@@ -12716,7 +12750,7 @@
       </w:tr>
       <w:tr>
         <w:trPr>
-          <w:divId w:val="1650861664"/>
+          <w:divId w:val="365526976"/>
         </w:trPr>
         <w:tc>
           <w:tcPr>
@@ -12792,7 +12826,7 @@
     </w:tbl>
     <w:p>
       <w:pPr>
-        <w:divId w:val="1622221611"/>
+        <w:divId w:val="818964225"/>
         <w:rPr>
           <w:rFonts w:ascii="Calibri" w:eastAsia="Times New Roman" w:hAnsi="Calibri" w:cs="Calibri"/>
           <w:color w:val="1A1A1A"/>
@@ -12827,7 +12861,7 @@
       </w:tblGrid>
       <w:tr>
         <w:trPr>
-          <w:divId w:val="81462809"/>
+          <w:divId w:val="1867980467"/>
         </w:trPr>
         <w:tc>
           <w:tcPr>
@@ -12908,7 +12942,7 @@
       </w:tr>
       <w:tr>
         <w:trPr>
-          <w:divId w:val="81462809"/>
+          <w:divId w:val="1867980467"/>
         </w:trPr>
         <w:tc>
           <w:tcPr>
@@ -12983,7 +13017,7 @@
       </w:tr>
       <w:tr>
         <w:trPr>
-          <w:divId w:val="81462809"/>
+          <w:divId w:val="1867980467"/>
         </w:trPr>
         <w:tc>
           <w:tcPr>
@@ -13058,7 +13092,7 @@
       </w:tr>
       <w:tr>
         <w:trPr>
-          <w:divId w:val="81462809"/>
+          <w:divId w:val="1867980467"/>
         </w:trPr>
         <w:tc>
           <w:tcPr>
@@ -13133,7 +13167,7 @@
       </w:tr>
       <w:tr>
         <w:trPr>
-          <w:divId w:val="81462809"/>
+          <w:divId w:val="1867980467"/>
         </w:trPr>
         <w:tc>
           <w:tcPr>
@@ -13208,7 +13242,7 @@
       </w:tr>
       <w:tr>
         <w:trPr>
-          <w:divId w:val="81462809"/>
+          <w:divId w:val="1867980467"/>
         </w:trPr>
         <w:tc>
           <w:tcPr>
@@ -13241,6 +13275,7 @@
                 <w:sz w:val="19"/>
                 <w:szCs w:val="19"/>
               </w:rPr>
+              <w:lastRenderedPageBreak/>
               <w:t>Marketing Spend</w:t>
             </w:r>
           </w:p>
@@ -13284,7 +13319,7 @@
     </w:tbl>
     <w:p>
       <w:pPr>
-        <w:divId w:val="26033381"/>
+        <w:divId w:val="1839350196"/>
         <w:rPr>
           <w:rFonts w:ascii="Calibri" w:eastAsia="Times New Roman" w:hAnsi="Calibri" w:cs="Calibri"/>
           <w:color w:val="1A1A1A"/>
@@ -13319,7 +13354,7 @@
       </w:tblGrid>
       <w:tr>
         <w:trPr>
-          <w:divId w:val="2068215354"/>
+          <w:divId w:val="61610406"/>
         </w:trPr>
         <w:tc>
           <w:tcPr>
@@ -13400,7 +13435,7 @@
       </w:tr>
       <w:tr>
         <w:trPr>
-          <w:divId w:val="2068215354"/>
+          <w:divId w:val="61610406"/>
         </w:trPr>
         <w:tc>
           <w:tcPr>
@@ -13475,7 +13510,7 @@
       </w:tr>
       <w:tr>
         <w:trPr>
-          <w:divId w:val="2068215354"/>
+          <w:divId w:val="61610406"/>
         </w:trPr>
         <w:tc>
           <w:tcPr>
@@ -13550,7 +13585,7 @@
       </w:tr>
       <w:tr>
         <w:trPr>
-          <w:divId w:val="2068215354"/>
+          <w:divId w:val="61610406"/>
         </w:trPr>
         <w:tc>
           <w:tcPr>
@@ -13625,7 +13660,7 @@
       </w:tr>
       <w:tr>
         <w:trPr>
-          <w:divId w:val="2068215354"/>
+          <w:divId w:val="61610406"/>
         </w:trPr>
         <w:tc>
           <w:tcPr>
@@ -13700,7 +13735,7 @@
       </w:tr>
       <w:tr>
         <w:trPr>
-          <w:divId w:val="2068215354"/>
+          <w:divId w:val="61610406"/>
         </w:trPr>
         <w:tc>
           <w:tcPr>
@@ -13733,7 +13768,6 @@
                 <w:sz w:val="19"/>
                 <w:szCs w:val="19"/>
               </w:rPr>
-              <w:lastRenderedPageBreak/>
               <w:t>Marketing Spend</w:t>
             </w:r>
           </w:p>
@@ -13777,7 +13811,7 @@
     </w:tbl>
     <w:p>
       <w:pPr>
-        <w:divId w:val="97532944"/>
+        <w:divId w:val="2108378810"/>
         <w:rPr>
           <w:rFonts w:ascii="Calibri" w:eastAsia="Times New Roman" w:hAnsi="Calibri" w:cs="Calibri"/>
           <w:color w:val="1A1A1A"/>
@@ -13812,7 +13846,7 @@
       </w:tblGrid>
       <w:tr>
         <w:trPr>
-          <w:divId w:val="950666380"/>
+          <w:divId w:val="1506165717"/>
         </w:trPr>
         <w:tc>
           <w:tcPr>
@@ -13893,7 +13927,7 @@
       </w:tr>
       <w:tr>
         <w:trPr>
-          <w:divId w:val="950666380"/>
+          <w:divId w:val="1506165717"/>
         </w:trPr>
         <w:tc>
           <w:tcPr>
@@ -13968,7 +14002,7 @@
       </w:tr>
       <w:tr>
         <w:trPr>
-          <w:divId w:val="950666380"/>
+          <w:divId w:val="1506165717"/>
         </w:trPr>
         <w:tc>
           <w:tcPr>
@@ -14043,7 +14077,7 @@
       </w:tr>
       <w:tr>
         <w:trPr>
-          <w:divId w:val="950666380"/>
+          <w:divId w:val="1506165717"/>
         </w:trPr>
         <w:tc>
           <w:tcPr>
@@ -14118,7 +14152,7 @@
       </w:tr>
       <w:tr>
         <w:trPr>
-          <w:divId w:val="950666380"/>
+          <w:divId w:val="1506165717"/>
         </w:trPr>
         <w:tc>
           <w:tcPr>
@@ -14194,7 +14228,7 @@
     </w:tbl>
     <w:p>
       <w:pPr>
-        <w:divId w:val="1584726835"/>
+        <w:divId w:val="1149634732"/>
         <w:rPr>
           <w:rFonts w:ascii="Calibri" w:eastAsia="Times New Roman" w:hAnsi="Calibri" w:cs="Calibri"/>
           <w:color w:val="1A1A1A"/>
@@ -14222,7 +14256,7 @@
     <w:p>
       <w:pPr>
         <w:pStyle w:val="Heading1"/>
-        <w:divId w:val="1584726835"/>
+        <w:divId w:val="1149634732"/>
         <w:rPr>
           <w:rFonts w:ascii="Calibri" w:eastAsia="Times New Roman" w:hAnsi="Calibri" w:cs="Calibri"/>
         </w:rPr>
@@ -14237,7 +14271,7 @@
     <w:p>
       <w:pPr>
         <w:spacing w:before="200" w:after="200"/>
-        <w:divId w:val="1584726835"/>
+        <w:divId w:val="1149634732"/>
         <w:rPr>
           <w:rFonts w:ascii="Calibri" w:eastAsia="Times New Roman" w:hAnsi="Calibri" w:cs="Calibri"/>
           <w:color w:val="1A1A1A"/>
@@ -14252,7 +14286,7 @@
           <w:sz w:val="20"/>
           <w:szCs w:val="20"/>
         </w:rPr>
-        <w:pict w14:anchorId="09E12DC1">
+        <w:pict w14:anchorId="2B7DBBB6">
           <v:rect id="_x0000_i1032" style="width:0;height:1.5pt" o:hralign="center" o:hrstd="t" o:hr="t" fillcolor="#a0a0a0" stroked="f"/>
         </w:pict>
       </w:r>
@@ -14260,7 +14294,7 @@
     <w:p>
       <w:pPr>
         <w:pStyle w:val="NormalWeb"/>
-        <w:divId w:val="1055816947"/>
+        <w:divId w:val="998773692"/>
         <w:rPr>
           <w:rFonts w:ascii="Calibri" w:hAnsi="Calibri" w:cs="Calibri"/>
           <w:color w:val="1A1A1A"/>
@@ -14281,7 +14315,7 @@
     <w:p>
       <w:pPr>
         <w:shd w:val="clear" w:color="auto" w:fill="1A3C5E"/>
-        <w:divId w:val="814685807"/>
+        <w:divId w:val="451941009"/>
         <w:rPr>
           <w:rFonts w:ascii="Calibri" w:eastAsia="Times New Roman" w:hAnsi="Calibri" w:cs="Calibri"/>
           <w:b/>
@@ -14305,7 +14339,7 @@
     </w:p>
     <w:p>
       <w:pPr>
-        <w:divId w:val="736167329"/>
+        <w:divId w:val="1084037427"/>
         <w:rPr>
           <w:rFonts w:ascii="Calibri" w:eastAsia="Times New Roman" w:hAnsi="Calibri" w:cs="Calibri"/>
           <w:color w:val="1A1A1A"/>
@@ -14322,6 +14356,7 @@
           <w:sz w:val="21"/>
           <w:szCs w:val="21"/>
         </w:rPr>
+        <w:lastRenderedPageBreak/>
         <w:t>Step 1 — Clean and score the lead database</w:t>
       </w:r>
       <w:r>
@@ -14391,7 +14426,7 @@
     </w:p>
     <w:p>
       <w:pPr>
-        <w:divId w:val="1941720470"/>
+        <w:divId w:val="1538620814"/>
         <w:rPr>
           <w:rFonts w:ascii="Calibri" w:eastAsia="Times New Roman" w:hAnsi="Calibri" w:cs="Calibri"/>
           <w:color w:val="1A1A1A"/>
@@ -14423,7 +14458,7 @@
     </w:p>
     <w:p>
       <w:pPr>
-        <w:divId w:val="59259054"/>
+        <w:divId w:val="1650597214"/>
         <w:rPr>
           <w:rFonts w:ascii="Calibri" w:eastAsia="Times New Roman" w:hAnsi="Calibri" w:cs="Calibri"/>
           <w:color w:val="1A1A1A"/>
@@ -14455,7 +14490,7 @@
     </w:p>
     <w:p>
       <w:pPr>
-        <w:divId w:val="117263783"/>
+        <w:divId w:val="713045372"/>
         <w:rPr>
           <w:rFonts w:ascii="Calibri" w:eastAsia="Times New Roman" w:hAnsi="Calibri" w:cs="Calibri"/>
           <w:color w:val="1A1A1A"/>
@@ -14487,7 +14522,7 @@
     </w:p>
     <w:p>
       <w:pPr>
-        <w:divId w:val="208149606"/>
+        <w:divId w:val="1657026718"/>
         <w:rPr>
           <w:rFonts w:ascii="Calibri" w:eastAsia="Times New Roman" w:hAnsi="Calibri" w:cs="Calibri"/>
           <w:color w:val="1A1A1A"/>
@@ -14520,7 +14555,7 @@
     <w:p>
       <w:pPr>
         <w:shd w:val="clear" w:color="auto" w:fill="1A3C5E"/>
-        <w:divId w:val="2092969033"/>
+        <w:divId w:val="763651055"/>
         <w:rPr>
           <w:rFonts w:ascii="Calibri" w:eastAsia="Times New Roman" w:hAnsi="Calibri" w:cs="Calibri"/>
           <w:b/>
@@ -14544,7 +14579,7 @@
     </w:p>
     <w:p>
       <w:pPr>
-        <w:divId w:val="11878753"/>
+        <w:divId w:val="1754819759"/>
         <w:rPr>
           <w:rFonts w:ascii="Calibri" w:eastAsia="Times New Roman" w:hAnsi="Calibri" w:cs="Calibri"/>
           <w:color w:val="1A1A1A"/>
@@ -14576,7 +14611,7 @@
     </w:p>
     <w:p>
       <w:pPr>
-        <w:divId w:val="1025130393"/>
+        <w:divId w:val="209849395"/>
         <w:rPr>
           <w:rFonts w:ascii="Calibri" w:eastAsia="Times New Roman" w:hAnsi="Calibri" w:cs="Calibri"/>
           <w:color w:val="1A1A1A"/>
@@ -14593,7 +14628,6 @@
           <w:sz w:val="21"/>
           <w:szCs w:val="21"/>
         </w:rPr>
-        <w:lastRenderedPageBreak/>
         <w:t>Step 7 — Connect with 10 LinkedIn decision-makers per day</w:t>
       </w:r>
       <w:r>
@@ -14609,7 +14643,7 @@
     </w:p>
     <w:p>
       <w:pPr>
-        <w:divId w:val="1599950931"/>
+        <w:divId w:val="154227725"/>
         <w:rPr>
           <w:rFonts w:ascii="Calibri" w:eastAsia="Times New Roman" w:hAnsi="Calibri" w:cs="Calibri"/>
           <w:color w:val="1A1A1A"/>
@@ -14641,7 +14675,7 @@
     </w:p>
     <w:p>
       <w:pPr>
-        <w:divId w:val="358434571"/>
+        <w:divId w:val="445587877"/>
         <w:rPr>
           <w:rFonts w:ascii="Calibri" w:eastAsia="Times New Roman" w:hAnsi="Calibri" w:cs="Calibri"/>
           <w:color w:val="1A1A1A"/>
@@ -14673,7 +14707,7 @@
     </w:p>
     <w:p>
       <w:pPr>
-        <w:divId w:val="444547458"/>
+        <w:divId w:val="1044671924"/>
         <w:rPr>
           <w:rFonts w:ascii="Calibri" w:eastAsia="Times New Roman" w:hAnsi="Calibri" w:cs="Calibri"/>
           <w:color w:val="1A1A1A"/>
@@ -14706,7 +14740,7 @@
     <w:p>
       <w:pPr>
         <w:shd w:val="clear" w:color="auto" w:fill="1A3C5E"/>
-        <w:divId w:val="1672487123"/>
+        <w:divId w:val="1578246691"/>
         <w:rPr>
           <w:rFonts w:ascii="Calibri" w:eastAsia="Times New Roman" w:hAnsi="Calibri" w:cs="Calibri"/>
           <w:b/>
@@ -14730,7 +14764,7 @@
     </w:p>
     <w:p>
       <w:pPr>
-        <w:divId w:val="1647396914"/>
+        <w:divId w:val="650866954"/>
         <w:rPr>
           <w:rFonts w:ascii="Calibri" w:eastAsia="Times New Roman" w:hAnsi="Calibri" w:cs="Calibri"/>
           <w:color w:val="1A1A1A"/>
@@ -14762,7 +14796,7 @@
     </w:p>
     <w:p>
       <w:pPr>
-        <w:divId w:val="1081294878"/>
+        <w:divId w:val="986012467"/>
         <w:rPr>
           <w:rFonts w:ascii="Calibri" w:eastAsia="Times New Roman" w:hAnsi="Calibri" w:cs="Calibri"/>
           <w:color w:val="1A1A1A"/>
@@ -14794,7 +14828,7 @@
     </w:p>
     <w:p>
       <w:pPr>
-        <w:divId w:val="1782726331"/>
+        <w:divId w:val="1607156300"/>
         <w:rPr>
           <w:rFonts w:ascii="Calibri" w:eastAsia="Times New Roman" w:hAnsi="Calibri" w:cs="Calibri"/>
           <w:color w:val="1A1A1A"/>
@@ -14826,7 +14860,7 @@
     </w:p>
     <w:p>
       <w:pPr>
-        <w:divId w:val="609825244"/>
+        <w:divId w:val="27798347"/>
         <w:rPr>
           <w:rFonts w:ascii="Calibri" w:eastAsia="Times New Roman" w:hAnsi="Calibri" w:cs="Calibri"/>
           <w:color w:val="1A1A1A"/>
@@ -14858,7 +14892,7 @@
     </w:p>
     <w:p>
       <w:pPr>
-        <w:divId w:val="1310017038"/>
+        <w:divId w:val="1834907972"/>
         <w:rPr>
           <w:rFonts w:ascii="Calibri" w:eastAsia="Times New Roman" w:hAnsi="Calibri" w:cs="Calibri"/>
           <w:color w:val="1A1A1A"/>
@@ -14890,7 +14924,7 @@
     </w:p>
     <w:p>
       <w:pPr>
-        <w:divId w:val="1444107825"/>
+        <w:divId w:val="138618904"/>
         <w:rPr>
           <w:rFonts w:ascii="Calibri" w:eastAsia="Times New Roman" w:hAnsi="Calibri" w:cs="Calibri"/>
           <w:color w:val="1A1A1A"/>
@@ -14903,6 +14937,7 @@
           <w:rStyle w:val="sec-label1"/>
           <w:rFonts w:ascii="Calibri" w:eastAsia="Times New Roman" w:hAnsi="Calibri" w:cs="Calibri"/>
         </w:rPr>
+        <w:lastRenderedPageBreak/>
         <w:t>SECTION 08</w:t>
       </w:r>
       <w:r>
@@ -14918,7 +14953,7 @@
     <w:p>
       <w:pPr>
         <w:pStyle w:val="Heading1"/>
-        <w:divId w:val="1444107825"/>
+        <w:divId w:val="138618904"/>
         <w:rPr>
           <w:rFonts w:ascii="Calibri" w:eastAsia="Times New Roman" w:hAnsi="Calibri" w:cs="Calibri"/>
         </w:rPr>
@@ -14933,7 +14968,7 @@
     <w:p>
       <w:pPr>
         <w:spacing w:before="200" w:after="200"/>
-        <w:divId w:val="1444107825"/>
+        <w:divId w:val="138618904"/>
         <w:rPr>
           <w:rFonts w:ascii="Calibri" w:eastAsia="Times New Roman" w:hAnsi="Calibri" w:cs="Calibri"/>
           <w:color w:val="1A1A1A"/>
@@ -14948,7 +14983,7 @@
           <w:sz w:val="20"/>
           <w:szCs w:val="20"/>
         </w:rPr>
-        <w:pict w14:anchorId="1EA4EA48">
+        <w:pict w14:anchorId="1196F76F">
           <v:rect id="_x0000_i1033" style="width:0;height:1.5pt" o:hralign="center" o:hrstd="t" o:hr="t" fillcolor="#a0a0a0" stroked="f"/>
         </w:pict>
       </w:r>
@@ -14956,7 +14991,7 @@
     <w:p>
       <w:pPr>
         <w:pStyle w:val="Heading3"/>
-        <w:divId w:val="1342010834"/>
+        <w:divId w:val="167714689"/>
         <w:rPr>
           <w:rFonts w:ascii="Calibri" w:eastAsia="Times New Roman" w:hAnsi="Calibri" w:cs="Calibri"/>
         </w:rPr>
@@ -14987,7 +15022,7 @@
       </w:tblGrid>
       <w:tr>
         <w:trPr>
-          <w:divId w:val="1342010834"/>
+          <w:divId w:val="167714689"/>
         </w:trPr>
         <w:tc>
           <w:tcPr>
@@ -15120,7 +15155,7 @@
       </w:tr>
       <w:tr>
         <w:trPr>
-          <w:divId w:val="1342010834"/>
+          <w:divId w:val="167714689"/>
         </w:trPr>
         <w:tc>
           <w:tcPr>
@@ -15233,7 +15268,7 @@
       </w:tr>
       <w:tr>
         <w:trPr>
-          <w:divId w:val="1342010834"/>
+          <w:divId w:val="167714689"/>
         </w:trPr>
         <w:tc>
           <w:tcPr>
@@ -15346,7 +15381,7 @@
       </w:tr>
       <w:tr>
         <w:trPr>
-          <w:divId w:val="1342010834"/>
+          <w:divId w:val="167714689"/>
         </w:trPr>
         <w:tc>
           <w:tcPr>
@@ -15459,7 +15494,7 @@
       </w:tr>
       <w:tr>
         <w:trPr>
-          <w:divId w:val="1342010834"/>
+          <w:divId w:val="167714689"/>
         </w:trPr>
         <w:tc>
           <w:tcPr>
@@ -15572,7 +15607,7 @@
       </w:tr>
       <w:tr>
         <w:trPr>
-          <w:divId w:val="1342010834"/>
+          <w:divId w:val="167714689"/>
         </w:trPr>
         <w:tc>
           <w:tcPr>
@@ -15685,7 +15720,7 @@
       </w:tr>
       <w:tr>
         <w:trPr>
-          <w:divId w:val="1342010834"/>
+          <w:divId w:val="167714689"/>
         </w:trPr>
         <w:tc>
           <w:tcPr>
@@ -15710,7 +15745,6 @@
                 <w:sz w:val="19"/>
                 <w:szCs w:val="19"/>
               </w:rPr>
-              <w:lastRenderedPageBreak/>
               <w:t>6</w:t>
             </w:r>
           </w:p>
@@ -15799,7 +15833,7 @@
       </w:tr>
       <w:tr>
         <w:trPr>
-          <w:divId w:val="1342010834"/>
+          <w:divId w:val="167714689"/>
         </w:trPr>
         <w:tc>
           <w:tcPr>
@@ -15912,7 +15946,7 @@
       </w:tr>
       <w:tr>
         <w:trPr>
-          <w:divId w:val="1342010834"/>
+          <w:divId w:val="167714689"/>
         </w:trPr>
         <w:tc>
           <w:tcPr>
@@ -16025,7 +16059,7 @@
       </w:tr>
       <w:tr>
         <w:trPr>
-          <w:divId w:val="1342010834"/>
+          <w:divId w:val="167714689"/>
         </w:trPr>
         <w:tc>
           <w:tcPr>
@@ -16138,7 +16172,7 @@
       </w:tr>
       <w:tr>
         <w:trPr>
-          <w:divId w:val="1342010834"/>
+          <w:divId w:val="167714689"/>
         </w:trPr>
         <w:tc>
           <w:tcPr>
@@ -16253,7 +16287,7 @@
     <w:p>
       <w:pPr>
         <w:pStyle w:val="Heading3"/>
-        <w:divId w:val="1033770834"/>
+        <w:divId w:val="343283017"/>
         <w:rPr>
           <w:rFonts w:ascii="Calibri" w:eastAsia="Times New Roman" w:hAnsi="Calibri" w:cs="Calibri"/>
         </w:rPr>
@@ -16282,7 +16316,7 @@
       </w:tblGrid>
       <w:tr>
         <w:trPr>
-          <w:divId w:val="1033770834"/>
+          <w:divId w:val="343283017"/>
         </w:trPr>
         <w:tc>
           <w:tcPr>
@@ -16351,7 +16385,7 @@
       </w:tr>
       <w:tr>
         <w:trPr>
-          <w:divId w:val="1033770834"/>
+          <w:divId w:val="343283017"/>
         </w:trPr>
         <w:tc>
           <w:tcPr>
@@ -16410,7 +16444,7 @@
       </w:tr>
       <w:tr>
         <w:trPr>
-          <w:divId w:val="1033770834"/>
+          <w:divId w:val="343283017"/>
         </w:trPr>
         <w:tc>
           <w:tcPr>
@@ -16469,7 +16503,7 @@
       </w:tr>
       <w:tr>
         <w:trPr>
-          <w:divId w:val="1033770834"/>
+          <w:divId w:val="343283017"/>
         </w:trPr>
         <w:tc>
           <w:tcPr>
@@ -16528,7 +16562,7 @@
       </w:tr>
       <w:tr>
         <w:trPr>
-          <w:divId w:val="1033770834"/>
+          <w:divId w:val="343283017"/>
         </w:trPr>
         <w:tc>
           <w:tcPr>
@@ -16587,7 +16621,7 @@
       </w:tr>
       <w:tr>
         <w:trPr>
-          <w:divId w:val="1033770834"/>
+          <w:divId w:val="343283017"/>
         </w:trPr>
         <w:tc>
           <w:tcPr>
@@ -16646,7 +16680,7 @@
       </w:tr>
       <w:tr>
         <w:trPr>
-          <w:divId w:val="1033770834"/>
+          <w:divId w:val="343283017"/>
         </w:trPr>
         <w:tc>
           <w:tcPr>
@@ -16706,7 +16740,7 @@
     </w:tbl>
     <w:p>
       <w:pPr>
-        <w:divId w:val="1647394793"/>
+        <w:divId w:val="1090393851"/>
         <w:rPr>
           <w:rFonts w:ascii="Calibri" w:eastAsia="Times New Roman" w:hAnsi="Calibri" w:cs="Calibri"/>
           <w:color w:val="1A1A1A"/>
@@ -16734,7 +16768,7 @@
     <w:p>
       <w:pPr>
         <w:pStyle w:val="Heading1"/>
-        <w:divId w:val="1647394793"/>
+        <w:divId w:val="1090393851"/>
         <w:rPr>
           <w:rFonts w:ascii="Calibri" w:eastAsia="Times New Roman" w:hAnsi="Calibri" w:cs="Calibri"/>
         </w:rPr>
@@ -16749,7 +16783,7 @@
     <w:p>
       <w:pPr>
         <w:spacing w:before="200" w:after="200"/>
-        <w:divId w:val="1647394793"/>
+        <w:divId w:val="1090393851"/>
         <w:rPr>
           <w:rFonts w:ascii="Calibri" w:eastAsia="Times New Roman" w:hAnsi="Calibri" w:cs="Calibri"/>
           <w:color w:val="1A1A1A"/>
@@ -16764,7 +16798,7 @@
           <w:sz w:val="20"/>
           <w:szCs w:val="20"/>
         </w:rPr>
-        <w:pict w14:anchorId="37BC833B">
+        <w:pict w14:anchorId="679F0748">
           <v:rect id="_x0000_i1034" style="width:0;height:1.5pt" o:hralign="center" o:hrstd="t" o:hr="t" fillcolor="#a0a0a0" stroked="f"/>
         </w:pict>
       </w:r>
@@ -16772,7 +16806,7 @@
     <w:p>
       <w:pPr>
         <w:pStyle w:val="Heading3"/>
-        <w:divId w:val="326448551"/>
+        <w:divId w:val="137187580"/>
         <w:rPr>
           <w:rFonts w:ascii="Calibri" w:eastAsia="Times New Roman" w:hAnsi="Calibri" w:cs="Calibri"/>
         </w:rPr>
@@ -16803,7 +16837,7 @@
       </w:tblGrid>
       <w:tr>
         <w:trPr>
-          <w:divId w:val="326448551"/>
+          <w:divId w:val="137187580"/>
         </w:trPr>
         <w:tc>
           <w:tcPr>
@@ -16960,7 +16994,7 @@
       </w:tr>
       <w:tr>
         <w:trPr>
-          <w:divId w:val="326448551"/>
+          <w:divId w:val="137187580"/>
         </w:trPr>
         <w:tc>
           <w:tcPr>
@@ -17105,7 +17139,7 @@
       </w:tr>
       <w:tr>
         <w:trPr>
-          <w:divId w:val="326448551"/>
+          <w:divId w:val="137187580"/>
         </w:trPr>
         <w:tc>
           <w:tcPr>
@@ -17250,7 +17284,7 @@
       </w:tr>
       <w:tr>
         <w:trPr>
-          <w:divId w:val="326448551"/>
+          <w:divId w:val="137187580"/>
         </w:trPr>
         <w:tc>
           <w:tcPr>
@@ -17283,7 +17317,6 @@
                 <w:sz w:val="19"/>
                 <w:szCs w:val="19"/>
               </w:rPr>
-              <w:lastRenderedPageBreak/>
               <w:t>Day 7</w:t>
             </w:r>
           </w:p>
@@ -17396,7 +17429,7 @@
       </w:tr>
       <w:tr>
         <w:trPr>
-          <w:divId w:val="326448551"/>
+          <w:divId w:val="137187580"/>
         </w:trPr>
         <w:tc>
           <w:tcPr>
@@ -17541,7 +17574,7 @@
       </w:tr>
       <w:tr>
         <w:trPr>
-          <w:divId w:val="326448551"/>
+          <w:divId w:val="137187580"/>
         </w:trPr>
         <w:tc>
           <w:tcPr>
@@ -17686,7 +17719,7 @@
       </w:tr>
       <w:tr>
         <w:trPr>
-          <w:divId w:val="326448551"/>
+          <w:divId w:val="137187580"/>
         </w:trPr>
         <w:tc>
           <w:tcPr>
@@ -17833,7 +17866,7 @@
     <w:p>
       <w:pPr>
         <w:pStyle w:val="Heading3"/>
-        <w:divId w:val="906719451"/>
+        <w:divId w:val="648436147"/>
         <w:rPr>
           <w:rFonts w:ascii="Calibri" w:eastAsia="Times New Roman" w:hAnsi="Calibri" w:cs="Calibri"/>
         </w:rPr>
@@ -17848,7 +17881,7 @@
     <w:p>
       <w:pPr>
         <w:pStyle w:val="Heading4"/>
-        <w:divId w:val="906719451"/>
+        <w:divId w:val="648436147"/>
         <w:rPr>
           <w:rFonts w:ascii="Calibri" w:eastAsia="Times New Roman" w:hAnsi="Calibri" w:cs="Calibri"/>
         </w:rPr>
@@ -17863,7 +17896,7 @@
     <w:p>
       <w:pPr>
         <w:shd w:val="clear" w:color="auto" w:fill="F8F8F8"/>
-        <w:divId w:val="1868832655"/>
+        <w:divId w:val="1828520629"/>
         <w:rPr>
           <w:rFonts w:ascii="Courier New" w:eastAsia="Times New Roman" w:hAnsi="Courier New" w:cs="Courier New"/>
           <w:color w:val="1A1A1A"/>
@@ -18034,7 +18067,7 @@
     <w:p>
       <w:pPr>
         <w:pStyle w:val="Heading4"/>
-        <w:divId w:val="906719451"/>
+        <w:divId w:val="648436147"/>
         <w:rPr>
           <w:rFonts w:ascii="Calibri" w:eastAsia="Times New Roman" w:hAnsi="Calibri" w:cs="Calibri"/>
         </w:rPr>
@@ -18049,7 +18082,7 @@
     <w:p>
       <w:pPr>
         <w:shd w:val="clear" w:color="auto" w:fill="F8F8F8"/>
-        <w:divId w:val="1253468265"/>
+        <w:divId w:val="1406149165"/>
         <w:rPr>
           <w:rFonts w:ascii="Courier New" w:eastAsia="Times New Roman" w:hAnsi="Courier New" w:cs="Courier New"/>
           <w:color w:val="1A1A1A"/>
@@ -18118,7 +18151,7 @@
     <w:p>
       <w:pPr>
         <w:pStyle w:val="Heading4"/>
-        <w:divId w:val="906719451"/>
+        <w:divId w:val="648436147"/>
         <w:rPr>
           <w:rFonts w:ascii="Calibri" w:eastAsia="Times New Roman" w:hAnsi="Calibri" w:cs="Calibri"/>
         </w:rPr>
@@ -18133,7 +18166,7 @@
     <w:p>
       <w:pPr>
         <w:shd w:val="clear" w:color="auto" w:fill="F8F8F8"/>
-        <w:divId w:val="533469507"/>
+        <w:divId w:val="865144739"/>
         <w:rPr>
           <w:rFonts w:ascii="Courier New" w:eastAsia="Times New Roman" w:hAnsi="Courier New" w:cs="Courier New"/>
           <w:color w:val="1A1A1A"/>
@@ -18202,7 +18235,7 @@
     <w:p>
       <w:pPr>
         <w:pStyle w:val="Heading4"/>
-        <w:divId w:val="906719451"/>
+        <w:divId w:val="648436147"/>
         <w:rPr>
           <w:rFonts w:ascii="Calibri" w:eastAsia="Times New Roman" w:hAnsi="Calibri" w:cs="Calibri"/>
         </w:rPr>
@@ -18217,7 +18250,7 @@
     <w:p>
       <w:pPr>
         <w:shd w:val="clear" w:color="auto" w:fill="F8F8F8"/>
-        <w:divId w:val="471486486"/>
+        <w:divId w:val="1733114562"/>
         <w:rPr>
           <w:rFonts w:ascii="Courier New" w:eastAsia="Times New Roman" w:hAnsi="Courier New" w:cs="Courier New"/>
           <w:color w:val="1A1A1A"/>
@@ -18295,7 +18328,7 @@
     <w:p>
       <w:pPr>
         <w:pStyle w:val="Heading4"/>
-        <w:divId w:val="906719451"/>
+        <w:divId w:val="648436147"/>
         <w:rPr>
           <w:rFonts w:ascii="Calibri" w:eastAsia="Times New Roman" w:hAnsi="Calibri" w:cs="Calibri"/>
         </w:rPr>
@@ -18310,7 +18343,7 @@
     <w:p>
       <w:pPr>
         <w:shd w:val="clear" w:color="auto" w:fill="F8F8F8"/>
-        <w:divId w:val="93795533"/>
+        <w:divId w:val="1308584515"/>
         <w:rPr>
           <w:rFonts w:ascii="Courier New" w:eastAsia="Times New Roman" w:hAnsi="Courier New" w:cs="Courier New"/>
           <w:color w:val="1A1A1A"/>
@@ -18437,7 +18470,6 @@
           <w:sz w:val="18"/>
           <w:szCs w:val="18"/>
         </w:rPr>
-        <w:lastRenderedPageBreak/>
         <w:br/>
       </w:r>
       <w:r>
@@ -18491,7 +18523,7 @@
     <w:p>
       <w:pPr>
         <w:pStyle w:val="Heading3"/>
-        <w:divId w:val="712969021"/>
+        <w:divId w:val="1535269755"/>
         <w:rPr>
           <w:rFonts w:ascii="Calibri" w:eastAsia="Times New Roman" w:hAnsi="Calibri" w:cs="Calibri"/>
         </w:rPr>
@@ -18506,7 +18538,7 @@
     <w:p>
       <w:pPr>
         <w:pStyle w:val="Heading4"/>
-        <w:divId w:val="712969021"/>
+        <w:divId w:val="1535269755"/>
         <w:rPr>
           <w:rFonts w:ascii="Calibri" w:eastAsia="Times New Roman" w:hAnsi="Calibri" w:cs="Calibri"/>
         </w:rPr>
@@ -18521,7 +18553,7 @@
     <w:p>
       <w:pPr>
         <w:shd w:val="clear" w:color="auto" w:fill="F8F8F8"/>
-        <w:divId w:val="778454337"/>
+        <w:divId w:val="1409572930"/>
         <w:rPr>
           <w:rFonts w:ascii="Courier New" w:eastAsia="Times New Roman" w:hAnsi="Courier New" w:cs="Courier New"/>
           <w:color w:val="1A1A1A"/>
@@ -18650,7 +18682,7 @@
     <w:p>
       <w:pPr>
         <w:pStyle w:val="Heading4"/>
-        <w:divId w:val="712969021"/>
+        <w:divId w:val="1535269755"/>
         <w:rPr>
           <w:rFonts w:ascii="Calibri" w:eastAsia="Times New Roman" w:hAnsi="Calibri" w:cs="Calibri"/>
         </w:rPr>
@@ -18665,7 +18697,7 @@
     <w:p>
       <w:pPr>
         <w:shd w:val="clear" w:color="auto" w:fill="F8F8F8"/>
-        <w:divId w:val="1604846445"/>
+        <w:divId w:val="1776749266"/>
         <w:rPr>
           <w:rFonts w:ascii="Courier New" w:eastAsia="Times New Roman" w:hAnsi="Courier New" w:cs="Courier New"/>
           <w:color w:val="1A1A1A"/>
@@ -18686,7 +18718,7 @@
     <w:p>
       <w:pPr>
         <w:pStyle w:val="Heading4"/>
-        <w:divId w:val="712969021"/>
+        <w:divId w:val="1535269755"/>
         <w:rPr>
           <w:rFonts w:ascii="Calibri" w:eastAsia="Times New Roman" w:hAnsi="Calibri" w:cs="Calibri"/>
         </w:rPr>
@@ -18701,7 +18733,7 @@
     <w:p>
       <w:pPr>
         <w:shd w:val="clear" w:color="auto" w:fill="F8F8F8"/>
-        <w:divId w:val="1923680855"/>
+        <w:divId w:val="604654580"/>
         <w:rPr>
           <w:rFonts w:ascii="Courier New" w:eastAsia="Times New Roman" w:hAnsi="Courier New" w:cs="Courier New"/>
           <w:color w:val="1A1A1A"/>
@@ -18722,7 +18754,7 @@
     <w:p>
       <w:pPr>
         <w:pStyle w:val="Heading3"/>
-        <w:divId w:val="741173523"/>
+        <w:divId w:val="1824194679"/>
         <w:rPr>
           <w:rFonts w:ascii="Calibri" w:eastAsia="Times New Roman" w:hAnsi="Calibri" w:cs="Calibri"/>
         </w:rPr>
@@ -18737,7 +18769,7 @@
     <w:p>
       <w:pPr>
         <w:pStyle w:val="Heading4"/>
-        <w:divId w:val="741173523"/>
+        <w:divId w:val="1824194679"/>
         <w:rPr>
           <w:rFonts w:ascii="Calibri" w:eastAsia="Times New Roman" w:hAnsi="Calibri" w:cs="Calibri"/>
         </w:rPr>
@@ -18752,7 +18784,7 @@
     <w:p>
       <w:pPr>
         <w:shd w:val="clear" w:color="auto" w:fill="F8F8F8"/>
-        <w:divId w:val="626131811"/>
+        <w:divId w:val="249586886"/>
         <w:rPr>
           <w:rFonts w:ascii="Courier New" w:eastAsia="Times New Roman" w:hAnsi="Courier New" w:cs="Courier New"/>
           <w:color w:val="1A1A1A"/>
@@ -18773,7 +18805,7 @@
     <w:p>
       <w:pPr>
         <w:pStyle w:val="Heading4"/>
-        <w:divId w:val="741173523"/>
+        <w:divId w:val="1824194679"/>
         <w:rPr>
           <w:rFonts w:ascii="Calibri" w:eastAsia="Times New Roman" w:hAnsi="Calibri" w:cs="Calibri"/>
         </w:rPr>
@@ -18788,7 +18820,7 @@
     <w:p>
       <w:pPr>
         <w:shd w:val="clear" w:color="auto" w:fill="F8F8F8"/>
-        <w:divId w:val="1706517921"/>
+        <w:divId w:val="359164973"/>
         <w:rPr>
           <w:rFonts w:ascii="Courier New" w:eastAsia="Times New Roman" w:hAnsi="Courier New" w:cs="Courier New"/>
           <w:color w:val="1A1A1A"/>
@@ -18809,7 +18841,7 @@
     <w:p>
       <w:pPr>
         <w:pStyle w:val="Heading4"/>
-        <w:divId w:val="741173523"/>
+        <w:divId w:val="1824194679"/>
         <w:rPr>
           <w:rFonts w:ascii="Calibri" w:eastAsia="Times New Roman" w:hAnsi="Calibri" w:cs="Calibri"/>
         </w:rPr>
@@ -18818,14 +18850,13 @@
         <w:rPr>
           <w:rFonts w:ascii="Calibri" w:eastAsia="Times New Roman" w:hAnsi="Calibri" w:cs="Calibri"/>
         </w:rPr>
-        <w:lastRenderedPageBreak/>
         <w:t>Cold Call Opening (Arabic)</w:t>
       </w:r>
     </w:p>
     <w:p>
       <w:pPr>
         <w:shd w:val="clear" w:color="auto" w:fill="F8F8F8"/>
-        <w:divId w:val="1691447231"/>
+        <w:divId w:val="711614063"/>
         <w:rPr>
           <w:rFonts w:ascii="Courier New" w:eastAsia="Times New Roman" w:hAnsi="Courier New" w:cs="Courier New"/>
           <w:color w:val="1A1A1A"/>
@@ -18865,7 +18896,7 @@
     </w:p>
     <w:p>
       <w:pPr>
-        <w:divId w:val="1740833200"/>
+        <w:divId w:val="1821343323"/>
         <w:rPr>
           <w:rFonts w:ascii="Calibri" w:eastAsia="Times New Roman" w:hAnsi="Calibri" w:cs="Calibri"/>
           <w:color w:val="1A1A1A"/>
@@ -18893,7 +18924,7 @@
     <w:p>
       <w:pPr>
         <w:pStyle w:val="Heading1"/>
-        <w:divId w:val="1740833200"/>
+        <w:divId w:val="1821343323"/>
         <w:rPr>
           <w:rFonts w:ascii="Calibri" w:eastAsia="Times New Roman" w:hAnsi="Calibri" w:cs="Calibri"/>
         </w:rPr>
@@ -18908,7 +18939,7 @@
     <w:p>
       <w:pPr>
         <w:spacing w:before="200" w:after="200"/>
-        <w:divId w:val="1740833200"/>
+        <w:divId w:val="1821343323"/>
         <w:rPr>
           <w:rFonts w:ascii="Calibri" w:eastAsia="Times New Roman" w:hAnsi="Calibri" w:cs="Calibri"/>
           <w:color w:val="1A1A1A"/>
@@ -18923,7 +18954,7 @@
           <w:sz w:val="20"/>
           <w:szCs w:val="20"/>
         </w:rPr>
-        <w:pict w14:anchorId="56033551">
+        <w:pict w14:anchorId="5AE74A91">
           <v:rect id="_x0000_i1035" style="width:0;height:1.5pt" o:hralign="center" o:hrstd="t" o:hr="t" fillcolor="#a0a0a0" stroked="f"/>
         </w:pict>
       </w:r>
@@ -18931,7 +18962,7 @@
     <w:p>
       <w:pPr>
         <w:pStyle w:val="Heading3"/>
-        <w:divId w:val="1677422954"/>
+        <w:divId w:val="1350911902"/>
         <w:rPr>
           <w:rFonts w:ascii="Calibri" w:eastAsia="Times New Roman" w:hAnsi="Calibri" w:cs="Calibri"/>
         </w:rPr>
@@ -18962,7 +18993,7 @@
       </w:tblGrid>
       <w:tr>
         <w:trPr>
-          <w:divId w:val="1677422954"/>
+          <w:divId w:val="1350911902"/>
         </w:trPr>
         <w:tc>
           <w:tcPr>
@@ -19119,7 +19150,7 @@
       </w:tr>
       <w:tr>
         <w:trPr>
-          <w:divId w:val="1677422954"/>
+          <w:divId w:val="1350911902"/>
         </w:trPr>
         <w:tc>
           <w:tcPr>
@@ -19272,7 +19303,7 @@
       </w:tr>
       <w:tr>
         <w:trPr>
-          <w:divId w:val="1677422954"/>
+          <w:divId w:val="1350911902"/>
         </w:trPr>
         <w:tc>
           <w:tcPr>
@@ -19425,7 +19456,7 @@
       </w:tr>
       <w:tr>
         <w:trPr>
-          <w:divId w:val="1677422954"/>
+          <w:divId w:val="1350911902"/>
         </w:trPr>
         <w:tc>
           <w:tcPr>
@@ -19578,7 +19609,7 @@
       </w:tr>
       <w:tr>
         <w:trPr>
-          <w:divId w:val="1677422954"/>
+          <w:divId w:val="1350911902"/>
         </w:trPr>
         <w:tc>
           <w:tcPr>
@@ -19731,7 +19762,7 @@
       </w:tr>
       <w:tr>
         <w:trPr>
-          <w:divId w:val="1677422954"/>
+          <w:divId w:val="1350911902"/>
         </w:trPr>
         <w:tc>
           <w:tcPr>
@@ -19884,7 +19915,7 @@
       </w:tr>
       <w:tr>
         <w:trPr>
-          <w:divId w:val="1677422954"/>
+          <w:divId w:val="1350911902"/>
         </w:trPr>
         <w:tc>
           <w:tcPr>
@@ -20039,7 +20070,7 @@
     <w:p>
       <w:pPr>
         <w:pStyle w:val="Heading3"/>
-        <w:divId w:val="327706968"/>
+        <w:divId w:val="1970821478"/>
         <w:rPr>
           <w:rFonts w:ascii="Calibri" w:eastAsia="Times New Roman" w:hAnsi="Calibri" w:cs="Calibri"/>
         </w:rPr>
@@ -20069,7 +20100,7 @@
       </w:tblGrid>
       <w:tr>
         <w:trPr>
-          <w:divId w:val="327706968"/>
+          <w:divId w:val="1970821478"/>
         </w:trPr>
         <w:tc>
           <w:tcPr>
@@ -20188,7 +20219,7 @@
       </w:tr>
       <w:tr>
         <w:trPr>
-          <w:divId w:val="327706968"/>
+          <w:divId w:val="1970821478"/>
         </w:trPr>
         <w:tc>
           <w:tcPr>
@@ -20298,7 +20329,7 @@
       </w:tr>
       <w:tr>
         <w:trPr>
-          <w:divId w:val="327706968"/>
+          <w:divId w:val="1970821478"/>
         </w:trPr>
         <w:tc>
           <w:tcPr>
@@ -20408,7 +20439,7 @@
       </w:tr>
       <w:tr>
         <w:trPr>
-          <w:divId w:val="327706968"/>
+          <w:divId w:val="1970821478"/>
         </w:trPr>
         <w:tc>
           <w:tcPr>
@@ -20520,7 +20551,7 @@
     <w:p>
       <w:pPr>
         <w:pStyle w:val="NormalWeb"/>
-        <w:divId w:val="327706968"/>
+        <w:divId w:val="1970821478"/>
         <w:rPr>
           <w:rFonts w:ascii="Calibri" w:hAnsi="Calibri" w:cs="Calibri"/>
           <w:color w:val="1A1A1A"/>
@@ -20551,7 +20582,7 @@
     <w:p>
       <w:pPr>
         <w:pStyle w:val="Heading3"/>
-        <w:divId w:val="177935054"/>
+        <w:divId w:val="182398933"/>
         <w:rPr>
           <w:rFonts w:ascii="Calibri" w:eastAsia="Times New Roman" w:hAnsi="Calibri" w:cs="Calibri"/>
         </w:rPr>
@@ -20582,7 +20613,7 @@
       </w:tblGrid>
       <w:tr>
         <w:trPr>
-          <w:divId w:val="177935054"/>
+          <w:divId w:val="182398933"/>
         </w:trPr>
         <w:tc>
           <w:tcPr>
@@ -20618,7 +20649,6 @@
                 <w:sz w:val="19"/>
                 <w:szCs w:val="19"/>
               </w:rPr>
-              <w:lastRenderedPageBreak/>
               <w:t>List</w:t>
             </w:r>
           </w:p>
@@ -20740,7 +20770,7 @@
       </w:tr>
       <w:tr>
         <w:trPr>
-          <w:divId w:val="177935054"/>
+          <w:divId w:val="182398933"/>
         </w:trPr>
         <w:tc>
           <w:tcPr>
@@ -20885,7 +20915,7 @@
       </w:tr>
       <w:tr>
         <w:trPr>
-          <w:divId w:val="177935054"/>
+          <w:divId w:val="182398933"/>
         </w:trPr>
         <w:tc>
           <w:tcPr>
@@ -21030,7 +21060,7 @@
       </w:tr>
       <w:tr>
         <w:trPr>
-          <w:divId w:val="177935054"/>
+          <w:divId w:val="182398933"/>
         </w:trPr>
         <w:tc>
           <w:tcPr>
@@ -21176,7 +21206,7 @@
     </w:tbl>
     <w:p>
       <w:pPr>
-        <w:divId w:val="830950780"/>
+        <w:divId w:val="1253660953"/>
         <w:rPr>
           <w:rFonts w:ascii="Calibri" w:eastAsia="Times New Roman" w:hAnsi="Calibri" w:cs="Calibri"/>
           <w:color w:val="1A1A1A"/>
@@ -21204,7 +21234,7 @@
     <w:p>
       <w:pPr>
         <w:pStyle w:val="Heading1"/>
-        <w:divId w:val="830950780"/>
+        <w:divId w:val="1253660953"/>
         <w:rPr>
           <w:rFonts w:ascii="Calibri" w:eastAsia="Times New Roman" w:hAnsi="Calibri" w:cs="Calibri"/>
         </w:rPr>
@@ -21219,7 +21249,7 @@
     <w:p>
       <w:pPr>
         <w:spacing w:before="200" w:after="200"/>
-        <w:divId w:val="830950780"/>
+        <w:divId w:val="1253660953"/>
         <w:rPr>
           <w:rFonts w:ascii="Calibri" w:eastAsia="Times New Roman" w:hAnsi="Calibri" w:cs="Calibri"/>
           <w:color w:val="1A1A1A"/>
@@ -21234,7 +21264,7 @@
           <w:sz w:val="20"/>
           <w:szCs w:val="20"/>
         </w:rPr>
-        <w:pict w14:anchorId="542137D2">
+        <w:pict w14:anchorId="76248EB7">
           <v:rect id="_x0000_i1036" style="width:0;height:1.5pt" o:hralign="center" o:hrstd="t" o:hr="t" fillcolor="#a0a0a0" stroked="f"/>
         </w:pict>
       </w:r>
@@ -21242,7 +21272,7 @@
     <w:p>
       <w:pPr>
         <w:pStyle w:val="NormalWeb"/>
-        <w:divId w:val="811290885"/>
+        <w:divId w:val="896818413"/>
         <w:rPr>
           <w:rFonts w:ascii="Calibri" w:hAnsi="Calibri" w:cs="Calibri"/>
           <w:color w:val="1A1A1A"/>
@@ -21263,7 +21293,7 @@
     <w:p>
       <w:pPr>
         <w:pStyle w:val="Heading3"/>
-        <w:divId w:val="2011060083"/>
+        <w:divId w:val="1497988901"/>
         <w:rPr>
           <w:rFonts w:ascii="Calibri" w:eastAsia="Times New Roman" w:hAnsi="Calibri" w:cs="Calibri"/>
         </w:rPr>
@@ -21297,7 +21327,7 @@
       </w:tblGrid>
       <w:tr>
         <w:trPr>
-          <w:divId w:val="2011060083"/>
+          <w:divId w:val="1497988901"/>
         </w:trPr>
         <w:tc>
           <w:tcPr>
@@ -21526,7 +21556,7 @@
       </w:tr>
       <w:tr>
         <w:trPr>
-          <w:divId w:val="2011060083"/>
+          <w:divId w:val="1497988901"/>
         </w:trPr>
         <w:tc>
           <w:tcPr>
@@ -21721,7 +21751,7 @@
       </w:tr>
       <w:tr>
         <w:trPr>
-          <w:divId w:val="2011060083"/>
+          <w:divId w:val="1497988901"/>
         </w:trPr>
         <w:tc>
           <w:tcPr>
@@ -21916,7 +21946,7 @@
       </w:tr>
       <w:tr>
         <w:trPr>
-          <w:divId w:val="2011060083"/>
+          <w:divId w:val="1497988901"/>
         </w:trPr>
         <w:tc>
           <w:tcPr>
@@ -22111,7 +22141,7 @@
       </w:tr>
       <w:tr>
         <w:trPr>
-          <w:divId w:val="2011060083"/>
+          <w:divId w:val="1497988901"/>
         </w:trPr>
         <w:tc>
           <w:tcPr>
@@ -22308,7 +22338,7 @@
     <w:p>
       <w:pPr>
         <w:pStyle w:val="Heading3"/>
-        <w:divId w:val="1955552472"/>
+        <w:divId w:val="729302569"/>
         <w:rPr>
           <w:rFonts w:ascii="Calibri" w:eastAsia="Times New Roman" w:hAnsi="Calibri" w:cs="Calibri"/>
         </w:rPr>
@@ -22339,7 +22369,7 @@
       </w:tblGrid>
       <w:tr>
         <w:trPr>
-          <w:divId w:val="1955552472"/>
+          <w:divId w:val="729302569"/>
         </w:trPr>
         <w:tc>
           <w:tcPr>
@@ -22496,7 +22526,7 @@
       </w:tr>
       <w:tr>
         <w:trPr>
-          <w:divId w:val="1955552472"/>
+          <w:divId w:val="729302569"/>
         </w:trPr>
         <w:tc>
           <w:tcPr>
@@ -22641,7 +22671,7 @@
       </w:tr>
       <w:tr>
         <w:trPr>
-          <w:divId w:val="1955552472"/>
+          <w:divId w:val="729302569"/>
         </w:trPr>
         <w:tc>
           <w:tcPr>
@@ -22786,7 +22816,7 @@
       </w:tr>
       <w:tr>
         <w:trPr>
-          <w:divId w:val="1955552472"/>
+          <w:divId w:val="729302569"/>
         </w:trPr>
         <w:tc>
           <w:tcPr>
@@ -22931,7 +22961,7 @@
       </w:tr>
       <w:tr>
         <w:trPr>
-          <w:divId w:val="1955552472"/>
+          <w:divId w:val="729302569"/>
         </w:trPr>
         <w:tc>
           <w:tcPr>
@@ -22964,7 +22994,6 @@
                 <w:sz w:val="19"/>
                 <w:szCs w:val="19"/>
               </w:rPr>
-              <w:lastRenderedPageBreak/>
               <w:t>Total leads from paid ads/month</w:t>
             </w:r>
           </w:p>
@@ -23079,7 +23108,7 @@
     <w:p>
       <w:pPr>
         <w:shd w:val="clear" w:color="auto" w:fill="EEF5FB"/>
-        <w:divId w:val="1697847387"/>
+        <w:divId w:val="935015242"/>
         <w:rPr>
           <w:rFonts w:ascii="Calibri" w:eastAsia="Times New Roman" w:hAnsi="Calibri" w:cs="Calibri"/>
           <w:color w:val="1A1A1A"/>
@@ -23109,7 +23138,7 @@
     </w:p>
     <w:p>
       <w:pPr>
-        <w:divId w:val="542714597"/>
+        <w:divId w:val="750928492"/>
         <w:rPr>
           <w:rFonts w:ascii="Calibri" w:eastAsia="Times New Roman" w:hAnsi="Calibri" w:cs="Calibri"/>
           <w:color w:val="1A1A1A"/>
@@ -23137,7 +23166,7 @@
     <w:p>
       <w:pPr>
         <w:pStyle w:val="Heading1"/>
-        <w:divId w:val="542714597"/>
+        <w:divId w:val="750928492"/>
         <w:rPr>
           <w:rFonts w:ascii="Calibri" w:eastAsia="Times New Roman" w:hAnsi="Calibri" w:cs="Calibri"/>
         </w:rPr>
@@ -23152,7 +23181,7 @@
     <w:p>
       <w:pPr>
         <w:spacing w:before="200" w:after="200"/>
-        <w:divId w:val="542714597"/>
+        <w:divId w:val="750928492"/>
         <w:rPr>
           <w:rFonts w:ascii="Calibri" w:eastAsia="Times New Roman" w:hAnsi="Calibri" w:cs="Calibri"/>
           <w:color w:val="1A1A1A"/>
@@ -23167,7 +23196,7 @@
           <w:sz w:val="20"/>
           <w:szCs w:val="20"/>
         </w:rPr>
-        <w:pict w14:anchorId="19675380">
+        <w:pict w14:anchorId="7383EDDA">
           <v:rect id="_x0000_i1037" style="width:0;height:1.5pt" o:hralign="center" o:hrstd="t" o:hr="t" fillcolor="#a0a0a0" stroked="f"/>
         </w:pict>
       </w:r>
@@ -23175,7 +23204,7 @@
     <w:p>
       <w:pPr>
         <w:pStyle w:val="Heading3"/>
-        <w:divId w:val="1395002669"/>
+        <w:divId w:val="277220727"/>
         <w:rPr>
           <w:rFonts w:ascii="Calibri" w:eastAsia="Times New Roman" w:hAnsi="Calibri" w:cs="Calibri"/>
         </w:rPr>
@@ -23206,7 +23235,7 @@
       </w:tblGrid>
       <w:tr>
         <w:trPr>
-          <w:divId w:val="1395002669"/>
+          <w:divId w:val="277220727"/>
         </w:trPr>
         <w:tc>
           <w:tcPr>
@@ -23363,7 +23392,7 @@
       </w:tr>
       <w:tr>
         <w:trPr>
-          <w:divId w:val="1395002669"/>
+          <w:divId w:val="277220727"/>
         </w:trPr>
         <w:tc>
           <w:tcPr>
@@ -23509,7 +23538,7 @@
       </w:tr>
       <w:tr>
         <w:trPr>
-          <w:divId w:val="1395002669"/>
+          <w:divId w:val="277220727"/>
         </w:trPr>
         <w:tc>
           <w:tcPr>
@@ -23655,7 +23684,7 @@
       </w:tr>
       <w:tr>
         <w:trPr>
-          <w:divId w:val="1395002669"/>
+          <w:divId w:val="277220727"/>
         </w:trPr>
         <w:tc>
           <w:tcPr>
@@ -23801,7 +23830,7 @@
       </w:tr>
       <w:tr>
         <w:trPr>
-          <w:divId w:val="1395002669"/>
+          <w:divId w:val="277220727"/>
         </w:trPr>
         <w:tc>
           <w:tcPr>
@@ -23949,7 +23978,7 @@
     <w:p>
       <w:pPr>
         <w:pStyle w:val="Heading3"/>
-        <w:divId w:val="1750499278"/>
+        <w:divId w:val="1594782090"/>
         <w:rPr>
           <w:rFonts w:ascii="Calibri" w:eastAsia="Times New Roman" w:hAnsi="Calibri" w:cs="Calibri"/>
         </w:rPr>
@@ -23981,7 +24010,7 @@
       </w:tblGrid>
       <w:tr>
         <w:trPr>
-          <w:divId w:val="1750499278"/>
+          <w:divId w:val="1594782090"/>
         </w:trPr>
         <w:tc>
           <w:tcPr>
@@ -24146,7 +24175,7 @@
       </w:tr>
       <w:tr>
         <w:trPr>
-          <w:divId w:val="1750499278"/>
+          <w:divId w:val="1594782090"/>
         </w:trPr>
         <w:tc>
           <w:tcPr>
@@ -24286,7 +24315,7 @@
       </w:tr>
       <w:tr>
         <w:trPr>
-          <w:divId w:val="1750499278"/>
+          <w:divId w:val="1594782090"/>
         </w:trPr>
         <w:tc>
           <w:tcPr>
@@ -24426,7 +24455,7 @@
       </w:tr>
       <w:tr>
         <w:trPr>
-          <w:divId w:val="1750499278"/>
+          <w:divId w:val="1594782090"/>
         </w:trPr>
         <w:tc>
           <w:tcPr>
@@ -24566,7 +24595,7 @@
       </w:tr>
       <w:tr>
         <w:trPr>
-          <w:divId w:val="1750499278"/>
+          <w:divId w:val="1594782090"/>
         </w:trPr>
         <w:tc>
           <w:tcPr>
@@ -24706,7 +24735,7 @@
       </w:tr>
       <w:tr>
         <w:trPr>
-          <w:divId w:val="1750499278"/>
+          <w:divId w:val="1594782090"/>
         </w:trPr>
         <w:tc>
           <w:tcPr>
@@ -24846,7 +24875,7 @@
       </w:tr>
       <w:tr>
         <w:trPr>
-          <w:divId w:val="1750499278"/>
+          <w:divId w:val="1594782090"/>
         </w:trPr>
         <w:tc>
           <w:tcPr>
@@ -24871,7 +24900,6 @@
                 <w:sz w:val="19"/>
                 <w:szCs w:val="19"/>
               </w:rPr>
-              <w:lastRenderedPageBreak/>
               <w:t>6</w:t>
             </w:r>
           </w:p>
@@ -24989,7 +25017,7 @@
     <w:p>
       <w:pPr>
         <w:pStyle w:val="Heading3"/>
-        <w:divId w:val="146483314"/>
+        <w:divId w:val="132452110"/>
         <w:rPr>
           <w:rFonts w:ascii="Calibri" w:eastAsia="Times New Roman" w:hAnsi="Calibri" w:cs="Calibri"/>
         </w:rPr>
@@ -25003,7 +25031,7 @@
     </w:p>
     <w:p>
       <w:pPr>
-        <w:divId w:val="678584154"/>
+        <w:divId w:val="1886989871"/>
         <w:rPr>
           <w:rFonts w:ascii="Calibri" w:eastAsia="Times New Roman" w:hAnsi="Calibri" w:cs="Calibri"/>
           <w:color w:val="1A1A1A"/>
@@ -25034,7 +25062,7 @@
     </w:p>
     <w:p>
       <w:pPr>
-        <w:divId w:val="460421048"/>
+        <w:divId w:val="1212427838"/>
         <w:rPr>
           <w:rFonts w:ascii="Calibri" w:eastAsia="Times New Roman" w:hAnsi="Calibri" w:cs="Calibri"/>
           <w:color w:val="1A1A1A"/>
@@ -25065,7 +25093,7 @@
     </w:p>
     <w:p>
       <w:pPr>
-        <w:divId w:val="1845510712"/>
+        <w:divId w:val="264189135"/>
         <w:rPr>
           <w:rFonts w:ascii="Calibri" w:eastAsia="Times New Roman" w:hAnsi="Calibri" w:cs="Calibri"/>
           <w:color w:val="1A1A1A"/>
@@ -25096,7 +25124,7 @@
     </w:p>
     <w:p>
       <w:pPr>
-        <w:divId w:val="565188097"/>
+        <w:divId w:val="2088265456"/>
         <w:rPr>
           <w:rFonts w:ascii="Calibri" w:eastAsia="Times New Roman" w:hAnsi="Calibri" w:cs="Calibri"/>
           <w:color w:val="1A1A1A"/>
@@ -25124,7 +25152,7 @@
     <w:p>
       <w:pPr>
         <w:pStyle w:val="Heading1"/>
-        <w:divId w:val="565188097"/>
+        <w:divId w:val="2088265456"/>
         <w:rPr>
           <w:rFonts w:ascii="Calibri" w:eastAsia="Times New Roman" w:hAnsi="Calibri" w:cs="Calibri"/>
         </w:rPr>
@@ -25139,7 +25167,7 @@
     <w:p>
       <w:pPr>
         <w:spacing w:before="200" w:after="200"/>
-        <w:divId w:val="565188097"/>
+        <w:divId w:val="2088265456"/>
         <w:rPr>
           <w:rFonts w:ascii="Calibri" w:eastAsia="Times New Roman" w:hAnsi="Calibri" w:cs="Calibri"/>
           <w:color w:val="1A1A1A"/>
@@ -25154,7 +25182,7 @@
           <w:sz w:val="20"/>
           <w:szCs w:val="20"/>
         </w:rPr>
-        <w:pict w14:anchorId="2BFB11AB">
+        <w:pict w14:anchorId="2748A947">
           <v:rect id="_x0000_i1038" style="width:0;height:1.5pt" o:hralign="center" o:hrstd="t" o:hr="t" fillcolor="#a0a0a0" stroked="f"/>
         </w:pict>
       </w:r>
@@ -25162,7 +25190,7 @@
     <w:p>
       <w:pPr>
         <w:pStyle w:val="Heading3"/>
-        <w:divId w:val="2089646833"/>
+        <w:divId w:val="810371340"/>
         <w:rPr>
           <w:rFonts w:ascii="Calibri" w:eastAsia="Times New Roman" w:hAnsi="Calibri" w:cs="Calibri"/>
         </w:rPr>
@@ -25193,7 +25221,7 @@
       </w:tblGrid>
       <w:tr>
         <w:trPr>
-          <w:divId w:val="2089646833"/>
+          <w:divId w:val="810371340"/>
         </w:trPr>
         <w:tc>
           <w:tcPr>
@@ -25350,7 +25378,7 @@
       </w:tr>
       <w:tr>
         <w:trPr>
-          <w:divId w:val="2089646833"/>
+          <w:divId w:val="810371340"/>
         </w:trPr>
         <w:tc>
           <w:tcPr>
@@ -25496,7 +25524,7 @@
       </w:tr>
       <w:tr>
         <w:trPr>
-          <w:divId w:val="2089646833"/>
+          <w:divId w:val="810371340"/>
         </w:trPr>
         <w:tc>
           <w:tcPr>
@@ -25642,7 +25670,7 @@
       </w:tr>
       <w:tr>
         <w:trPr>
-          <w:divId w:val="2089646833"/>
+          <w:divId w:val="810371340"/>
         </w:trPr>
         <w:tc>
           <w:tcPr>
@@ -25790,7 +25818,7 @@
     <w:p>
       <w:pPr>
         <w:pStyle w:val="Heading3"/>
-        <w:divId w:val="124927595"/>
+        <w:divId w:val="2061702823"/>
         <w:rPr>
           <w:rFonts w:ascii="Calibri" w:eastAsia="Times New Roman" w:hAnsi="Calibri" w:cs="Calibri"/>
         </w:rPr>
@@ -25819,7 +25847,7 @@
       </w:tblGrid>
       <w:tr>
         <w:trPr>
-          <w:divId w:val="124927595"/>
+          <w:divId w:val="2061702823"/>
         </w:trPr>
         <w:tc>
           <w:tcPr>
@@ -25900,7 +25928,7 @@
       </w:tr>
       <w:tr>
         <w:trPr>
-          <w:divId w:val="124927595"/>
+          <w:divId w:val="2061702823"/>
         </w:trPr>
         <w:tc>
           <w:tcPr>
@@ -25975,7 +26003,7 @@
       </w:tr>
       <w:tr>
         <w:trPr>
-          <w:divId w:val="124927595"/>
+          <w:divId w:val="2061702823"/>
         </w:trPr>
         <w:tc>
           <w:tcPr>
@@ -26050,7 +26078,7 @@
       </w:tr>
       <w:tr>
         <w:trPr>
-          <w:divId w:val="124927595"/>
+          <w:divId w:val="2061702823"/>
         </w:trPr>
         <w:tc>
           <w:tcPr>
@@ -26125,7 +26153,7 @@
       </w:tr>
       <w:tr>
         <w:trPr>
-          <w:divId w:val="124927595"/>
+          <w:divId w:val="2061702823"/>
         </w:trPr>
         <w:tc>
           <w:tcPr>
@@ -26200,7 +26228,7 @@
       </w:tr>
       <w:tr>
         <w:trPr>
-          <w:divId w:val="124927595"/>
+          <w:divId w:val="2061702823"/>
         </w:trPr>
         <w:tc>
           <w:tcPr>
@@ -26275,7 +26303,7 @@
       </w:tr>
       <w:tr>
         <w:trPr>
-          <w:divId w:val="124927595"/>
+          <w:divId w:val="2061702823"/>
         </w:trPr>
         <w:tc>
           <w:tcPr>
@@ -26308,7 +26336,6 @@
                 <w:sz w:val="19"/>
                 <w:szCs w:val="19"/>
               </w:rPr>
-              <w:lastRenderedPageBreak/>
               <w:t>Arabic Voiceover Package</w:t>
             </w:r>
           </w:p>
@@ -26351,7 +26378,7 @@
       </w:tr>
       <w:tr>
         <w:trPr>
-          <w:divId w:val="124927595"/>
+          <w:divId w:val="2061702823"/>
         </w:trPr>
         <w:tc>
           <w:tcPr>
@@ -26428,7 +26455,7 @@
     <w:p>
       <w:pPr>
         <w:pStyle w:val="Heading3"/>
-        <w:divId w:val="650603840"/>
+        <w:divId w:val="1852798826"/>
         <w:rPr>
           <w:rFonts w:ascii="Calibri" w:eastAsia="Times New Roman" w:hAnsi="Calibri" w:cs="Calibri"/>
         </w:rPr>
@@ -26458,7 +26485,7 @@
       </w:tblGrid>
       <w:tr>
         <w:trPr>
-          <w:divId w:val="650603840"/>
+          <w:divId w:val="1852798826"/>
         </w:trPr>
         <w:tc>
           <w:tcPr>
@@ -26559,7 +26586,7 @@
       </w:tr>
       <w:tr>
         <w:trPr>
-          <w:divId w:val="650603840"/>
+          <w:divId w:val="1852798826"/>
         </w:trPr>
         <w:tc>
           <w:tcPr>
@@ -26645,7 +26672,7 @@
       </w:tr>
       <w:tr>
         <w:trPr>
-          <w:divId w:val="650603840"/>
+          <w:divId w:val="1852798826"/>
         </w:trPr>
         <w:tc>
           <w:tcPr>
@@ -26731,7 +26758,7 @@
       </w:tr>
       <w:tr>
         <w:trPr>
-          <w:divId w:val="650603840"/>
+          <w:divId w:val="1852798826"/>
         </w:trPr>
         <w:tc>
           <w:tcPr>
@@ -26817,7 +26844,7 @@
       </w:tr>
       <w:tr>
         <w:trPr>
-          <w:divId w:val="650603840"/>
+          <w:divId w:val="1852798826"/>
         </w:trPr>
         <w:tc>
           <w:tcPr>
@@ -26905,7 +26932,7 @@
     <w:p>
       <w:pPr>
         <w:pStyle w:val="Heading3"/>
-        <w:divId w:val="1746687103"/>
+        <w:divId w:val="1665279609"/>
         <w:rPr>
           <w:rFonts w:ascii="Calibri" w:eastAsia="Times New Roman" w:hAnsi="Calibri" w:cs="Calibri"/>
         </w:rPr>
@@ -26925,7 +26952,7 @@
         </w:numPr>
         <w:spacing w:before="100" w:beforeAutospacing="1" w:after="60"/>
         <w:ind w:left="1080"/>
-        <w:divId w:val="1746687103"/>
+        <w:divId w:val="1665279609"/>
         <w:rPr>
           <w:rFonts w:ascii="Calibri" w:eastAsia="Times New Roman" w:hAnsi="Calibri" w:cs="Calibri"/>
           <w:color w:val="1A1A1A"/>
@@ -26961,7 +26988,7 @@
         </w:numPr>
         <w:spacing w:before="100" w:beforeAutospacing="1" w:after="60"/>
         <w:ind w:left="1080"/>
-        <w:divId w:val="1746687103"/>
+        <w:divId w:val="1665279609"/>
         <w:rPr>
           <w:rFonts w:ascii="Calibri" w:eastAsia="Times New Roman" w:hAnsi="Calibri" w:cs="Calibri"/>
           <w:color w:val="1A1A1A"/>
@@ -26997,7 +27024,7 @@
         </w:numPr>
         <w:spacing w:before="100" w:beforeAutospacing="1" w:after="60"/>
         <w:ind w:left="1080"/>
-        <w:divId w:val="1746687103"/>
+        <w:divId w:val="1665279609"/>
         <w:rPr>
           <w:rFonts w:ascii="Calibri" w:eastAsia="Times New Roman" w:hAnsi="Calibri" w:cs="Calibri"/>
           <w:color w:val="1A1A1A"/>
@@ -27033,7 +27060,7 @@
         </w:numPr>
         <w:spacing w:before="100" w:beforeAutospacing="1" w:after="60"/>
         <w:ind w:left="1080"/>
-        <w:divId w:val="1746687103"/>
+        <w:divId w:val="1665279609"/>
         <w:rPr>
           <w:rFonts w:ascii="Calibri" w:eastAsia="Times New Roman" w:hAnsi="Calibri" w:cs="Calibri"/>
           <w:color w:val="1A1A1A"/>
@@ -27063,7 +27090,7 @@
     </w:p>
     <w:p>
       <w:pPr>
-        <w:divId w:val="302659625"/>
+        <w:divId w:val="1688944958"/>
         <w:rPr>
           <w:rFonts w:ascii="Calibri" w:eastAsia="Times New Roman" w:hAnsi="Calibri" w:cs="Calibri"/>
           <w:color w:val="1A1A1A"/>
@@ -27091,7 +27118,7 @@
     <w:p>
       <w:pPr>
         <w:pStyle w:val="Heading1"/>
-        <w:divId w:val="302659625"/>
+        <w:divId w:val="1688944958"/>
         <w:rPr>
           <w:rFonts w:ascii="Calibri" w:eastAsia="Times New Roman" w:hAnsi="Calibri" w:cs="Calibri"/>
         </w:rPr>
@@ -27106,7 +27133,7 @@
     <w:p>
       <w:pPr>
         <w:spacing w:before="200" w:after="200"/>
-        <w:divId w:val="302659625"/>
+        <w:divId w:val="1688944958"/>
         <w:rPr>
           <w:rFonts w:ascii="Calibri" w:eastAsia="Times New Roman" w:hAnsi="Calibri" w:cs="Calibri"/>
           <w:color w:val="1A1A1A"/>
@@ -27121,7 +27148,7 @@
           <w:sz w:val="20"/>
           <w:szCs w:val="20"/>
         </w:rPr>
-        <w:pict w14:anchorId="59E1A17D">
+        <w:pict w14:anchorId="2992BD9E">
           <v:rect id="_x0000_i1039" style="width:0;height:1.5pt" o:hralign="center" o:hrstd="t" o:hr="t" fillcolor="#a0a0a0" stroked="f"/>
         </w:pict>
       </w:r>
@@ -27129,7 +27156,7 @@
     <w:p>
       <w:pPr>
         <w:pStyle w:val="Heading3"/>
-        <w:divId w:val="1116405944"/>
+        <w:divId w:val="1098453953"/>
         <w:rPr>
           <w:rFonts w:ascii="Calibri" w:eastAsia="Times New Roman" w:hAnsi="Calibri" w:cs="Calibri"/>
         </w:rPr>
@@ -27159,7 +27186,7 @@
       </w:tblGrid>
       <w:tr>
         <w:trPr>
-          <w:divId w:val="1116405944"/>
+          <w:divId w:val="1098453953"/>
         </w:trPr>
         <w:tc>
           <w:tcPr>
@@ -27278,7 +27305,7 @@
       </w:tr>
       <w:tr>
         <w:trPr>
-          <w:divId w:val="1116405944"/>
+          <w:divId w:val="1098453953"/>
         </w:trPr>
         <w:tc>
           <w:tcPr>
@@ -27388,7 +27415,7 @@
       </w:tr>
       <w:tr>
         <w:trPr>
-          <w:divId w:val="1116405944"/>
+          <w:divId w:val="1098453953"/>
         </w:trPr>
         <w:tc>
           <w:tcPr>
@@ -27498,7 +27525,7 @@
       </w:tr>
       <w:tr>
         <w:trPr>
-          <w:divId w:val="1116405944"/>
+          <w:divId w:val="1098453953"/>
         </w:trPr>
         <w:tc>
           <w:tcPr>
@@ -27608,7 +27635,7 @@
       </w:tr>
       <w:tr>
         <w:trPr>
-          <w:divId w:val="1116405944"/>
+          <w:divId w:val="1098453953"/>
         </w:trPr>
         <w:tc>
           <w:tcPr>
@@ -27641,7 +27668,6 @@
                 <w:sz w:val="19"/>
                 <w:szCs w:val="19"/>
               </w:rPr>
-              <w:lastRenderedPageBreak/>
               <w:t>Demo sessions (30 min each)</w:t>
             </w:r>
           </w:p>
@@ -27719,7 +27745,7 @@
       </w:tr>
       <w:tr>
         <w:trPr>
-          <w:divId w:val="1116405944"/>
+          <w:divId w:val="1098453953"/>
         </w:trPr>
         <w:tc>
           <w:tcPr>
@@ -27829,7 +27855,7 @@
       </w:tr>
       <w:tr>
         <w:trPr>
-          <w:divId w:val="1116405944"/>
+          <w:divId w:val="1098453953"/>
         </w:trPr>
         <w:tc>
           <w:tcPr>
@@ -27939,7 +27965,7 @@
       </w:tr>
       <w:tr>
         <w:trPr>
-          <w:divId w:val="1116405944"/>
+          <w:divId w:val="1098453953"/>
         </w:trPr>
         <w:tc>
           <w:tcPr>
@@ -28049,7 +28075,7 @@
       </w:tr>
       <w:tr>
         <w:trPr>
-          <w:divId w:val="1116405944"/>
+          <w:divId w:val="1098453953"/>
         </w:trPr>
         <w:tc>
           <w:tcPr>
@@ -28163,7 +28189,7 @@
     <w:p>
       <w:pPr>
         <w:shd w:val="clear" w:color="auto" w:fill="EEF5FB"/>
-        <w:divId w:val="1520507043"/>
+        <w:divId w:val="1095440537"/>
         <w:rPr>
           <w:rFonts w:ascii="Calibri" w:eastAsia="Times New Roman" w:hAnsi="Calibri" w:cs="Calibri"/>
           <w:color w:val="1A1A1A"/>
@@ -28194,7 +28220,7 @@
     <w:p>
       <w:pPr>
         <w:pStyle w:val="Heading3"/>
-        <w:divId w:val="912469305"/>
+        <w:divId w:val="553079853"/>
         <w:rPr>
           <w:rFonts w:ascii="Calibri" w:eastAsia="Times New Roman" w:hAnsi="Calibri" w:cs="Calibri"/>
         </w:rPr>
@@ -28209,7 +28235,7 @@
     <w:p>
       <w:pPr>
         <w:shd w:val="clear" w:color="auto" w:fill="F9FBFD"/>
-        <w:divId w:val="731390551"/>
+        <w:divId w:val="1398281657"/>
         <w:rPr>
           <w:rFonts w:ascii="Calibri" w:eastAsia="Times New Roman" w:hAnsi="Calibri" w:cs="Calibri"/>
           <w:b/>
@@ -28235,7 +28261,7 @@
       <w:pPr>
         <w:pStyle w:val="NormalWeb"/>
         <w:shd w:val="clear" w:color="auto" w:fill="F9FBFD"/>
-        <w:divId w:val="49040700"/>
+        <w:divId w:val="1848403407"/>
         <w:rPr>
           <w:rFonts w:ascii="Calibri" w:hAnsi="Calibri" w:cs="Calibri"/>
           <w:color w:val="1A1A1A"/>
@@ -28285,7 +28311,7 @@
     <w:p>
       <w:pPr>
         <w:shd w:val="clear" w:color="auto" w:fill="F9FBFD"/>
-        <w:divId w:val="346686056"/>
+        <w:divId w:val="1819418732"/>
         <w:rPr>
           <w:rFonts w:ascii="Calibri" w:eastAsia="Times New Roman" w:hAnsi="Calibri" w:cs="Calibri"/>
           <w:b/>
@@ -28311,7 +28337,7 @@
       <w:pPr>
         <w:pStyle w:val="NormalWeb"/>
         <w:shd w:val="clear" w:color="auto" w:fill="F9FBFD"/>
-        <w:divId w:val="1197693948"/>
+        <w:divId w:val="1394353858"/>
         <w:rPr>
           <w:rFonts w:ascii="Calibri" w:hAnsi="Calibri" w:cs="Calibri"/>
           <w:color w:val="1A1A1A"/>
@@ -28361,7 +28387,7 @@
     <w:p>
       <w:pPr>
         <w:shd w:val="clear" w:color="auto" w:fill="F9FBFD"/>
-        <w:divId w:val="1987391956"/>
+        <w:divId w:val="1859661098"/>
         <w:rPr>
           <w:rFonts w:ascii="Calibri" w:eastAsia="Times New Roman" w:hAnsi="Calibri" w:cs="Calibri"/>
           <w:b/>
@@ -28387,7 +28413,7 @@
       <w:pPr>
         <w:pStyle w:val="NormalWeb"/>
         <w:shd w:val="clear" w:color="auto" w:fill="F9FBFD"/>
-        <w:divId w:val="520318638"/>
+        <w:divId w:val="995305876"/>
         <w:rPr>
           <w:rFonts w:ascii="Calibri" w:hAnsi="Calibri" w:cs="Calibri"/>
           <w:color w:val="1A1A1A"/>
@@ -28437,7 +28463,7 @@
     <w:p>
       <w:pPr>
         <w:shd w:val="clear" w:color="auto" w:fill="F9FBFD"/>
-        <w:divId w:val="553663202"/>
+        <w:divId w:val="444736636"/>
         <w:rPr>
           <w:rFonts w:ascii="Calibri" w:eastAsia="Times New Roman" w:hAnsi="Calibri" w:cs="Calibri"/>
           <w:b/>
@@ -28463,7 +28489,7 @@
       <w:pPr>
         <w:pStyle w:val="NormalWeb"/>
         <w:shd w:val="clear" w:color="auto" w:fill="F9FBFD"/>
-        <w:divId w:val="2014142503"/>
+        <w:divId w:val="1263874997"/>
         <w:rPr>
           <w:rFonts w:ascii="Calibri" w:hAnsi="Calibri" w:cs="Calibri"/>
           <w:color w:val="1A1A1A"/>
@@ -28513,7 +28539,7 @@
     <w:p>
       <w:pPr>
         <w:shd w:val="clear" w:color="auto" w:fill="F9FBFD"/>
-        <w:divId w:val="1704015902"/>
+        <w:divId w:val="959072786"/>
         <w:rPr>
           <w:rFonts w:ascii="Calibri" w:eastAsia="Times New Roman" w:hAnsi="Calibri" w:cs="Calibri"/>
           <w:b/>
@@ -28539,7 +28565,7 @@
       <w:pPr>
         <w:pStyle w:val="NormalWeb"/>
         <w:shd w:val="clear" w:color="auto" w:fill="F9FBFD"/>
-        <w:divId w:val="15734083"/>
+        <w:divId w:val="901792073"/>
         <w:rPr>
           <w:rFonts w:ascii="Calibri" w:hAnsi="Calibri" w:cs="Calibri"/>
           <w:color w:val="1A1A1A"/>
@@ -28589,7 +28615,7 @@
     <w:p>
       <w:pPr>
         <w:pStyle w:val="Heading3"/>
-        <w:divId w:val="1792363467"/>
+        <w:divId w:val="1689522916"/>
         <w:rPr>
           <w:rFonts w:ascii="Calibri" w:eastAsia="Times New Roman" w:hAnsi="Calibri" w:cs="Calibri"/>
         </w:rPr>
@@ -28620,7 +28646,7 @@
       </w:tblGrid>
       <w:tr>
         <w:trPr>
-          <w:divId w:val="1792363467"/>
+          <w:divId w:val="1689522916"/>
         </w:trPr>
         <w:tc>
           <w:tcPr>
@@ -28753,7 +28779,7 @@
       </w:tr>
       <w:tr>
         <w:trPr>
-          <w:divId w:val="1792363467"/>
+          <w:divId w:val="1689522916"/>
         </w:trPr>
         <w:tc>
           <w:tcPr>
@@ -28866,7 +28892,7 @@
       </w:tr>
       <w:tr>
         <w:trPr>
-          <w:divId w:val="1792363467"/>
+          <w:divId w:val="1689522916"/>
         </w:trPr>
         <w:tc>
           <w:tcPr>
@@ -28891,7 +28917,6 @@
                 <w:sz w:val="19"/>
                 <w:szCs w:val="19"/>
               </w:rPr>
-              <w:lastRenderedPageBreak/>
               <w:t>5 contracts signed (Month 5)</w:t>
             </w:r>
           </w:p>
@@ -28980,7 +29005,7 @@
       </w:tr>
       <w:tr>
         <w:trPr>
-          <w:divId w:val="1792363467"/>
+          <w:divId w:val="1689522916"/>
         </w:trPr>
         <w:tc>
           <w:tcPr>
@@ -29093,7 +29118,7 @@
       </w:tr>
       <w:tr>
         <w:trPr>
-          <w:divId w:val="1792363467"/>
+          <w:divId w:val="1689522916"/>
         </w:trPr>
         <w:tc>
           <w:tcPr>
@@ -29206,7 +29231,7 @@
       </w:tr>
       <w:tr>
         <w:trPr>
-          <w:divId w:val="1792363467"/>
+          <w:divId w:val="1689522916"/>
         </w:trPr>
         <w:tc>
           <w:tcPr>
@@ -29320,7 +29345,7 @@
     </w:tbl>
     <w:p>
       <w:pPr>
-        <w:divId w:val="617570527"/>
+        <w:divId w:val="1397628795"/>
         <w:rPr>
           <w:rFonts w:ascii="Calibri" w:eastAsia="Times New Roman" w:hAnsi="Calibri" w:cs="Calibri"/>
           <w:color w:val="1A1A1A"/>
@@ -29348,7 +29373,7 @@
     <w:p>
       <w:pPr>
         <w:pStyle w:val="Heading1"/>
-        <w:divId w:val="617570527"/>
+        <w:divId w:val="1397628795"/>
         <w:rPr>
           <w:rFonts w:ascii="Calibri" w:eastAsia="Times New Roman" w:hAnsi="Calibri" w:cs="Calibri"/>
         </w:rPr>
@@ -29363,7 +29388,7 @@
     <w:p>
       <w:pPr>
         <w:spacing w:before="200" w:after="200"/>
-        <w:divId w:val="617570527"/>
+        <w:divId w:val="1397628795"/>
         <w:rPr>
           <w:rFonts w:ascii="Calibri" w:eastAsia="Times New Roman" w:hAnsi="Calibri" w:cs="Calibri"/>
           <w:color w:val="1A1A1A"/>
@@ -29378,7 +29403,7 @@
           <w:sz w:val="20"/>
           <w:szCs w:val="20"/>
         </w:rPr>
-        <w:pict w14:anchorId="3FFD267B">
+        <w:pict w14:anchorId="7D813268">
           <v:rect id="_x0000_i1040" style="width:0;height:1.5pt" o:hralign="center" o:hrstd="t" o:hr="t" fillcolor="#a0a0a0" stroked="f"/>
         </w:pict>
       </w:r>
@@ -29402,7 +29427,7 @@
       </w:tblGrid>
       <w:tr>
         <w:trPr>
-          <w:divId w:val="310451556"/>
+          <w:divId w:val="1392968932"/>
         </w:trPr>
         <w:tc>
           <w:tcPr>
@@ -29535,7 +29560,7 @@
       </w:tr>
       <w:tr>
         <w:trPr>
-          <w:divId w:val="310451556"/>
+          <w:divId w:val="1392968932"/>
         </w:trPr>
         <w:tc>
           <w:tcPr>
@@ -29650,7 +29675,7 @@
       </w:tr>
       <w:tr>
         <w:trPr>
-          <w:divId w:val="310451556"/>
+          <w:divId w:val="1392968932"/>
         </w:trPr>
         <w:tc>
           <w:tcPr>
@@ -29755,7 +29780,7 @@
       </w:tr>
       <w:tr>
         <w:trPr>
-          <w:divId w:val="310451556"/>
+          <w:divId w:val="1392968932"/>
         </w:trPr>
         <w:tc>
           <w:tcPr>
@@ -29870,7 +29895,7 @@
       </w:tr>
       <w:tr>
         <w:trPr>
-          <w:divId w:val="310451556"/>
+          <w:divId w:val="1392968932"/>
         </w:trPr>
         <w:tc>
           <w:tcPr>
@@ -29975,7 +30000,7 @@
       </w:tr>
       <w:tr>
         <w:trPr>
-          <w:divId w:val="310451556"/>
+          <w:divId w:val="1392968932"/>
         </w:trPr>
         <w:tc>
           <w:tcPr>
@@ -30080,7 +30105,7 @@
       </w:tr>
       <w:tr>
         <w:trPr>
-          <w:divId w:val="310451556"/>
+          <w:divId w:val="1392968932"/>
         </w:trPr>
         <w:tc>
           <w:tcPr>
@@ -30194,7 +30219,7 @@
       </w:tr>
       <w:tr>
         <w:trPr>
-          <w:divId w:val="310451556"/>
+          <w:divId w:val="1392968932"/>
         </w:trPr>
         <w:tc>
           <w:tcPr>
@@ -30309,7 +30334,7 @@
       </w:tr>
       <w:tr>
         <w:trPr>
-          <w:divId w:val="310451556"/>
+          <w:divId w:val="1392968932"/>
         </w:trPr>
         <w:tc>
           <w:tcPr>
@@ -30414,7 +30439,7 @@
       </w:tr>
       <w:tr>
         <w:trPr>
-          <w:divId w:val="310451556"/>
+          <w:divId w:val="1392968932"/>
         </w:trPr>
         <w:tc>
           <w:tcPr>
@@ -30528,7 +30553,7 @@
       </w:tr>
       <w:tr>
         <w:trPr>
-          <w:divId w:val="310451556"/>
+          <w:divId w:val="1392968932"/>
         </w:trPr>
         <w:tc>
           <w:tcPr>
@@ -30642,7 +30667,7 @@
       </w:tr>
       <w:tr>
         <w:trPr>
-          <w:divId w:val="310451556"/>
+          <w:divId w:val="1392968932"/>
         </w:trPr>
         <w:tc>
           <w:tcPr>
@@ -30756,7 +30781,7 @@
       </w:tr>
       <w:tr>
         <w:trPr>
-          <w:divId w:val="310451556"/>
+          <w:divId w:val="1392968932"/>
         </w:trPr>
         <w:tc>
           <w:tcPr>
@@ -30870,7 +30895,7 @@
       </w:tr>
       <w:tr>
         <w:trPr>
-          <w:divId w:val="310451556"/>
+          <w:divId w:val="1392968932"/>
         </w:trPr>
         <w:tc>
           <w:tcPr>
@@ -30896,7 +30921,6 @@
                 <w:sz w:val="19"/>
                 <w:szCs w:val="19"/>
               </w:rPr>
-              <w:lastRenderedPageBreak/>
               <w:t>Proposals (DOCX)</w:t>
             </w:r>
           </w:p>
@@ -30985,7 +31009,7 @@
       </w:tr>
       <w:tr>
         <w:trPr>
-          <w:divId w:val="310451556"/>
+          <w:divId w:val="1392968932"/>
         </w:trPr>
         <w:tc>
           <w:tcPr>
@@ -31099,7 +31123,7 @@
       </w:tr>
       <w:tr>
         <w:trPr>
-          <w:divId w:val="310451556"/>
+          <w:divId w:val="1392968932"/>
         </w:trPr>
         <w:tc>
           <w:tcPr>
@@ -31214,7 +31238,7 @@
     </w:tbl>
     <w:p>
       <w:pPr>
-        <w:divId w:val="1656758456"/>
+        <w:divId w:val="1568177444"/>
         <w:rPr>
           <w:rFonts w:ascii="Calibri" w:eastAsia="Times New Roman" w:hAnsi="Calibri" w:cs="Calibri"/>
           <w:color w:val="1A1A1A"/>
@@ -31242,7 +31266,7 @@
     <w:p>
       <w:pPr>
         <w:pStyle w:val="Heading1"/>
-        <w:divId w:val="1656758456"/>
+        <w:divId w:val="1568177444"/>
         <w:rPr>
           <w:rFonts w:ascii="Calibri" w:eastAsia="Times New Roman" w:hAnsi="Calibri" w:cs="Calibri"/>
         </w:rPr>
@@ -31257,7 +31281,7 @@
     <w:p>
       <w:pPr>
         <w:spacing w:before="200" w:after="200"/>
-        <w:divId w:val="1656758456"/>
+        <w:divId w:val="1568177444"/>
         <w:rPr>
           <w:rFonts w:ascii="Calibri" w:eastAsia="Times New Roman" w:hAnsi="Calibri" w:cs="Calibri"/>
           <w:color w:val="1A1A1A"/>
@@ -31272,7 +31296,7 @@
           <w:sz w:val="20"/>
           <w:szCs w:val="20"/>
         </w:rPr>
-        <w:pict w14:anchorId="6DBA1000">
+        <w:pict w14:anchorId="6077C214">
           <v:rect id="_x0000_i1041" style="width:0;height:1.5pt" o:hralign="center" o:hrstd="t" o:hr="t" fillcolor="#a0a0a0" stroked="f"/>
         </w:pict>
       </w:r>
@@ -31280,7 +31304,7 @@
     <w:p>
       <w:pPr>
         <w:pStyle w:val="Heading3"/>
-        <w:divId w:val="1575966892"/>
+        <w:divId w:val="1959027111"/>
         <w:rPr>
           <w:rFonts w:ascii="Calibri" w:eastAsia="Times New Roman" w:hAnsi="Calibri" w:cs="Calibri"/>
         </w:rPr>
@@ -31309,7 +31333,7 @@
       </w:tblGrid>
       <w:tr>
         <w:trPr>
-          <w:divId w:val="1575966892"/>
+          <w:divId w:val="1959027111"/>
         </w:trPr>
         <w:tc>
           <w:tcPr>
@@ -31390,7 +31414,7 @@
       </w:tr>
       <w:tr>
         <w:trPr>
-          <w:divId w:val="1575966892"/>
+          <w:divId w:val="1959027111"/>
         </w:trPr>
         <w:tc>
           <w:tcPr>
@@ -31465,7 +31489,7 @@
       </w:tr>
       <w:tr>
         <w:trPr>
-          <w:divId w:val="1575966892"/>
+          <w:divId w:val="1959027111"/>
         </w:trPr>
         <w:tc>
           <w:tcPr>
@@ -31549,7 +31573,7 @@
       </w:tr>
       <w:tr>
         <w:trPr>
-          <w:divId w:val="1575966892"/>
+          <w:divId w:val="1959027111"/>
         </w:trPr>
         <w:tc>
           <w:tcPr>
@@ -31633,7 +31657,7 @@
       </w:tr>
       <w:tr>
         <w:trPr>
-          <w:divId w:val="1575966892"/>
+          <w:divId w:val="1959027111"/>
         </w:trPr>
         <w:tc>
           <w:tcPr>
@@ -31708,7 +31732,7 @@
       </w:tr>
       <w:tr>
         <w:trPr>
-          <w:divId w:val="1575966892"/>
+          <w:divId w:val="1959027111"/>
         </w:trPr>
         <w:tc>
           <w:tcPr>
@@ -31783,7 +31807,7 @@
       </w:tr>
       <w:tr>
         <w:trPr>
-          <w:divId w:val="1575966892"/>
+          <w:divId w:val="1959027111"/>
         </w:trPr>
         <w:tc>
           <w:tcPr>
@@ -31858,7 +31882,7 @@
       </w:tr>
       <w:tr>
         <w:trPr>
-          <w:divId w:val="1575966892"/>
+          <w:divId w:val="1959027111"/>
         </w:trPr>
         <w:tc>
           <w:tcPr>
@@ -31935,7 +31959,7 @@
     <w:p>
       <w:pPr>
         <w:pStyle w:val="Heading3"/>
-        <w:divId w:val="833570573"/>
+        <w:divId w:val="729039178"/>
         <w:rPr>
           <w:rFonts w:ascii="Calibri" w:eastAsia="Times New Roman" w:hAnsi="Calibri" w:cs="Calibri"/>
         </w:rPr>
@@ -31949,7 +31973,7 @@
     </w:p>
     <w:p>
       <w:pPr>
-        <w:divId w:val="1346707256"/>
+        <w:divId w:val="1447428956"/>
         <w:rPr>
           <w:rFonts w:ascii="Calibri" w:eastAsia="Times New Roman" w:hAnsi="Calibri" w:cs="Calibri"/>
           <w:color w:val="1A1A1A"/>
@@ -31998,7 +32022,7 @@
     </w:p>
     <w:p>
       <w:pPr>
-        <w:divId w:val="946232968"/>
+        <w:divId w:val="1553812990"/>
         <w:rPr>
           <w:rFonts w:ascii="Calibri" w:eastAsia="Times New Roman" w:hAnsi="Calibri" w:cs="Calibri"/>
           <w:color w:val="1A1A1A"/>
@@ -32029,7 +32053,7 @@
     </w:p>
     <w:p>
       <w:pPr>
-        <w:divId w:val="585188765"/>
+        <w:divId w:val="513305902"/>
         <w:rPr>
           <w:rFonts w:ascii="Calibri" w:eastAsia="Times New Roman" w:hAnsi="Calibri" w:cs="Calibri"/>
           <w:color w:val="1A1A1A"/>
@@ -32060,7 +32084,7 @@
     </w:p>
     <w:p>
       <w:pPr>
-        <w:divId w:val="669141787"/>
+        <w:divId w:val="912198066"/>
         <w:rPr>
           <w:rFonts w:ascii="Calibri" w:eastAsia="Times New Roman" w:hAnsi="Calibri" w:cs="Calibri"/>
           <w:color w:val="1A1A1A"/>
@@ -32088,7 +32112,7 @@
     <w:p>
       <w:pPr>
         <w:pStyle w:val="Heading1"/>
-        <w:divId w:val="669141787"/>
+        <w:divId w:val="912198066"/>
         <w:rPr>
           <w:rFonts w:ascii="Calibri" w:eastAsia="Times New Roman" w:hAnsi="Calibri" w:cs="Calibri"/>
         </w:rPr>
@@ -32103,7 +32127,7 @@
     <w:p>
       <w:pPr>
         <w:spacing w:before="200" w:after="200"/>
-        <w:divId w:val="669141787"/>
+        <w:divId w:val="912198066"/>
         <w:rPr>
           <w:rFonts w:ascii="Calibri" w:eastAsia="Times New Roman" w:hAnsi="Calibri" w:cs="Calibri"/>
           <w:color w:val="1A1A1A"/>
@@ -32118,8 +32142,7 @@
           <w:sz w:val="20"/>
           <w:szCs w:val="20"/>
         </w:rPr>
-        <w:lastRenderedPageBreak/>
-        <w:pict w14:anchorId="1604CF9B">
+        <w:pict w14:anchorId="6D5D74AC">
           <v:rect id="_x0000_i1042" style="width:0;height:1.5pt" o:hralign="center" o:hrstd="t" o:hr="t" fillcolor="#a0a0a0" stroked="f"/>
         </w:pict>
       </w:r>
@@ -32127,7 +32150,7 @@
     <w:p>
       <w:pPr>
         <w:pStyle w:val="Heading3"/>
-        <w:divId w:val="1309048741"/>
+        <w:divId w:val="284772003"/>
         <w:rPr>
           <w:rFonts w:ascii="Calibri" w:eastAsia="Times New Roman" w:hAnsi="Calibri" w:cs="Calibri"/>
         </w:rPr>
@@ -32157,7 +32180,7 @@
       </w:tblGrid>
       <w:tr>
         <w:trPr>
-          <w:divId w:val="1309048741"/>
+          <w:divId w:val="284772003"/>
         </w:trPr>
         <w:tc>
           <w:tcPr>
@@ -32258,7 +32281,7 @@
       </w:tr>
       <w:tr>
         <w:trPr>
-          <w:divId w:val="1309048741"/>
+          <w:divId w:val="284772003"/>
         </w:trPr>
         <w:tc>
           <w:tcPr>
@@ -32344,7 +32367,7 @@
       </w:tr>
       <w:tr>
         <w:trPr>
-          <w:divId w:val="1309048741"/>
+          <w:divId w:val="284772003"/>
         </w:trPr>
         <w:tc>
           <w:tcPr>
@@ -32430,7 +32453,7 @@
       </w:tr>
       <w:tr>
         <w:trPr>
-          <w:divId w:val="1309048741"/>
+          <w:divId w:val="284772003"/>
         </w:trPr>
         <w:tc>
           <w:tcPr>
@@ -32516,7 +32539,7 @@
       </w:tr>
       <w:tr>
         <w:trPr>
-          <w:divId w:val="1309048741"/>
+          <w:divId w:val="284772003"/>
         </w:trPr>
         <w:tc>
           <w:tcPr>
@@ -32602,7 +32625,7 @@
       </w:tr>
       <w:tr>
         <w:trPr>
-          <w:divId w:val="1309048741"/>
+          <w:divId w:val="284772003"/>
         </w:trPr>
         <w:tc>
           <w:tcPr>
@@ -32688,7 +32711,7 @@
       </w:tr>
       <w:tr>
         <w:trPr>
-          <w:divId w:val="1309048741"/>
+          <w:divId w:val="284772003"/>
         </w:trPr>
         <w:tc>
           <w:tcPr>
@@ -32774,7 +32797,7 @@
       </w:tr>
       <w:tr>
         <w:trPr>
-          <w:divId w:val="1309048741"/>
+          <w:divId w:val="284772003"/>
         </w:trPr>
         <w:tc>
           <w:tcPr>
@@ -32860,7 +32883,7 @@
       </w:tr>
       <w:tr>
         <w:trPr>
-          <w:divId w:val="1309048741"/>
+          <w:divId w:val="284772003"/>
         </w:trPr>
         <w:tc>
           <w:tcPr>
@@ -32946,7 +32969,7 @@
       </w:tr>
       <w:tr>
         <w:trPr>
-          <w:divId w:val="1309048741"/>
+          <w:divId w:val="284772003"/>
         </w:trPr>
         <w:tc>
           <w:tcPr>
@@ -33034,7 +33057,7 @@
     <w:p>
       <w:pPr>
         <w:pStyle w:val="Heading3"/>
-        <w:divId w:val="344750185"/>
+        <w:divId w:val="2080204840"/>
         <w:rPr>
           <w:rFonts w:ascii="Calibri" w:eastAsia="Times New Roman" w:hAnsi="Calibri" w:cs="Calibri"/>
         </w:rPr>
@@ -33065,7 +33088,7 @@
       </w:tblGrid>
       <w:tr>
         <w:trPr>
-          <w:divId w:val="344750185"/>
+          <w:divId w:val="2080204840"/>
         </w:trPr>
         <w:tc>
           <w:tcPr>
@@ -33198,7 +33221,7 @@
       </w:tr>
       <w:tr>
         <w:trPr>
-          <w:divId w:val="344750185"/>
+          <w:divId w:val="2080204840"/>
         </w:trPr>
         <w:tc>
           <w:tcPr>
@@ -33311,7 +33334,7 @@
       </w:tr>
       <w:tr>
         <w:trPr>
-          <w:divId w:val="344750185"/>
+          <w:divId w:val="2080204840"/>
         </w:trPr>
         <w:tc>
           <w:tcPr>
@@ -33424,7 +33447,7 @@
       </w:tr>
       <w:tr>
         <w:trPr>
-          <w:divId w:val="344750185"/>
+          <w:divId w:val="2080204840"/>
         </w:trPr>
         <w:tc>
           <w:tcPr>
@@ -33537,7 +33560,7 @@
       </w:tr>
       <w:tr>
         <w:trPr>
-          <w:divId w:val="344750185"/>
+          <w:divId w:val="2080204840"/>
         </w:trPr>
         <w:tc>
           <w:tcPr>
@@ -33650,7 +33673,7 @@
       </w:tr>
       <w:tr>
         <w:trPr>
-          <w:divId w:val="344750185"/>
+          <w:divId w:val="2080204840"/>
         </w:trPr>
         <w:tc>
           <w:tcPr>
@@ -33764,7 +33787,7 @@
     </w:tbl>
     <w:p>
       <w:pPr>
-        <w:divId w:val="1245451102"/>
+        <w:divId w:val="1999649934"/>
         <w:rPr>
           <w:rFonts w:ascii="Calibri" w:eastAsia="Times New Roman" w:hAnsi="Calibri" w:cs="Calibri"/>
           <w:color w:val="1A1A1A"/>
@@ -33792,7 +33815,7 @@
     <w:p>
       <w:pPr>
         <w:pStyle w:val="Heading1"/>
-        <w:divId w:val="1245451102"/>
+        <w:divId w:val="1999649934"/>
         <w:rPr>
           <w:rFonts w:ascii="Calibri" w:eastAsia="Times New Roman" w:hAnsi="Calibri" w:cs="Calibri"/>
         </w:rPr>
@@ -33807,7 +33830,7 @@
     <w:p>
       <w:pPr>
         <w:spacing w:before="200" w:after="200"/>
-        <w:divId w:val="1245451102"/>
+        <w:divId w:val="1999649934"/>
         <w:rPr>
           <w:rFonts w:ascii="Calibri" w:eastAsia="Times New Roman" w:hAnsi="Calibri" w:cs="Calibri"/>
           <w:color w:val="1A1A1A"/>
@@ -33822,7 +33845,7 @@
           <w:sz w:val="20"/>
           <w:szCs w:val="20"/>
         </w:rPr>
-        <w:pict w14:anchorId="519D2DAC">
+        <w:pict w14:anchorId="3551CA8B">
           <v:rect id="_x0000_i1043" style="width:0;height:1.5pt" o:hralign="center" o:hrstd="t" o:hr="t" fillcolor="#a0a0a0" stroked="f"/>
         </w:pict>
       </w:r>
@@ -33830,7 +33853,7 @@
     <w:p>
       <w:pPr>
         <w:shd w:val="clear" w:color="auto" w:fill="1A3C5E"/>
-        <w:divId w:val="487402679"/>
+        <w:divId w:val="851721576"/>
         <w:rPr>
           <w:rFonts w:ascii="Calibri" w:eastAsia="Times New Roman" w:hAnsi="Calibri" w:cs="Calibri"/>
           <w:b/>
@@ -33855,7 +33878,7 @@
     <w:p>
       <w:pPr>
         <w:pStyle w:val="Heading4"/>
-        <w:divId w:val="2126654960"/>
+        <w:divId w:val="56367136"/>
         <w:rPr>
           <w:rFonts w:ascii="Calibri" w:eastAsia="Times New Roman" w:hAnsi="Calibri" w:cs="Calibri"/>
         </w:rPr>
@@ -33864,7 +33887,6 @@
         <w:rPr>
           <w:rFonts w:ascii="Calibri" w:eastAsia="Times New Roman" w:hAnsi="Calibri" w:cs="Calibri"/>
         </w:rPr>
-        <w:lastRenderedPageBreak/>
         <w:t>Week 1 — Foundation</w:t>
       </w:r>
     </w:p>
@@ -33876,7 +33898,7 @@
         </w:numPr>
         <w:spacing w:before="100" w:beforeAutospacing="1" w:after="60"/>
         <w:ind w:left="1080"/>
-        <w:divId w:val="2126654960"/>
+        <w:divId w:val="56367136"/>
         <w:rPr>
           <w:rFonts w:ascii="Calibri" w:eastAsia="Times New Roman" w:hAnsi="Calibri" w:cs="Calibri"/>
           <w:color w:val="1A1A1A"/>
@@ -33911,7 +33933,7 @@
         </w:numPr>
         <w:spacing w:before="100" w:beforeAutospacing="1" w:after="60"/>
         <w:ind w:left="1080"/>
-        <w:divId w:val="2126654960"/>
+        <w:divId w:val="56367136"/>
         <w:rPr>
           <w:rFonts w:ascii="Calibri" w:eastAsia="Times New Roman" w:hAnsi="Calibri" w:cs="Calibri"/>
           <w:color w:val="1A1A1A"/>
@@ -33946,7 +33968,7 @@
         </w:numPr>
         <w:spacing w:before="100" w:beforeAutospacing="1" w:after="60"/>
         <w:ind w:left="1080"/>
-        <w:divId w:val="2126654960"/>
+        <w:divId w:val="56367136"/>
         <w:rPr>
           <w:rFonts w:ascii="Calibri" w:eastAsia="Times New Roman" w:hAnsi="Calibri" w:cs="Calibri"/>
           <w:color w:val="1A1A1A"/>
@@ -33981,7 +34003,7 @@
         </w:numPr>
         <w:spacing w:before="100" w:beforeAutospacing="1" w:after="60"/>
         <w:ind w:left="1080"/>
-        <w:divId w:val="2126654960"/>
+        <w:divId w:val="56367136"/>
         <w:rPr>
           <w:rFonts w:ascii="Calibri" w:eastAsia="Times New Roman" w:hAnsi="Calibri" w:cs="Calibri"/>
           <w:color w:val="1A1A1A"/>
@@ -34016,7 +34038,7 @@
         </w:numPr>
         <w:spacing w:before="100" w:beforeAutospacing="1" w:after="60"/>
         <w:ind w:left="1080"/>
-        <w:divId w:val="2126654960"/>
+        <w:divId w:val="56367136"/>
         <w:rPr>
           <w:rFonts w:ascii="Calibri" w:eastAsia="Times New Roman" w:hAnsi="Calibri" w:cs="Calibri"/>
           <w:color w:val="1A1A1A"/>
@@ -34051,7 +34073,7 @@
         </w:numPr>
         <w:spacing w:before="100" w:beforeAutospacing="1" w:after="60"/>
         <w:ind w:left="1080"/>
-        <w:divId w:val="2126654960"/>
+        <w:divId w:val="56367136"/>
         <w:rPr>
           <w:rFonts w:ascii="Calibri" w:eastAsia="Times New Roman" w:hAnsi="Calibri" w:cs="Calibri"/>
           <w:color w:val="1A1A1A"/>
@@ -34086,7 +34108,7 @@
         </w:numPr>
         <w:spacing w:before="100" w:beforeAutospacing="1" w:after="60"/>
         <w:ind w:left="1080"/>
-        <w:divId w:val="2126654960"/>
+        <w:divId w:val="56367136"/>
         <w:rPr>
           <w:rFonts w:ascii="Calibri" w:eastAsia="Times New Roman" w:hAnsi="Calibri" w:cs="Calibri"/>
           <w:color w:val="1A1A1A"/>
@@ -34121,7 +34143,7 @@
         </w:numPr>
         <w:spacing w:before="100" w:beforeAutospacing="1" w:after="60"/>
         <w:ind w:left="1080"/>
-        <w:divId w:val="2126654960"/>
+        <w:divId w:val="56367136"/>
         <w:rPr>
           <w:rFonts w:ascii="Calibri" w:eastAsia="Times New Roman" w:hAnsi="Calibri" w:cs="Calibri"/>
           <w:color w:val="1A1A1A"/>
@@ -34151,7 +34173,7 @@
     <w:p>
       <w:pPr>
         <w:pStyle w:val="Heading4"/>
-        <w:divId w:val="2126654960"/>
+        <w:divId w:val="56367136"/>
         <w:rPr>
           <w:rFonts w:ascii="Calibri" w:eastAsia="Times New Roman" w:hAnsi="Calibri" w:cs="Calibri"/>
         </w:rPr>
@@ -34171,7 +34193,7 @@
         </w:numPr>
         <w:spacing w:before="100" w:beforeAutospacing="1" w:after="60"/>
         <w:ind w:left="1080"/>
-        <w:divId w:val="2126654960"/>
+        <w:divId w:val="56367136"/>
         <w:rPr>
           <w:rFonts w:ascii="Calibri" w:eastAsia="Times New Roman" w:hAnsi="Calibri" w:cs="Calibri"/>
           <w:color w:val="1A1A1A"/>
@@ -34206,7 +34228,7 @@
         </w:numPr>
         <w:spacing w:before="100" w:beforeAutospacing="1" w:after="60"/>
         <w:ind w:left="1080"/>
-        <w:divId w:val="2126654960"/>
+        <w:divId w:val="56367136"/>
         <w:rPr>
           <w:rFonts w:ascii="Calibri" w:eastAsia="Times New Roman" w:hAnsi="Calibri" w:cs="Calibri"/>
           <w:color w:val="1A1A1A"/>
@@ -34241,7 +34263,7 @@
         </w:numPr>
         <w:spacing w:before="100" w:beforeAutospacing="1" w:after="60"/>
         <w:ind w:left="1080"/>
-        <w:divId w:val="2126654960"/>
+        <w:divId w:val="56367136"/>
         <w:rPr>
           <w:rFonts w:ascii="Calibri" w:eastAsia="Times New Roman" w:hAnsi="Calibri" w:cs="Calibri"/>
           <w:color w:val="1A1A1A"/>
@@ -34276,7 +34298,7 @@
         </w:numPr>
         <w:spacing w:before="100" w:beforeAutospacing="1" w:after="60"/>
         <w:ind w:left="1080"/>
-        <w:divId w:val="2126654960"/>
+        <w:divId w:val="56367136"/>
         <w:rPr>
           <w:rFonts w:ascii="Calibri" w:eastAsia="Times New Roman" w:hAnsi="Calibri" w:cs="Calibri"/>
           <w:color w:val="1A1A1A"/>
@@ -34311,7 +34333,7 @@
         </w:numPr>
         <w:spacing w:before="100" w:beforeAutospacing="1" w:after="60"/>
         <w:ind w:left="1080"/>
-        <w:divId w:val="2126654960"/>
+        <w:divId w:val="56367136"/>
         <w:rPr>
           <w:rFonts w:ascii="Calibri" w:eastAsia="Times New Roman" w:hAnsi="Calibri" w:cs="Calibri"/>
           <w:color w:val="1A1A1A"/>
@@ -34341,7 +34363,7 @@
     <w:p>
       <w:pPr>
         <w:pStyle w:val="Heading4"/>
-        <w:divId w:val="2126654960"/>
+        <w:divId w:val="56367136"/>
         <w:rPr>
           <w:rFonts w:ascii="Calibri" w:eastAsia="Times New Roman" w:hAnsi="Calibri" w:cs="Calibri"/>
         </w:rPr>
@@ -34361,7 +34383,7 @@
         </w:numPr>
         <w:spacing w:before="100" w:beforeAutospacing="1" w:after="60"/>
         <w:ind w:left="1080"/>
-        <w:divId w:val="2126654960"/>
+        <w:divId w:val="56367136"/>
         <w:rPr>
           <w:rFonts w:ascii="Calibri" w:eastAsia="Times New Roman" w:hAnsi="Calibri" w:cs="Calibri"/>
           <w:color w:val="1A1A1A"/>
@@ -34396,7 +34418,7 @@
         </w:numPr>
         <w:spacing w:before="100" w:beforeAutospacing="1" w:after="60"/>
         <w:ind w:left="1080"/>
-        <w:divId w:val="2126654960"/>
+        <w:divId w:val="56367136"/>
         <w:rPr>
           <w:rFonts w:ascii="Calibri" w:eastAsia="Times New Roman" w:hAnsi="Calibri" w:cs="Calibri"/>
           <w:color w:val="1A1A1A"/>
@@ -34431,7 +34453,7 @@
         </w:numPr>
         <w:spacing w:before="100" w:beforeAutospacing="1" w:after="60"/>
         <w:ind w:left="1080"/>
-        <w:divId w:val="2126654960"/>
+        <w:divId w:val="56367136"/>
         <w:rPr>
           <w:rFonts w:ascii="Calibri" w:eastAsia="Times New Roman" w:hAnsi="Calibri" w:cs="Calibri"/>
           <w:color w:val="1A1A1A"/>
@@ -34466,7 +34488,7 @@
         </w:numPr>
         <w:spacing w:before="100" w:beforeAutospacing="1" w:after="60"/>
         <w:ind w:left="1080"/>
-        <w:divId w:val="2126654960"/>
+        <w:divId w:val="56367136"/>
         <w:rPr>
           <w:rFonts w:ascii="Calibri" w:eastAsia="Times New Roman" w:hAnsi="Calibri" w:cs="Calibri"/>
           <w:color w:val="1A1A1A"/>
@@ -34496,7 +34518,7 @@
     <w:p>
       <w:pPr>
         <w:pStyle w:val="Heading4"/>
-        <w:divId w:val="2126654960"/>
+        <w:divId w:val="56367136"/>
         <w:rPr>
           <w:rFonts w:ascii="Calibri" w:eastAsia="Times New Roman" w:hAnsi="Calibri" w:cs="Calibri"/>
         </w:rPr>
@@ -34516,7 +34538,7 @@
         </w:numPr>
         <w:spacing w:before="100" w:beforeAutospacing="1" w:after="60"/>
         <w:ind w:left="1080"/>
-        <w:divId w:val="2126654960"/>
+        <w:divId w:val="56367136"/>
         <w:rPr>
           <w:rFonts w:ascii="Calibri" w:eastAsia="Times New Roman" w:hAnsi="Calibri" w:cs="Calibri"/>
           <w:color w:val="1A1A1A"/>
@@ -34551,7 +34573,7 @@
         </w:numPr>
         <w:spacing w:before="100" w:beforeAutospacing="1" w:after="60"/>
         <w:ind w:left="1080"/>
-        <w:divId w:val="2126654960"/>
+        <w:divId w:val="56367136"/>
         <w:rPr>
           <w:rFonts w:ascii="Calibri" w:eastAsia="Times New Roman" w:hAnsi="Calibri" w:cs="Calibri"/>
           <w:color w:val="1A1A1A"/>
@@ -34586,7 +34608,7 @@
         </w:numPr>
         <w:spacing w:before="100" w:beforeAutospacing="1" w:after="60"/>
         <w:ind w:left="1080"/>
-        <w:divId w:val="2126654960"/>
+        <w:divId w:val="56367136"/>
         <w:rPr>
           <w:rFonts w:ascii="Calibri" w:eastAsia="Times New Roman" w:hAnsi="Calibri" w:cs="Calibri"/>
           <w:color w:val="1A1A1A"/>
@@ -34621,7 +34643,7 @@
         </w:numPr>
         <w:spacing w:before="100" w:beforeAutospacing="1" w:after="60"/>
         <w:ind w:left="1080"/>
-        <w:divId w:val="2126654960"/>
+        <w:divId w:val="56367136"/>
         <w:rPr>
           <w:rFonts w:ascii="Calibri" w:eastAsia="Times New Roman" w:hAnsi="Calibri" w:cs="Calibri"/>
           <w:color w:val="1A1A1A"/>
@@ -34651,7 +34673,7 @@
     <w:p>
       <w:pPr>
         <w:shd w:val="clear" w:color="auto" w:fill="1A3C5E"/>
-        <w:divId w:val="1395350155"/>
+        <w:divId w:val="124350455"/>
         <w:rPr>
           <w:rFonts w:ascii="Calibri" w:eastAsia="Times New Roman" w:hAnsi="Calibri" w:cs="Calibri"/>
           <w:b/>
@@ -34681,7 +34703,7 @@
         </w:numPr>
         <w:spacing w:before="100" w:beforeAutospacing="1" w:after="60"/>
         <w:ind w:left="1080"/>
-        <w:divId w:val="1022627339"/>
+        <w:divId w:val="1698308959"/>
         <w:rPr>
           <w:rFonts w:ascii="Calibri" w:eastAsia="Times New Roman" w:hAnsi="Calibri" w:cs="Calibri"/>
           <w:color w:val="1A1A1A"/>
@@ -34716,7 +34738,7 @@
         </w:numPr>
         <w:spacing w:before="100" w:beforeAutospacing="1" w:after="60"/>
         <w:ind w:left="1080"/>
-        <w:divId w:val="1022627339"/>
+        <w:divId w:val="1698308959"/>
         <w:rPr>
           <w:rFonts w:ascii="Calibri" w:eastAsia="Times New Roman" w:hAnsi="Calibri" w:cs="Calibri"/>
           <w:color w:val="1A1A1A"/>
@@ -34751,7 +34773,7 @@
         </w:numPr>
         <w:spacing w:before="100" w:beforeAutospacing="1" w:after="60"/>
         <w:ind w:left="1080"/>
-        <w:divId w:val="1022627339"/>
+        <w:divId w:val="1698308959"/>
         <w:rPr>
           <w:rFonts w:ascii="Calibri" w:eastAsia="Times New Roman" w:hAnsi="Calibri" w:cs="Calibri"/>
           <w:color w:val="1A1A1A"/>
@@ -34786,7 +34808,7 @@
         </w:numPr>
         <w:spacing w:before="100" w:beforeAutospacing="1" w:after="60"/>
         <w:ind w:left="1080"/>
-        <w:divId w:val="1022627339"/>
+        <w:divId w:val="1698308959"/>
         <w:rPr>
           <w:rFonts w:ascii="Calibri" w:eastAsia="Times New Roman" w:hAnsi="Calibri" w:cs="Calibri"/>
           <w:color w:val="1A1A1A"/>
@@ -34821,7 +34843,7 @@
         </w:numPr>
         <w:spacing w:before="100" w:beforeAutospacing="1" w:after="60"/>
         <w:ind w:left="1080"/>
-        <w:divId w:val="1022627339"/>
+        <w:divId w:val="1698308959"/>
         <w:rPr>
           <w:rFonts w:ascii="Calibri" w:eastAsia="Times New Roman" w:hAnsi="Calibri" w:cs="Calibri"/>
           <w:color w:val="1A1A1A"/>
@@ -34856,7 +34878,7 @@
         </w:numPr>
         <w:spacing w:before="100" w:beforeAutospacing="1" w:after="60"/>
         <w:ind w:left="1080"/>
-        <w:divId w:val="1022627339"/>
+        <w:divId w:val="1698308959"/>
         <w:rPr>
           <w:rFonts w:ascii="Calibri" w:eastAsia="Times New Roman" w:hAnsi="Calibri" w:cs="Calibri"/>
           <w:color w:val="1A1A1A"/>
@@ -34891,7 +34913,7 @@
         </w:numPr>
         <w:spacing w:before="100" w:beforeAutospacing="1" w:after="60"/>
         <w:ind w:left="1080"/>
-        <w:divId w:val="1022627339"/>
+        <w:divId w:val="1698308959"/>
         <w:rPr>
           <w:rFonts w:ascii="Calibri" w:eastAsia="Times New Roman" w:hAnsi="Calibri" w:cs="Calibri"/>
           <w:color w:val="1A1A1A"/>
@@ -34926,7 +34948,7 @@
         </w:numPr>
         <w:spacing w:before="100" w:beforeAutospacing="1" w:after="60"/>
         <w:ind w:left="1080"/>
-        <w:divId w:val="1022627339"/>
+        <w:divId w:val="1698308959"/>
         <w:rPr>
           <w:rFonts w:ascii="Calibri" w:eastAsia="Times New Roman" w:hAnsi="Calibri" w:cs="Calibri"/>
           <w:color w:val="1A1A1A"/>
@@ -34961,7 +34983,7 @@
         </w:numPr>
         <w:spacing w:before="100" w:beforeAutospacing="1" w:after="60"/>
         <w:ind w:left="1080"/>
-        <w:divId w:val="1022627339"/>
+        <w:divId w:val="1698308959"/>
         <w:rPr>
           <w:rFonts w:ascii="Calibri" w:eastAsia="Times New Roman" w:hAnsi="Calibri" w:cs="Calibri"/>
           <w:color w:val="1A1A1A"/>
@@ -34996,7 +35018,7 @@
         </w:numPr>
         <w:spacing w:before="100" w:beforeAutospacing="1" w:after="60"/>
         <w:ind w:left="1080"/>
-        <w:divId w:val="1022627339"/>
+        <w:divId w:val="1698308959"/>
         <w:rPr>
           <w:rFonts w:ascii="Calibri" w:eastAsia="Times New Roman" w:hAnsi="Calibri" w:cs="Calibri"/>
           <w:color w:val="1A1A1A"/>
@@ -35011,7 +35033,6 @@
           <w:sz w:val="20"/>
           <w:szCs w:val="20"/>
         </w:rPr>
-        <w:lastRenderedPageBreak/>
         <w:t>☐</w:t>
       </w:r>
       <w:r>
@@ -35027,7 +35048,7 @@
     <w:p>
       <w:pPr>
         <w:shd w:val="clear" w:color="auto" w:fill="1A3C5E"/>
-        <w:divId w:val="894195482"/>
+        <w:divId w:val="99037476"/>
         <w:rPr>
           <w:rFonts w:ascii="Calibri" w:eastAsia="Times New Roman" w:hAnsi="Calibri" w:cs="Calibri"/>
           <w:b/>
@@ -35057,7 +35078,7 @@
         </w:numPr>
         <w:spacing w:before="100" w:beforeAutospacing="1" w:after="60"/>
         <w:ind w:left="1080"/>
-        <w:divId w:val="1058674932"/>
+        <w:divId w:val="1992631084"/>
         <w:rPr>
           <w:rFonts w:ascii="Calibri" w:eastAsia="Times New Roman" w:hAnsi="Calibri" w:cs="Calibri"/>
           <w:color w:val="1A1A1A"/>
@@ -35092,7 +35113,7 @@
         </w:numPr>
         <w:spacing w:before="100" w:beforeAutospacing="1" w:after="60"/>
         <w:ind w:left="1080"/>
-        <w:divId w:val="1058674932"/>
+        <w:divId w:val="1992631084"/>
         <w:rPr>
           <w:rFonts w:ascii="Calibri" w:eastAsia="Times New Roman" w:hAnsi="Calibri" w:cs="Calibri"/>
           <w:color w:val="1A1A1A"/>
@@ -35127,7 +35148,7 @@
         </w:numPr>
         <w:spacing w:before="100" w:beforeAutospacing="1" w:after="60"/>
         <w:ind w:left="1080"/>
-        <w:divId w:val="1058674932"/>
+        <w:divId w:val="1992631084"/>
         <w:rPr>
           <w:rFonts w:ascii="Calibri" w:eastAsia="Times New Roman" w:hAnsi="Calibri" w:cs="Calibri"/>
           <w:color w:val="1A1A1A"/>
@@ -35162,7 +35183,7 @@
         </w:numPr>
         <w:spacing w:before="100" w:beforeAutospacing="1" w:after="60"/>
         <w:ind w:left="1080"/>
-        <w:divId w:val="1058674932"/>
+        <w:divId w:val="1992631084"/>
         <w:rPr>
           <w:rFonts w:ascii="Calibri" w:eastAsia="Times New Roman" w:hAnsi="Calibri" w:cs="Calibri"/>
           <w:color w:val="1A1A1A"/>
@@ -35197,7 +35218,7 @@
         </w:numPr>
         <w:spacing w:before="100" w:beforeAutospacing="1" w:after="60"/>
         <w:ind w:left="1080"/>
-        <w:divId w:val="1058674932"/>
+        <w:divId w:val="1992631084"/>
         <w:rPr>
           <w:rFonts w:ascii="Calibri" w:eastAsia="Times New Roman" w:hAnsi="Calibri" w:cs="Calibri"/>
           <w:color w:val="1A1A1A"/>
@@ -35232,7 +35253,7 @@
         </w:numPr>
         <w:spacing w:before="100" w:beforeAutospacing="1" w:after="60"/>
         <w:ind w:left="1080"/>
-        <w:divId w:val="1058674932"/>
+        <w:divId w:val="1992631084"/>
         <w:rPr>
           <w:rFonts w:ascii="Calibri" w:eastAsia="Times New Roman" w:hAnsi="Calibri" w:cs="Calibri"/>
           <w:color w:val="1A1A1A"/>
@@ -35267,7 +35288,7 @@
         </w:numPr>
         <w:spacing w:before="100" w:beforeAutospacing="1" w:after="60"/>
         <w:ind w:left="1080"/>
-        <w:divId w:val="1058674932"/>
+        <w:divId w:val="1992631084"/>
         <w:rPr>
           <w:rFonts w:ascii="Calibri" w:eastAsia="Times New Roman" w:hAnsi="Calibri" w:cs="Calibri"/>
           <w:color w:val="1A1A1A"/>
@@ -35302,7 +35323,7 @@
         </w:numPr>
         <w:spacing w:before="100" w:beforeAutospacing="1" w:after="60"/>
         <w:ind w:left="1080"/>
-        <w:divId w:val="1058674932"/>
+        <w:divId w:val="1992631084"/>
         <w:rPr>
           <w:rFonts w:ascii="Calibri" w:eastAsia="Times New Roman" w:hAnsi="Calibri" w:cs="Calibri"/>
           <w:color w:val="1A1A1A"/>
@@ -35332,7 +35353,7 @@
     <w:p>
       <w:pPr>
         <w:shd w:val="clear" w:color="auto" w:fill="EEF5FB"/>
-        <w:divId w:val="1532843819"/>
+        <w:divId w:val="587883660"/>
         <w:rPr>
           <w:rFonts w:ascii="Calibri" w:eastAsia="Times New Roman" w:hAnsi="Calibri" w:cs="Calibri"/>
           <w:color w:val="1A1A1A"/>
@@ -35445,7 +35466,7 @@
         <w:color w:val="808080"/>
         <w:sz w:val="15"/>
       </w:rPr>
-      <w:t>27</w:t>
+      <w:t>14</w:t>
     </w:r>
     <w:r>
       <w:rPr>
@@ -35518,7 +35539,7 @@
         <w:color w:val="804040"/>
         <w:sz w:val="15"/>
       </w:rPr>
-      <w:t>TwinMaq  —  Marketing &amp; Sales Strategy 2026</w:t>
+      <w:t>TwinMaq  -  Marketing &amp; Sales Strategy 2026</w:t>
     </w:r>
     <w:r>
       <w:rPr>
@@ -35527,7 +35548,7 @@
         <w:sz w:val="15"/>
       </w:rPr>
       <w:tab/>
-      <w:t>Prepared by Sondos Sroor  |  Team Itonek</w:t>
+      <w:t>Prepared by Sondos Sroor  |  TwinMaq Team</w:t>
     </w:r>
   </w:p>
 </w:hdr>
@@ -35546,9 +35567,9 @@
 <file path=word/numbering.xml><?xml version="1.0" encoding="utf-8"?>
 <w:numbering xmlns:wpc="http://schemas.microsoft.com/office/word/2010/wordprocessingCanvas" xmlns:cx="http://schemas.microsoft.com/office/drawing/2014/chartex" xmlns:cx1="http://schemas.microsoft.com/office/drawing/2015/9/8/chartex" xmlns:cx2="http://schemas.microsoft.com/office/drawing/2015/10/21/chartex" xmlns:cx3="http://schemas.microsoft.com/office/drawing/2016/5/9/chartex" xmlns:cx4="http://schemas.microsoft.com/office/drawing/2016/5/10/chartex" xmlns:cx5="http://schemas.microsoft.com/office/drawing/2016/5/11/chartex" xmlns:cx6="http://schemas.microsoft.com/office/drawing/2016/5/12/chartex" xmlns:cx7="http://schemas.microsoft.com/office/drawing/2016/5/13/chartex" xmlns:cx8="http://schemas.microsoft.com/office/drawing/2016/5/14/chartex" xmlns:mc="http://schemas.openxmlformats.org/markup-compatibility/2006" xmlns:aink="http://schemas.microsoft.com/office/drawing/2016/ink" xmlns:am3d="http://schemas.microsoft.com/office/drawing/2017/model3d" xmlns:o="urn:schemas-microsoft-com:office:office" xmlns:oel="http://schemas.microsoft.com/office/2019/extlst" xmlns:r="http://schemas.openxmlformats.org/officeDocument/2006/relationships" xmlns:m="http://schemas.openxmlformats.org/officeDocument/2006/math" xmlns:v="urn:schemas-microsoft-com:vml" xmlns:wp14="http://schemas.microsoft.com/office/word/2010/wordprocessingDrawing" xmlns:wp="http://schemas.openxmlformats.org/drawingml/2006/wordprocessingDrawing" xmlns:w10="urn:schemas-microsoft-com:office:word" xmlns:w="http://schemas.openxmlformats.org/wordprocessingml/2006/main" xmlns:w14="http://schemas.microsoft.com/office/word/2010/wordml" xmlns:w15="http://schemas.microsoft.com/office/word/2012/wordml" xmlns:w16cex="http://schemas.microsoft.com/office/word/2018/wordml/cex" xmlns:w16cid="http://schemas.microsoft.com/office/word/2016/wordml/cid" xmlns:w16="http://schemas.microsoft.com/office/word/2018/wordml" xmlns:w16du="http://schemas.microsoft.com/office/word/2023/wordml/word16du" xmlns:w16sdtdh="http://schemas.microsoft.com/office/word/2020/wordml/sdtdatahash" xmlns:w16sdtfl="http://schemas.microsoft.com/office/word/2024/wordml/sdtformatlock" xmlns:w16se="http://schemas.microsoft.com/office/word/2015/wordml/symex" xmlns:wpg="http://schemas.microsoft.com/office/word/2010/wordprocessingGroup" xmlns:wpi="http://schemas.microsoft.com/office/word/2010/wordprocessingInk" xmlns:wne="http://schemas.microsoft.com/office/word/2006/wordml" xmlns:wps="http://schemas.microsoft.com/office/word/2010/wordprocessingShape" mc:Ignorable="w14 w15 w16se w16cid w16 w16cex w16sdtdh w16sdtfl w16du wp14">
   <w:abstractNum w:abstractNumId="0" w15:restartNumberingAfterBreak="0">
-    <w:nsid w:val="17F53E48"/>
+    <w:nsid w:val="234E1DC6"/>
     <w:multiLevelType w:val="multilevel"/>
-    <w:tmpl w:val="2A0088D6"/>
+    <w:tmpl w:val="ED98A918"/>
     <w:lvl w:ilvl="0">
       <w:start w:val="1"/>
       <w:numFmt w:val="bullet"/>
@@ -35695,9 +35716,9 @@
     </w:lvl>
   </w:abstractNum>
   <w:abstractNum w:abstractNumId="1" w15:restartNumberingAfterBreak="0">
-    <w:nsid w:val="1ABF478D"/>
+    <w:nsid w:val="4D660623"/>
     <w:multiLevelType w:val="multilevel"/>
-    <w:tmpl w:val="7A92C338"/>
+    <w:tmpl w:val="133ADB96"/>
     <w:lvl w:ilvl="0">
       <w:start w:val="1"/>
       <w:numFmt w:val="bullet"/>
@@ -35844,9 +35865,9 @@
     </w:lvl>
   </w:abstractNum>
   <w:abstractNum w:abstractNumId="2" w15:restartNumberingAfterBreak="0">
-    <w:nsid w:val="32B21B68"/>
+    <w:nsid w:val="4DCE1D08"/>
     <w:multiLevelType w:val="multilevel"/>
-    <w:tmpl w:val="1BDE8788"/>
+    <w:tmpl w:val="0792C53C"/>
     <w:lvl w:ilvl="0">
       <w:start w:val="1"/>
       <w:numFmt w:val="bullet"/>
@@ -35993,9 +36014,9 @@
     </w:lvl>
   </w:abstractNum>
   <w:abstractNum w:abstractNumId="3" w15:restartNumberingAfterBreak="0">
-    <w:nsid w:val="40983BC1"/>
+    <w:nsid w:val="4FA3726F"/>
     <w:multiLevelType w:val="multilevel"/>
-    <w:tmpl w:val="25465956"/>
+    <w:tmpl w:val="ED36BEF8"/>
     <w:lvl w:ilvl="0">
       <w:start w:val="1"/>
       <w:numFmt w:val="bullet"/>
@@ -36142,9 +36163,9 @@
     </w:lvl>
   </w:abstractNum>
   <w:abstractNum w:abstractNumId="4" w15:restartNumberingAfterBreak="0">
-    <w:nsid w:val="57BA4C48"/>
+    <w:nsid w:val="5DD3376B"/>
     <w:multiLevelType w:val="multilevel"/>
-    <w:tmpl w:val="428411E4"/>
+    <w:tmpl w:val="8C64548E"/>
     <w:lvl w:ilvl="0">
       <w:start w:val="1"/>
       <w:numFmt w:val="bullet"/>
@@ -36291,9 +36312,9 @@
     </w:lvl>
   </w:abstractNum>
   <w:abstractNum w:abstractNumId="5" w15:restartNumberingAfterBreak="0">
-    <w:nsid w:val="6EFF748C"/>
+    <w:nsid w:val="6F5A1FCD"/>
     <w:multiLevelType w:val="multilevel"/>
-    <w:tmpl w:val="056ED056"/>
+    <w:tmpl w:val="65EA60DC"/>
     <w:lvl w:ilvl="0">
       <w:start w:val="1"/>
       <w:numFmt w:val="bullet"/>
@@ -36440,9 +36461,9 @@
     </w:lvl>
   </w:abstractNum>
   <w:abstractNum w:abstractNumId="6" w15:restartNumberingAfterBreak="0">
-    <w:nsid w:val="7C6A3094"/>
+    <w:nsid w:val="729A41F0"/>
     <w:multiLevelType w:val="multilevel"/>
-    <w:tmpl w:val="D13200DE"/>
+    <w:tmpl w:val="AFF49CBC"/>
     <w:lvl w:ilvl="0">
       <w:start w:val="1"/>
       <w:numFmt w:val="bullet"/>
@@ -36588,26 +36609,26 @@
       </w:rPr>
     </w:lvl>
   </w:abstractNum>
-  <w:num w:numId="1" w16cid:durableId="1537741600">
+  <w:num w:numId="1" w16cid:durableId="1881823820">
+    <w:abstractNumId w:val="3"/>
+  </w:num>
+  <w:num w:numId="2" w16cid:durableId="257715353">
     <w:abstractNumId w:val="4"/>
   </w:num>
-  <w:num w:numId="2" w16cid:durableId="1246914915">
+  <w:num w:numId="3" w16cid:durableId="591625191">
+    <w:abstractNumId w:val="5"/>
+  </w:num>
+  <w:num w:numId="4" w16cid:durableId="898440629">
+    <w:abstractNumId w:val="0"/>
+  </w:num>
+  <w:num w:numId="5" w16cid:durableId="180634297">
+    <w:abstractNumId w:val="2"/>
+  </w:num>
+  <w:num w:numId="6" w16cid:durableId="1054278241">
     <w:abstractNumId w:val="6"/>
   </w:num>
-  <w:num w:numId="3" w16cid:durableId="1582061683">
-    <w:abstractNumId w:val="3"/>
-  </w:num>
-  <w:num w:numId="4" w16cid:durableId="93017944">
-    <w:abstractNumId w:val="5"/>
-  </w:num>
-  <w:num w:numId="5" w16cid:durableId="1916429101">
+  <w:num w:numId="7" w16cid:durableId="1202867595">
     <w:abstractNumId w:val="1"/>
-  </w:num>
-  <w:num w:numId="6" w16cid:durableId="1929457825">
-    <w:abstractNumId w:val="2"/>
-  </w:num>
-  <w:num w:numId="7" w16cid:durableId="11345370">
-    <w:abstractNumId w:val="0"/>
   </w:num>
 </w:numbering>
 </file>
@@ -37677,7 +37698,7 @@
     <w:link w:val="HeaderChar"/>
     <w:uiPriority w:val="99"/>
     <w:unhideWhenUsed/>
-    <w:rsid w:val="0017007E"/>
+    <w:rsid w:val="007C677F"/>
     <w:pPr>
       <w:tabs>
         <w:tab w:val="center" w:pos="4680"/>
@@ -37690,7 +37711,7 @@
     <w:basedOn w:val="DefaultParagraphFont"/>
     <w:link w:val="Header"/>
     <w:uiPriority w:val="99"/>
-    <w:rsid w:val="0017007E"/>
+    <w:rsid w:val="007C677F"/>
     <w:rPr>
       <w:rFonts w:eastAsiaTheme="minorEastAsia"/>
       <w:sz w:val="24"/>
@@ -37703,7 +37724,7 @@
     <w:link w:val="FooterChar"/>
     <w:uiPriority w:val="99"/>
     <w:unhideWhenUsed/>
-    <w:rsid w:val="0017007E"/>
+    <w:rsid w:val="007C677F"/>
     <w:pPr>
       <w:tabs>
         <w:tab w:val="center" w:pos="4680"/>
@@ -37716,7 +37737,7 @@
     <w:basedOn w:val="DefaultParagraphFont"/>
     <w:link w:val="Footer"/>
     <w:uiPriority w:val="99"/>
-    <w:rsid w:val="0017007E"/>
+    <w:rsid w:val="007C677F"/>
     <w:rPr>
       <w:rFonts w:eastAsiaTheme="minorEastAsia"/>
       <w:sz w:val="24"/>
